--- a/Data Bases/Звіти/БД_ЛБ1.docx
+++ b/Data Bases/Звіти/БД_ЛБ1.docx
@@ -1,6 +1,6 @@
 
 <file path=word/document.xml><?xml version="1.0" encoding="utf-8"?>
-<w:document xmlns:wpc="http://schemas.microsoft.com/office/word/2010/wordprocessingCanvas" xmlns:cx="http://schemas.microsoft.com/office/drawing/2014/chartex" xmlns:cx1="http://schemas.microsoft.com/office/drawing/2015/9/8/chartex" xmlns:cx2="http://schemas.microsoft.com/office/drawing/2015/10/21/chartex" xmlns:cx3="http://schemas.microsoft.com/office/drawing/2016/5/9/chartex" xmlns:cx4="http://schemas.microsoft.com/office/drawing/2016/5/10/chartex" xmlns:cx5="http://schemas.microsoft.com/office/drawing/2016/5/11/chartex" xmlns:cx6="http://schemas.microsoft.com/office/drawing/2016/5/12/chartex" xmlns:cx7="http://schemas.microsoft.com/office/drawing/2016/5/13/chartex" xmlns:cx8="http://schemas.microsoft.com/office/drawing/2016/5/14/chartex" xmlns:mc="http://schemas.openxmlformats.org/markup-compatibility/2006" xmlns:aink="http://schemas.microsoft.com/office/drawing/2016/ink" xmlns:am3d="http://schemas.microsoft.com/office/drawing/2017/model3d" xmlns:o="urn:schemas-microsoft-com:office:office" xmlns:r="http://schemas.openxmlformats.org/officeDocument/2006/relationships" xmlns:m="http://schemas.openxmlformats.org/officeDocument/2006/math" xmlns:v="urn:schemas-microsoft-com:vml" xmlns:wp14="http://schemas.microsoft.com/office/word/2010/wordprocessingDrawing" xmlns:wp="http://schemas.openxmlformats.org/drawingml/2006/wordprocessingDrawing" xmlns:w10="urn:schemas-microsoft-com:office:word" xmlns:w="http://schemas.openxmlformats.org/wordprocessingml/2006/main" xmlns:w14="http://schemas.microsoft.com/office/word/2010/wordml" xmlns:w15="http://schemas.microsoft.com/office/word/2012/wordml" xmlns:w16cex="http://schemas.microsoft.com/office/word/2018/wordml/cex" xmlns:w16cid="http://schemas.microsoft.com/office/word/2016/wordml/cid" xmlns:w16="http://schemas.microsoft.com/office/word/2018/wordml" xmlns:w16sdtdh="http://schemas.microsoft.com/office/word/2020/wordml/sdtdatahash" xmlns:w16se="http://schemas.microsoft.com/office/word/2015/wordml/symex" xmlns:wpg="http://schemas.microsoft.com/office/word/2010/wordprocessingGroup" xmlns:wpi="http://schemas.microsoft.com/office/word/2010/wordprocessingInk" xmlns:wne="http://schemas.microsoft.com/office/word/2006/wordml" xmlns:wps="http://schemas.microsoft.com/office/word/2010/wordprocessingShape" mc:Ignorable="w14 w15 w16se w16cid w16 w16cex w16sdtdh wp14">
+<w:document xmlns:wpc="http://schemas.microsoft.com/office/word/2010/wordprocessingCanvas" xmlns:cx="http://schemas.microsoft.com/office/drawing/2014/chartex" xmlns:cx1="http://schemas.microsoft.com/office/drawing/2015/9/8/chartex" xmlns:cx2="http://schemas.microsoft.com/office/drawing/2015/10/21/chartex" xmlns:cx3="http://schemas.microsoft.com/office/drawing/2016/5/9/chartex" xmlns:cx4="http://schemas.microsoft.com/office/drawing/2016/5/10/chartex" xmlns:cx5="http://schemas.microsoft.com/office/drawing/2016/5/11/chartex" xmlns:cx6="http://schemas.microsoft.com/office/drawing/2016/5/12/chartex" xmlns:cx7="http://schemas.microsoft.com/office/drawing/2016/5/13/chartex" xmlns:cx8="http://schemas.microsoft.com/office/drawing/2016/5/14/chartex" xmlns:mc="http://schemas.openxmlformats.org/markup-compatibility/2006" xmlns:aink="http://schemas.microsoft.com/office/drawing/2016/ink" xmlns:am3d="http://schemas.microsoft.com/office/drawing/2017/model3d" xmlns:o="urn:schemas-microsoft-com:office:office" xmlns:oel="http://schemas.microsoft.com/office/2019/extlst" xmlns:r="http://schemas.openxmlformats.org/officeDocument/2006/relationships" xmlns:m="http://schemas.openxmlformats.org/officeDocument/2006/math" xmlns:v="urn:schemas-microsoft-com:vml" xmlns:wp14="http://schemas.microsoft.com/office/word/2010/wordprocessingDrawing" xmlns:wp="http://schemas.openxmlformats.org/drawingml/2006/wordprocessingDrawing" xmlns:w10="urn:schemas-microsoft-com:office:word" xmlns:w="http://schemas.openxmlformats.org/wordprocessingml/2006/main" xmlns:w14="http://schemas.microsoft.com/office/word/2010/wordml" xmlns:w15="http://schemas.microsoft.com/office/word/2012/wordml" xmlns:w16cex="http://schemas.microsoft.com/office/word/2018/wordml/cex" xmlns:w16cid="http://schemas.microsoft.com/office/word/2016/wordml/cid" xmlns:w16="http://schemas.microsoft.com/office/word/2018/wordml" xmlns:w16sdtdh="http://schemas.microsoft.com/office/word/2020/wordml/sdtdatahash" xmlns:w16se="http://schemas.microsoft.com/office/word/2015/wordml/symex" xmlns:wpg="http://schemas.microsoft.com/office/word/2010/wordprocessingGroup" xmlns:wpi="http://schemas.microsoft.com/office/word/2010/wordprocessingInk" xmlns:wne="http://schemas.microsoft.com/office/word/2006/wordml" xmlns:wps="http://schemas.microsoft.com/office/word/2010/wordprocessingShape" mc:Ignorable="w14 w15 w16se w16cid w16 w16cex w16sdtdh wp14">
   <w:body>
     <w:tbl>
       <w:tblPr>
@@ -235,7 +235,10 @@
               <w:jc w:val="left"/>
             </w:pPr>
             <w:r>
-              <w:t>доцент кафедри АІС</w:t>
+              <w:t>асистент</w:t>
+            </w:r>
+            <w:r>
+              <w:t xml:space="preserve"> кафедри АІС</w:t>
             </w:r>
           </w:p>
           <w:p>
@@ -387,23 +390,7 @@
                 <w:b/>
                 <w:bCs/>
               </w:rPr>
-              <w:t xml:space="preserve">Концептуальне </w:t>
-            </w:r>
-            <w:proofErr w:type="spellStart"/>
-            <w:r>
-              <w:rPr>
-                <w:b/>
-                <w:bCs/>
-              </w:rPr>
-              <w:t>проєктування</w:t>
-            </w:r>
-            <w:proofErr w:type="spellEnd"/>
-            <w:r>
-              <w:rPr>
-                <w:b/>
-                <w:bCs/>
-              </w:rPr>
-              <w:t xml:space="preserve"> предметної галузі</w:t>
+              <w:t>Концептуальне проєктування предметної галузі</w:t>
             </w:r>
           </w:p>
         </w:tc>
@@ -514,25 +501,7 @@
           <w:szCs w:val="28"/>
           <w:lang w:val="uk-UA"/>
         </w:rPr>
-        <w:t xml:space="preserve">-діаграму предметної області, наведену на рис. 1.2, вказавши назви та типи </w:t>
-      </w:r>
-      <w:proofErr w:type="spellStart"/>
-      <w:r>
-        <w:rPr>
-          <w:sz w:val="28"/>
-          <w:szCs w:val="28"/>
-          <w:lang w:val="uk-UA"/>
-        </w:rPr>
-        <w:t>зв’язків</w:t>
-      </w:r>
-      <w:proofErr w:type="spellEnd"/>
-      <w:r>
-        <w:rPr>
-          <w:sz w:val="28"/>
-          <w:szCs w:val="28"/>
-          <w:lang w:val="uk-UA"/>
-        </w:rPr>
-        <w:t xml:space="preserve"> між сутностями відповідно до опису, поданого в теоретичних відомостях.</w:t>
+        <w:t>-діаграму предметної області, наведену на рис. 1.2, вказавши назви та типи зв’язків між сутностями відповідно до опису, поданого в теоретичних відомостях.</w:t>
       </w:r>
     </w:p>
     <w:p>
@@ -721,21 +690,12 @@
         </w:rPr>
         <w:t>’</w:t>
       </w:r>
-      <w:proofErr w:type="spellStart"/>
       <w:r>
         <w:rPr>
           <w:sz w:val="28"/>
           <w:lang w:val="uk-UA"/>
         </w:rPr>
-        <w:t>язки</w:t>
-      </w:r>
-      <w:proofErr w:type="spellEnd"/>
-      <w:r>
-        <w:rPr>
-          <w:sz w:val="28"/>
-          <w:lang w:val="uk-UA"/>
-        </w:rPr>
-        <w:t xml:space="preserve"> між ними. Р</w:t>
+        <w:t>язки між ними. Р</w:t>
       </w:r>
       <w:r>
         <w:rPr>
@@ -990,23 +950,13 @@
           <w:szCs w:val="28"/>
         </w:rPr>
       </w:pPr>
-      <w:proofErr w:type="spellStart"/>
       <w:r>
         <w:rPr>
           <w:color w:val="000000"/>
           <w:sz w:val="28"/>
           <w:szCs w:val="28"/>
         </w:rPr>
-        <w:t>Client</w:t>
-      </w:r>
-      <w:proofErr w:type="spellEnd"/>
-      <w:r>
-        <w:rPr>
-          <w:color w:val="000000"/>
-          <w:sz w:val="28"/>
-          <w:szCs w:val="28"/>
-        </w:rPr>
-        <w:t xml:space="preserve"> (Клієнт)</w:t>
+        <w:t>Client (Клієнт)</w:t>
       </w:r>
     </w:p>
     <w:p>
@@ -1025,23 +975,13 @@
           <w:szCs w:val="28"/>
         </w:rPr>
       </w:pPr>
-      <w:proofErr w:type="spellStart"/>
       <w:r>
         <w:rPr>
           <w:color w:val="000000"/>
           <w:sz w:val="28"/>
           <w:szCs w:val="28"/>
         </w:rPr>
-        <w:t>Product</w:t>
-      </w:r>
-      <w:proofErr w:type="spellEnd"/>
-      <w:r>
-        <w:rPr>
-          <w:color w:val="000000"/>
-          <w:sz w:val="28"/>
-          <w:szCs w:val="28"/>
-        </w:rPr>
-        <w:t xml:space="preserve"> (Товар)</w:t>
+        <w:t>Product (Товар)</w:t>
       </w:r>
     </w:p>
     <w:p>
@@ -1060,23 +1000,13 @@
           <w:szCs w:val="28"/>
         </w:rPr>
       </w:pPr>
-      <w:proofErr w:type="spellStart"/>
       <w:r>
         <w:rPr>
           <w:color w:val="000000"/>
           <w:sz w:val="28"/>
           <w:szCs w:val="28"/>
         </w:rPr>
-        <w:t>Category</w:t>
-      </w:r>
-      <w:proofErr w:type="spellEnd"/>
-      <w:r>
-        <w:rPr>
-          <w:color w:val="000000"/>
-          <w:sz w:val="28"/>
-          <w:szCs w:val="28"/>
-        </w:rPr>
-        <w:t xml:space="preserve"> (Категорія товару)</w:t>
+        <w:t>Category (Категорія товару)</w:t>
       </w:r>
     </w:p>
     <w:p>
@@ -1095,23 +1025,13 @@
           <w:szCs w:val="28"/>
         </w:rPr>
       </w:pPr>
-      <w:proofErr w:type="spellStart"/>
       <w:r>
         <w:rPr>
           <w:color w:val="000000"/>
           <w:sz w:val="28"/>
           <w:szCs w:val="28"/>
         </w:rPr>
-        <w:t>Order</w:t>
-      </w:r>
-      <w:proofErr w:type="spellEnd"/>
-      <w:r>
-        <w:rPr>
-          <w:color w:val="000000"/>
-          <w:sz w:val="28"/>
-          <w:szCs w:val="28"/>
-        </w:rPr>
-        <w:t xml:space="preserve"> (Замовлення)</w:t>
+        <w:t>Order (Замовлення)</w:t>
       </w:r>
     </w:p>
     <w:p>
@@ -1130,23 +1050,13 @@
           <w:szCs w:val="28"/>
         </w:rPr>
       </w:pPr>
-      <w:proofErr w:type="spellStart"/>
       <w:r>
         <w:rPr>
           <w:color w:val="000000"/>
           <w:sz w:val="28"/>
           <w:szCs w:val="28"/>
         </w:rPr>
-        <w:t>Delivery</w:t>
-      </w:r>
-      <w:proofErr w:type="spellEnd"/>
-      <w:r>
-        <w:rPr>
-          <w:color w:val="000000"/>
-          <w:sz w:val="28"/>
-          <w:szCs w:val="28"/>
-        </w:rPr>
-        <w:t xml:space="preserve"> (Доставка)</w:t>
+        <w:t>Delivery (Доставка)</w:t>
       </w:r>
     </w:p>
     <w:p>
@@ -1187,41 +1097,13 @@
           <w:szCs w:val="28"/>
         </w:rPr>
       </w:pPr>
-      <w:proofErr w:type="spellStart"/>
       <w:r>
         <w:rPr>
           <w:color w:val="000000"/>
           <w:sz w:val="28"/>
           <w:szCs w:val="28"/>
         </w:rPr>
-        <w:t>Client</w:t>
-      </w:r>
-      <w:proofErr w:type="spellEnd"/>
-      <w:r>
-        <w:rPr>
-          <w:color w:val="000000"/>
-          <w:sz w:val="28"/>
-          <w:szCs w:val="28"/>
-        </w:rPr>
-        <w:t xml:space="preserve"> — </w:t>
-      </w:r>
-      <w:proofErr w:type="spellStart"/>
-      <w:r>
-        <w:rPr>
-          <w:color w:val="000000"/>
-          <w:sz w:val="28"/>
-          <w:szCs w:val="28"/>
-        </w:rPr>
-        <w:t>Order</w:t>
-      </w:r>
-      <w:proofErr w:type="spellEnd"/>
-      <w:r>
-        <w:rPr>
-          <w:color w:val="000000"/>
-          <w:sz w:val="28"/>
-          <w:szCs w:val="28"/>
-        </w:rPr>
-        <w:t>: 1 до багатьох (1:M) — один клієнт може зробити кілька замовлень.</w:t>
+        <w:t>Client — Order: 1 до багатьох (1:M) — один клієнт може зробити кілька замовлень.</w:t>
       </w:r>
     </w:p>
     <w:p>
@@ -1240,41 +1122,13 @@
           <w:szCs w:val="28"/>
         </w:rPr>
       </w:pPr>
-      <w:proofErr w:type="spellStart"/>
       <w:r>
         <w:rPr>
           <w:color w:val="000000"/>
           <w:sz w:val="28"/>
           <w:szCs w:val="28"/>
         </w:rPr>
-        <w:t>Category</w:t>
-      </w:r>
-      <w:proofErr w:type="spellEnd"/>
-      <w:r>
-        <w:rPr>
-          <w:color w:val="000000"/>
-          <w:sz w:val="28"/>
-          <w:szCs w:val="28"/>
-        </w:rPr>
-        <w:t xml:space="preserve"> — </w:t>
-      </w:r>
-      <w:proofErr w:type="spellStart"/>
-      <w:r>
-        <w:rPr>
-          <w:color w:val="000000"/>
-          <w:sz w:val="28"/>
-          <w:szCs w:val="28"/>
-        </w:rPr>
-        <w:t>Product</w:t>
-      </w:r>
-      <w:proofErr w:type="spellEnd"/>
-      <w:r>
-        <w:rPr>
-          <w:color w:val="000000"/>
-          <w:sz w:val="28"/>
-          <w:szCs w:val="28"/>
-        </w:rPr>
-        <w:t>: 1 до багатьох (1:M) — одна категорія містить багато товарів.</w:t>
+        <w:t>Category — Product: 1 до багатьох (1:M) — одна категорія містить багато товарів.</w:t>
       </w:r>
     </w:p>
     <w:p>
@@ -1293,59 +1147,13 @@
           <w:szCs w:val="28"/>
         </w:rPr>
       </w:pPr>
-      <w:proofErr w:type="spellStart"/>
       <w:r>
         <w:rPr>
           <w:color w:val="000000"/>
           <w:sz w:val="28"/>
           <w:szCs w:val="28"/>
         </w:rPr>
-        <w:t>Order</w:t>
-      </w:r>
-      <w:proofErr w:type="spellEnd"/>
-      <w:r>
-        <w:rPr>
-          <w:color w:val="000000"/>
-          <w:sz w:val="28"/>
-          <w:szCs w:val="28"/>
-        </w:rPr>
-        <w:t xml:space="preserve"> — </w:t>
-      </w:r>
-      <w:proofErr w:type="spellStart"/>
-      <w:r>
-        <w:rPr>
-          <w:color w:val="000000"/>
-          <w:sz w:val="28"/>
-          <w:szCs w:val="28"/>
-        </w:rPr>
-        <w:t>Product</w:t>
-      </w:r>
-      <w:proofErr w:type="spellEnd"/>
-      <w:r>
-        <w:rPr>
-          <w:color w:val="000000"/>
-          <w:sz w:val="28"/>
-          <w:szCs w:val="28"/>
-        </w:rPr>
-        <w:t xml:space="preserve">: багато до багатьох (M:N) — у замовленні може бути кілька товарів, і товар може перебувати в багатьох замовленнях (реалізується через проміжну таблицю </w:t>
-      </w:r>
-      <w:proofErr w:type="spellStart"/>
-      <w:r>
-        <w:rPr>
-          <w:color w:val="000000"/>
-          <w:sz w:val="28"/>
-          <w:szCs w:val="28"/>
-        </w:rPr>
-        <w:t>OrderItem</w:t>
-      </w:r>
-      <w:proofErr w:type="spellEnd"/>
-      <w:r>
-        <w:rPr>
-          <w:color w:val="000000"/>
-          <w:sz w:val="28"/>
-          <w:szCs w:val="28"/>
-        </w:rPr>
-        <w:t>).</w:t>
+        <w:t>Order — Product: багато до багатьох (M:N) — у замовленні може бути кілька товарів, і товар може перебувати в багатьох замовленнях (реалізується через проміжну таблицю OrderItem).</w:t>
       </w:r>
     </w:p>
     <w:p>
@@ -1364,41 +1172,13 @@
           <w:szCs w:val="28"/>
         </w:rPr>
       </w:pPr>
-      <w:proofErr w:type="spellStart"/>
       <w:r>
         <w:rPr>
           <w:color w:val="000000"/>
           <w:sz w:val="28"/>
           <w:szCs w:val="28"/>
         </w:rPr>
-        <w:t>Order</w:t>
-      </w:r>
-      <w:proofErr w:type="spellEnd"/>
-      <w:r>
-        <w:rPr>
-          <w:color w:val="000000"/>
-          <w:sz w:val="28"/>
-          <w:szCs w:val="28"/>
-        </w:rPr>
-        <w:t xml:space="preserve"> — </w:t>
-      </w:r>
-      <w:proofErr w:type="spellStart"/>
-      <w:r>
-        <w:rPr>
-          <w:color w:val="000000"/>
-          <w:sz w:val="28"/>
-          <w:szCs w:val="28"/>
-        </w:rPr>
-        <w:t>Delivery</w:t>
-      </w:r>
-      <w:proofErr w:type="spellEnd"/>
-      <w:r>
-        <w:rPr>
-          <w:color w:val="000000"/>
-          <w:sz w:val="28"/>
-          <w:szCs w:val="28"/>
-        </w:rPr>
-        <w:t>: 1 до 1 (1:1) — кожне замовлення має одну прив'язану доставку.</w:t>
+        <w:t>Order — Delivery: 1 до 1 (1:1) — кожне замовлення має одну прив'язану доставку.</w:t>
       </w:r>
     </w:p>
     <w:p>
@@ -1439,61 +1219,7 @@
           <w:sz w:val="28"/>
           <w:szCs w:val="28"/>
         </w:rPr>
-        <w:t>[</w:t>
-      </w:r>
-      <w:proofErr w:type="spellStart"/>
-      <w:r>
-        <w:rPr>
-          <w:color w:val="000000"/>
-          <w:sz w:val="28"/>
-          <w:szCs w:val="28"/>
-        </w:rPr>
-        <w:t>Client</w:t>
-      </w:r>
-      <w:proofErr w:type="spellEnd"/>
-      <w:r>
-        <w:rPr>
-          <w:color w:val="000000"/>
-          <w:sz w:val="28"/>
-          <w:szCs w:val="28"/>
-        </w:rPr>
-        <w:t>] (1) &lt;--- Робить ---&gt; (M) [</w:t>
-      </w:r>
-      <w:proofErr w:type="spellStart"/>
-      <w:r>
-        <w:rPr>
-          <w:color w:val="000000"/>
-          <w:sz w:val="28"/>
-          <w:szCs w:val="28"/>
-        </w:rPr>
-        <w:t>Order</w:t>
-      </w:r>
-      <w:proofErr w:type="spellEnd"/>
-      <w:r>
-        <w:rPr>
-          <w:color w:val="000000"/>
-          <w:sz w:val="28"/>
-          <w:szCs w:val="28"/>
-        </w:rPr>
-        <w:t>] (1) &lt;--- Формує ---&gt; (1) [</w:t>
-      </w:r>
-      <w:proofErr w:type="spellStart"/>
-      <w:r>
-        <w:rPr>
-          <w:color w:val="000000"/>
-          <w:sz w:val="28"/>
-          <w:szCs w:val="28"/>
-        </w:rPr>
-        <w:t>Delivery</w:t>
-      </w:r>
-      <w:proofErr w:type="spellEnd"/>
-      <w:r>
-        <w:rPr>
-          <w:color w:val="000000"/>
-          <w:sz w:val="28"/>
-          <w:szCs w:val="28"/>
-        </w:rPr>
-        <w:t>]</w:t>
+        <w:t>[Client] (1) &lt;--- Робить ---&gt; (M) [Order] (1) &lt;--- Формує ---&gt; (1) [Delivery]</w:t>
       </w:r>
       <w:r>
         <w:rPr>
@@ -1520,25 +1246,7 @@
           <w:szCs w:val="28"/>
         </w:rPr>
         <w:br/>
-        <w:t xml:space="preserve">                           [</w:t>
-      </w:r>
-      <w:proofErr w:type="spellStart"/>
-      <w:r>
-        <w:rPr>
-          <w:color w:val="000000"/>
-          <w:sz w:val="28"/>
-          <w:szCs w:val="28"/>
-        </w:rPr>
-        <w:t>OrderItem</w:t>
-      </w:r>
-      <w:proofErr w:type="spellEnd"/>
-      <w:r>
-        <w:rPr>
-          <w:color w:val="000000"/>
-          <w:sz w:val="28"/>
-          <w:szCs w:val="28"/>
-        </w:rPr>
-        <w:t>]</w:t>
+        <w:t xml:space="preserve">                           [OrderItem]</w:t>
       </w:r>
       <w:r>
         <w:rPr>
@@ -1573,43 +1281,7 @@
           <w:szCs w:val="28"/>
         </w:rPr>
         <w:br/>
-        <w:t>[</w:t>
-      </w:r>
-      <w:proofErr w:type="spellStart"/>
-      <w:r>
-        <w:rPr>
-          <w:color w:val="000000"/>
-          <w:sz w:val="28"/>
-          <w:szCs w:val="28"/>
-        </w:rPr>
-        <w:t>Category</w:t>
-      </w:r>
-      <w:proofErr w:type="spellEnd"/>
-      <w:r>
-        <w:rPr>
-          <w:color w:val="000000"/>
-          <w:sz w:val="28"/>
-          <w:szCs w:val="28"/>
-        </w:rPr>
-        <w:t>] (1) &lt;--- Містить ---&gt; (M) [</w:t>
-      </w:r>
-      <w:proofErr w:type="spellStart"/>
-      <w:r>
-        <w:rPr>
-          <w:color w:val="000000"/>
-          <w:sz w:val="28"/>
-          <w:szCs w:val="28"/>
-        </w:rPr>
-        <w:t>Product</w:t>
-      </w:r>
-      <w:proofErr w:type="spellEnd"/>
-      <w:r>
-        <w:rPr>
-          <w:color w:val="000000"/>
-          <w:sz w:val="28"/>
-          <w:szCs w:val="28"/>
-        </w:rPr>
-        <w:t>]</w:t>
+        <w:t>[Category] (1) &lt;--- Містить ---&gt; (M) [Product]</w:t>
       </w:r>
     </w:p>
     <w:p>
@@ -2465,19 +2137,8 @@
           <w:sz w:val="28"/>
           <w:szCs w:val="28"/>
         </w:rPr>
-        <w:t xml:space="preserve">Таблиця 1.2 – Структура таблиці </w:t>
-      </w:r>
-      <w:proofErr w:type="spellStart"/>
-      <w:r>
-        <w:rPr>
-          <w:rFonts w:ascii="Times New Roman" w:hAnsi="Times New Roman" w:cs="Times New Roman"/>
-          <w:color w:val="000000"/>
-          <w:sz w:val="28"/>
-          <w:szCs w:val="28"/>
-        </w:rPr>
-        <w:t>Client</w:t>
-      </w:r>
-      <w:proofErr w:type="spellEnd"/>
+        <w:t>Таблиця 1.2 – Структура таблиці Client</w:t>
+      </w:r>
     </w:p>
     <w:tbl>
       <w:tblPr>
@@ -2749,7 +2410,6 @@
                 <w:szCs w:val="28"/>
               </w:rPr>
             </w:pPr>
-            <w:proofErr w:type="spellStart"/>
             <w:r>
               <w:rPr>
                 <w:color w:val="000000"/>
@@ -2758,7 +2418,6 @@
               </w:rPr>
               <w:t>id_client</w:t>
             </w:r>
-            <w:proofErr w:type="spellEnd"/>
           </w:p>
         </w:tc>
         <w:tc>
@@ -2897,7 +2556,6 @@
                 <w:szCs w:val="28"/>
               </w:rPr>
             </w:pPr>
-            <w:proofErr w:type="spellStart"/>
             <w:r>
               <w:rPr>
                 <w:color w:val="000000"/>
@@ -2906,7 +2564,6 @@
               </w:rPr>
               <w:t>prizv</w:t>
             </w:r>
-            <w:proofErr w:type="spellEnd"/>
           </w:p>
         </w:tc>
         <w:tc>
@@ -3045,7 +2702,6 @@
                 <w:szCs w:val="28"/>
               </w:rPr>
             </w:pPr>
-            <w:proofErr w:type="spellStart"/>
             <w:r>
               <w:rPr>
                 <w:color w:val="000000"/>
@@ -3054,7 +2710,6 @@
               </w:rPr>
               <w:t>imya</w:t>
             </w:r>
-            <w:proofErr w:type="spellEnd"/>
           </w:p>
         </w:tc>
         <w:tc>
@@ -3193,7 +2848,6 @@
                 <w:szCs w:val="28"/>
               </w:rPr>
             </w:pPr>
-            <w:proofErr w:type="spellStart"/>
             <w:r>
               <w:rPr>
                 <w:color w:val="000000"/>
@@ -3202,7 +2856,6 @@
               </w:rPr>
               <w:t>email</w:t>
             </w:r>
-            <w:proofErr w:type="spellEnd"/>
           </w:p>
         </w:tc>
         <w:tc>
@@ -3341,7 +2994,6 @@
                 <w:szCs w:val="28"/>
               </w:rPr>
             </w:pPr>
-            <w:proofErr w:type="spellStart"/>
             <w:r>
               <w:rPr>
                 <w:color w:val="000000"/>
@@ -3350,7 +3002,6 @@
               </w:rPr>
               <w:t>tel</w:t>
             </w:r>
-            <w:proofErr w:type="spellEnd"/>
           </w:p>
         </w:tc>
         <w:tc>
@@ -3489,7 +3140,6 @@
                 <w:szCs w:val="28"/>
               </w:rPr>
             </w:pPr>
-            <w:proofErr w:type="spellStart"/>
             <w:r>
               <w:rPr>
                 <w:color w:val="000000"/>
@@ -3498,7 +3148,6 @@
               </w:rPr>
               <w:t>adresa</w:t>
             </w:r>
-            <w:proofErr w:type="spellEnd"/>
           </w:p>
         </w:tc>
         <w:tc>
@@ -3681,23 +3330,13 @@
           <w:szCs w:val="28"/>
         </w:rPr>
       </w:pPr>
-      <w:proofErr w:type="spellStart"/>
       <w:r>
         <w:rPr>
           <w:color w:val="000000"/>
           <w:sz w:val="28"/>
           <w:szCs w:val="28"/>
         </w:rPr>
-        <w:t>Patient</w:t>
-      </w:r>
-      <w:proofErr w:type="spellEnd"/>
-      <w:r>
-        <w:rPr>
-          <w:color w:val="000000"/>
-          <w:sz w:val="28"/>
-          <w:szCs w:val="28"/>
-        </w:rPr>
-        <w:t xml:space="preserve"> (Пацієнт)</w:t>
+        <w:t>Patient (Пацієнт)</w:t>
       </w:r>
     </w:p>
     <w:p>
@@ -3716,23 +3355,13 @@
           <w:szCs w:val="28"/>
         </w:rPr>
       </w:pPr>
-      <w:proofErr w:type="spellStart"/>
       <w:r>
         <w:rPr>
           <w:color w:val="000000"/>
           <w:sz w:val="28"/>
           <w:szCs w:val="28"/>
         </w:rPr>
-        <w:t>Doctor</w:t>
-      </w:r>
-      <w:proofErr w:type="spellEnd"/>
-      <w:r>
-        <w:rPr>
-          <w:color w:val="000000"/>
-          <w:sz w:val="28"/>
-          <w:szCs w:val="28"/>
-        </w:rPr>
-        <w:t xml:space="preserve"> (Лікар)</w:t>
+        <w:t>Doctor (Лікар)</w:t>
       </w:r>
     </w:p>
     <w:p>
@@ -3751,23 +3380,13 @@
           <w:szCs w:val="28"/>
         </w:rPr>
       </w:pPr>
-      <w:proofErr w:type="spellStart"/>
       <w:r>
         <w:rPr>
           <w:color w:val="000000"/>
           <w:sz w:val="28"/>
           <w:szCs w:val="28"/>
         </w:rPr>
-        <w:t>Specialty</w:t>
-      </w:r>
-      <w:proofErr w:type="spellEnd"/>
-      <w:r>
-        <w:rPr>
-          <w:color w:val="000000"/>
-          <w:sz w:val="28"/>
-          <w:szCs w:val="28"/>
-        </w:rPr>
-        <w:t xml:space="preserve"> (Спеціальність)</w:t>
+        <w:t>Specialty (Спеціальність)</w:t>
       </w:r>
     </w:p>
     <w:p>
@@ -3786,23 +3405,13 @@
           <w:szCs w:val="28"/>
         </w:rPr>
       </w:pPr>
-      <w:proofErr w:type="spellStart"/>
       <w:r>
         <w:rPr>
           <w:color w:val="000000"/>
           <w:sz w:val="28"/>
           <w:szCs w:val="28"/>
         </w:rPr>
-        <w:t>Appointment</w:t>
-      </w:r>
-      <w:proofErr w:type="spellEnd"/>
-      <w:r>
-        <w:rPr>
-          <w:color w:val="000000"/>
-          <w:sz w:val="28"/>
-          <w:szCs w:val="28"/>
-        </w:rPr>
-        <w:t xml:space="preserve"> (Запис на прийом)</w:t>
+        <w:t>Appointment (Запис на прийом)</w:t>
       </w:r>
     </w:p>
     <w:p>
@@ -3821,23 +3430,13 @@
           <w:szCs w:val="28"/>
         </w:rPr>
       </w:pPr>
-      <w:proofErr w:type="spellStart"/>
       <w:r>
         <w:rPr>
           <w:color w:val="000000"/>
           <w:sz w:val="28"/>
           <w:szCs w:val="28"/>
         </w:rPr>
-        <w:t>Diagnosis</w:t>
-      </w:r>
-      <w:proofErr w:type="spellEnd"/>
-      <w:r>
-        <w:rPr>
-          <w:color w:val="000000"/>
-          <w:sz w:val="28"/>
-          <w:szCs w:val="28"/>
-        </w:rPr>
-        <w:t xml:space="preserve"> (Діагноз)</w:t>
+        <w:t>Diagnosis (Діагноз)</w:t>
       </w:r>
     </w:p>
     <w:p>
@@ -3878,41 +3477,13 @@
           <w:szCs w:val="28"/>
         </w:rPr>
       </w:pPr>
-      <w:proofErr w:type="spellStart"/>
       <w:r>
         <w:rPr>
           <w:color w:val="000000"/>
           <w:sz w:val="28"/>
           <w:szCs w:val="28"/>
         </w:rPr>
-        <w:t>Specialty</w:t>
-      </w:r>
-      <w:proofErr w:type="spellEnd"/>
-      <w:r>
-        <w:rPr>
-          <w:color w:val="000000"/>
-          <w:sz w:val="28"/>
-          <w:szCs w:val="28"/>
-        </w:rPr>
-        <w:t xml:space="preserve"> — </w:t>
-      </w:r>
-      <w:proofErr w:type="spellStart"/>
-      <w:r>
-        <w:rPr>
-          <w:color w:val="000000"/>
-          <w:sz w:val="28"/>
-          <w:szCs w:val="28"/>
-        </w:rPr>
-        <w:t>Doctor</w:t>
-      </w:r>
-      <w:proofErr w:type="spellEnd"/>
-      <w:r>
-        <w:rPr>
-          <w:color w:val="000000"/>
-          <w:sz w:val="28"/>
-          <w:szCs w:val="28"/>
-        </w:rPr>
-        <w:t>: 1 до багатьох (1:M) — одна спеціальність належить багатьом лікарям.</w:t>
+        <w:t>Specialty — Doctor: 1 до багатьох (1:M) — одна спеціальність належить багатьом лікарям.</w:t>
       </w:r>
     </w:p>
     <w:p>
@@ -3931,41 +3502,13 @@
           <w:szCs w:val="28"/>
         </w:rPr>
       </w:pPr>
-      <w:proofErr w:type="spellStart"/>
       <w:r>
         <w:rPr>
           <w:color w:val="000000"/>
           <w:sz w:val="28"/>
           <w:szCs w:val="28"/>
         </w:rPr>
-        <w:t>Patient</w:t>
-      </w:r>
-      <w:proofErr w:type="spellEnd"/>
-      <w:r>
-        <w:rPr>
-          <w:color w:val="000000"/>
-          <w:sz w:val="28"/>
-          <w:szCs w:val="28"/>
-        </w:rPr>
-        <w:t xml:space="preserve"> — </w:t>
-      </w:r>
-      <w:proofErr w:type="spellStart"/>
-      <w:r>
-        <w:rPr>
-          <w:color w:val="000000"/>
-          <w:sz w:val="28"/>
-          <w:szCs w:val="28"/>
-        </w:rPr>
-        <w:t>Appointment</w:t>
-      </w:r>
-      <w:proofErr w:type="spellEnd"/>
-      <w:r>
-        <w:rPr>
-          <w:color w:val="000000"/>
-          <w:sz w:val="28"/>
-          <w:szCs w:val="28"/>
-        </w:rPr>
-        <w:t>: 1 до багатьох (1:M) — пацієнт має багато записів на прийом.</w:t>
+        <w:t>Patient — Appointment: 1 до багатьох (1:M) — пацієнт має багато записів на прийом.</w:t>
       </w:r>
     </w:p>
     <w:p>
@@ -3984,41 +3527,13 @@
           <w:szCs w:val="28"/>
         </w:rPr>
       </w:pPr>
-      <w:proofErr w:type="spellStart"/>
       <w:r>
         <w:rPr>
           <w:color w:val="000000"/>
           <w:sz w:val="28"/>
           <w:szCs w:val="28"/>
         </w:rPr>
-        <w:t>Doctor</w:t>
-      </w:r>
-      <w:proofErr w:type="spellEnd"/>
-      <w:r>
-        <w:rPr>
-          <w:color w:val="000000"/>
-          <w:sz w:val="28"/>
-          <w:szCs w:val="28"/>
-        </w:rPr>
-        <w:t xml:space="preserve"> — </w:t>
-      </w:r>
-      <w:proofErr w:type="spellStart"/>
-      <w:r>
-        <w:rPr>
-          <w:color w:val="000000"/>
-          <w:sz w:val="28"/>
-          <w:szCs w:val="28"/>
-        </w:rPr>
-        <w:t>Appointment</w:t>
-      </w:r>
-      <w:proofErr w:type="spellEnd"/>
-      <w:r>
-        <w:rPr>
-          <w:color w:val="000000"/>
-          <w:sz w:val="28"/>
-          <w:szCs w:val="28"/>
-        </w:rPr>
-        <w:t>: 1 до багатьох (1:M) — лікар проводить багато прийомів.</w:t>
+        <w:t>Doctor — Appointment: 1 до багатьох (1:M) — лікар проводить багато прийомів.</w:t>
       </w:r>
     </w:p>
     <w:p>
@@ -4037,41 +3552,13 @@
           <w:szCs w:val="28"/>
         </w:rPr>
       </w:pPr>
-      <w:proofErr w:type="spellStart"/>
       <w:r>
         <w:rPr>
           <w:color w:val="000000"/>
           <w:sz w:val="28"/>
           <w:szCs w:val="28"/>
         </w:rPr>
-        <w:t>Appointment</w:t>
-      </w:r>
-      <w:proofErr w:type="spellEnd"/>
-      <w:r>
-        <w:rPr>
-          <w:color w:val="000000"/>
-          <w:sz w:val="28"/>
-          <w:szCs w:val="28"/>
-        </w:rPr>
-        <w:t xml:space="preserve"> — </w:t>
-      </w:r>
-      <w:proofErr w:type="spellStart"/>
-      <w:r>
-        <w:rPr>
-          <w:color w:val="000000"/>
-          <w:sz w:val="28"/>
-          <w:szCs w:val="28"/>
-        </w:rPr>
-        <w:t>Diagnosis</w:t>
-      </w:r>
-      <w:proofErr w:type="spellEnd"/>
-      <w:r>
-        <w:rPr>
-          <w:color w:val="000000"/>
-          <w:sz w:val="28"/>
-          <w:szCs w:val="28"/>
-        </w:rPr>
-        <w:t>: 1 до 1 (1:1) — за результатом прийому ставиться один підсумковий діагноз.</w:t>
+        <w:t>Appointment — Diagnosis: 1 до 1 (1:1) — за результатом прийому ставиться один підсумковий діагноз.</w:t>
       </w:r>
     </w:p>
     <w:p>
@@ -4112,43 +3599,7 @@
           <w:sz w:val="28"/>
           <w:szCs w:val="28"/>
         </w:rPr>
-        <w:t>[</w:t>
-      </w:r>
-      <w:proofErr w:type="spellStart"/>
-      <w:r>
-        <w:rPr>
-          <w:color w:val="000000"/>
-          <w:sz w:val="28"/>
-          <w:szCs w:val="28"/>
-        </w:rPr>
-        <w:t>Specialty</w:t>
-      </w:r>
-      <w:proofErr w:type="spellEnd"/>
-      <w:r>
-        <w:rPr>
-          <w:color w:val="000000"/>
-          <w:sz w:val="28"/>
-          <w:szCs w:val="28"/>
-        </w:rPr>
-        <w:t>] (1) &lt;--- Має ---&gt; (M) [</w:t>
-      </w:r>
-      <w:proofErr w:type="spellStart"/>
-      <w:r>
-        <w:rPr>
-          <w:color w:val="000000"/>
-          <w:sz w:val="28"/>
-          <w:szCs w:val="28"/>
-        </w:rPr>
-        <w:t>Doctor</w:t>
-      </w:r>
-      <w:proofErr w:type="spellEnd"/>
-      <w:r>
-        <w:rPr>
-          <w:color w:val="000000"/>
-          <w:sz w:val="28"/>
-          <w:szCs w:val="28"/>
-        </w:rPr>
-        <w:t>] (1)</w:t>
+        <w:t>[Specialty] (1) &lt;--- Має ---&gt; (M) [Doctor] (1)</w:t>
       </w:r>
       <w:r>
         <w:rPr>
@@ -4166,61 +3617,7 @@
           <w:szCs w:val="28"/>
         </w:rPr>
         <w:br/>
-        <w:t>[</w:t>
-      </w:r>
-      <w:proofErr w:type="spellStart"/>
-      <w:r>
-        <w:rPr>
-          <w:color w:val="000000"/>
-          <w:sz w:val="28"/>
-          <w:szCs w:val="28"/>
-        </w:rPr>
-        <w:t>Patient</w:t>
-      </w:r>
-      <w:proofErr w:type="spellEnd"/>
-      <w:r>
-        <w:rPr>
-          <w:color w:val="000000"/>
-          <w:sz w:val="28"/>
-          <w:szCs w:val="28"/>
-        </w:rPr>
-        <w:t>] (1) &lt;--- Записується ---&gt; (M) [</w:t>
-      </w:r>
-      <w:proofErr w:type="spellStart"/>
-      <w:r>
-        <w:rPr>
-          <w:color w:val="000000"/>
-          <w:sz w:val="28"/>
-          <w:szCs w:val="28"/>
-        </w:rPr>
-        <w:t>Appointment</w:t>
-      </w:r>
-      <w:proofErr w:type="spellEnd"/>
-      <w:r>
-        <w:rPr>
-          <w:color w:val="000000"/>
-          <w:sz w:val="28"/>
-          <w:szCs w:val="28"/>
-        </w:rPr>
-        <w:t>] (1) &lt;--- Встановлює ---&gt; (1) [</w:t>
-      </w:r>
-      <w:proofErr w:type="spellStart"/>
-      <w:r>
-        <w:rPr>
-          <w:color w:val="000000"/>
-          <w:sz w:val="28"/>
-          <w:szCs w:val="28"/>
-        </w:rPr>
-        <w:t>Diagnosis</w:t>
-      </w:r>
-      <w:proofErr w:type="spellEnd"/>
-      <w:r>
-        <w:rPr>
-          <w:color w:val="000000"/>
-          <w:sz w:val="28"/>
-          <w:szCs w:val="28"/>
-        </w:rPr>
-        <w:t>]</w:t>
+        <w:t>[Patient] (1) &lt;--- Записується ---&gt; (M) [Appointment] (1) &lt;--- Встановлює ---&gt; (1) [Diagnosis]</w:t>
       </w:r>
     </w:p>
     <w:p>
@@ -5125,19 +4522,8 @@
           <w:sz w:val="28"/>
           <w:szCs w:val="28"/>
         </w:rPr>
-        <w:t xml:space="preserve">.2 – Структура таблиці </w:t>
-      </w:r>
-      <w:proofErr w:type="spellStart"/>
-      <w:r>
-        <w:rPr>
-          <w:rFonts w:ascii="Times New Roman" w:hAnsi="Times New Roman" w:cs="Times New Roman"/>
-          <w:color w:val="000000"/>
-          <w:sz w:val="28"/>
-          <w:szCs w:val="28"/>
-        </w:rPr>
-        <w:t>Patient</w:t>
-      </w:r>
-      <w:proofErr w:type="spellEnd"/>
+        <w:t>.2 – Структура таблиці Patient</w:t>
+      </w:r>
     </w:p>
     <w:tbl>
       <w:tblPr>
@@ -5410,7 +4796,6 @@
                 <w:szCs w:val="28"/>
               </w:rPr>
             </w:pPr>
-            <w:proofErr w:type="spellStart"/>
             <w:r>
               <w:rPr>
                 <w:color w:val="000000"/>
@@ -5419,7 +4804,6 @@
               </w:rPr>
               <w:t>id_patient</w:t>
             </w:r>
-            <w:proofErr w:type="spellEnd"/>
           </w:p>
         </w:tc>
         <w:tc>
@@ -5558,7 +4942,6 @@
                 <w:szCs w:val="28"/>
               </w:rPr>
             </w:pPr>
-            <w:proofErr w:type="spellStart"/>
             <w:r>
               <w:rPr>
                 <w:color w:val="000000"/>
@@ -5567,7 +4950,6 @@
               </w:rPr>
               <w:t>med_card_num</w:t>
             </w:r>
-            <w:proofErr w:type="spellEnd"/>
           </w:p>
         </w:tc>
         <w:tc>
@@ -5706,7 +5088,6 @@
                 <w:szCs w:val="28"/>
               </w:rPr>
             </w:pPr>
-            <w:proofErr w:type="spellStart"/>
             <w:r>
               <w:rPr>
                 <w:color w:val="000000"/>
@@ -5715,7 +5096,6 @@
               </w:rPr>
               <w:t>prizv</w:t>
             </w:r>
-            <w:proofErr w:type="spellEnd"/>
           </w:p>
         </w:tc>
         <w:tc>
@@ -5854,7 +5234,6 @@
                 <w:szCs w:val="28"/>
               </w:rPr>
             </w:pPr>
-            <w:proofErr w:type="spellStart"/>
             <w:r>
               <w:rPr>
                 <w:color w:val="000000"/>
@@ -5863,7 +5242,6 @@
               </w:rPr>
               <w:t>imya</w:t>
             </w:r>
-            <w:proofErr w:type="spellEnd"/>
           </w:p>
         </w:tc>
         <w:tc>
@@ -6002,7 +5380,6 @@
                 <w:szCs w:val="28"/>
               </w:rPr>
             </w:pPr>
-            <w:proofErr w:type="spellStart"/>
             <w:r>
               <w:rPr>
                 <w:color w:val="000000"/>
@@ -6011,7 +5388,6 @@
               </w:rPr>
               <w:t>data_nar</w:t>
             </w:r>
-            <w:proofErr w:type="spellEnd"/>
           </w:p>
         </w:tc>
         <w:tc>
@@ -6150,7 +5526,6 @@
                 <w:szCs w:val="28"/>
               </w:rPr>
             </w:pPr>
-            <w:proofErr w:type="spellStart"/>
             <w:r>
               <w:rPr>
                 <w:color w:val="000000"/>
@@ -6159,7 +5534,6 @@
               </w:rPr>
               <w:t>tel</w:t>
             </w:r>
-            <w:proofErr w:type="spellEnd"/>
           </w:p>
         </w:tc>
         <w:tc>
@@ -6341,23 +5715,13 @@
           <w:szCs w:val="28"/>
         </w:rPr>
       </w:pPr>
-      <w:proofErr w:type="spellStart"/>
       <w:r>
         <w:rPr>
           <w:color w:val="000000"/>
           <w:sz w:val="28"/>
           <w:szCs w:val="28"/>
         </w:rPr>
-        <w:t>Guest</w:t>
-      </w:r>
-      <w:proofErr w:type="spellEnd"/>
-      <w:r>
-        <w:rPr>
-          <w:color w:val="000000"/>
-          <w:sz w:val="28"/>
-          <w:szCs w:val="28"/>
-        </w:rPr>
-        <w:t xml:space="preserve"> (Гість)</w:t>
+        <w:t>Guest (Гість)</w:t>
       </w:r>
     </w:p>
     <w:p>
@@ -6376,23 +5740,13 @@
           <w:szCs w:val="28"/>
         </w:rPr>
       </w:pPr>
-      <w:proofErr w:type="spellStart"/>
       <w:r>
         <w:rPr>
           <w:color w:val="000000"/>
           <w:sz w:val="28"/>
           <w:szCs w:val="28"/>
         </w:rPr>
-        <w:t>Room</w:t>
-      </w:r>
-      <w:proofErr w:type="spellEnd"/>
-      <w:r>
-        <w:rPr>
-          <w:color w:val="000000"/>
-          <w:sz w:val="28"/>
-          <w:szCs w:val="28"/>
-        </w:rPr>
-        <w:t xml:space="preserve"> (Номер)</w:t>
+        <w:t>Room (Номер)</w:t>
       </w:r>
     </w:p>
     <w:p>
@@ -6411,23 +5765,13 @@
           <w:szCs w:val="28"/>
         </w:rPr>
       </w:pPr>
-      <w:proofErr w:type="spellStart"/>
       <w:r>
         <w:rPr>
           <w:color w:val="000000"/>
           <w:sz w:val="28"/>
           <w:szCs w:val="28"/>
         </w:rPr>
-        <w:t>RoomCategory</w:t>
-      </w:r>
-      <w:proofErr w:type="spellEnd"/>
-      <w:r>
-        <w:rPr>
-          <w:color w:val="000000"/>
-          <w:sz w:val="28"/>
-          <w:szCs w:val="28"/>
-        </w:rPr>
-        <w:t xml:space="preserve"> (Категорія номера)</w:t>
+        <w:t>RoomCategory (Категорія номера)</w:t>
       </w:r>
     </w:p>
     <w:p>
@@ -6446,23 +5790,13 @@
           <w:szCs w:val="28"/>
         </w:rPr>
       </w:pPr>
-      <w:proofErr w:type="spellStart"/>
       <w:r>
         <w:rPr>
           <w:color w:val="000000"/>
           <w:sz w:val="28"/>
           <w:szCs w:val="28"/>
         </w:rPr>
-        <w:t>Booking</w:t>
-      </w:r>
-      <w:proofErr w:type="spellEnd"/>
-      <w:r>
-        <w:rPr>
-          <w:color w:val="000000"/>
-          <w:sz w:val="28"/>
-          <w:szCs w:val="28"/>
-        </w:rPr>
-        <w:t xml:space="preserve"> (Бронювання)</w:t>
+        <w:t>Booking (Бронювання)</w:t>
       </w:r>
     </w:p>
     <w:p>
@@ -6481,23 +5815,13 @@
           <w:szCs w:val="28"/>
         </w:rPr>
       </w:pPr>
-      <w:proofErr w:type="spellStart"/>
       <w:r>
         <w:rPr>
           <w:color w:val="000000"/>
           <w:sz w:val="28"/>
           <w:szCs w:val="28"/>
         </w:rPr>
-        <w:t>Service</w:t>
-      </w:r>
-      <w:proofErr w:type="spellEnd"/>
-      <w:r>
-        <w:rPr>
-          <w:color w:val="000000"/>
-          <w:sz w:val="28"/>
-          <w:szCs w:val="28"/>
-        </w:rPr>
-        <w:t xml:space="preserve"> (Додаткова послуга)</w:t>
+        <w:t>Service (Додаткова послуга)</w:t>
       </w:r>
     </w:p>
     <w:p>
@@ -6539,41 +5863,13 @@
           <w:szCs w:val="28"/>
         </w:rPr>
       </w:pPr>
-      <w:proofErr w:type="spellStart"/>
       <w:r>
         <w:rPr>
           <w:color w:val="000000"/>
           <w:sz w:val="28"/>
           <w:szCs w:val="28"/>
         </w:rPr>
-        <w:t>RoomCategory</w:t>
-      </w:r>
-      <w:proofErr w:type="spellEnd"/>
-      <w:r>
-        <w:rPr>
-          <w:color w:val="000000"/>
-          <w:sz w:val="28"/>
-          <w:szCs w:val="28"/>
-        </w:rPr>
-        <w:t xml:space="preserve"> — </w:t>
-      </w:r>
-      <w:proofErr w:type="spellStart"/>
-      <w:r>
-        <w:rPr>
-          <w:color w:val="000000"/>
-          <w:sz w:val="28"/>
-          <w:szCs w:val="28"/>
-        </w:rPr>
-        <w:t>Room</w:t>
-      </w:r>
-      <w:proofErr w:type="spellEnd"/>
-      <w:r>
-        <w:rPr>
-          <w:color w:val="000000"/>
-          <w:sz w:val="28"/>
-          <w:szCs w:val="28"/>
-        </w:rPr>
-        <w:t>: 1 до багатьох (1:M) — категорія містить кілька номерів.</w:t>
+        <w:t>RoomCategory — Room: 1 до багатьох (1:M) — категорія містить кілька номерів.</w:t>
       </w:r>
     </w:p>
     <w:p>
@@ -6592,59 +5888,13 @@
           <w:szCs w:val="28"/>
         </w:rPr>
       </w:pPr>
-      <w:proofErr w:type="spellStart"/>
       <w:r>
         <w:rPr>
           <w:color w:val="000000"/>
           <w:sz w:val="28"/>
           <w:szCs w:val="28"/>
         </w:rPr>
-        <w:t>Guest</w:t>
-      </w:r>
-      <w:proofErr w:type="spellEnd"/>
-      <w:r>
-        <w:rPr>
-          <w:color w:val="000000"/>
-          <w:sz w:val="28"/>
-          <w:szCs w:val="28"/>
-        </w:rPr>
-        <w:t xml:space="preserve"> — </w:t>
-      </w:r>
-      <w:proofErr w:type="spellStart"/>
-      <w:r>
-        <w:rPr>
-          <w:color w:val="000000"/>
-          <w:sz w:val="28"/>
-          <w:szCs w:val="28"/>
-        </w:rPr>
-        <w:t>Booking</w:t>
-      </w:r>
-      <w:proofErr w:type="spellEnd"/>
-      <w:r>
-        <w:rPr>
-          <w:color w:val="000000"/>
-          <w:sz w:val="28"/>
-          <w:szCs w:val="28"/>
-        </w:rPr>
-        <w:t xml:space="preserve">: 1 до багатьох (1:M) — гість робить одне або кілька </w:t>
-      </w:r>
-      <w:proofErr w:type="spellStart"/>
-      <w:r>
-        <w:rPr>
-          <w:color w:val="000000"/>
-          <w:sz w:val="28"/>
-          <w:szCs w:val="28"/>
-        </w:rPr>
-        <w:t>бронювань</w:t>
-      </w:r>
-      <w:proofErr w:type="spellEnd"/>
-      <w:r>
-        <w:rPr>
-          <w:color w:val="000000"/>
-          <w:sz w:val="28"/>
-          <w:szCs w:val="28"/>
-        </w:rPr>
-        <w:t>.</w:t>
+        <w:t>Guest — Booking: 1 до багатьох (1:M) — гість робить одне або кілька бронювань.</w:t>
       </w:r>
     </w:p>
     <w:p>
@@ -6663,41 +5913,13 @@
           <w:szCs w:val="28"/>
         </w:rPr>
       </w:pPr>
-      <w:proofErr w:type="spellStart"/>
       <w:r>
         <w:rPr>
           <w:color w:val="000000"/>
           <w:sz w:val="28"/>
           <w:szCs w:val="28"/>
         </w:rPr>
-        <w:t>Room</w:t>
-      </w:r>
-      <w:proofErr w:type="spellEnd"/>
-      <w:r>
-        <w:rPr>
-          <w:color w:val="000000"/>
-          <w:sz w:val="28"/>
-          <w:szCs w:val="28"/>
-        </w:rPr>
-        <w:t xml:space="preserve"> — </w:t>
-      </w:r>
-      <w:proofErr w:type="spellStart"/>
-      <w:r>
-        <w:rPr>
-          <w:color w:val="000000"/>
-          <w:sz w:val="28"/>
-          <w:szCs w:val="28"/>
-        </w:rPr>
-        <w:t>Booking</w:t>
-      </w:r>
-      <w:proofErr w:type="spellEnd"/>
-      <w:r>
-        <w:rPr>
-          <w:color w:val="000000"/>
-          <w:sz w:val="28"/>
-          <w:szCs w:val="28"/>
-        </w:rPr>
-        <w:t>: 1 до багатьох (1:M) — номер бронюється на різні дати.</w:t>
+        <w:t>Room — Booking: 1 до багатьох (1:M) — номер бронюється на різні дати.</w:t>
       </w:r>
     </w:p>
     <w:p>
@@ -6716,59 +5938,13 @@
           <w:szCs w:val="28"/>
         </w:rPr>
       </w:pPr>
-      <w:proofErr w:type="spellStart"/>
       <w:r>
         <w:rPr>
           <w:color w:val="000000"/>
           <w:sz w:val="28"/>
           <w:szCs w:val="28"/>
         </w:rPr>
-        <w:t>Booking</w:t>
-      </w:r>
-      <w:proofErr w:type="spellEnd"/>
-      <w:r>
-        <w:rPr>
-          <w:color w:val="000000"/>
-          <w:sz w:val="28"/>
-          <w:szCs w:val="28"/>
-        </w:rPr>
-        <w:t xml:space="preserve"> — </w:t>
-      </w:r>
-      <w:proofErr w:type="spellStart"/>
-      <w:r>
-        <w:rPr>
-          <w:color w:val="000000"/>
-          <w:sz w:val="28"/>
-          <w:szCs w:val="28"/>
-        </w:rPr>
-        <w:t>Service</w:t>
-      </w:r>
-      <w:proofErr w:type="spellEnd"/>
-      <w:r>
-        <w:rPr>
-          <w:color w:val="000000"/>
-          <w:sz w:val="28"/>
-          <w:szCs w:val="28"/>
-        </w:rPr>
-        <w:t xml:space="preserve">: багато до багатьох (M:N) — під час бронювання замовляють кілька послуг (реалізується через </w:t>
-      </w:r>
-      <w:proofErr w:type="spellStart"/>
-      <w:r>
-        <w:rPr>
-          <w:color w:val="000000"/>
-          <w:sz w:val="28"/>
-          <w:szCs w:val="28"/>
-        </w:rPr>
-        <w:t>BookingService</w:t>
-      </w:r>
-      <w:proofErr w:type="spellEnd"/>
-      <w:r>
-        <w:rPr>
-          <w:color w:val="000000"/>
-          <w:sz w:val="28"/>
-          <w:szCs w:val="28"/>
-        </w:rPr>
-        <w:t>).</w:t>
+        <w:t>Booking — Service: багато до багатьох (M:N) — під час бронювання замовляють кілька послуг (реалізується через BookingService).</w:t>
       </w:r>
     </w:p>
     <w:p>
@@ -6809,43 +5985,7 @@
           <w:sz w:val="28"/>
           <w:szCs w:val="28"/>
         </w:rPr>
-        <w:t>[</w:t>
-      </w:r>
-      <w:proofErr w:type="spellStart"/>
-      <w:r>
-        <w:rPr>
-          <w:color w:val="000000"/>
-          <w:sz w:val="28"/>
-          <w:szCs w:val="28"/>
-        </w:rPr>
-        <w:t>RoomCategory</w:t>
-      </w:r>
-      <w:proofErr w:type="spellEnd"/>
-      <w:r>
-        <w:rPr>
-          <w:color w:val="000000"/>
-          <w:sz w:val="28"/>
-          <w:szCs w:val="28"/>
-        </w:rPr>
-        <w:t>] (1) &lt;--- Класифікує ---&gt; (M) [</w:t>
-      </w:r>
-      <w:proofErr w:type="spellStart"/>
-      <w:r>
-        <w:rPr>
-          <w:color w:val="000000"/>
-          <w:sz w:val="28"/>
-          <w:szCs w:val="28"/>
-        </w:rPr>
-        <w:t>Room</w:t>
-      </w:r>
-      <w:proofErr w:type="spellEnd"/>
-      <w:r>
-        <w:rPr>
-          <w:color w:val="000000"/>
-          <w:sz w:val="28"/>
-          <w:szCs w:val="28"/>
-        </w:rPr>
-        <w:t>] (1)</w:t>
+        <w:t>[RoomCategory] (1) &lt;--- Класифікує ---&gt; (M) [Room] (1)</w:t>
       </w:r>
       <w:r>
         <w:rPr>
@@ -6863,61 +6003,7 @@
           <w:szCs w:val="28"/>
         </w:rPr>
         <w:br/>
-        <w:t>[</w:t>
-      </w:r>
-      <w:proofErr w:type="spellStart"/>
-      <w:r>
-        <w:rPr>
-          <w:color w:val="000000"/>
-          <w:sz w:val="28"/>
-          <w:szCs w:val="28"/>
-        </w:rPr>
-        <w:t>Guest</w:t>
-      </w:r>
-      <w:proofErr w:type="spellEnd"/>
-      <w:r>
-        <w:rPr>
-          <w:color w:val="000000"/>
-          <w:sz w:val="28"/>
-          <w:szCs w:val="28"/>
-        </w:rPr>
-        <w:t>] (1) &lt;--- Здійснює ---&gt; (M) [</w:t>
-      </w:r>
-      <w:proofErr w:type="spellStart"/>
-      <w:r>
-        <w:rPr>
-          <w:color w:val="000000"/>
-          <w:sz w:val="28"/>
-          <w:szCs w:val="28"/>
-        </w:rPr>
-        <w:t>Booking</w:t>
-      </w:r>
-      <w:proofErr w:type="spellEnd"/>
-      <w:r>
-        <w:rPr>
-          <w:color w:val="000000"/>
-          <w:sz w:val="28"/>
-          <w:szCs w:val="28"/>
-        </w:rPr>
-        <w:t>] (M) &lt;--- Замовляє ---&gt; (N) [</w:t>
-      </w:r>
-      <w:proofErr w:type="spellStart"/>
-      <w:r>
-        <w:rPr>
-          <w:color w:val="000000"/>
-          <w:sz w:val="28"/>
-          <w:szCs w:val="28"/>
-        </w:rPr>
-        <w:t>Service</w:t>
-      </w:r>
-      <w:proofErr w:type="spellEnd"/>
-      <w:r>
-        <w:rPr>
-          <w:color w:val="000000"/>
-          <w:sz w:val="28"/>
-          <w:szCs w:val="28"/>
-        </w:rPr>
-        <w:t>]</w:t>
+        <w:t>[Guest] (1) &lt;--- Здійснює ---&gt; (M) [Booking] (M) &lt;--- Замовляє ---&gt; (N) [Service]</w:t>
       </w:r>
     </w:p>
     <w:p>
@@ -7712,19 +6798,8 @@
           <w:sz w:val="28"/>
           <w:szCs w:val="28"/>
         </w:rPr>
-        <w:t xml:space="preserve">.2 – Структура таблиці </w:t>
-      </w:r>
-      <w:proofErr w:type="spellStart"/>
-      <w:r>
-        <w:rPr>
-          <w:rFonts w:ascii="Times New Roman" w:hAnsi="Times New Roman" w:cs="Times New Roman"/>
-          <w:color w:val="000000"/>
-          <w:sz w:val="28"/>
-          <w:szCs w:val="28"/>
-        </w:rPr>
-        <w:t>Guest</w:t>
-      </w:r>
-      <w:proofErr w:type="spellEnd"/>
+        <w:t>.2 – Структура таблиці Guest</w:t>
+      </w:r>
     </w:p>
     <w:tbl>
       <w:tblPr>
@@ -7996,7 +7071,6 @@
                 <w:szCs w:val="28"/>
               </w:rPr>
             </w:pPr>
-            <w:proofErr w:type="spellStart"/>
             <w:r>
               <w:rPr>
                 <w:color w:val="000000"/>
@@ -8005,7 +7079,6 @@
               </w:rPr>
               <w:t>id_guest</w:t>
             </w:r>
-            <w:proofErr w:type="spellEnd"/>
           </w:p>
         </w:tc>
         <w:tc>
@@ -8144,7 +7217,6 @@
                 <w:szCs w:val="28"/>
               </w:rPr>
             </w:pPr>
-            <w:proofErr w:type="spellStart"/>
             <w:r>
               <w:rPr>
                 <w:color w:val="000000"/>
@@ -8153,7 +7225,6 @@
               </w:rPr>
               <w:t>passport_num</w:t>
             </w:r>
-            <w:proofErr w:type="spellEnd"/>
           </w:p>
         </w:tc>
         <w:tc>
@@ -8293,7 +7364,6 @@
                 <w:szCs w:val="28"/>
               </w:rPr>
             </w:pPr>
-            <w:proofErr w:type="spellStart"/>
             <w:r>
               <w:rPr>
                 <w:color w:val="000000"/>
@@ -8302,7 +7372,6 @@
               </w:rPr>
               <w:t>prizv</w:t>
             </w:r>
-            <w:proofErr w:type="spellEnd"/>
           </w:p>
         </w:tc>
         <w:tc>
@@ -8441,7 +7510,6 @@
                 <w:szCs w:val="28"/>
               </w:rPr>
             </w:pPr>
-            <w:proofErr w:type="spellStart"/>
             <w:r>
               <w:rPr>
                 <w:color w:val="000000"/>
@@ -8450,7 +7518,6 @@
               </w:rPr>
               <w:t>imya</w:t>
             </w:r>
-            <w:proofErr w:type="spellEnd"/>
           </w:p>
         </w:tc>
         <w:tc>
@@ -8589,7 +7656,6 @@
                 <w:szCs w:val="28"/>
               </w:rPr>
             </w:pPr>
-            <w:proofErr w:type="spellStart"/>
             <w:r>
               <w:rPr>
                 <w:color w:val="000000"/>
@@ -8598,7 +7664,6 @@
               </w:rPr>
               <w:t>tel</w:t>
             </w:r>
-            <w:proofErr w:type="spellEnd"/>
           </w:p>
         </w:tc>
         <w:tc>
@@ -8734,23 +7799,13 @@
           <w:szCs w:val="28"/>
         </w:rPr>
       </w:pPr>
-      <w:proofErr w:type="spellStart"/>
       <w:r>
         <w:rPr>
           <w:color w:val="000000"/>
           <w:sz w:val="28"/>
           <w:szCs w:val="28"/>
         </w:rPr>
-        <w:t>Бібліотекарям</w:t>
-      </w:r>
-      <w:proofErr w:type="spellEnd"/>
-      <w:r>
-        <w:rPr>
-          <w:color w:val="000000"/>
-          <w:sz w:val="28"/>
-          <w:szCs w:val="28"/>
-        </w:rPr>
-        <w:t xml:space="preserve"> потрібен зручний пошук у каталозі книг, відстеження авторів та видавництв, фіксація видачі примірників читачам та контроль термінів повернення.</w:t>
+        <w:t>Бібліотекарям потрібен зручний пошук у каталозі книг, відстеження авторів та видавництв, фіксація видачі примірників читачам та контроль термінів повернення.</w:t>
       </w:r>
     </w:p>
     <w:p>
@@ -8790,23 +7845,13 @@
           <w:szCs w:val="28"/>
         </w:rPr>
       </w:pPr>
-      <w:proofErr w:type="spellStart"/>
       <w:r>
         <w:rPr>
           <w:color w:val="000000"/>
           <w:sz w:val="28"/>
           <w:szCs w:val="28"/>
         </w:rPr>
-        <w:t>Reader</w:t>
-      </w:r>
-      <w:proofErr w:type="spellEnd"/>
-      <w:r>
-        <w:rPr>
-          <w:color w:val="000000"/>
-          <w:sz w:val="28"/>
-          <w:szCs w:val="28"/>
-        </w:rPr>
-        <w:t xml:space="preserve"> (Читач)</w:t>
+        <w:t>Reader (Читач)</w:t>
       </w:r>
     </w:p>
     <w:p>
@@ -8825,23 +7870,13 @@
           <w:szCs w:val="28"/>
         </w:rPr>
       </w:pPr>
-      <w:proofErr w:type="spellStart"/>
       <w:r>
         <w:rPr>
           <w:color w:val="000000"/>
           <w:sz w:val="28"/>
           <w:szCs w:val="28"/>
         </w:rPr>
-        <w:t>Book</w:t>
-      </w:r>
-      <w:proofErr w:type="spellEnd"/>
-      <w:r>
-        <w:rPr>
-          <w:color w:val="000000"/>
-          <w:sz w:val="28"/>
-          <w:szCs w:val="28"/>
-        </w:rPr>
-        <w:t xml:space="preserve"> (Книга)</w:t>
+        <w:t>Book (Книга)</w:t>
       </w:r>
     </w:p>
     <w:p>
@@ -8860,23 +7895,13 @@
           <w:szCs w:val="28"/>
         </w:rPr>
       </w:pPr>
-      <w:proofErr w:type="spellStart"/>
       <w:r>
         <w:rPr>
           <w:color w:val="000000"/>
           <w:sz w:val="28"/>
           <w:szCs w:val="28"/>
         </w:rPr>
-        <w:t>Author</w:t>
-      </w:r>
-      <w:proofErr w:type="spellEnd"/>
-      <w:r>
-        <w:rPr>
-          <w:color w:val="000000"/>
-          <w:sz w:val="28"/>
-          <w:szCs w:val="28"/>
-        </w:rPr>
-        <w:t xml:space="preserve"> (Автор)</w:t>
+        <w:t>Author (Автор)</w:t>
       </w:r>
     </w:p>
     <w:p>
@@ -8920,23 +7945,13 @@
           <w:szCs w:val="28"/>
         </w:rPr>
       </w:pPr>
-      <w:proofErr w:type="spellStart"/>
       <w:r>
         <w:rPr>
           <w:color w:val="000000"/>
           <w:sz w:val="28"/>
           <w:szCs w:val="28"/>
         </w:rPr>
-        <w:t>Loan</w:t>
-      </w:r>
-      <w:proofErr w:type="spellEnd"/>
-      <w:r>
-        <w:rPr>
-          <w:color w:val="000000"/>
-          <w:sz w:val="28"/>
-          <w:szCs w:val="28"/>
-        </w:rPr>
-        <w:t xml:space="preserve"> (Видача книги)</w:t>
+        <w:t>Loan (Видача книги)</w:t>
       </w:r>
     </w:p>
     <w:p>
@@ -8983,25 +7998,7 @@
           <w:sz w:val="28"/>
           <w:szCs w:val="28"/>
         </w:rPr>
-        <w:t xml:space="preserve">Publisher — </w:t>
-      </w:r>
-      <w:proofErr w:type="spellStart"/>
-      <w:r>
-        <w:rPr>
-          <w:color w:val="000000"/>
-          <w:sz w:val="28"/>
-          <w:szCs w:val="28"/>
-        </w:rPr>
-        <w:t>Book</w:t>
-      </w:r>
-      <w:proofErr w:type="spellEnd"/>
-      <w:r>
-        <w:rPr>
-          <w:color w:val="000000"/>
-          <w:sz w:val="28"/>
-          <w:szCs w:val="28"/>
-        </w:rPr>
-        <w:t>: 1 до багатьох (1:M) — видавництво видає серію книг.</w:t>
+        <w:t>Publisher — Book: 1 до багатьох (1:M) — видавництво видає серію книг.</w:t>
       </w:r>
     </w:p>
     <w:p>
@@ -9020,41 +8017,13 @@
           <w:szCs w:val="28"/>
         </w:rPr>
       </w:pPr>
-      <w:proofErr w:type="spellStart"/>
       <w:r>
         <w:rPr>
           <w:color w:val="000000"/>
           <w:sz w:val="28"/>
           <w:szCs w:val="28"/>
         </w:rPr>
-        <w:t>Author</w:t>
-      </w:r>
-      <w:proofErr w:type="spellEnd"/>
-      <w:r>
-        <w:rPr>
-          <w:color w:val="000000"/>
-          <w:sz w:val="28"/>
-          <w:szCs w:val="28"/>
-        </w:rPr>
-        <w:t xml:space="preserve"> — </w:t>
-      </w:r>
-      <w:proofErr w:type="spellStart"/>
-      <w:r>
-        <w:rPr>
-          <w:color w:val="000000"/>
-          <w:sz w:val="28"/>
-          <w:szCs w:val="28"/>
-        </w:rPr>
-        <w:t>Book</w:t>
-      </w:r>
-      <w:proofErr w:type="spellEnd"/>
-      <w:r>
-        <w:rPr>
-          <w:color w:val="000000"/>
-          <w:sz w:val="28"/>
-          <w:szCs w:val="28"/>
-        </w:rPr>
-        <w:t>: багато до багатьох (M:N) — у книги може бути кілька авторів, автор пише багато книг.</w:t>
+        <w:t>Author — Book: багато до багатьох (M:N) — у книги може бути кілька авторів, автор пише багато книг.</w:t>
       </w:r>
     </w:p>
     <w:p>
@@ -9073,41 +8042,13 @@
           <w:szCs w:val="28"/>
         </w:rPr>
       </w:pPr>
-      <w:proofErr w:type="spellStart"/>
       <w:r>
         <w:rPr>
           <w:color w:val="000000"/>
           <w:sz w:val="28"/>
           <w:szCs w:val="28"/>
         </w:rPr>
-        <w:t>Reader</w:t>
-      </w:r>
-      <w:proofErr w:type="spellEnd"/>
-      <w:r>
-        <w:rPr>
-          <w:color w:val="000000"/>
-          <w:sz w:val="28"/>
-          <w:szCs w:val="28"/>
-        </w:rPr>
-        <w:t xml:space="preserve"> — </w:t>
-      </w:r>
-      <w:proofErr w:type="spellStart"/>
-      <w:r>
-        <w:rPr>
-          <w:color w:val="000000"/>
-          <w:sz w:val="28"/>
-          <w:szCs w:val="28"/>
-        </w:rPr>
-        <w:t>Loan</w:t>
-      </w:r>
-      <w:proofErr w:type="spellEnd"/>
-      <w:r>
-        <w:rPr>
-          <w:color w:val="000000"/>
-          <w:sz w:val="28"/>
-          <w:szCs w:val="28"/>
-        </w:rPr>
-        <w:t>: 1 до багатьох (1:M) — читач бере книги багаторазово.</w:t>
+        <w:t>Reader — Loan: 1 до багатьох (1:M) — читач бере книги багаторазово.</w:t>
       </w:r>
     </w:p>
     <w:p>
@@ -9126,41 +8067,13 @@
           <w:szCs w:val="28"/>
         </w:rPr>
       </w:pPr>
-      <w:proofErr w:type="spellStart"/>
       <w:r>
         <w:rPr>
           <w:color w:val="000000"/>
           <w:sz w:val="28"/>
           <w:szCs w:val="28"/>
         </w:rPr>
-        <w:t>Book</w:t>
-      </w:r>
-      <w:proofErr w:type="spellEnd"/>
-      <w:r>
-        <w:rPr>
-          <w:color w:val="000000"/>
-          <w:sz w:val="28"/>
-          <w:szCs w:val="28"/>
-        </w:rPr>
-        <w:t xml:space="preserve"> — </w:t>
-      </w:r>
-      <w:proofErr w:type="spellStart"/>
-      <w:r>
-        <w:rPr>
-          <w:color w:val="000000"/>
-          <w:sz w:val="28"/>
-          <w:szCs w:val="28"/>
-        </w:rPr>
-        <w:t>Loan</w:t>
-      </w:r>
-      <w:proofErr w:type="spellEnd"/>
-      <w:r>
-        <w:rPr>
-          <w:color w:val="000000"/>
-          <w:sz w:val="28"/>
-          <w:szCs w:val="28"/>
-        </w:rPr>
-        <w:t>: 1 до багатьох (1:M) — примірник книги видається у різний час.</w:t>
+        <w:t>Book — Loan: 1 до багатьох (1:M) — примірник книги видається у різний час.</w:t>
       </w:r>
     </w:p>
     <w:p>
@@ -9201,43 +8114,7 @@
           <w:sz w:val="28"/>
           <w:szCs w:val="28"/>
         </w:rPr>
-        <w:t>[Publisher] (1) &lt;--- Видає ---&gt; (M) [</w:t>
-      </w:r>
-      <w:proofErr w:type="spellStart"/>
-      <w:r>
-        <w:rPr>
-          <w:color w:val="000000"/>
-          <w:sz w:val="28"/>
-          <w:szCs w:val="28"/>
-        </w:rPr>
-        <w:t>Book</w:t>
-      </w:r>
-      <w:proofErr w:type="spellEnd"/>
-      <w:r>
-        <w:rPr>
-          <w:color w:val="000000"/>
-          <w:sz w:val="28"/>
-          <w:szCs w:val="28"/>
-        </w:rPr>
-        <w:t>] (M) &lt;--- Написав ---&gt; (N) [</w:t>
-      </w:r>
-      <w:proofErr w:type="spellStart"/>
-      <w:r>
-        <w:rPr>
-          <w:color w:val="000000"/>
-          <w:sz w:val="28"/>
-          <w:szCs w:val="28"/>
-        </w:rPr>
-        <w:t>Author</w:t>
-      </w:r>
-      <w:proofErr w:type="spellEnd"/>
-      <w:r>
-        <w:rPr>
-          <w:color w:val="000000"/>
-          <w:sz w:val="28"/>
-          <w:szCs w:val="28"/>
-        </w:rPr>
-        <w:t>]</w:t>
+        <w:t>[Publisher] (1) &lt;--- Видає ---&gt; (M) [Book] (M) &lt;--- Написав ---&gt; (N) [Author]</w:t>
       </w:r>
       <w:r>
         <w:rPr>
@@ -9255,43 +8132,7 @@
           <w:szCs w:val="28"/>
         </w:rPr>
         <w:br/>
-        <w:t>[</w:t>
-      </w:r>
-      <w:proofErr w:type="spellStart"/>
-      <w:r>
-        <w:rPr>
-          <w:color w:val="000000"/>
-          <w:sz w:val="28"/>
-          <w:szCs w:val="28"/>
-        </w:rPr>
-        <w:t>Reader</w:t>
-      </w:r>
-      <w:proofErr w:type="spellEnd"/>
-      <w:r>
-        <w:rPr>
-          <w:color w:val="000000"/>
-          <w:sz w:val="28"/>
-          <w:szCs w:val="28"/>
-        </w:rPr>
-        <w:t>] (1) &lt;--- Отримує ---&gt; (M) [</w:t>
-      </w:r>
-      <w:proofErr w:type="spellStart"/>
-      <w:r>
-        <w:rPr>
-          <w:color w:val="000000"/>
-          <w:sz w:val="28"/>
-          <w:szCs w:val="28"/>
-        </w:rPr>
-        <w:t>Loan</w:t>
-      </w:r>
-      <w:proofErr w:type="spellEnd"/>
-      <w:r>
-        <w:rPr>
-          <w:color w:val="000000"/>
-          <w:sz w:val="28"/>
-          <w:szCs w:val="28"/>
-        </w:rPr>
-        <w:t>]</w:t>
+        <w:t>[Reader] (1) &lt;--- Отримує ---&gt; (M) [Loan]</w:t>
       </w:r>
     </w:p>
     <w:p>
@@ -10187,19 +9028,8 @@
           <w:sz w:val="28"/>
           <w:szCs w:val="28"/>
         </w:rPr>
-        <w:t xml:space="preserve">.2 – Структура таблиці </w:t>
-      </w:r>
-      <w:proofErr w:type="spellStart"/>
-      <w:r>
-        <w:rPr>
-          <w:rFonts w:ascii="Times New Roman" w:hAnsi="Times New Roman" w:cs="Times New Roman"/>
-          <w:color w:val="000000"/>
-          <w:sz w:val="28"/>
-          <w:szCs w:val="28"/>
-        </w:rPr>
-        <w:t>Reader</w:t>
-      </w:r>
-      <w:proofErr w:type="spellEnd"/>
+        <w:t>.2 – Структура таблиці Reader</w:t>
+      </w:r>
     </w:p>
     <w:tbl>
       <w:tblPr>
@@ -10471,7 +9301,6 @@
                 <w:szCs w:val="28"/>
               </w:rPr>
             </w:pPr>
-            <w:proofErr w:type="spellStart"/>
             <w:r>
               <w:rPr>
                 <w:color w:val="000000"/>
@@ -10480,7 +9309,6 @@
               </w:rPr>
               <w:t>id_reader</w:t>
             </w:r>
-            <w:proofErr w:type="spellEnd"/>
           </w:p>
         </w:tc>
         <w:tc>
@@ -10619,7 +9447,6 @@
                 <w:szCs w:val="28"/>
               </w:rPr>
             </w:pPr>
-            <w:proofErr w:type="spellStart"/>
             <w:r>
               <w:rPr>
                 <w:color w:val="000000"/>
@@ -10628,7 +9455,6 @@
               </w:rPr>
               <w:t>ticket_num</w:t>
             </w:r>
-            <w:proofErr w:type="spellEnd"/>
           </w:p>
         </w:tc>
         <w:tc>
@@ -10767,7 +9593,6 @@
                 <w:szCs w:val="28"/>
               </w:rPr>
             </w:pPr>
-            <w:proofErr w:type="spellStart"/>
             <w:r>
               <w:rPr>
                 <w:color w:val="000000"/>
@@ -10776,7 +9601,6 @@
               </w:rPr>
               <w:t>prizv</w:t>
             </w:r>
-            <w:proofErr w:type="spellEnd"/>
           </w:p>
         </w:tc>
         <w:tc>
@@ -10915,7 +9739,6 @@
                 <w:szCs w:val="28"/>
               </w:rPr>
             </w:pPr>
-            <w:proofErr w:type="spellStart"/>
             <w:r>
               <w:rPr>
                 <w:color w:val="000000"/>
@@ -10924,7 +9747,6 @@
               </w:rPr>
               <w:t>imya</w:t>
             </w:r>
-            <w:proofErr w:type="spellEnd"/>
           </w:p>
         </w:tc>
         <w:tc>
@@ -11063,7 +9885,6 @@
                 <w:szCs w:val="28"/>
               </w:rPr>
             </w:pPr>
-            <w:proofErr w:type="spellStart"/>
             <w:r>
               <w:rPr>
                 <w:color w:val="000000"/>
@@ -11072,7 +9893,6 @@
               </w:rPr>
               <w:t>adresa</w:t>
             </w:r>
-            <w:proofErr w:type="spellEnd"/>
           </w:p>
         </w:tc>
         <w:tc>
@@ -11211,7 +10031,6 @@
                 <w:szCs w:val="28"/>
               </w:rPr>
             </w:pPr>
-            <w:proofErr w:type="spellStart"/>
             <w:r>
               <w:rPr>
                 <w:color w:val="000000"/>
@@ -11220,7 +10039,6 @@
               </w:rPr>
               <w:t>tel</w:t>
             </w:r>
-            <w:proofErr w:type="spellEnd"/>
           </w:p>
         </w:tc>
         <w:tc>
@@ -11403,23 +10221,13 @@
           <w:szCs w:val="28"/>
         </w:rPr>
       </w:pPr>
-      <w:proofErr w:type="spellStart"/>
       <w:r>
         <w:rPr>
           <w:color w:val="000000"/>
           <w:sz w:val="28"/>
           <w:szCs w:val="28"/>
         </w:rPr>
-        <w:t>Client</w:t>
-      </w:r>
-      <w:proofErr w:type="spellEnd"/>
-      <w:r>
-        <w:rPr>
-          <w:color w:val="000000"/>
-          <w:sz w:val="28"/>
-          <w:szCs w:val="28"/>
-        </w:rPr>
-        <w:t xml:space="preserve"> (Клієнт)</w:t>
+        <w:t>Client (Клієнт)</w:t>
       </w:r>
     </w:p>
     <w:p>
@@ -11438,23 +10246,13 @@
           <w:szCs w:val="28"/>
         </w:rPr>
       </w:pPr>
-      <w:proofErr w:type="spellStart"/>
       <w:r>
         <w:rPr>
           <w:color w:val="000000"/>
           <w:sz w:val="28"/>
           <w:szCs w:val="28"/>
         </w:rPr>
-        <w:t>Car</w:t>
-      </w:r>
-      <w:proofErr w:type="spellEnd"/>
-      <w:r>
-        <w:rPr>
-          <w:color w:val="000000"/>
-          <w:sz w:val="28"/>
-          <w:szCs w:val="28"/>
-        </w:rPr>
-        <w:t xml:space="preserve"> (Автомобіль)</w:t>
+        <w:t>Car (Автомобіль)</w:t>
       </w:r>
     </w:p>
     <w:p>
@@ -11473,23 +10271,13 @@
           <w:szCs w:val="28"/>
         </w:rPr>
       </w:pPr>
-      <w:proofErr w:type="spellStart"/>
       <w:r>
         <w:rPr>
           <w:color w:val="000000"/>
           <w:sz w:val="28"/>
           <w:szCs w:val="28"/>
         </w:rPr>
-        <w:t>Mechanic</w:t>
-      </w:r>
-      <w:proofErr w:type="spellEnd"/>
-      <w:r>
-        <w:rPr>
-          <w:color w:val="000000"/>
-          <w:sz w:val="28"/>
-          <w:szCs w:val="28"/>
-        </w:rPr>
-        <w:t xml:space="preserve"> (Майстер)</w:t>
+        <w:t>Mechanic (Майстер)</w:t>
       </w:r>
     </w:p>
     <w:p>
@@ -11508,23 +10296,13 @@
           <w:szCs w:val="28"/>
         </w:rPr>
       </w:pPr>
-      <w:proofErr w:type="spellStart"/>
       <w:r>
         <w:rPr>
           <w:color w:val="000000"/>
           <w:sz w:val="28"/>
           <w:szCs w:val="28"/>
         </w:rPr>
-        <w:t>ServiceOrder</w:t>
-      </w:r>
-      <w:proofErr w:type="spellEnd"/>
-      <w:r>
-        <w:rPr>
-          <w:color w:val="000000"/>
-          <w:sz w:val="28"/>
-          <w:szCs w:val="28"/>
-        </w:rPr>
-        <w:t xml:space="preserve"> (Заявка на ремонт)</w:t>
+        <w:t>ServiceOrder (Заявка на ремонт)</w:t>
       </w:r>
     </w:p>
     <w:p>
@@ -11543,23 +10321,13 @@
           <w:szCs w:val="28"/>
         </w:rPr>
       </w:pPr>
-      <w:proofErr w:type="spellStart"/>
       <w:r>
         <w:rPr>
           <w:color w:val="000000"/>
           <w:sz w:val="28"/>
           <w:szCs w:val="28"/>
         </w:rPr>
-        <w:t>SparePart</w:t>
-      </w:r>
-      <w:proofErr w:type="spellEnd"/>
-      <w:r>
-        <w:rPr>
-          <w:color w:val="000000"/>
-          <w:sz w:val="28"/>
-          <w:szCs w:val="28"/>
-        </w:rPr>
-        <w:t xml:space="preserve"> (Запчастина)</w:t>
+        <w:t>SparePart (Запчастина)</w:t>
       </w:r>
     </w:p>
     <w:p>
@@ -11600,41 +10368,13 @@
           <w:szCs w:val="28"/>
         </w:rPr>
       </w:pPr>
-      <w:proofErr w:type="spellStart"/>
       <w:r>
         <w:rPr>
           <w:color w:val="000000"/>
           <w:sz w:val="28"/>
           <w:szCs w:val="28"/>
         </w:rPr>
-        <w:t>Client</w:t>
-      </w:r>
-      <w:proofErr w:type="spellEnd"/>
-      <w:r>
-        <w:rPr>
-          <w:color w:val="000000"/>
-          <w:sz w:val="28"/>
-          <w:szCs w:val="28"/>
-        </w:rPr>
-        <w:t xml:space="preserve"> — </w:t>
-      </w:r>
-      <w:proofErr w:type="spellStart"/>
-      <w:r>
-        <w:rPr>
-          <w:color w:val="000000"/>
-          <w:sz w:val="28"/>
-          <w:szCs w:val="28"/>
-        </w:rPr>
-        <w:t>Car</w:t>
-      </w:r>
-      <w:proofErr w:type="spellEnd"/>
-      <w:r>
-        <w:rPr>
-          <w:color w:val="000000"/>
-          <w:sz w:val="28"/>
-          <w:szCs w:val="28"/>
-        </w:rPr>
-        <w:t>: 1 до багатьох (1:M) — власнику може належати кілька авто.</w:t>
+        <w:t>Client — Car: 1 до багатьох (1:M) — власнику може належати кілька авто.</w:t>
       </w:r>
     </w:p>
     <w:p>
@@ -11653,41 +10393,13 @@
           <w:szCs w:val="28"/>
         </w:rPr>
       </w:pPr>
-      <w:proofErr w:type="spellStart"/>
       <w:r>
         <w:rPr>
           <w:color w:val="000000"/>
           <w:sz w:val="28"/>
           <w:szCs w:val="28"/>
         </w:rPr>
-        <w:t>Car</w:t>
-      </w:r>
-      <w:proofErr w:type="spellEnd"/>
-      <w:r>
-        <w:rPr>
-          <w:color w:val="000000"/>
-          <w:sz w:val="28"/>
-          <w:szCs w:val="28"/>
-        </w:rPr>
-        <w:t xml:space="preserve"> — </w:t>
-      </w:r>
-      <w:proofErr w:type="spellStart"/>
-      <w:r>
-        <w:rPr>
-          <w:color w:val="000000"/>
-          <w:sz w:val="28"/>
-          <w:szCs w:val="28"/>
-        </w:rPr>
-        <w:t>ServiceOrder</w:t>
-      </w:r>
-      <w:proofErr w:type="spellEnd"/>
-      <w:r>
-        <w:rPr>
-          <w:color w:val="000000"/>
-          <w:sz w:val="28"/>
-          <w:szCs w:val="28"/>
-        </w:rPr>
-        <w:t>: 1 до багатьох (1:M) — автомобіль ремонтується неодноразово.</w:t>
+        <w:t>Car — ServiceOrder: 1 до багатьох (1:M) — автомобіль ремонтується неодноразово.</w:t>
       </w:r>
     </w:p>
     <w:p>
@@ -11706,41 +10418,13 @@
           <w:szCs w:val="28"/>
         </w:rPr>
       </w:pPr>
-      <w:proofErr w:type="spellStart"/>
       <w:r>
         <w:rPr>
           <w:color w:val="000000"/>
           <w:sz w:val="28"/>
           <w:szCs w:val="28"/>
         </w:rPr>
-        <w:t>Mechanic</w:t>
-      </w:r>
-      <w:proofErr w:type="spellEnd"/>
-      <w:r>
-        <w:rPr>
-          <w:color w:val="000000"/>
-          <w:sz w:val="28"/>
-          <w:szCs w:val="28"/>
-        </w:rPr>
-        <w:t xml:space="preserve"> — </w:t>
-      </w:r>
-      <w:proofErr w:type="spellStart"/>
-      <w:r>
-        <w:rPr>
-          <w:color w:val="000000"/>
-          <w:sz w:val="28"/>
-          <w:szCs w:val="28"/>
-        </w:rPr>
-        <w:t>ServiceOrder</w:t>
-      </w:r>
-      <w:proofErr w:type="spellEnd"/>
-      <w:r>
-        <w:rPr>
-          <w:color w:val="000000"/>
-          <w:sz w:val="28"/>
-          <w:szCs w:val="28"/>
-        </w:rPr>
-        <w:t>: 1 до багатьох (1:M) — майстер виконує багато замовлень.</w:t>
+        <w:t>Mechanic — ServiceOrder: 1 до багатьох (1:M) — майстер виконує багато замовлень.</w:t>
       </w:r>
     </w:p>
     <w:p>
@@ -11759,59 +10443,13 @@
           <w:szCs w:val="28"/>
         </w:rPr>
       </w:pPr>
-      <w:proofErr w:type="spellStart"/>
       <w:r>
         <w:rPr>
           <w:color w:val="000000"/>
           <w:sz w:val="28"/>
           <w:szCs w:val="28"/>
         </w:rPr>
-        <w:t>ServiceOrder</w:t>
-      </w:r>
-      <w:proofErr w:type="spellEnd"/>
-      <w:r>
-        <w:rPr>
-          <w:color w:val="000000"/>
-          <w:sz w:val="28"/>
-          <w:szCs w:val="28"/>
-        </w:rPr>
-        <w:t xml:space="preserve"> — </w:t>
-      </w:r>
-      <w:proofErr w:type="spellStart"/>
-      <w:r>
-        <w:rPr>
-          <w:color w:val="000000"/>
-          <w:sz w:val="28"/>
-          <w:szCs w:val="28"/>
-        </w:rPr>
-        <w:t>SparePart</w:t>
-      </w:r>
-      <w:proofErr w:type="spellEnd"/>
-      <w:r>
-        <w:rPr>
-          <w:color w:val="000000"/>
-          <w:sz w:val="28"/>
-          <w:szCs w:val="28"/>
-        </w:rPr>
-        <w:t xml:space="preserve">: багато до багатьох (M:N) — при ремонті використовується кілька запчастин (через </w:t>
-      </w:r>
-      <w:proofErr w:type="spellStart"/>
-      <w:r>
-        <w:rPr>
-          <w:color w:val="000000"/>
-          <w:sz w:val="28"/>
-          <w:szCs w:val="28"/>
-        </w:rPr>
-        <w:t>OrderPart</w:t>
-      </w:r>
-      <w:proofErr w:type="spellEnd"/>
-      <w:r>
-        <w:rPr>
-          <w:color w:val="000000"/>
-          <w:sz w:val="28"/>
-          <w:szCs w:val="28"/>
-        </w:rPr>
-        <w:t>).</w:t>
+        <w:t>ServiceOrder — SparePart: багато до багатьох (M:N) — при ремонті використовується кілька запчастин (через OrderPart).</w:t>
       </w:r>
     </w:p>
     <w:p>
@@ -11852,43 +10490,7 @@
           <w:sz w:val="28"/>
           <w:szCs w:val="28"/>
         </w:rPr>
-        <w:t>[</w:t>
-      </w:r>
-      <w:proofErr w:type="spellStart"/>
-      <w:r>
-        <w:rPr>
-          <w:color w:val="000000"/>
-          <w:sz w:val="28"/>
-          <w:szCs w:val="28"/>
-        </w:rPr>
-        <w:t>Client</w:t>
-      </w:r>
-      <w:proofErr w:type="spellEnd"/>
-      <w:r>
-        <w:rPr>
-          <w:color w:val="000000"/>
-          <w:sz w:val="28"/>
-          <w:szCs w:val="28"/>
-        </w:rPr>
-        <w:t>] (1) &lt;--- Володіє ---&gt; (M) [</w:t>
-      </w:r>
-      <w:proofErr w:type="spellStart"/>
-      <w:r>
-        <w:rPr>
-          <w:color w:val="000000"/>
-          <w:sz w:val="28"/>
-          <w:szCs w:val="28"/>
-        </w:rPr>
-        <w:t>Car</w:t>
-      </w:r>
-      <w:proofErr w:type="spellEnd"/>
-      <w:r>
-        <w:rPr>
-          <w:color w:val="000000"/>
-          <w:sz w:val="28"/>
-          <w:szCs w:val="28"/>
-        </w:rPr>
-        <w:t>] (1)</w:t>
+        <w:t>[Client] (1) &lt;--- Володіє ---&gt; (M) [Car] (1)</w:t>
       </w:r>
       <w:r>
         <w:rPr>
@@ -11906,61 +10508,7 @@
           <w:szCs w:val="28"/>
         </w:rPr>
         <w:br/>
-        <w:t>[</w:t>
-      </w:r>
-      <w:proofErr w:type="spellStart"/>
-      <w:r>
-        <w:rPr>
-          <w:color w:val="000000"/>
-          <w:sz w:val="28"/>
-          <w:szCs w:val="28"/>
-        </w:rPr>
-        <w:t>Mechanic</w:t>
-      </w:r>
-      <w:proofErr w:type="spellEnd"/>
-      <w:r>
-        <w:rPr>
-          <w:color w:val="000000"/>
-          <w:sz w:val="28"/>
-          <w:szCs w:val="28"/>
-        </w:rPr>
-        <w:t>] (1) &lt;--- Виконує ---&gt; (M) [</w:t>
-      </w:r>
-      <w:proofErr w:type="spellStart"/>
-      <w:r>
-        <w:rPr>
-          <w:color w:val="000000"/>
-          <w:sz w:val="28"/>
-          <w:szCs w:val="28"/>
-        </w:rPr>
-        <w:t>ServiceOrder</w:t>
-      </w:r>
-      <w:proofErr w:type="spellEnd"/>
-      <w:r>
-        <w:rPr>
-          <w:color w:val="000000"/>
-          <w:sz w:val="28"/>
-          <w:szCs w:val="28"/>
-        </w:rPr>
-        <w:t>] (M) &lt;--- Використовує ---&gt; (N) [</w:t>
-      </w:r>
-      <w:proofErr w:type="spellStart"/>
-      <w:r>
-        <w:rPr>
-          <w:color w:val="000000"/>
-          <w:sz w:val="28"/>
-          <w:szCs w:val="28"/>
-        </w:rPr>
-        <w:t>SparePart</w:t>
-      </w:r>
-      <w:proofErr w:type="spellEnd"/>
-      <w:r>
-        <w:rPr>
-          <w:color w:val="000000"/>
-          <w:sz w:val="28"/>
-          <w:szCs w:val="28"/>
-        </w:rPr>
-        <w:t>]</w:t>
+        <w:t>[Mechanic] (1) &lt;--- Виконує ---&gt; (M) [ServiceOrder] (M) &lt;--- Використовує ---&gt; (N) [SparePart]</w:t>
       </w:r>
     </w:p>
     <w:p>
@@ -12635,23 +11183,13 @@
                 <w:szCs w:val="28"/>
               </w:rPr>
             </w:pPr>
-            <w:proofErr w:type="spellStart"/>
-            <w:r>
-              <w:rPr>
-                <w:color w:val="000000"/>
-                <w:sz w:val="28"/>
-                <w:szCs w:val="28"/>
-              </w:rPr>
-              <w:t>Держ</w:t>
-            </w:r>
-            <w:proofErr w:type="spellEnd"/>
-            <w:r>
-              <w:rPr>
-                <w:color w:val="000000"/>
-                <w:sz w:val="28"/>
-                <w:szCs w:val="28"/>
-              </w:rPr>
-              <w:t>. номер</w:t>
+            <w:r>
+              <w:rPr>
+                <w:color w:val="000000"/>
+                <w:sz w:val="28"/>
+                <w:szCs w:val="28"/>
+              </w:rPr>
+              <w:t>Держ. номер</w:t>
             </w:r>
           </w:p>
         </w:tc>
@@ -12876,19 +11414,8 @@
           <w:sz w:val="28"/>
           <w:szCs w:val="28"/>
         </w:rPr>
-        <w:t xml:space="preserve">.2 – Структура таблиці </w:t>
-      </w:r>
-      <w:proofErr w:type="spellStart"/>
-      <w:r>
-        <w:rPr>
-          <w:rFonts w:ascii="Times New Roman" w:hAnsi="Times New Roman" w:cs="Times New Roman"/>
-          <w:color w:val="000000"/>
-          <w:sz w:val="28"/>
-          <w:szCs w:val="28"/>
-        </w:rPr>
-        <w:t>Car</w:t>
-      </w:r>
-      <w:proofErr w:type="spellEnd"/>
+        <w:t>.2 – Структура таблиці Car</w:t>
+      </w:r>
     </w:p>
     <w:tbl>
       <w:tblPr>
@@ -13160,7 +11687,6 @@
                 <w:szCs w:val="28"/>
               </w:rPr>
             </w:pPr>
-            <w:proofErr w:type="spellStart"/>
             <w:r>
               <w:rPr>
                 <w:color w:val="000000"/>
@@ -13169,7 +11695,6 @@
               </w:rPr>
               <w:t>id_car</w:t>
             </w:r>
-            <w:proofErr w:type="spellEnd"/>
           </w:p>
         </w:tc>
         <w:tc>
@@ -13308,7 +11833,6 @@
                 <w:szCs w:val="28"/>
               </w:rPr>
             </w:pPr>
-            <w:proofErr w:type="spellStart"/>
             <w:r>
               <w:rPr>
                 <w:color w:val="000000"/>
@@ -13317,7 +11841,6 @@
               </w:rPr>
               <w:t>vin_code</w:t>
             </w:r>
-            <w:proofErr w:type="spellEnd"/>
           </w:p>
         </w:tc>
         <w:tc>
@@ -13456,7 +11979,6 @@
                 <w:szCs w:val="28"/>
               </w:rPr>
             </w:pPr>
-            <w:proofErr w:type="spellStart"/>
             <w:r>
               <w:rPr>
                 <w:color w:val="000000"/>
@@ -13465,7 +11987,6 @@
               </w:rPr>
               <w:t>make</w:t>
             </w:r>
-            <w:proofErr w:type="spellEnd"/>
           </w:p>
         </w:tc>
         <w:tc>
@@ -13604,7 +12125,6 @@
                 <w:szCs w:val="28"/>
               </w:rPr>
             </w:pPr>
-            <w:proofErr w:type="spellStart"/>
             <w:r>
               <w:rPr>
                 <w:color w:val="000000"/>
@@ -13613,7 +12133,6 @@
               </w:rPr>
               <w:t>model</w:t>
             </w:r>
-            <w:proofErr w:type="spellEnd"/>
           </w:p>
         </w:tc>
         <w:tc>
@@ -13752,7 +12271,6 @@
                 <w:szCs w:val="28"/>
               </w:rPr>
             </w:pPr>
-            <w:proofErr w:type="spellStart"/>
             <w:r>
               <w:rPr>
                 <w:color w:val="000000"/>
@@ -13761,7 +12279,6 @@
               </w:rPr>
               <w:t>reg_num</w:t>
             </w:r>
-            <w:proofErr w:type="spellEnd"/>
           </w:p>
         </w:tc>
         <w:tc>
@@ -13900,7 +12417,6 @@
                 <w:szCs w:val="28"/>
               </w:rPr>
             </w:pPr>
-            <w:proofErr w:type="spellStart"/>
             <w:r>
               <w:rPr>
                 <w:color w:val="000000"/>
@@ -13909,7 +12425,6 @@
               </w:rPr>
               <w:t>id_client</w:t>
             </w:r>
-            <w:proofErr w:type="spellEnd"/>
           </w:p>
         </w:tc>
         <w:tc>
@@ -13980,43 +12495,7 @@
                 <w:sz w:val="28"/>
                 <w:szCs w:val="28"/>
               </w:rPr>
-              <w:t>Зв'язок із власником (</w:t>
-            </w:r>
-            <w:proofErr w:type="spellStart"/>
-            <w:r>
-              <w:rPr>
-                <w:color w:val="000000"/>
-                <w:sz w:val="28"/>
-                <w:szCs w:val="28"/>
-              </w:rPr>
-              <w:t>Foreign</w:t>
-            </w:r>
-            <w:proofErr w:type="spellEnd"/>
-            <w:r>
-              <w:rPr>
-                <w:color w:val="000000"/>
-                <w:sz w:val="28"/>
-                <w:szCs w:val="28"/>
-              </w:rPr>
-              <w:t xml:space="preserve"> </w:t>
-            </w:r>
-            <w:proofErr w:type="spellStart"/>
-            <w:r>
-              <w:rPr>
-                <w:color w:val="000000"/>
-                <w:sz w:val="28"/>
-                <w:szCs w:val="28"/>
-              </w:rPr>
-              <w:t>Key</w:t>
-            </w:r>
-            <w:proofErr w:type="spellEnd"/>
-            <w:r>
-              <w:rPr>
-                <w:color w:val="000000"/>
-                <w:sz w:val="28"/>
-                <w:szCs w:val="28"/>
-              </w:rPr>
-              <w:t>)</w:t>
+              <w:t>Зв'язок із власником (Foreign Key)</w:t>
             </w:r>
           </w:p>
         </w:tc>
@@ -14097,6 +12576,933 @@
       <w:r>
         <w:t xml:space="preserve"> аналізу предметної області та побудови діаграм «сутність-зв’язок».</w:t>
       </w:r>
+    </w:p>
+    <w:p>
+      <w:pPr>
+        <w:ind w:firstLine="709"/>
+        <w:jc w:val="left"/>
+      </w:pPr>
+    </w:p>
+    <w:p>
+      <w:pPr>
+        <w:ind w:firstLine="709"/>
+        <w:jc w:val="center"/>
+        <w:rPr>
+          <w:b/>
+          <w:bCs/>
+          <w:lang w:val="en-GB"/>
+        </w:rPr>
+      </w:pPr>
+      <w:r>
+        <w:rPr>
+          <w:b/>
+          <w:bCs/>
+          <w:lang w:val="en-GB"/>
+        </w:rPr>
+        <w:t>Контрольні питання та відповіді</w:t>
+      </w:r>
+    </w:p>
+    <w:p>
+      <w:pPr>
+        <w:ind w:firstLine="709"/>
+        <w:jc w:val="left"/>
+        <w:rPr>
+          <w:lang w:val="en-GB"/>
+        </w:rPr>
+      </w:pPr>
+      <w:r>
+        <w:rPr>
+          <w:b/>
+          <w:bCs/>
+          <w:lang w:val="en-GB"/>
+        </w:rPr>
+        <w:t>1. Перерахуйте основні етапи проєктування БД.</w:t>
+      </w:r>
+    </w:p>
+    <w:p>
+      <w:pPr>
+        <w:numPr>
+          <w:ilvl w:val="0"/>
+          <w:numId w:val="38"/>
+        </w:numPr>
+        <w:jc w:val="left"/>
+        <w:rPr>
+          <w:lang w:val="en-GB"/>
+        </w:rPr>
+      </w:pPr>
+      <w:r>
+        <w:rPr>
+          <w:b/>
+          <w:bCs/>
+          <w:lang w:val="en-GB"/>
+        </w:rPr>
+        <w:t>Аналіз вимог (системний аналіз)</w:t>
+      </w:r>
+      <w:r>
+        <w:rPr>
+          <w:lang w:val="en-GB"/>
+        </w:rPr>
+        <w:t xml:space="preserve"> — збір інформації про те, які дані та для чого потрібно зберігати. </w:t>
+      </w:r>
+    </w:p>
+    <w:p>
+      <w:pPr>
+        <w:numPr>
+          <w:ilvl w:val="0"/>
+          <w:numId w:val="38"/>
+        </w:numPr>
+        <w:jc w:val="left"/>
+        <w:rPr>
+          <w:lang w:val="en-GB"/>
+        </w:rPr>
+      </w:pPr>
+      <w:r>
+        <w:rPr>
+          <w:b/>
+          <w:bCs/>
+          <w:lang w:val="en-GB"/>
+        </w:rPr>
+        <w:t>Концептуальне проєктування</w:t>
+      </w:r>
+      <w:r>
+        <w:rPr>
+          <w:lang w:val="en-GB"/>
+        </w:rPr>
+        <w:t xml:space="preserve"> — створення високорівневої моделі даних (наприклад, ER-діаграми) без прив'язки до конкретної бази даних. </w:t>
+      </w:r>
+    </w:p>
+    <w:p>
+      <w:pPr>
+        <w:numPr>
+          <w:ilvl w:val="0"/>
+          <w:numId w:val="38"/>
+        </w:numPr>
+        <w:jc w:val="left"/>
+        <w:rPr>
+          <w:lang w:val="en-GB"/>
+        </w:rPr>
+      </w:pPr>
+      <w:r>
+        <w:rPr>
+          <w:b/>
+          <w:bCs/>
+          <w:lang w:val="en-GB"/>
+        </w:rPr>
+        <w:t>Логічне проєктування</w:t>
+      </w:r>
+      <w:r>
+        <w:rPr>
+          <w:lang w:val="en-GB"/>
+        </w:rPr>
+        <w:t xml:space="preserve"> — перетворення концептуальної моделі у структуру конкретної моделі даних (наприклад, у реляційні таблиці та ключі). </w:t>
+      </w:r>
+    </w:p>
+    <w:p>
+      <w:pPr>
+        <w:numPr>
+          <w:ilvl w:val="0"/>
+          <w:numId w:val="38"/>
+        </w:numPr>
+        <w:jc w:val="left"/>
+        <w:rPr>
+          <w:lang w:val="en-GB"/>
+        </w:rPr>
+      </w:pPr>
+      <w:r>
+        <w:rPr>
+          <w:b/>
+          <w:bCs/>
+          <w:lang w:val="en-GB"/>
+        </w:rPr>
+        <w:t>Фізичне проєктування</w:t>
+      </w:r>
+      <w:r>
+        <w:rPr>
+          <w:lang w:val="en-GB"/>
+        </w:rPr>
+        <w:t xml:space="preserve"> — налаштування збереження даних у конкретній СУБД (вибір типів даних, створення індексів, оптимізація). </w:t>
+      </w:r>
+    </w:p>
+    <w:p>
+      <w:pPr>
+        <w:ind w:firstLine="709"/>
+        <w:jc w:val="left"/>
+        <w:rPr>
+          <w:lang w:val="en-GB"/>
+        </w:rPr>
+      </w:pPr>
+      <w:r>
+        <w:rPr>
+          <w:b/>
+          <w:bCs/>
+          <w:lang w:val="en-GB"/>
+        </w:rPr>
+        <w:lastRenderedPageBreak/>
+        <w:t>2. Визначте співвідношення понять «сутність», «зв’язок».</w:t>
+      </w:r>
+    </w:p>
+    <w:p>
+      <w:pPr>
+        <w:numPr>
+          <w:ilvl w:val="0"/>
+          <w:numId w:val="39"/>
+        </w:numPr>
+        <w:jc w:val="left"/>
+        <w:rPr>
+          <w:lang w:val="en-GB"/>
+        </w:rPr>
+      </w:pPr>
+      <w:r>
+        <w:rPr>
+          <w:b/>
+          <w:bCs/>
+          <w:lang w:val="en-GB"/>
+        </w:rPr>
+        <w:t>Сутність (Entity)</w:t>
+      </w:r>
+      <w:r>
+        <w:rPr>
+          <w:lang w:val="en-GB"/>
+        </w:rPr>
+        <w:t xml:space="preserve"> — це об’єкт реального світу або абстрактна концепція, про яку ми зберігаємо дані в базі (наприклад, </w:t>
+      </w:r>
+      <w:r>
+        <w:rPr>
+          <w:i/>
+          <w:iCs/>
+          <w:lang w:val="en-GB"/>
+        </w:rPr>
+        <w:t>Студент</w:t>
+      </w:r>
+      <w:r>
+        <w:rPr>
+          <w:lang w:val="en-GB"/>
+        </w:rPr>
+        <w:t xml:space="preserve">, </w:t>
+      </w:r>
+      <w:r>
+        <w:rPr>
+          <w:i/>
+          <w:iCs/>
+          <w:lang w:val="en-GB"/>
+        </w:rPr>
+        <w:t>Товар</w:t>
+      </w:r>
+      <w:r>
+        <w:rPr>
+          <w:lang w:val="en-GB"/>
+        </w:rPr>
+        <w:t xml:space="preserve">). </w:t>
+      </w:r>
+    </w:p>
+    <w:p>
+      <w:pPr>
+        <w:numPr>
+          <w:ilvl w:val="0"/>
+          <w:numId w:val="39"/>
+        </w:numPr>
+        <w:jc w:val="left"/>
+        <w:rPr>
+          <w:lang w:val="en-GB"/>
+        </w:rPr>
+      </w:pPr>
+      <w:r>
+        <w:rPr>
+          <w:b/>
+          <w:bCs/>
+          <w:lang w:val="en-GB"/>
+        </w:rPr>
+        <w:t>Зв’язок (Relationship)</w:t>
+      </w:r>
+      <w:r>
+        <w:rPr>
+          <w:lang w:val="en-GB"/>
+        </w:rPr>
+        <w:t xml:space="preserve"> — це асоціація або логічне відношення між двома чи більше сутностями (наприклад, </w:t>
+      </w:r>
+      <w:r>
+        <w:rPr>
+          <w:i/>
+          <w:iCs/>
+          <w:lang w:val="en-GB"/>
+        </w:rPr>
+        <w:t>Студент</w:t>
+      </w:r>
+      <w:r>
+        <w:rPr>
+          <w:lang w:val="en-GB"/>
+        </w:rPr>
+        <w:t xml:space="preserve"> </w:t>
+      </w:r>
+      <w:r>
+        <w:rPr>
+          <w:b/>
+          <w:bCs/>
+          <w:lang w:val="en-GB"/>
+        </w:rPr>
+        <w:t>вивчає</w:t>
+      </w:r>
+      <w:r>
+        <w:rPr>
+          <w:lang w:val="en-GB"/>
+        </w:rPr>
+        <w:t xml:space="preserve"> </w:t>
+      </w:r>
+      <w:r>
+        <w:rPr>
+          <w:i/>
+          <w:iCs/>
+          <w:lang w:val="en-GB"/>
+        </w:rPr>
+        <w:t>Дисципліну</w:t>
+      </w:r>
+      <w:r>
+        <w:rPr>
+          <w:lang w:val="en-GB"/>
+        </w:rPr>
+        <w:t xml:space="preserve">). </w:t>
+      </w:r>
+    </w:p>
+    <w:p>
+      <w:pPr>
+        <w:numPr>
+          <w:ilvl w:val="0"/>
+          <w:numId w:val="39"/>
+        </w:numPr>
+        <w:jc w:val="left"/>
+        <w:rPr>
+          <w:lang w:val="en-GB"/>
+        </w:rPr>
+      </w:pPr>
+      <w:r>
+        <w:rPr>
+          <w:b/>
+          <w:bCs/>
+          <w:lang w:val="en-GB"/>
+        </w:rPr>
+        <w:t>Співвідношення:</w:t>
+      </w:r>
+      <w:r>
+        <w:rPr>
+          <w:lang w:val="en-GB"/>
+        </w:rPr>
+        <w:t xml:space="preserve"> Зв’язок об'єднує сутності між собою та показує, як вони взаємодіють у предметній галузі. </w:t>
+      </w:r>
+    </w:p>
+    <w:p>
+      <w:pPr>
+        <w:ind w:firstLine="709"/>
+        <w:jc w:val="left"/>
+      </w:pPr>
+      <w:r>
+        <w:rPr>
+          <w:b/>
+          <w:bCs/>
+          <w:lang w:val="en-GB"/>
+        </w:rPr>
+        <w:t>3. У чому полягає концептуальне проєктування для конкретної предметної галузі?</w:t>
+      </w:r>
+      <w:r>
+        <w:rPr>
+          <w:lang w:val="en-GB"/>
+        </w:rPr>
+        <w:t xml:space="preserve"> </w:t>
+      </w:r>
+    </w:p>
+    <w:p>
+      <w:pPr>
+        <w:ind w:firstLine="709"/>
+        <w:jc w:val="left"/>
+        <w:rPr>
+          <w:lang w:val="en-GB"/>
+        </w:rPr>
+      </w:pPr>
+      <w:r>
+        <w:rPr>
+          <w:lang w:val="en-GB"/>
+        </w:rPr>
+        <w:t xml:space="preserve">Концептуальне проєктування полягає у створенні загальної схеми даних, яка описує головні об'єкти (сутності), їхні властивості (атрибути) та зв'язки між ними. Воно відображає логіку бізнесу або предметної галузі й не залежить від технічних деталей чи вибору конкретної програми/СУБД. </w:t>
+      </w:r>
+    </w:p>
+    <w:p>
+      <w:pPr>
+        <w:ind w:firstLine="709"/>
+        <w:jc w:val="left"/>
+        <w:rPr>
+          <w:lang w:val="en-GB"/>
+        </w:rPr>
+      </w:pPr>
+      <w:r>
+        <w:rPr>
+          <w:b/>
+          <w:bCs/>
+          <w:lang w:val="en-GB"/>
+        </w:rPr>
+        <w:t>4. Назвіть типи зв’язків та наведіть приклади.</w:t>
+      </w:r>
+    </w:p>
+    <w:p>
+      <w:pPr>
+        <w:numPr>
+          <w:ilvl w:val="0"/>
+          <w:numId w:val="40"/>
+        </w:numPr>
+        <w:jc w:val="left"/>
+        <w:rPr>
+          <w:lang w:val="en-GB"/>
+        </w:rPr>
+      </w:pPr>
+      <w:r>
+        <w:rPr>
+          <w:b/>
+          <w:bCs/>
+          <w:lang w:val="en-GB"/>
+        </w:rPr>
+        <w:t>Один-до-одного (1:1):</w:t>
+      </w:r>
+      <w:r>
+        <w:rPr>
+          <w:lang w:val="en-GB"/>
+        </w:rPr>
+        <w:t xml:space="preserve"> Одному запису відповідає лише один запис в іншій таблиці.</w:t>
+      </w:r>
+    </w:p>
+    <w:p>
+      <w:pPr>
+        <w:numPr>
+          <w:ilvl w:val="1"/>
+          <w:numId w:val="40"/>
+        </w:numPr>
+        <w:jc w:val="left"/>
+        <w:rPr>
+          <w:lang w:val="en-GB"/>
+        </w:rPr>
+      </w:pPr>
+      <w:r>
+        <w:rPr>
+          <w:i/>
+          <w:iCs/>
+          <w:lang w:val="en-GB"/>
+        </w:rPr>
+        <w:t>Приклад:</w:t>
+      </w:r>
+      <w:r>
+        <w:rPr>
+          <w:lang w:val="en-GB"/>
+        </w:rPr>
+        <w:t xml:space="preserve"> Один </w:t>
+      </w:r>
+      <w:r>
+        <w:rPr>
+          <w:i/>
+          <w:iCs/>
+          <w:lang w:val="en-GB"/>
+        </w:rPr>
+        <w:t>Паспорт</w:t>
+      </w:r>
+      <w:r>
+        <w:rPr>
+          <w:lang w:val="en-GB"/>
+        </w:rPr>
+        <w:t xml:space="preserve"> належить тільки одній </w:t>
+      </w:r>
+      <w:r>
+        <w:rPr>
+          <w:i/>
+          <w:iCs/>
+          <w:lang w:val="en-GB"/>
+        </w:rPr>
+        <w:t>Людині</w:t>
+      </w:r>
+      <w:r>
+        <w:rPr>
+          <w:lang w:val="en-GB"/>
+        </w:rPr>
+        <w:t xml:space="preserve">. </w:t>
+      </w:r>
+    </w:p>
+    <w:p>
+      <w:pPr>
+        <w:numPr>
+          <w:ilvl w:val="0"/>
+          <w:numId w:val="40"/>
+        </w:numPr>
+        <w:jc w:val="left"/>
+        <w:rPr>
+          <w:lang w:val="en-GB"/>
+        </w:rPr>
+      </w:pPr>
+      <w:r>
+        <w:rPr>
+          <w:b/>
+          <w:bCs/>
+          <w:lang w:val="en-GB"/>
+        </w:rPr>
+        <w:t>Один-до-багатьох (1:M):</w:t>
+      </w:r>
+      <w:r>
+        <w:rPr>
+          <w:lang w:val="en-GB"/>
+        </w:rPr>
+        <w:t xml:space="preserve"> Один запис у першій таблиці може бути пов'язаний із багатьма записами в другій.</w:t>
+      </w:r>
+    </w:p>
+    <w:p>
+      <w:pPr>
+        <w:numPr>
+          <w:ilvl w:val="1"/>
+          <w:numId w:val="40"/>
+        </w:numPr>
+        <w:jc w:val="left"/>
+        <w:rPr>
+          <w:lang w:val="en-GB"/>
+        </w:rPr>
+      </w:pPr>
+      <w:r>
+        <w:rPr>
+          <w:i/>
+          <w:iCs/>
+          <w:lang w:val="en-GB"/>
+        </w:rPr>
+        <w:t>Приклад:</w:t>
+      </w:r>
+      <w:r>
+        <w:rPr>
+          <w:lang w:val="en-GB"/>
+        </w:rPr>
+        <w:t xml:space="preserve"> Один </w:t>
+      </w:r>
+      <w:r>
+        <w:rPr>
+          <w:i/>
+          <w:iCs/>
+          <w:lang w:val="en-GB"/>
+        </w:rPr>
+        <w:t>Група</w:t>
+      </w:r>
+      <w:r>
+        <w:rPr>
+          <w:lang w:val="en-GB"/>
+        </w:rPr>
+        <w:t xml:space="preserve"> має багатьох </w:t>
+      </w:r>
+      <w:r>
+        <w:rPr>
+          <w:i/>
+          <w:iCs/>
+          <w:lang w:val="en-GB"/>
+        </w:rPr>
+        <w:t>Студентів</w:t>
+      </w:r>
+      <w:r>
+        <w:rPr>
+          <w:lang w:val="en-GB"/>
+        </w:rPr>
+        <w:t xml:space="preserve">. </w:t>
+      </w:r>
+    </w:p>
+    <w:p>
+      <w:pPr>
+        <w:numPr>
+          <w:ilvl w:val="0"/>
+          <w:numId w:val="40"/>
+        </w:numPr>
+        <w:jc w:val="left"/>
+        <w:rPr>
+          <w:lang w:val="en-GB"/>
+        </w:rPr>
+      </w:pPr>
+      <w:r>
+        <w:rPr>
+          <w:b/>
+          <w:bCs/>
+          <w:lang w:val="en-GB"/>
+        </w:rPr>
+        <w:t>Багато-до-багатьох (M:N):</w:t>
+      </w:r>
+      <w:r>
+        <w:rPr>
+          <w:lang w:val="en-GB"/>
+        </w:rPr>
+        <w:t xml:space="preserve"> Багато записів з першої таблиці можуть відповідати багатьом записам із другої.</w:t>
+      </w:r>
+    </w:p>
+    <w:p>
+      <w:pPr>
+        <w:numPr>
+          <w:ilvl w:val="1"/>
+          <w:numId w:val="40"/>
+        </w:numPr>
+        <w:jc w:val="left"/>
+        <w:rPr>
+          <w:lang w:val="en-GB"/>
+        </w:rPr>
+      </w:pPr>
+      <w:r>
+        <w:rPr>
+          <w:i/>
+          <w:iCs/>
+          <w:lang w:val="en-GB"/>
+        </w:rPr>
+        <w:t>Приклад:</w:t>
+      </w:r>
+      <w:r>
+        <w:rPr>
+          <w:lang w:val="en-GB"/>
+        </w:rPr>
+        <w:t xml:space="preserve"> Один </w:t>
+      </w:r>
+      <w:r>
+        <w:rPr>
+          <w:i/>
+          <w:iCs/>
+          <w:lang w:val="en-GB"/>
+        </w:rPr>
+        <w:t>Студент</w:t>
+      </w:r>
+      <w:r>
+        <w:rPr>
+          <w:lang w:val="en-GB"/>
+        </w:rPr>
+        <w:t xml:space="preserve"> відвідує багато </w:t>
+      </w:r>
+      <w:r>
+        <w:rPr>
+          <w:i/>
+          <w:iCs/>
+          <w:lang w:val="en-GB"/>
+        </w:rPr>
+        <w:t>Курсів</w:t>
+      </w:r>
+      <w:r>
+        <w:rPr>
+          <w:lang w:val="en-GB"/>
+        </w:rPr>
+        <w:t xml:space="preserve">, і на кожному </w:t>
+      </w:r>
+      <w:r>
+        <w:rPr>
+          <w:i/>
+          <w:iCs/>
+          <w:lang w:val="en-GB"/>
+        </w:rPr>
+        <w:t>Курсі</w:t>
+      </w:r>
+      <w:r>
+        <w:rPr>
+          <w:lang w:val="en-GB"/>
+        </w:rPr>
+        <w:t xml:space="preserve"> навчається багато </w:t>
+      </w:r>
+      <w:r>
+        <w:rPr>
+          <w:i/>
+          <w:iCs/>
+          <w:lang w:val="en-GB"/>
+        </w:rPr>
+        <w:t>Студентів</w:t>
+      </w:r>
+      <w:r>
+        <w:rPr>
+          <w:lang w:val="en-GB"/>
+        </w:rPr>
+        <w:t xml:space="preserve">. </w:t>
+      </w:r>
+    </w:p>
+    <w:p>
+      <w:pPr>
+        <w:ind w:firstLine="709"/>
+        <w:jc w:val="left"/>
+        <w:rPr>
+          <w:lang w:val="en-GB"/>
+        </w:rPr>
+      </w:pPr>
+      <w:r>
+        <w:rPr>
+          <w:b/>
+          <w:bCs/>
+          <w:lang w:val="en-GB"/>
+        </w:rPr>
+        <w:t>5. Назвіть основні елементи ER-діаграм в нотації Чена.</w:t>
+      </w:r>
+    </w:p>
+    <w:p>
+      <w:pPr>
+        <w:numPr>
+          <w:ilvl w:val="0"/>
+          <w:numId w:val="41"/>
+        </w:numPr>
+        <w:jc w:val="left"/>
+        <w:rPr>
+          <w:lang w:val="en-GB"/>
+        </w:rPr>
+      </w:pPr>
+      <w:r>
+        <w:rPr>
+          <w:b/>
+          <w:bCs/>
+          <w:lang w:val="en-GB"/>
+        </w:rPr>
+        <w:t>Прямокутник</w:t>
+      </w:r>
+      <w:r>
+        <w:rPr>
+          <w:lang w:val="en-GB"/>
+        </w:rPr>
+        <w:t xml:space="preserve"> — позначає сутність. </w:t>
+      </w:r>
+    </w:p>
+    <w:p>
+      <w:pPr>
+        <w:numPr>
+          <w:ilvl w:val="0"/>
+          <w:numId w:val="41"/>
+        </w:numPr>
+        <w:jc w:val="left"/>
+        <w:rPr>
+          <w:lang w:val="en-GB"/>
+        </w:rPr>
+      </w:pPr>
+      <w:r>
+        <w:rPr>
+          <w:b/>
+          <w:bCs/>
+          <w:lang w:val="en-GB"/>
+        </w:rPr>
+        <w:t>Еліпс (овал)</w:t>
+      </w:r>
+      <w:r>
+        <w:rPr>
+          <w:lang w:val="en-GB"/>
+        </w:rPr>
+        <w:t xml:space="preserve"> — позначає атрибут (властивість сутності). </w:t>
+      </w:r>
+    </w:p>
+    <w:p>
+      <w:pPr>
+        <w:numPr>
+          <w:ilvl w:val="0"/>
+          <w:numId w:val="41"/>
+        </w:numPr>
+        <w:jc w:val="left"/>
+        <w:rPr>
+          <w:lang w:val="en-GB"/>
+        </w:rPr>
+      </w:pPr>
+      <w:r>
+        <w:rPr>
+          <w:b/>
+          <w:bCs/>
+          <w:lang w:val="en-GB"/>
+        </w:rPr>
+        <w:t>Ромб</w:t>
+      </w:r>
+      <w:r>
+        <w:rPr>
+          <w:lang w:val="en-GB"/>
+        </w:rPr>
+        <w:t xml:space="preserve"> — позначає зв'язок між сутностями. </w:t>
+      </w:r>
+    </w:p>
+    <w:p>
+      <w:pPr>
+        <w:numPr>
+          <w:ilvl w:val="0"/>
+          <w:numId w:val="41"/>
+        </w:numPr>
+        <w:jc w:val="left"/>
+        <w:rPr>
+          <w:lang w:val="en-GB"/>
+        </w:rPr>
+      </w:pPr>
+      <w:r>
+        <w:rPr>
+          <w:b/>
+          <w:bCs/>
+          <w:lang w:val="en-GB"/>
+        </w:rPr>
+        <w:t>Лінії (з підписами 1, M, N)</w:t>
+      </w:r>
+      <w:r>
+        <w:rPr>
+          <w:lang w:val="en-GB"/>
+        </w:rPr>
+        <w:t xml:space="preserve"> — з'єднують елементи та вказують тип і кардинальність зв'язку. </w:t>
+      </w:r>
+    </w:p>
+    <w:p>
+      <w:pPr>
+        <w:ind w:firstLine="709"/>
+        <w:jc w:val="left"/>
+        <w:rPr>
+          <w:lang w:val="en-GB"/>
+        </w:rPr>
+      </w:pPr>
+      <w:r>
+        <w:rPr>
+          <w:b/>
+          <w:bCs/>
+          <w:lang w:val="en-GB"/>
+        </w:rPr>
+        <w:lastRenderedPageBreak/>
+        <w:t>6. Назвіть основні елементи ER-діаграм в нотації Мартіна («вороняча лапка»).</w:t>
+      </w:r>
+    </w:p>
+    <w:p>
+      <w:pPr>
+        <w:numPr>
+          <w:ilvl w:val="0"/>
+          <w:numId w:val="42"/>
+        </w:numPr>
+        <w:jc w:val="left"/>
+        <w:rPr>
+          <w:lang w:val="en-GB"/>
+        </w:rPr>
+      </w:pPr>
+      <w:r>
+        <w:rPr>
+          <w:b/>
+          <w:bCs/>
+          <w:lang w:val="en-GB"/>
+        </w:rPr>
+        <w:t>Прямокутники з розділами</w:t>
+      </w:r>
+      <w:r>
+        <w:rPr>
+          <w:lang w:val="en-GB"/>
+        </w:rPr>
+        <w:t xml:space="preserve"> — позначають сутності (усі атрибути та первинні ключі записуються всередині прямокутника). </w:t>
+      </w:r>
+    </w:p>
+    <w:p>
+      <w:pPr>
+        <w:numPr>
+          <w:ilvl w:val="0"/>
+          <w:numId w:val="42"/>
+        </w:numPr>
+        <w:jc w:val="left"/>
+        <w:rPr>
+          <w:lang w:val="en-GB"/>
+        </w:rPr>
+      </w:pPr>
+      <w:r>
+        <w:rPr>
+          <w:b/>
+          <w:bCs/>
+          <w:lang w:val="en-GB"/>
+        </w:rPr>
+        <w:t>З’єднувальні лінії</w:t>
+      </w:r>
+      <w:r>
+        <w:rPr>
+          <w:lang w:val="en-GB"/>
+        </w:rPr>
+        <w:t xml:space="preserve"> — позначають зв'язки між сутностями. </w:t>
+      </w:r>
+    </w:p>
+    <w:p>
+      <w:pPr>
+        <w:numPr>
+          <w:ilvl w:val="0"/>
+          <w:numId w:val="42"/>
+        </w:numPr>
+        <w:jc w:val="left"/>
+        <w:rPr>
+          <w:lang w:val="en-GB"/>
+        </w:rPr>
+      </w:pPr>
+      <w:r>
+        <w:rPr>
+          <w:b/>
+          <w:bCs/>
+          <w:lang w:val="en-GB"/>
+        </w:rPr>
+        <w:t>Спеціальні значки на кінцях ліній (графічні позначення):</w:t>
+      </w:r>
+    </w:p>
+    <w:p>
+      <w:pPr>
+        <w:numPr>
+          <w:ilvl w:val="1"/>
+          <w:numId w:val="42"/>
+        </w:numPr>
+        <w:jc w:val="left"/>
+        <w:rPr>
+          <w:lang w:val="en-GB"/>
+        </w:rPr>
+      </w:pPr>
+      <w:r>
+        <w:rPr>
+          <w:b/>
+          <w:bCs/>
+          <w:lang w:val="en-GB"/>
+        </w:rPr>
+        <w:t>«Вороняча лапка» (тризуб)</w:t>
+      </w:r>
+      <w:r>
+        <w:rPr>
+          <w:lang w:val="en-GB"/>
+        </w:rPr>
+        <w:t xml:space="preserve"> — означає «багато» ($M$). </w:t>
+      </w:r>
+    </w:p>
+    <w:p>
+      <w:pPr>
+        <w:numPr>
+          <w:ilvl w:val="1"/>
+          <w:numId w:val="42"/>
+        </w:numPr>
+        <w:jc w:val="left"/>
+        <w:rPr>
+          <w:lang w:val="en-GB"/>
+        </w:rPr>
+      </w:pPr>
+      <w:r>
+        <w:rPr>
+          <w:b/>
+          <w:bCs/>
+          <w:lang w:val="en-GB"/>
+        </w:rPr>
+        <w:t xml:space="preserve">Одинарна риска </w:t>
+      </w:r>
+      <w:r>
+        <w:rPr>
+          <w:lang w:val="en-GB"/>
+        </w:rPr>
+        <w:t xml:space="preserve"> — означає «один» або «обов’язково один». </w:t>
+      </w:r>
+    </w:p>
+    <w:p>
+      <w:pPr>
+        <w:numPr>
+          <w:ilvl w:val="1"/>
+          <w:numId w:val="42"/>
+        </w:numPr>
+        <w:jc w:val="left"/>
+        <w:rPr>
+          <w:lang w:val="en-GB"/>
+        </w:rPr>
+      </w:pPr>
+      <w:r>
+        <w:rPr>
+          <w:b/>
+          <w:bCs/>
+          <w:lang w:val="en-GB"/>
+        </w:rPr>
+        <w:t>Кружечок (O)</w:t>
+      </w:r>
+      <w:r>
+        <w:rPr>
+          <w:lang w:val="en-GB"/>
+        </w:rPr>
+        <w:t xml:space="preserve"> — означає «нуль» або «необов’язково» (опціональний зв'язок). </w:t>
+      </w:r>
+    </w:p>
+    <w:p>
+      <w:pPr>
+        <w:ind w:firstLine="709"/>
+        <w:jc w:val="left"/>
+      </w:pPr>
     </w:p>
     <w:sectPr>
       <w:type w:val="continuous"/>
@@ -14111,7 +13517,7 @@
 </file>
 
 <file path=word/numbering.xml><?xml version="1.0" encoding="utf-8"?>
-<w:numbering xmlns:wpc="http://schemas.microsoft.com/office/word/2010/wordprocessingCanvas" xmlns:cx="http://schemas.microsoft.com/office/drawing/2014/chartex" xmlns:cx1="http://schemas.microsoft.com/office/drawing/2015/9/8/chartex" xmlns:cx2="http://schemas.microsoft.com/office/drawing/2015/10/21/chartex" xmlns:cx3="http://schemas.microsoft.com/office/drawing/2016/5/9/chartex" xmlns:cx4="http://schemas.microsoft.com/office/drawing/2016/5/10/chartex" xmlns:cx5="http://schemas.microsoft.com/office/drawing/2016/5/11/chartex" xmlns:cx6="http://schemas.microsoft.com/office/drawing/2016/5/12/chartex" xmlns:cx7="http://schemas.microsoft.com/office/drawing/2016/5/13/chartex" xmlns:cx8="http://schemas.microsoft.com/office/drawing/2016/5/14/chartex" xmlns:mc="http://schemas.openxmlformats.org/markup-compatibility/2006" xmlns:aink="http://schemas.microsoft.com/office/drawing/2016/ink" xmlns:am3d="http://schemas.microsoft.com/office/drawing/2017/model3d" xmlns:o="urn:schemas-microsoft-com:office:office" xmlns:r="http://schemas.openxmlformats.org/officeDocument/2006/relationships" xmlns:m="http://schemas.openxmlformats.org/officeDocument/2006/math" xmlns:v="urn:schemas-microsoft-com:vml" xmlns:wp14="http://schemas.microsoft.com/office/word/2010/wordprocessingDrawing" xmlns:wp="http://schemas.openxmlformats.org/drawingml/2006/wordprocessingDrawing" xmlns:w10="urn:schemas-microsoft-com:office:word" xmlns:w="http://schemas.openxmlformats.org/wordprocessingml/2006/main" xmlns:w14="http://schemas.microsoft.com/office/word/2010/wordml" xmlns:w15="http://schemas.microsoft.com/office/word/2012/wordml" xmlns:w16cex="http://schemas.microsoft.com/office/word/2018/wordml/cex" xmlns:w16cid="http://schemas.microsoft.com/office/word/2016/wordml/cid" xmlns:w16="http://schemas.microsoft.com/office/word/2018/wordml" xmlns:w16sdtdh="http://schemas.microsoft.com/office/word/2020/wordml/sdtdatahash" xmlns:w16se="http://schemas.microsoft.com/office/word/2015/wordml/symex" xmlns:wpg="http://schemas.microsoft.com/office/word/2010/wordprocessingGroup" xmlns:wpi="http://schemas.microsoft.com/office/word/2010/wordprocessingInk" xmlns:wne="http://schemas.microsoft.com/office/word/2006/wordml" xmlns:wps="http://schemas.microsoft.com/office/word/2010/wordprocessingShape" mc:Ignorable="w14 w15 w16se w16cid w16 w16cex w16sdtdh wp14">
+<w:numbering xmlns:wpc="http://schemas.microsoft.com/office/word/2010/wordprocessingCanvas" xmlns:cx="http://schemas.microsoft.com/office/drawing/2014/chartex" xmlns:cx1="http://schemas.microsoft.com/office/drawing/2015/9/8/chartex" xmlns:cx2="http://schemas.microsoft.com/office/drawing/2015/10/21/chartex" xmlns:cx3="http://schemas.microsoft.com/office/drawing/2016/5/9/chartex" xmlns:cx4="http://schemas.microsoft.com/office/drawing/2016/5/10/chartex" xmlns:cx5="http://schemas.microsoft.com/office/drawing/2016/5/11/chartex" xmlns:cx6="http://schemas.microsoft.com/office/drawing/2016/5/12/chartex" xmlns:cx7="http://schemas.microsoft.com/office/drawing/2016/5/13/chartex" xmlns:cx8="http://schemas.microsoft.com/office/drawing/2016/5/14/chartex" xmlns:mc="http://schemas.openxmlformats.org/markup-compatibility/2006" xmlns:aink="http://schemas.microsoft.com/office/drawing/2016/ink" xmlns:am3d="http://schemas.microsoft.com/office/drawing/2017/model3d" xmlns:o="urn:schemas-microsoft-com:office:office" xmlns:oel="http://schemas.microsoft.com/office/2019/extlst" xmlns:r="http://schemas.openxmlformats.org/officeDocument/2006/relationships" xmlns:m="http://schemas.openxmlformats.org/officeDocument/2006/math" xmlns:v="urn:schemas-microsoft-com:vml" xmlns:wp14="http://schemas.microsoft.com/office/word/2010/wordprocessingDrawing" xmlns:wp="http://schemas.openxmlformats.org/drawingml/2006/wordprocessingDrawing" xmlns:w10="urn:schemas-microsoft-com:office:word" xmlns:w="http://schemas.openxmlformats.org/wordprocessingml/2006/main" xmlns:w14="http://schemas.microsoft.com/office/word/2010/wordml" xmlns:w15="http://schemas.microsoft.com/office/word/2012/wordml" xmlns:w16cex="http://schemas.microsoft.com/office/word/2018/wordml/cex" xmlns:w16cid="http://schemas.microsoft.com/office/word/2016/wordml/cid" xmlns:w16="http://schemas.microsoft.com/office/word/2018/wordml" xmlns:w16sdtdh="http://schemas.microsoft.com/office/word/2020/wordml/sdtdatahash" xmlns:w16se="http://schemas.microsoft.com/office/word/2015/wordml/symex" xmlns:wpg="http://schemas.microsoft.com/office/word/2010/wordprocessingGroup" xmlns:wpi="http://schemas.microsoft.com/office/word/2010/wordprocessingInk" xmlns:wne="http://schemas.microsoft.com/office/word/2006/wordml" xmlns:wps="http://schemas.microsoft.com/office/word/2010/wordprocessingShape" mc:Ignorable="w14 w15 w16se w16cid w16 w16cex w16sdtdh wp14">
   <w:abstractNum w:abstractNumId="0" w15:restartNumberingAfterBreak="0">
     <w:nsid w:val="06713CA9"/>
     <w:multiLevelType w:val="hybridMultilevel"/>
@@ -15265,6 +14671,155 @@
     </w:lvl>
   </w:abstractNum>
   <w:abstractNum w:abstractNumId="9" w15:restartNumberingAfterBreak="0">
+    <w:nsid w:val="1E06150C"/>
+    <w:multiLevelType w:val="multilevel"/>
+    <w:tmpl w:val="3AC4FB50"/>
+    <w:lvl w:ilvl="0">
+      <w:start w:val="1"/>
+      <w:numFmt w:val="bullet"/>
+      <w:lvlText w:val=""/>
+      <w:lvlJc w:val="left"/>
+      <w:pPr>
+        <w:tabs>
+          <w:tab w:val="num" w:pos="720"/>
+        </w:tabs>
+        <w:ind w:left="720" w:hanging="360"/>
+      </w:pPr>
+      <w:rPr>
+        <w:rFonts w:ascii="Symbol" w:hAnsi="Symbol" w:hint="default"/>
+        <w:sz w:val="20"/>
+      </w:rPr>
+    </w:lvl>
+    <w:lvl w:ilvl="1">
+      <w:start w:val="1"/>
+      <w:numFmt w:val="bullet"/>
+      <w:lvlText w:val="o"/>
+      <w:lvlJc w:val="left"/>
+      <w:pPr>
+        <w:tabs>
+          <w:tab w:val="num" w:pos="1440"/>
+        </w:tabs>
+        <w:ind w:left="1440" w:hanging="360"/>
+      </w:pPr>
+      <w:rPr>
+        <w:rFonts w:ascii="Courier New" w:hAnsi="Courier New" w:hint="default"/>
+        <w:sz w:val="20"/>
+      </w:rPr>
+    </w:lvl>
+    <w:lvl w:ilvl="2" w:tentative="1">
+      <w:start w:val="1"/>
+      <w:numFmt w:val="bullet"/>
+      <w:lvlText w:val=""/>
+      <w:lvlJc w:val="left"/>
+      <w:pPr>
+        <w:tabs>
+          <w:tab w:val="num" w:pos="2160"/>
+        </w:tabs>
+        <w:ind w:left="2160" w:hanging="360"/>
+      </w:pPr>
+      <w:rPr>
+        <w:rFonts w:ascii="Wingdings" w:hAnsi="Wingdings" w:hint="default"/>
+        <w:sz w:val="20"/>
+      </w:rPr>
+    </w:lvl>
+    <w:lvl w:ilvl="3" w:tentative="1">
+      <w:start w:val="1"/>
+      <w:numFmt w:val="bullet"/>
+      <w:lvlText w:val=""/>
+      <w:lvlJc w:val="left"/>
+      <w:pPr>
+        <w:tabs>
+          <w:tab w:val="num" w:pos="2880"/>
+        </w:tabs>
+        <w:ind w:left="2880" w:hanging="360"/>
+      </w:pPr>
+      <w:rPr>
+        <w:rFonts w:ascii="Wingdings" w:hAnsi="Wingdings" w:hint="default"/>
+        <w:sz w:val="20"/>
+      </w:rPr>
+    </w:lvl>
+    <w:lvl w:ilvl="4" w:tentative="1">
+      <w:start w:val="1"/>
+      <w:numFmt w:val="bullet"/>
+      <w:lvlText w:val=""/>
+      <w:lvlJc w:val="left"/>
+      <w:pPr>
+        <w:tabs>
+          <w:tab w:val="num" w:pos="3600"/>
+        </w:tabs>
+        <w:ind w:left="3600" w:hanging="360"/>
+      </w:pPr>
+      <w:rPr>
+        <w:rFonts w:ascii="Wingdings" w:hAnsi="Wingdings" w:hint="default"/>
+        <w:sz w:val="20"/>
+      </w:rPr>
+    </w:lvl>
+    <w:lvl w:ilvl="5" w:tentative="1">
+      <w:start w:val="1"/>
+      <w:numFmt w:val="bullet"/>
+      <w:lvlText w:val=""/>
+      <w:lvlJc w:val="left"/>
+      <w:pPr>
+        <w:tabs>
+          <w:tab w:val="num" w:pos="4320"/>
+        </w:tabs>
+        <w:ind w:left="4320" w:hanging="360"/>
+      </w:pPr>
+      <w:rPr>
+        <w:rFonts w:ascii="Wingdings" w:hAnsi="Wingdings" w:hint="default"/>
+        <w:sz w:val="20"/>
+      </w:rPr>
+    </w:lvl>
+    <w:lvl w:ilvl="6" w:tentative="1">
+      <w:start w:val="1"/>
+      <w:numFmt w:val="bullet"/>
+      <w:lvlText w:val=""/>
+      <w:lvlJc w:val="left"/>
+      <w:pPr>
+        <w:tabs>
+          <w:tab w:val="num" w:pos="5040"/>
+        </w:tabs>
+        <w:ind w:left="5040" w:hanging="360"/>
+      </w:pPr>
+      <w:rPr>
+        <w:rFonts w:ascii="Wingdings" w:hAnsi="Wingdings" w:hint="default"/>
+        <w:sz w:val="20"/>
+      </w:rPr>
+    </w:lvl>
+    <w:lvl w:ilvl="7" w:tentative="1">
+      <w:start w:val="1"/>
+      <w:numFmt w:val="bullet"/>
+      <w:lvlText w:val=""/>
+      <w:lvlJc w:val="left"/>
+      <w:pPr>
+        <w:tabs>
+          <w:tab w:val="num" w:pos="5760"/>
+        </w:tabs>
+        <w:ind w:left="5760" w:hanging="360"/>
+      </w:pPr>
+      <w:rPr>
+        <w:rFonts w:ascii="Wingdings" w:hAnsi="Wingdings" w:hint="default"/>
+        <w:sz w:val="20"/>
+      </w:rPr>
+    </w:lvl>
+    <w:lvl w:ilvl="8" w:tentative="1">
+      <w:start w:val="1"/>
+      <w:numFmt w:val="bullet"/>
+      <w:lvlText w:val=""/>
+      <w:lvlJc w:val="left"/>
+      <w:pPr>
+        <w:tabs>
+          <w:tab w:val="num" w:pos="6480"/>
+        </w:tabs>
+        <w:ind w:left="6480" w:hanging="360"/>
+      </w:pPr>
+      <w:rPr>
+        <w:rFonts w:ascii="Wingdings" w:hAnsi="Wingdings" w:hint="default"/>
+        <w:sz w:val="20"/>
+      </w:rPr>
+    </w:lvl>
+  </w:abstractNum>
+  <w:abstractNum w:abstractNumId="10" w15:restartNumberingAfterBreak="0">
     <w:nsid w:val="28632A5E"/>
     <w:multiLevelType w:val="hybridMultilevel"/>
     <w:tmpl w:val="2EC0C5D4"/>
@@ -15350,7 +14905,7 @@
       </w:pPr>
     </w:lvl>
   </w:abstractNum>
-  <w:abstractNum w:abstractNumId="10" w15:restartNumberingAfterBreak="0">
+  <w:abstractNum w:abstractNumId="11" w15:restartNumberingAfterBreak="0">
     <w:nsid w:val="2A634A1F"/>
     <w:multiLevelType w:val="multilevel"/>
     <w:tmpl w:val="A344DEBE"/>
@@ -15499,7 +15054,7 @@
       </w:rPr>
     </w:lvl>
   </w:abstractNum>
-  <w:abstractNum w:abstractNumId="11" w15:restartNumberingAfterBreak="0">
+  <w:abstractNum w:abstractNumId="12" w15:restartNumberingAfterBreak="0">
     <w:nsid w:val="2F4E0519"/>
     <w:multiLevelType w:val="hybridMultilevel"/>
     <w:tmpl w:val="9F8AEB4A"/>
@@ -15590,7 +15145,7 @@
       </w:pPr>
     </w:lvl>
   </w:abstractNum>
-  <w:abstractNum w:abstractNumId="12" w15:restartNumberingAfterBreak="0">
+  <w:abstractNum w:abstractNumId="13" w15:restartNumberingAfterBreak="0">
     <w:nsid w:val="40C04C01"/>
     <w:multiLevelType w:val="hybridMultilevel"/>
     <w:tmpl w:val="F404CC90"/>
@@ -15679,7 +15234,7 @@
       </w:pPr>
     </w:lvl>
   </w:abstractNum>
-  <w:abstractNum w:abstractNumId="13" w15:restartNumberingAfterBreak="0">
+  <w:abstractNum w:abstractNumId="14" w15:restartNumberingAfterBreak="0">
     <w:nsid w:val="42C54621"/>
     <w:multiLevelType w:val="multilevel"/>
     <w:tmpl w:val="0422001F"/>
@@ -15796,7 +15351,7 @@
       </w:rPr>
     </w:lvl>
   </w:abstractNum>
-  <w:abstractNum w:abstractNumId="14" w15:restartNumberingAfterBreak="0">
+  <w:abstractNum w:abstractNumId="15" w15:restartNumberingAfterBreak="0">
     <w:nsid w:val="44CA414F"/>
     <w:multiLevelType w:val="hybridMultilevel"/>
     <w:tmpl w:val="F6DCE5E0"/>
@@ -15882,7 +15437,7 @@
       </w:pPr>
     </w:lvl>
   </w:abstractNum>
-  <w:abstractNum w:abstractNumId="15" w15:restartNumberingAfterBreak="0">
+  <w:abstractNum w:abstractNumId="16" w15:restartNumberingAfterBreak="0">
     <w:nsid w:val="460D1826"/>
     <w:multiLevelType w:val="multilevel"/>
     <w:tmpl w:val="46CEBB34"/>
@@ -16031,7 +15586,7 @@
       </w:rPr>
     </w:lvl>
   </w:abstractNum>
-  <w:abstractNum w:abstractNumId="16" w15:restartNumberingAfterBreak="0">
+  <w:abstractNum w:abstractNumId="17" w15:restartNumberingAfterBreak="0">
     <w:nsid w:val="4BF83AFF"/>
     <w:multiLevelType w:val="multilevel"/>
     <w:tmpl w:val="EB3E3FE2"/>
@@ -16180,7 +15735,7 @@
       </w:rPr>
     </w:lvl>
   </w:abstractNum>
-  <w:abstractNum w:abstractNumId="17" w15:restartNumberingAfterBreak="0">
+  <w:abstractNum w:abstractNumId="18" w15:restartNumberingAfterBreak="0">
     <w:nsid w:val="4DAD3799"/>
     <w:multiLevelType w:val="multilevel"/>
     <w:tmpl w:val="55FE7282"/>
@@ -16329,7 +15884,156 @@
       </w:rPr>
     </w:lvl>
   </w:abstractNum>
-  <w:abstractNum w:abstractNumId="18" w15:restartNumberingAfterBreak="0">
+  <w:abstractNum w:abstractNumId="19" w15:restartNumberingAfterBreak="0">
+    <w:nsid w:val="4DE63E96"/>
+    <w:multiLevelType w:val="multilevel"/>
+    <w:tmpl w:val="A824DB28"/>
+    <w:lvl w:ilvl="0">
+      <w:start w:val="1"/>
+      <w:numFmt w:val="bullet"/>
+      <w:lvlText w:val=""/>
+      <w:lvlJc w:val="left"/>
+      <w:pPr>
+        <w:tabs>
+          <w:tab w:val="num" w:pos="720"/>
+        </w:tabs>
+        <w:ind w:left="720" w:hanging="360"/>
+      </w:pPr>
+      <w:rPr>
+        <w:rFonts w:ascii="Symbol" w:hAnsi="Symbol" w:hint="default"/>
+        <w:sz w:val="20"/>
+      </w:rPr>
+    </w:lvl>
+    <w:lvl w:ilvl="1" w:tentative="1">
+      <w:start w:val="1"/>
+      <w:numFmt w:val="bullet"/>
+      <w:lvlText w:val="o"/>
+      <w:lvlJc w:val="left"/>
+      <w:pPr>
+        <w:tabs>
+          <w:tab w:val="num" w:pos="1440"/>
+        </w:tabs>
+        <w:ind w:left="1440" w:hanging="360"/>
+      </w:pPr>
+      <w:rPr>
+        <w:rFonts w:ascii="Courier New" w:hAnsi="Courier New" w:hint="default"/>
+        <w:sz w:val="20"/>
+      </w:rPr>
+    </w:lvl>
+    <w:lvl w:ilvl="2" w:tentative="1">
+      <w:start w:val="1"/>
+      <w:numFmt w:val="bullet"/>
+      <w:lvlText w:val=""/>
+      <w:lvlJc w:val="left"/>
+      <w:pPr>
+        <w:tabs>
+          <w:tab w:val="num" w:pos="2160"/>
+        </w:tabs>
+        <w:ind w:left="2160" w:hanging="360"/>
+      </w:pPr>
+      <w:rPr>
+        <w:rFonts w:ascii="Wingdings" w:hAnsi="Wingdings" w:hint="default"/>
+        <w:sz w:val="20"/>
+      </w:rPr>
+    </w:lvl>
+    <w:lvl w:ilvl="3" w:tentative="1">
+      <w:start w:val="1"/>
+      <w:numFmt w:val="bullet"/>
+      <w:lvlText w:val=""/>
+      <w:lvlJc w:val="left"/>
+      <w:pPr>
+        <w:tabs>
+          <w:tab w:val="num" w:pos="2880"/>
+        </w:tabs>
+        <w:ind w:left="2880" w:hanging="360"/>
+      </w:pPr>
+      <w:rPr>
+        <w:rFonts w:ascii="Wingdings" w:hAnsi="Wingdings" w:hint="default"/>
+        <w:sz w:val="20"/>
+      </w:rPr>
+    </w:lvl>
+    <w:lvl w:ilvl="4" w:tentative="1">
+      <w:start w:val="1"/>
+      <w:numFmt w:val="bullet"/>
+      <w:lvlText w:val=""/>
+      <w:lvlJc w:val="left"/>
+      <w:pPr>
+        <w:tabs>
+          <w:tab w:val="num" w:pos="3600"/>
+        </w:tabs>
+        <w:ind w:left="3600" w:hanging="360"/>
+      </w:pPr>
+      <w:rPr>
+        <w:rFonts w:ascii="Wingdings" w:hAnsi="Wingdings" w:hint="default"/>
+        <w:sz w:val="20"/>
+      </w:rPr>
+    </w:lvl>
+    <w:lvl w:ilvl="5" w:tentative="1">
+      <w:start w:val="1"/>
+      <w:numFmt w:val="bullet"/>
+      <w:lvlText w:val=""/>
+      <w:lvlJc w:val="left"/>
+      <w:pPr>
+        <w:tabs>
+          <w:tab w:val="num" w:pos="4320"/>
+        </w:tabs>
+        <w:ind w:left="4320" w:hanging="360"/>
+      </w:pPr>
+      <w:rPr>
+        <w:rFonts w:ascii="Wingdings" w:hAnsi="Wingdings" w:hint="default"/>
+        <w:sz w:val="20"/>
+      </w:rPr>
+    </w:lvl>
+    <w:lvl w:ilvl="6" w:tentative="1">
+      <w:start w:val="1"/>
+      <w:numFmt w:val="bullet"/>
+      <w:lvlText w:val=""/>
+      <w:lvlJc w:val="left"/>
+      <w:pPr>
+        <w:tabs>
+          <w:tab w:val="num" w:pos="5040"/>
+        </w:tabs>
+        <w:ind w:left="5040" w:hanging="360"/>
+      </w:pPr>
+      <w:rPr>
+        <w:rFonts w:ascii="Wingdings" w:hAnsi="Wingdings" w:hint="default"/>
+        <w:sz w:val="20"/>
+      </w:rPr>
+    </w:lvl>
+    <w:lvl w:ilvl="7" w:tentative="1">
+      <w:start w:val="1"/>
+      <w:numFmt w:val="bullet"/>
+      <w:lvlText w:val=""/>
+      <w:lvlJc w:val="left"/>
+      <w:pPr>
+        <w:tabs>
+          <w:tab w:val="num" w:pos="5760"/>
+        </w:tabs>
+        <w:ind w:left="5760" w:hanging="360"/>
+      </w:pPr>
+      <w:rPr>
+        <w:rFonts w:ascii="Wingdings" w:hAnsi="Wingdings" w:hint="default"/>
+        <w:sz w:val="20"/>
+      </w:rPr>
+    </w:lvl>
+    <w:lvl w:ilvl="8" w:tentative="1">
+      <w:start w:val="1"/>
+      <w:numFmt w:val="bullet"/>
+      <w:lvlText w:val=""/>
+      <w:lvlJc w:val="left"/>
+      <w:pPr>
+        <w:tabs>
+          <w:tab w:val="num" w:pos="6480"/>
+        </w:tabs>
+        <w:ind w:left="6480" w:hanging="360"/>
+      </w:pPr>
+      <w:rPr>
+        <w:rFonts w:ascii="Wingdings" w:hAnsi="Wingdings" w:hint="default"/>
+        <w:sz w:val="20"/>
+      </w:rPr>
+    </w:lvl>
+  </w:abstractNum>
+  <w:abstractNum w:abstractNumId="20" w15:restartNumberingAfterBreak="0">
     <w:nsid w:val="4ED341B4"/>
     <w:multiLevelType w:val="hybridMultilevel"/>
     <w:tmpl w:val="26E6C2AC"/>
@@ -16419,7 +16123,7 @@
       </w:pPr>
     </w:lvl>
   </w:abstractNum>
-  <w:abstractNum w:abstractNumId="19" w15:restartNumberingAfterBreak="0">
+  <w:abstractNum w:abstractNumId="21" w15:restartNumberingAfterBreak="0">
     <w:nsid w:val="5795450D"/>
     <w:multiLevelType w:val="multilevel"/>
     <w:tmpl w:val="9BEC30A8"/>
@@ -16568,7 +16272,156 @@
       </w:rPr>
     </w:lvl>
   </w:abstractNum>
-  <w:abstractNum w:abstractNumId="20" w15:restartNumberingAfterBreak="0">
+  <w:abstractNum w:abstractNumId="22" w15:restartNumberingAfterBreak="0">
+    <w:nsid w:val="585C1A09"/>
+    <w:multiLevelType w:val="multilevel"/>
+    <w:tmpl w:val="E53A6E5C"/>
+    <w:lvl w:ilvl="0">
+      <w:start w:val="1"/>
+      <w:numFmt w:val="bullet"/>
+      <w:lvlText w:val=""/>
+      <w:lvlJc w:val="left"/>
+      <w:pPr>
+        <w:tabs>
+          <w:tab w:val="num" w:pos="720"/>
+        </w:tabs>
+        <w:ind w:left="720" w:hanging="360"/>
+      </w:pPr>
+      <w:rPr>
+        <w:rFonts w:ascii="Symbol" w:hAnsi="Symbol" w:hint="default"/>
+        <w:sz w:val="20"/>
+      </w:rPr>
+    </w:lvl>
+    <w:lvl w:ilvl="1" w:tentative="1">
+      <w:start w:val="1"/>
+      <w:numFmt w:val="bullet"/>
+      <w:lvlText w:val="o"/>
+      <w:lvlJc w:val="left"/>
+      <w:pPr>
+        <w:tabs>
+          <w:tab w:val="num" w:pos="1440"/>
+        </w:tabs>
+        <w:ind w:left="1440" w:hanging="360"/>
+      </w:pPr>
+      <w:rPr>
+        <w:rFonts w:ascii="Courier New" w:hAnsi="Courier New" w:hint="default"/>
+        <w:sz w:val="20"/>
+      </w:rPr>
+    </w:lvl>
+    <w:lvl w:ilvl="2" w:tentative="1">
+      <w:start w:val="1"/>
+      <w:numFmt w:val="bullet"/>
+      <w:lvlText w:val=""/>
+      <w:lvlJc w:val="left"/>
+      <w:pPr>
+        <w:tabs>
+          <w:tab w:val="num" w:pos="2160"/>
+        </w:tabs>
+        <w:ind w:left="2160" w:hanging="360"/>
+      </w:pPr>
+      <w:rPr>
+        <w:rFonts w:ascii="Wingdings" w:hAnsi="Wingdings" w:hint="default"/>
+        <w:sz w:val="20"/>
+      </w:rPr>
+    </w:lvl>
+    <w:lvl w:ilvl="3" w:tentative="1">
+      <w:start w:val="1"/>
+      <w:numFmt w:val="bullet"/>
+      <w:lvlText w:val=""/>
+      <w:lvlJc w:val="left"/>
+      <w:pPr>
+        <w:tabs>
+          <w:tab w:val="num" w:pos="2880"/>
+        </w:tabs>
+        <w:ind w:left="2880" w:hanging="360"/>
+      </w:pPr>
+      <w:rPr>
+        <w:rFonts w:ascii="Wingdings" w:hAnsi="Wingdings" w:hint="default"/>
+        <w:sz w:val="20"/>
+      </w:rPr>
+    </w:lvl>
+    <w:lvl w:ilvl="4" w:tentative="1">
+      <w:start w:val="1"/>
+      <w:numFmt w:val="bullet"/>
+      <w:lvlText w:val=""/>
+      <w:lvlJc w:val="left"/>
+      <w:pPr>
+        <w:tabs>
+          <w:tab w:val="num" w:pos="3600"/>
+        </w:tabs>
+        <w:ind w:left="3600" w:hanging="360"/>
+      </w:pPr>
+      <w:rPr>
+        <w:rFonts w:ascii="Wingdings" w:hAnsi="Wingdings" w:hint="default"/>
+        <w:sz w:val="20"/>
+      </w:rPr>
+    </w:lvl>
+    <w:lvl w:ilvl="5" w:tentative="1">
+      <w:start w:val="1"/>
+      <w:numFmt w:val="bullet"/>
+      <w:lvlText w:val=""/>
+      <w:lvlJc w:val="left"/>
+      <w:pPr>
+        <w:tabs>
+          <w:tab w:val="num" w:pos="4320"/>
+        </w:tabs>
+        <w:ind w:left="4320" w:hanging="360"/>
+      </w:pPr>
+      <w:rPr>
+        <w:rFonts w:ascii="Wingdings" w:hAnsi="Wingdings" w:hint="default"/>
+        <w:sz w:val="20"/>
+      </w:rPr>
+    </w:lvl>
+    <w:lvl w:ilvl="6" w:tentative="1">
+      <w:start w:val="1"/>
+      <w:numFmt w:val="bullet"/>
+      <w:lvlText w:val=""/>
+      <w:lvlJc w:val="left"/>
+      <w:pPr>
+        <w:tabs>
+          <w:tab w:val="num" w:pos="5040"/>
+        </w:tabs>
+        <w:ind w:left="5040" w:hanging="360"/>
+      </w:pPr>
+      <w:rPr>
+        <w:rFonts w:ascii="Wingdings" w:hAnsi="Wingdings" w:hint="default"/>
+        <w:sz w:val="20"/>
+      </w:rPr>
+    </w:lvl>
+    <w:lvl w:ilvl="7" w:tentative="1">
+      <w:start w:val="1"/>
+      <w:numFmt w:val="bullet"/>
+      <w:lvlText w:val=""/>
+      <w:lvlJc w:val="left"/>
+      <w:pPr>
+        <w:tabs>
+          <w:tab w:val="num" w:pos="5760"/>
+        </w:tabs>
+        <w:ind w:left="5760" w:hanging="360"/>
+      </w:pPr>
+      <w:rPr>
+        <w:rFonts w:ascii="Wingdings" w:hAnsi="Wingdings" w:hint="default"/>
+        <w:sz w:val="20"/>
+      </w:rPr>
+    </w:lvl>
+    <w:lvl w:ilvl="8" w:tentative="1">
+      <w:start w:val="1"/>
+      <w:numFmt w:val="bullet"/>
+      <w:lvlText w:val=""/>
+      <w:lvlJc w:val="left"/>
+      <w:pPr>
+        <w:tabs>
+          <w:tab w:val="num" w:pos="6480"/>
+        </w:tabs>
+        <w:ind w:left="6480" w:hanging="360"/>
+      </w:pPr>
+      <w:rPr>
+        <w:rFonts w:ascii="Wingdings" w:hAnsi="Wingdings" w:hint="default"/>
+        <w:sz w:val="20"/>
+      </w:rPr>
+    </w:lvl>
+  </w:abstractNum>
+  <w:abstractNum w:abstractNumId="23" w15:restartNumberingAfterBreak="0">
     <w:nsid w:val="58F50006"/>
     <w:multiLevelType w:val="multilevel"/>
     <w:tmpl w:val="2CCCD256"/>
@@ -16717,7 +16570,7 @@
       </w:rPr>
     </w:lvl>
   </w:abstractNum>
-  <w:abstractNum w:abstractNumId="21" w15:restartNumberingAfterBreak="0">
+  <w:abstractNum w:abstractNumId="24" w15:restartNumberingAfterBreak="0">
     <w:nsid w:val="59D62784"/>
     <w:multiLevelType w:val="hybridMultilevel"/>
     <w:tmpl w:val="4F525AEA"/>
@@ -16803,7 +16656,7 @@
       </w:pPr>
     </w:lvl>
   </w:abstractNum>
-  <w:abstractNum w:abstractNumId="22" w15:restartNumberingAfterBreak="0">
+  <w:abstractNum w:abstractNumId="25" w15:restartNumberingAfterBreak="0">
     <w:nsid w:val="5CE15B78"/>
     <w:multiLevelType w:val="multilevel"/>
     <w:tmpl w:val="8932AFEE"/>
@@ -16952,7 +16805,7 @@
       </w:rPr>
     </w:lvl>
   </w:abstractNum>
-  <w:abstractNum w:abstractNumId="23" w15:restartNumberingAfterBreak="0">
+  <w:abstractNum w:abstractNumId="26" w15:restartNumberingAfterBreak="0">
     <w:nsid w:val="5D6532E5"/>
     <w:multiLevelType w:val="hybridMultilevel"/>
     <w:tmpl w:val="6248E192"/>
@@ -17041,7 +16894,7 @@
       </w:pPr>
     </w:lvl>
   </w:abstractNum>
-  <w:abstractNum w:abstractNumId="24" w15:restartNumberingAfterBreak="0">
+  <w:abstractNum w:abstractNumId="27" w15:restartNumberingAfterBreak="0">
     <w:nsid w:val="5F063597"/>
     <w:multiLevelType w:val="hybridMultilevel"/>
     <w:tmpl w:val="1CF2D242"/>
@@ -17150,7 +17003,7 @@
       </w:rPr>
     </w:lvl>
   </w:abstractNum>
-  <w:abstractNum w:abstractNumId="25" w15:restartNumberingAfterBreak="0">
+  <w:abstractNum w:abstractNumId="28" w15:restartNumberingAfterBreak="0">
     <w:nsid w:val="5F982701"/>
     <w:multiLevelType w:val="hybridMultilevel"/>
     <w:tmpl w:val="499E9D6A"/>
@@ -17239,7 +17092,7 @@
       </w:pPr>
     </w:lvl>
   </w:abstractNum>
-  <w:abstractNum w:abstractNumId="26" w15:restartNumberingAfterBreak="0">
+  <w:abstractNum w:abstractNumId="29" w15:restartNumberingAfterBreak="0">
     <w:nsid w:val="61B363F9"/>
     <w:multiLevelType w:val="multilevel"/>
     <w:tmpl w:val="111CBDE0"/>
@@ -17388,7 +17241,7 @@
       </w:rPr>
     </w:lvl>
   </w:abstractNum>
-  <w:abstractNum w:abstractNumId="27" w15:restartNumberingAfterBreak="0">
+  <w:abstractNum w:abstractNumId="30" w15:restartNumberingAfterBreak="0">
     <w:nsid w:val="63365183"/>
     <w:multiLevelType w:val="multilevel"/>
     <w:tmpl w:val="BEF442C4"/>
@@ -17537,7 +17390,7 @@
       </w:rPr>
     </w:lvl>
   </w:abstractNum>
-  <w:abstractNum w:abstractNumId="28" w15:restartNumberingAfterBreak="0">
+  <w:abstractNum w:abstractNumId="31" w15:restartNumberingAfterBreak="0">
     <w:nsid w:val="64072925"/>
     <w:multiLevelType w:val="multilevel"/>
     <w:tmpl w:val="401E49DA"/>
@@ -17686,7 +17539,7 @@
       </w:rPr>
     </w:lvl>
   </w:abstractNum>
-  <w:abstractNum w:abstractNumId="29" w15:restartNumberingAfterBreak="0">
+  <w:abstractNum w:abstractNumId="32" w15:restartNumberingAfterBreak="0">
     <w:nsid w:val="65BF1C77"/>
     <w:multiLevelType w:val="multilevel"/>
     <w:tmpl w:val="4F8C142E"/>
@@ -17835,7 +17688,7 @@
       </w:rPr>
     </w:lvl>
   </w:abstractNum>
-  <w:abstractNum w:abstractNumId="30" w15:restartNumberingAfterBreak="0">
+  <w:abstractNum w:abstractNumId="33" w15:restartNumberingAfterBreak="0">
     <w:nsid w:val="66785906"/>
     <w:multiLevelType w:val="multilevel"/>
     <w:tmpl w:val="E8849D8E"/>
@@ -17984,7 +17837,7 @@
       </w:rPr>
     </w:lvl>
   </w:abstractNum>
-  <w:abstractNum w:abstractNumId="31" w15:restartNumberingAfterBreak="0">
+  <w:abstractNum w:abstractNumId="34" w15:restartNumberingAfterBreak="0">
     <w:nsid w:val="6B0E3848"/>
     <w:multiLevelType w:val="hybridMultilevel"/>
     <w:tmpl w:val="9CD41840"/>
@@ -18070,7 +17923,7 @@
       </w:pPr>
     </w:lvl>
   </w:abstractNum>
-  <w:abstractNum w:abstractNumId="32" w15:restartNumberingAfterBreak="0">
+  <w:abstractNum w:abstractNumId="35" w15:restartNumberingAfterBreak="0">
     <w:nsid w:val="72A45AD6"/>
     <w:multiLevelType w:val="multilevel"/>
     <w:tmpl w:val="1A4A0C4C"/>
@@ -18219,7 +18072,156 @@
       </w:rPr>
     </w:lvl>
   </w:abstractNum>
-  <w:abstractNum w:abstractNumId="33" w15:restartNumberingAfterBreak="0">
+  <w:abstractNum w:abstractNumId="36" w15:restartNumberingAfterBreak="0">
+    <w:nsid w:val="74E71800"/>
+    <w:multiLevelType w:val="multilevel"/>
+    <w:tmpl w:val="BCD85288"/>
+    <w:lvl w:ilvl="0">
+      <w:start w:val="1"/>
+      <w:numFmt w:val="bullet"/>
+      <w:lvlText w:val=""/>
+      <w:lvlJc w:val="left"/>
+      <w:pPr>
+        <w:tabs>
+          <w:tab w:val="num" w:pos="720"/>
+        </w:tabs>
+        <w:ind w:left="720" w:hanging="360"/>
+      </w:pPr>
+      <w:rPr>
+        <w:rFonts w:ascii="Symbol" w:hAnsi="Symbol" w:hint="default"/>
+        <w:sz w:val="20"/>
+      </w:rPr>
+    </w:lvl>
+    <w:lvl w:ilvl="1" w:tentative="1">
+      <w:start w:val="1"/>
+      <w:numFmt w:val="bullet"/>
+      <w:lvlText w:val="o"/>
+      <w:lvlJc w:val="left"/>
+      <w:pPr>
+        <w:tabs>
+          <w:tab w:val="num" w:pos="1440"/>
+        </w:tabs>
+        <w:ind w:left="1440" w:hanging="360"/>
+      </w:pPr>
+      <w:rPr>
+        <w:rFonts w:ascii="Courier New" w:hAnsi="Courier New" w:hint="default"/>
+        <w:sz w:val="20"/>
+      </w:rPr>
+    </w:lvl>
+    <w:lvl w:ilvl="2" w:tentative="1">
+      <w:start w:val="1"/>
+      <w:numFmt w:val="bullet"/>
+      <w:lvlText w:val=""/>
+      <w:lvlJc w:val="left"/>
+      <w:pPr>
+        <w:tabs>
+          <w:tab w:val="num" w:pos="2160"/>
+        </w:tabs>
+        <w:ind w:left="2160" w:hanging="360"/>
+      </w:pPr>
+      <w:rPr>
+        <w:rFonts w:ascii="Wingdings" w:hAnsi="Wingdings" w:hint="default"/>
+        <w:sz w:val="20"/>
+      </w:rPr>
+    </w:lvl>
+    <w:lvl w:ilvl="3" w:tentative="1">
+      <w:start w:val="1"/>
+      <w:numFmt w:val="bullet"/>
+      <w:lvlText w:val=""/>
+      <w:lvlJc w:val="left"/>
+      <w:pPr>
+        <w:tabs>
+          <w:tab w:val="num" w:pos="2880"/>
+        </w:tabs>
+        <w:ind w:left="2880" w:hanging="360"/>
+      </w:pPr>
+      <w:rPr>
+        <w:rFonts w:ascii="Wingdings" w:hAnsi="Wingdings" w:hint="default"/>
+        <w:sz w:val="20"/>
+      </w:rPr>
+    </w:lvl>
+    <w:lvl w:ilvl="4" w:tentative="1">
+      <w:start w:val="1"/>
+      <w:numFmt w:val="bullet"/>
+      <w:lvlText w:val=""/>
+      <w:lvlJc w:val="left"/>
+      <w:pPr>
+        <w:tabs>
+          <w:tab w:val="num" w:pos="3600"/>
+        </w:tabs>
+        <w:ind w:left="3600" w:hanging="360"/>
+      </w:pPr>
+      <w:rPr>
+        <w:rFonts w:ascii="Wingdings" w:hAnsi="Wingdings" w:hint="default"/>
+        <w:sz w:val="20"/>
+      </w:rPr>
+    </w:lvl>
+    <w:lvl w:ilvl="5" w:tentative="1">
+      <w:start w:val="1"/>
+      <w:numFmt w:val="bullet"/>
+      <w:lvlText w:val=""/>
+      <w:lvlJc w:val="left"/>
+      <w:pPr>
+        <w:tabs>
+          <w:tab w:val="num" w:pos="4320"/>
+        </w:tabs>
+        <w:ind w:left="4320" w:hanging="360"/>
+      </w:pPr>
+      <w:rPr>
+        <w:rFonts w:ascii="Wingdings" w:hAnsi="Wingdings" w:hint="default"/>
+        <w:sz w:val="20"/>
+      </w:rPr>
+    </w:lvl>
+    <w:lvl w:ilvl="6" w:tentative="1">
+      <w:start w:val="1"/>
+      <w:numFmt w:val="bullet"/>
+      <w:lvlText w:val=""/>
+      <w:lvlJc w:val="left"/>
+      <w:pPr>
+        <w:tabs>
+          <w:tab w:val="num" w:pos="5040"/>
+        </w:tabs>
+        <w:ind w:left="5040" w:hanging="360"/>
+      </w:pPr>
+      <w:rPr>
+        <w:rFonts w:ascii="Wingdings" w:hAnsi="Wingdings" w:hint="default"/>
+        <w:sz w:val="20"/>
+      </w:rPr>
+    </w:lvl>
+    <w:lvl w:ilvl="7" w:tentative="1">
+      <w:start w:val="1"/>
+      <w:numFmt w:val="bullet"/>
+      <w:lvlText w:val=""/>
+      <w:lvlJc w:val="left"/>
+      <w:pPr>
+        <w:tabs>
+          <w:tab w:val="num" w:pos="5760"/>
+        </w:tabs>
+        <w:ind w:left="5760" w:hanging="360"/>
+      </w:pPr>
+      <w:rPr>
+        <w:rFonts w:ascii="Wingdings" w:hAnsi="Wingdings" w:hint="default"/>
+        <w:sz w:val="20"/>
+      </w:rPr>
+    </w:lvl>
+    <w:lvl w:ilvl="8" w:tentative="1">
+      <w:start w:val="1"/>
+      <w:numFmt w:val="bullet"/>
+      <w:lvlText w:val=""/>
+      <w:lvlJc w:val="left"/>
+      <w:pPr>
+        <w:tabs>
+          <w:tab w:val="num" w:pos="6480"/>
+        </w:tabs>
+        <w:ind w:left="6480" w:hanging="360"/>
+      </w:pPr>
+      <w:rPr>
+        <w:rFonts w:ascii="Wingdings" w:hAnsi="Wingdings" w:hint="default"/>
+        <w:sz w:val="20"/>
+      </w:rPr>
+    </w:lvl>
+  </w:abstractNum>
+  <w:abstractNum w:abstractNumId="37" w15:restartNumberingAfterBreak="0">
     <w:nsid w:val="74F41230"/>
     <w:multiLevelType w:val="multilevel"/>
     <w:tmpl w:val="D1D6BE3C"/>
@@ -18368,7 +18370,7 @@
       </w:rPr>
     </w:lvl>
   </w:abstractNum>
-  <w:abstractNum w:abstractNumId="34" w15:restartNumberingAfterBreak="0">
+  <w:abstractNum w:abstractNumId="38" w15:restartNumberingAfterBreak="0">
     <w:nsid w:val="7A6D774A"/>
     <w:multiLevelType w:val="multilevel"/>
     <w:tmpl w:val="0422001F"/>
@@ -18454,7 +18456,7 @@
       </w:pPr>
     </w:lvl>
   </w:abstractNum>
-  <w:abstractNum w:abstractNumId="35" w15:restartNumberingAfterBreak="0">
+  <w:abstractNum w:abstractNumId="39" w15:restartNumberingAfterBreak="0">
     <w:nsid w:val="7BDB5FA5"/>
     <w:multiLevelType w:val="multilevel"/>
     <w:tmpl w:val="0422001F"/>
@@ -18543,7 +18545,7 @@
       </w:pPr>
     </w:lvl>
   </w:abstractNum>
-  <w:abstractNum w:abstractNumId="36" w15:restartNumberingAfterBreak="0">
+  <w:abstractNum w:abstractNumId="40" w15:restartNumberingAfterBreak="0">
     <w:nsid w:val="7C273634"/>
     <w:multiLevelType w:val="hybridMultilevel"/>
     <w:tmpl w:val="6248E192"/>
@@ -18632,116 +18634,280 @@
       </w:pPr>
     </w:lvl>
   </w:abstractNum>
-  <w:num w:numId="1">
+  <w:abstractNum w:abstractNumId="41" w15:restartNumberingAfterBreak="0">
+    <w:nsid w:val="7DF85F99"/>
+    <w:multiLevelType w:val="multilevel"/>
+    <w:tmpl w:val="84789370"/>
+    <w:lvl w:ilvl="0">
+      <w:start w:val="1"/>
+      <w:numFmt w:val="bullet"/>
+      <w:lvlText w:val=""/>
+      <w:lvlJc w:val="left"/>
+      <w:pPr>
+        <w:tabs>
+          <w:tab w:val="num" w:pos="720"/>
+        </w:tabs>
+        <w:ind w:left="720" w:hanging="360"/>
+      </w:pPr>
+      <w:rPr>
+        <w:rFonts w:ascii="Symbol" w:hAnsi="Symbol" w:hint="default"/>
+        <w:sz w:val="20"/>
+      </w:rPr>
+    </w:lvl>
+    <w:lvl w:ilvl="1">
+      <w:start w:val="1"/>
+      <w:numFmt w:val="bullet"/>
+      <w:lvlText w:val="o"/>
+      <w:lvlJc w:val="left"/>
+      <w:pPr>
+        <w:tabs>
+          <w:tab w:val="num" w:pos="1440"/>
+        </w:tabs>
+        <w:ind w:left="1440" w:hanging="360"/>
+      </w:pPr>
+      <w:rPr>
+        <w:rFonts w:ascii="Courier New" w:hAnsi="Courier New" w:hint="default"/>
+        <w:sz w:val="20"/>
+      </w:rPr>
+    </w:lvl>
+    <w:lvl w:ilvl="2" w:tentative="1">
+      <w:start w:val="1"/>
+      <w:numFmt w:val="bullet"/>
+      <w:lvlText w:val=""/>
+      <w:lvlJc w:val="left"/>
+      <w:pPr>
+        <w:tabs>
+          <w:tab w:val="num" w:pos="2160"/>
+        </w:tabs>
+        <w:ind w:left="2160" w:hanging="360"/>
+      </w:pPr>
+      <w:rPr>
+        <w:rFonts w:ascii="Wingdings" w:hAnsi="Wingdings" w:hint="default"/>
+        <w:sz w:val="20"/>
+      </w:rPr>
+    </w:lvl>
+    <w:lvl w:ilvl="3" w:tentative="1">
+      <w:start w:val="1"/>
+      <w:numFmt w:val="bullet"/>
+      <w:lvlText w:val=""/>
+      <w:lvlJc w:val="left"/>
+      <w:pPr>
+        <w:tabs>
+          <w:tab w:val="num" w:pos="2880"/>
+        </w:tabs>
+        <w:ind w:left="2880" w:hanging="360"/>
+      </w:pPr>
+      <w:rPr>
+        <w:rFonts w:ascii="Wingdings" w:hAnsi="Wingdings" w:hint="default"/>
+        <w:sz w:val="20"/>
+      </w:rPr>
+    </w:lvl>
+    <w:lvl w:ilvl="4" w:tentative="1">
+      <w:start w:val="1"/>
+      <w:numFmt w:val="bullet"/>
+      <w:lvlText w:val=""/>
+      <w:lvlJc w:val="left"/>
+      <w:pPr>
+        <w:tabs>
+          <w:tab w:val="num" w:pos="3600"/>
+        </w:tabs>
+        <w:ind w:left="3600" w:hanging="360"/>
+      </w:pPr>
+      <w:rPr>
+        <w:rFonts w:ascii="Wingdings" w:hAnsi="Wingdings" w:hint="default"/>
+        <w:sz w:val="20"/>
+      </w:rPr>
+    </w:lvl>
+    <w:lvl w:ilvl="5" w:tentative="1">
+      <w:start w:val="1"/>
+      <w:numFmt w:val="bullet"/>
+      <w:lvlText w:val=""/>
+      <w:lvlJc w:val="left"/>
+      <w:pPr>
+        <w:tabs>
+          <w:tab w:val="num" w:pos="4320"/>
+        </w:tabs>
+        <w:ind w:left="4320" w:hanging="360"/>
+      </w:pPr>
+      <w:rPr>
+        <w:rFonts w:ascii="Wingdings" w:hAnsi="Wingdings" w:hint="default"/>
+        <w:sz w:val="20"/>
+      </w:rPr>
+    </w:lvl>
+    <w:lvl w:ilvl="6" w:tentative="1">
+      <w:start w:val="1"/>
+      <w:numFmt w:val="bullet"/>
+      <w:lvlText w:val=""/>
+      <w:lvlJc w:val="left"/>
+      <w:pPr>
+        <w:tabs>
+          <w:tab w:val="num" w:pos="5040"/>
+        </w:tabs>
+        <w:ind w:left="5040" w:hanging="360"/>
+      </w:pPr>
+      <w:rPr>
+        <w:rFonts w:ascii="Wingdings" w:hAnsi="Wingdings" w:hint="default"/>
+        <w:sz w:val="20"/>
+      </w:rPr>
+    </w:lvl>
+    <w:lvl w:ilvl="7" w:tentative="1">
+      <w:start w:val="1"/>
+      <w:numFmt w:val="bullet"/>
+      <w:lvlText w:val=""/>
+      <w:lvlJc w:val="left"/>
+      <w:pPr>
+        <w:tabs>
+          <w:tab w:val="num" w:pos="5760"/>
+        </w:tabs>
+        <w:ind w:left="5760" w:hanging="360"/>
+      </w:pPr>
+      <w:rPr>
+        <w:rFonts w:ascii="Wingdings" w:hAnsi="Wingdings" w:hint="default"/>
+        <w:sz w:val="20"/>
+      </w:rPr>
+    </w:lvl>
+    <w:lvl w:ilvl="8" w:tentative="1">
+      <w:start w:val="1"/>
+      <w:numFmt w:val="bullet"/>
+      <w:lvlText w:val=""/>
+      <w:lvlJc w:val="left"/>
+      <w:pPr>
+        <w:tabs>
+          <w:tab w:val="num" w:pos="6480"/>
+        </w:tabs>
+        <w:ind w:left="6480" w:hanging="360"/>
+      </w:pPr>
+      <w:rPr>
+        <w:rFonts w:ascii="Wingdings" w:hAnsi="Wingdings" w:hint="default"/>
+        <w:sz w:val="20"/>
+      </w:rPr>
+    </w:lvl>
+  </w:abstractNum>
+  <w:num w:numId="1" w16cid:durableId="893275191">
+    <w:abstractNumId w:val="28"/>
+  </w:num>
+  <w:num w:numId="2" w16cid:durableId="218170629">
+    <w:abstractNumId w:val="13"/>
+  </w:num>
+  <w:num w:numId="3" w16cid:durableId="1690840017">
+    <w:abstractNumId w:val="40"/>
+  </w:num>
+  <w:num w:numId="4" w16cid:durableId="1672947444">
+    <w:abstractNumId w:val="24"/>
+  </w:num>
+  <w:num w:numId="5" w16cid:durableId="621233581">
+    <w:abstractNumId w:val="34"/>
+  </w:num>
+  <w:num w:numId="6" w16cid:durableId="1922253902">
+    <w:abstractNumId w:val="0"/>
+  </w:num>
+  <w:num w:numId="7" w16cid:durableId="598757166">
+    <w:abstractNumId w:val="26"/>
+  </w:num>
+  <w:num w:numId="8" w16cid:durableId="22636807">
+    <w:abstractNumId w:val="12"/>
+  </w:num>
+  <w:num w:numId="9" w16cid:durableId="1422487161">
+    <w:abstractNumId w:val="15"/>
+  </w:num>
+  <w:num w:numId="10" w16cid:durableId="2082289871">
+    <w:abstractNumId w:val="4"/>
+  </w:num>
+  <w:num w:numId="11" w16cid:durableId="308478679">
+    <w:abstractNumId w:val="14"/>
+  </w:num>
+  <w:num w:numId="12" w16cid:durableId="709259070">
+    <w:abstractNumId w:val="10"/>
+  </w:num>
+  <w:num w:numId="13" w16cid:durableId="1594974153">
+    <w:abstractNumId w:val="27"/>
+  </w:num>
+  <w:num w:numId="14" w16cid:durableId="1349210422">
+    <w:abstractNumId w:val="16"/>
+  </w:num>
+  <w:num w:numId="15" w16cid:durableId="1146631369">
+    <w:abstractNumId w:val="11"/>
+  </w:num>
+  <w:num w:numId="16" w16cid:durableId="198468328">
+    <w:abstractNumId w:val="23"/>
+  </w:num>
+  <w:num w:numId="17" w16cid:durableId="1758941360">
     <w:abstractNumId w:val="25"/>
   </w:num>
-  <w:num w:numId="2">
-    <w:abstractNumId w:val="12"/>
+  <w:num w:numId="18" w16cid:durableId="1326126742">
+    <w:abstractNumId w:val="35"/>
   </w:num>
-  <w:num w:numId="3">
+  <w:num w:numId="19" w16cid:durableId="134375355">
+    <w:abstractNumId w:val="7"/>
+  </w:num>
+  <w:num w:numId="20" w16cid:durableId="2053920669">
+    <w:abstractNumId w:val="33"/>
+  </w:num>
+  <w:num w:numId="21" w16cid:durableId="746070413">
+    <w:abstractNumId w:val="37"/>
+  </w:num>
+  <w:num w:numId="22" w16cid:durableId="1997024735">
+    <w:abstractNumId w:val="3"/>
+  </w:num>
+  <w:num w:numId="23" w16cid:durableId="52579554">
+    <w:abstractNumId w:val="18"/>
+  </w:num>
+  <w:num w:numId="24" w16cid:durableId="741215724">
+    <w:abstractNumId w:val="39"/>
+  </w:num>
+  <w:num w:numId="25" w16cid:durableId="29033925">
+    <w:abstractNumId w:val="38"/>
+  </w:num>
+  <w:num w:numId="26" w16cid:durableId="983630980">
+    <w:abstractNumId w:val="30"/>
+  </w:num>
+  <w:num w:numId="27" w16cid:durableId="2069759484">
+    <w:abstractNumId w:val="21"/>
+  </w:num>
+  <w:num w:numId="28" w16cid:durableId="485705424">
+    <w:abstractNumId w:val="1"/>
+  </w:num>
+  <w:num w:numId="29" w16cid:durableId="736514532">
+    <w:abstractNumId w:val="6"/>
+  </w:num>
+  <w:num w:numId="30" w16cid:durableId="1595747813">
+    <w:abstractNumId w:val="8"/>
+  </w:num>
+  <w:num w:numId="31" w16cid:durableId="2013294881">
+    <w:abstractNumId w:val="32"/>
+  </w:num>
+  <w:num w:numId="32" w16cid:durableId="87967427">
+    <w:abstractNumId w:val="31"/>
+  </w:num>
+  <w:num w:numId="33" w16cid:durableId="941842059">
+    <w:abstractNumId w:val="29"/>
+  </w:num>
+  <w:num w:numId="34" w16cid:durableId="53821844">
+    <w:abstractNumId w:val="17"/>
+  </w:num>
+  <w:num w:numId="35" w16cid:durableId="137694531">
+    <w:abstractNumId w:val="2"/>
+  </w:num>
+  <w:num w:numId="36" w16cid:durableId="2099475338">
+    <w:abstractNumId w:val="20"/>
+  </w:num>
+  <w:num w:numId="37" w16cid:durableId="1072121866">
+    <w:abstractNumId w:val="5"/>
+  </w:num>
+  <w:num w:numId="38" w16cid:durableId="282159056">
+    <w:abstractNumId w:val="19"/>
+  </w:num>
+  <w:num w:numId="39" w16cid:durableId="775559629">
+    <w:abstractNumId w:val="22"/>
+  </w:num>
+  <w:num w:numId="40" w16cid:durableId="1292445457">
+    <w:abstractNumId w:val="41"/>
+  </w:num>
+  <w:num w:numId="41" w16cid:durableId="1575242947">
     <w:abstractNumId w:val="36"/>
   </w:num>
-  <w:num w:numId="4">
-    <w:abstractNumId w:val="21"/>
-  </w:num>
-  <w:num w:numId="5">
-    <w:abstractNumId w:val="31"/>
-  </w:num>
-  <w:num w:numId="6">
-    <w:abstractNumId w:val="0"/>
-  </w:num>
-  <w:num w:numId="7">
-    <w:abstractNumId w:val="23"/>
-  </w:num>
-  <w:num w:numId="8">
-    <w:abstractNumId w:val="11"/>
-  </w:num>
-  <w:num w:numId="9">
-    <w:abstractNumId w:val="14"/>
-  </w:num>
-  <w:num w:numId="10">
-    <w:abstractNumId w:val="4"/>
-  </w:num>
-  <w:num w:numId="11">
-    <w:abstractNumId w:val="13"/>
-  </w:num>
-  <w:num w:numId="12">
+  <w:num w:numId="42" w16cid:durableId="1855729353">
     <w:abstractNumId w:val="9"/>
-  </w:num>
-  <w:num w:numId="13">
-    <w:abstractNumId w:val="24"/>
-  </w:num>
-  <w:num w:numId="14">
-    <w:abstractNumId w:val="15"/>
-  </w:num>
-  <w:num w:numId="15">
-    <w:abstractNumId w:val="10"/>
-  </w:num>
-  <w:num w:numId="16">
-    <w:abstractNumId w:val="20"/>
-  </w:num>
-  <w:num w:numId="17">
-    <w:abstractNumId w:val="22"/>
-  </w:num>
-  <w:num w:numId="18">
-    <w:abstractNumId w:val="32"/>
-  </w:num>
-  <w:num w:numId="19">
-    <w:abstractNumId w:val="7"/>
-  </w:num>
-  <w:num w:numId="20">
-    <w:abstractNumId w:val="30"/>
-  </w:num>
-  <w:num w:numId="21">
-    <w:abstractNumId w:val="33"/>
-  </w:num>
-  <w:num w:numId="22">
-    <w:abstractNumId w:val="3"/>
-  </w:num>
-  <w:num w:numId="23">
-    <w:abstractNumId w:val="17"/>
-  </w:num>
-  <w:num w:numId="24">
-    <w:abstractNumId w:val="35"/>
-  </w:num>
-  <w:num w:numId="25">
-    <w:abstractNumId w:val="34"/>
-  </w:num>
-  <w:num w:numId="26">
-    <w:abstractNumId w:val="27"/>
-  </w:num>
-  <w:num w:numId="27">
-    <w:abstractNumId w:val="19"/>
-  </w:num>
-  <w:num w:numId="28">
-    <w:abstractNumId w:val="1"/>
-  </w:num>
-  <w:num w:numId="29">
-    <w:abstractNumId w:val="6"/>
-  </w:num>
-  <w:num w:numId="30">
-    <w:abstractNumId w:val="8"/>
-  </w:num>
-  <w:num w:numId="31">
-    <w:abstractNumId w:val="29"/>
-  </w:num>
-  <w:num w:numId="32">
-    <w:abstractNumId w:val="28"/>
-  </w:num>
-  <w:num w:numId="33">
-    <w:abstractNumId w:val="26"/>
-  </w:num>
-  <w:num w:numId="34">
-    <w:abstractNumId w:val="16"/>
-  </w:num>
-  <w:num w:numId="35">
-    <w:abstractNumId w:val="2"/>
-  </w:num>
-  <w:num w:numId="36">
-    <w:abstractNumId w:val="18"/>
-  </w:num>
-  <w:num w:numId="37">
-    <w:abstractNumId w:val="5"/>
   </w:num>
 </w:numbering>
 </file>
@@ -19223,7 +19389,6 @@
   <w:style w:type="character" w:default="1" w:styleId="a0">
     <w:name w:val="Default Paragraph Font"/>
     <w:uiPriority w:val="1"/>
-    <w:semiHidden/>
     <w:unhideWhenUsed/>
   </w:style>
   <w:style w:type="table" w:default="1" w:styleId="a1">

--- a/Data Bases/Звіти/БД_ЛБ1.docx
+++ b/Data Bases/Звіти/БД_ЛБ1.docx
@@ -1,6 +1,6 @@
 
 <file path=word/document.xml><?xml version="1.0" encoding="utf-8"?>
-<w:document xmlns:wpc="http://schemas.microsoft.com/office/word/2010/wordprocessingCanvas" xmlns:cx="http://schemas.microsoft.com/office/drawing/2014/chartex" xmlns:cx1="http://schemas.microsoft.com/office/drawing/2015/9/8/chartex" xmlns:cx2="http://schemas.microsoft.com/office/drawing/2015/10/21/chartex" xmlns:cx3="http://schemas.microsoft.com/office/drawing/2016/5/9/chartex" xmlns:cx4="http://schemas.microsoft.com/office/drawing/2016/5/10/chartex" xmlns:cx5="http://schemas.microsoft.com/office/drawing/2016/5/11/chartex" xmlns:cx6="http://schemas.microsoft.com/office/drawing/2016/5/12/chartex" xmlns:cx7="http://schemas.microsoft.com/office/drawing/2016/5/13/chartex" xmlns:cx8="http://schemas.microsoft.com/office/drawing/2016/5/14/chartex" xmlns:mc="http://schemas.openxmlformats.org/markup-compatibility/2006" xmlns:aink="http://schemas.microsoft.com/office/drawing/2016/ink" xmlns:am3d="http://schemas.microsoft.com/office/drawing/2017/model3d" xmlns:o="urn:schemas-microsoft-com:office:office" xmlns:oel="http://schemas.microsoft.com/office/2019/extlst" xmlns:r="http://schemas.openxmlformats.org/officeDocument/2006/relationships" xmlns:m="http://schemas.openxmlformats.org/officeDocument/2006/math" xmlns:v="urn:schemas-microsoft-com:vml" xmlns:wp14="http://schemas.microsoft.com/office/word/2010/wordprocessingDrawing" xmlns:wp="http://schemas.openxmlformats.org/drawingml/2006/wordprocessingDrawing" xmlns:w10="urn:schemas-microsoft-com:office:word" xmlns:w="http://schemas.openxmlformats.org/wordprocessingml/2006/main" xmlns:w14="http://schemas.microsoft.com/office/word/2010/wordml" xmlns:w15="http://schemas.microsoft.com/office/word/2012/wordml" xmlns:w16cex="http://schemas.microsoft.com/office/word/2018/wordml/cex" xmlns:w16cid="http://schemas.microsoft.com/office/word/2016/wordml/cid" xmlns:w16="http://schemas.microsoft.com/office/word/2018/wordml" xmlns:w16sdtdh="http://schemas.microsoft.com/office/word/2020/wordml/sdtdatahash" xmlns:w16se="http://schemas.microsoft.com/office/word/2015/wordml/symex" xmlns:wpg="http://schemas.microsoft.com/office/word/2010/wordprocessingGroup" xmlns:wpi="http://schemas.microsoft.com/office/word/2010/wordprocessingInk" xmlns:wne="http://schemas.microsoft.com/office/word/2006/wordml" xmlns:wps="http://schemas.microsoft.com/office/word/2010/wordprocessingShape" mc:Ignorable="w14 w15 w16se w16cid w16 w16cex w16sdtdh wp14">
+<w:document xmlns:wpc="http://schemas.microsoft.com/office/word/2010/wordprocessingCanvas" xmlns:cx="http://schemas.microsoft.com/office/drawing/2014/chartex" xmlns:cx1="http://schemas.microsoft.com/office/drawing/2015/9/8/chartex" xmlns:cx2="http://schemas.microsoft.com/office/drawing/2015/10/21/chartex" xmlns:cx3="http://schemas.microsoft.com/office/drawing/2016/5/9/chartex" xmlns:cx4="http://schemas.microsoft.com/office/drawing/2016/5/10/chartex" xmlns:cx5="http://schemas.microsoft.com/office/drawing/2016/5/11/chartex" xmlns:cx6="http://schemas.microsoft.com/office/drawing/2016/5/12/chartex" xmlns:cx7="http://schemas.microsoft.com/office/drawing/2016/5/13/chartex" xmlns:cx8="http://schemas.microsoft.com/office/drawing/2016/5/14/chartex" xmlns:mc="http://schemas.openxmlformats.org/markup-compatibility/2006" xmlns:aink="http://schemas.microsoft.com/office/drawing/2016/ink" xmlns:am3d="http://schemas.microsoft.com/office/drawing/2017/model3d" xmlns:o="urn:schemas-microsoft-com:office:office" xmlns:r="http://schemas.openxmlformats.org/officeDocument/2006/relationships" xmlns:m="http://schemas.openxmlformats.org/officeDocument/2006/math" xmlns:v="urn:schemas-microsoft-com:vml" xmlns:wp14="http://schemas.microsoft.com/office/word/2010/wordprocessingDrawing" xmlns:wp="http://schemas.openxmlformats.org/drawingml/2006/wordprocessingDrawing" xmlns:w10="urn:schemas-microsoft-com:office:word" xmlns:w="http://schemas.openxmlformats.org/wordprocessingml/2006/main" xmlns:w14="http://schemas.microsoft.com/office/word/2010/wordml" xmlns:w15="http://schemas.microsoft.com/office/word/2012/wordml" xmlns:w16cex="http://schemas.microsoft.com/office/word/2018/wordml/cex" xmlns:w16cid="http://schemas.microsoft.com/office/word/2016/wordml/cid" xmlns:w16="http://schemas.microsoft.com/office/word/2018/wordml" xmlns:w16sdtdh="http://schemas.microsoft.com/office/word/2020/wordml/sdtdatahash" xmlns:w16se="http://schemas.microsoft.com/office/word/2015/wordml/symex" xmlns:wpg="http://schemas.microsoft.com/office/word/2010/wordprocessingGroup" xmlns:wpi="http://schemas.microsoft.com/office/word/2010/wordprocessingInk" xmlns:wne="http://schemas.microsoft.com/office/word/2006/wordml" xmlns:wps="http://schemas.microsoft.com/office/word/2010/wordprocessingShape" mc:Ignorable="w14 w15 w16se w16cid w16 w16cex w16sdtdh wp14">
   <w:body>
     <w:tbl>
       <w:tblPr>
@@ -390,7 +390,23 @@
                 <w:b/>
                 <w:bCs/>
               </w:rPr>
-              <w:t>Концептуальне проєктування предметної галузі</w:t>
+              <w:t xml:space="preserve">Концептуальне </w:t>
+            </w:r>
+            <w:proofErr w:type="spellStart"/>
+            <w:r>
+              <w:rPr>
+                <w:b/>
+                <w:bCs/>
+              </w:rPr>
+              <w:t>проєктування</w:t>
+            </w:r>
+            <w:proofErr w:type="spellEnd"/>
+            <w:r>
+              <w:rPr>
+                <w:b/>
+                <w:bCs/>
+              </w:rPr>
+              <w:t xml:space="preserve"> предметної галузі</w:t>
             </w:r>
           </w:p>
         </w:tc>
@@ -501,7 +517,25 @@
           <w:szCs w:val="28"/>
           <w:lang w:val="uk-UA"/>
         </w:rPr>
-        <w:t>-діаграму предметної області, наведену на рис. 1.2, вказавши назви та типи зв’язків між сутностями відповідно до опису, поданого в теоретичних відомостях.</w:t>
+        <w:t xml:space="preserve">-діаграму предметної області, наведену на рис. 1.2, вказавши назви та типи </w:t>
+      </w:r>
+      <w:proofErr w:type="spellStart"/>
+      <w:r>
+        <w:rPr>
+          <w:sz w:val="28"/>
+          <w:szCs w:val="28"/>
+          <w:lang w:val="uk-UA"/>
+        </w:rPr>
+        <w:t>зв’язків</w:t>
+      </w:r>
+      <w:proofErr w:type="spellEnd"/>
+      <w:r>
+        <w:rPr>
+          <w:sz w:val="28"/>
+          <w:szCs w:val="28"/>
+          <w:lang w:val="uk-UA"/>
+        </w:rPr>
+        <w:t xml:space="preserve"> між сутностями відповідно до опису, поданого в теоретичних відомостях.</w:t>
       </w:r>
     </w:p>
     <w:p>
@@ -566,27 +600,14 @@
       <w:r>
         <w:t xml:space="preserve">Рисунок </w:t>
       </w:r>
-      <w:r>
-        <w:fldChar w:fldCharType="begin"/>
-      </w:r>
-      <w:r>
-        <w:instrText xml:space="preserve"> SEQ Рисунок \* ARABIC </w:instrText>
-      </w:r>
-      <w:r>
-        <w:fldChar w:fldCharType="separate"/>
-      </w:r>
-      <w:r>
-        <w:rPr>
-          <w:noProof/>
-        </w:rPr>
-        <w:t>1</w:t>
-      </w:r>
-      <w:r>
-        <w:rPr>
-          <w:noProof/>
-        </w:rPr>
-        <w:fldChar w:fldCharType="end"/>
-      </w:r>
+      <w:fldSimple w:instr=" SEQ Рисунок \* ARABIC ">
+        <w:r>
+          <w:rPr>
+            <w:noProof/>
+          </w:rPr>
+          <w:t>1</w:t>
+        </w:r>
+      </w:fldSimple>
       <w:r>
         <w:t xml:space="preserve"> – </w:t>
       </w:r>
@@ -690,12 +711,21 @@
         </w:rPr>
         <w:t>’</w:t>
       </w:r>
+      <w:proofErr w:type="spellStart"/>
       <w:r>
         <w:rPr>
           <w:sz w:val="28"/>
           <w:lang w:val="uk-UA"/>
         </w:rPr>
-        <w:t>язки між ними. Р</w:t>
+        <w:t>язки</w:t>
+      </w:r>
+      <w:proofErr w:type="spellEnd"/>
+      <w:r>
+        <w:rPr>
+          <w:sz w:val="28"/>
+          <w:lang w:val="uk-UA"/>
+        </w:rPr>
+        <w:t xml:space="preserve"> між ними. Р</w:t>
       </w:r>
       <w:r>
         <w:rPr>
@@ -950,13 +980,23 @@
           <w:szCs w:val="28"/>
         </w:rPr>
       </w:pPr>
-      <w:r>
-        <w:rPr>
-          <w:color w:val="000000"/>
-          <w:sz w:val="28"/>
-          <w:szCs w:val="28"/>
-        </w:rPr>
-        <w:t>Client (Клієнт)</w:t>
+      <w:proofErr w:type="spellStart"/>
+      <w:r>
+        <w:rPr>
+          <w:color w:val="000000"/>
+          <w:sz w:val="28"/>
+          <w:szCs w:val="28"/>
+        </w:rPr>
+        <w:t>Client</w:t>
+      </w:r>
+      <w:proofErr w:type="spellEnd"/>
+      <w:r>
+        <w:rPr>
+          <w:color w:val="000000"/>
+          <w:sz w:val="28"/>
+          <w:szCs w:val="28"/>
+        </w:rPr>
+        <w:t xml:space="preserve"> (Клієнт)</w:t>
       </w:r>
     </w:p>
     <w:p>
@@ -975,13 +1015,23 @@
           <w:szCs w:val="28"/>
         </w:rPr>
       </w:pPr>
-      <w:r>
-        <w:rPr>
-          <w:color w:val="000000"/>
-          <w:sz w:val="28"/>
-          <w:szCs w:val="28"/>
-        </w:rPr>
-        <w:t>Product (Товар)</w:t>
+      <w:proofErr w:type="spellStart"/>
+      <w:r>
+        <w:rPr>
+          <w:color w:val="000000"/>
+          <w:sz w:val="28"/>
+          <w:szCs w:val="28"/>
+        </w:rPr>
+        <w:t>Product</w:t>
+      </w:r>
+      <w:proofErr w:type="spellEnd"/>
+      <w:r>
+        <w:rPr>
+          <w:color w:val="000000"/>
+          <w:sz w:val="28"/>
+          <w:szCs w:val="28"/>
+        </w:rPr>
+        <w:t xml:space="preserve"> (Товар)</w:t>
       </w:r>
     </w:p>
     <w:p>
@@ -1000,13 +1050,23 @@
           <w:szCs w:val="28"/>
         </w:rPr>
       </w:pPr>
-      <w:r>
-        <w:rPr>
-          <w:color w:val="000000"/>
-          <w:sz w:val="28"/>
-          <w:szCs w:val="28"/>
-        </w:rPr>
-        <w:t>Category (Категорія товару)</w:t>
+      <w:proofErr w:type="spellStart"/>
+      <w:r>
+        <w:rPr>
+          <w:color w:val="000000"/>
+          <w:sz w:val="28"/>
+          <w:szCs w:val="28"/>
+        </w:rPr>
+        <w:t>Category</w:t>
+      </w:r>
+      <w:proofErr w:type="spellEnd"/>
+      <w:r>
+        <w:rPr>
+          <w:color w:val="000000"/>
+          <w:sz w:val="28"/>
+          <w:szCs w:val="28"/>
+        </w:rPr>
+        <w:t xml:space="preserve"> (Категорія товару)</w:t>
       </w:r>
     </w:p>
     <w:p>
@@ -1025,13 +1085,23 @@
           <w:szCs w:val="28"/>
         </w:rPr>
       </w:pPr>
-      <w:r>
-        <w:rPr>
-          <w:color w:val="000000"/>
-          <w:sz w:val="28"/>
-          <w:szCs w:val="28"/>
-        </w:rPr>
-        <w:t>Order (Замовлення)</w:t>
+      <w:proofErr w:type="spellStart"/>
+      <w:r>
+        <w:rPr>
+          <w:color w:val="000000"/>
+          <w:sz w:val="28"/>
+          <w:szCs w:val="28"/>
+        </w:rPr>
+        <w:t>Order</w:t>
+      </w:r>
+      <w:proofErr w:type="spellEnd"/>
+      <w:r>
+        <w:rPr>
+          <w:color w:val="000000"/>
+          <w:sz w:val="28"/>
+          <w:szCs w:val="28"/>
+        </w:rPr>
+        <w:t xml:space="preserve"> (Замовлення)</w:t>
       </w:r>
     </w:p>
     <w:p>
@@ -1050,13 +1120,23 @@
           <w:szCs w:val="28"/>
         </w:rPr>
       </w:pPr>
-      <w:r>
-        <w:rPr>
-          <w:color w:val="000000"/>
-          <w:sz w:val="28"/>
-          <w:szCs w:val="28"/>
-        </w:rPr>
-        <w:t>Delivery (Доставка)</w:t>
+      <w:proofErr w:type="spellStart"/>
+      <w:r>
+        <w:rPr>
+          <w:color w:val="000000"/>
+          <w:sz w:val="28"/>
+          <w:szCs w:val="28"/>
+        </w:rPr>
+        <w:t>Delivery</w:t>
+      </w:r>
+      <w:proofErr w:type="spellEnd"/>
+      <w:r>
+        <w:rPr>
+          <w:color w:val="000000"/>
+          <w:sz w:val="28"/>
+          <w:szCs w:val="28"/>
+        </w:rPr>
+        <w:t xml:space="preserve"> (Доставка)</w:t>
       </w:r>
     </w:p>
     <w:p>
@@ -1097,13 +1177,41 @@
           <w:szCs w:val="28"/>
         </w:rPr>
       </w:pPr>
-      <w:r>
-        <w:rPr>
-          <w:color w:val="000000"/>
-          <w:sz w:val="28"/>
-          <w:szCs w:val="28"/>
-        </w:rPr>
-        <w:t>Client — Order: 1 до багатьох (1:M) — один клієнт може зробити кілька замовлень.</w:t>
+      <w:proofErr w:type="spellStart"/>
+      <w:r>
+        <w:rPr>
+          <w:color w:val="000000"/>
+          <w:sz w:val="28"/>
+          <w:szCs w:val="28"/>
+        </w:rPr>
+        <w:t>Client</w:t>
+      </w:r>
+      <w:proofErr w:type="spellEnd"/>
+      <w:r>
+        <w:rPr>
+          <w:color w:val="000000"/>
+          <w:sz w:val="28"/>
+          <w:szCs w:val="28"/>
+        </w:rPr>
+        <w:t xml:space="preserve"> — </w:t>
+      </w:r>
+      <w:proofErr w:type="spellStart"/>
+      <w:r>
+        <w:rPr>
+          <w:color w:val="000000"/>
+          <w:sz w:val="28"/>
+          <w:szCs w:val="28"/>
+        </w:rPr>
+        <w:t>Order</w:t>
+      </w:r>
+      <w:proofErr w:type="spellEnd"/>
+      <w:r>
+        <w:rPr>
+          <w:color w:val="000000"/>
+          <w:sz w:val="28"/>
+          <w:szCs w:val="28"/>
+        </w:rPr>
+        <w:t>: 1 до багатьох (1:M) — один клієнт може зробити кілька замовлень.</w:t>
       </w:r>
     </w:p>
     <w:p>
@@ -1122,13 +1230,41 @@
           <w:szCs w:val="28"/>
         </w:rPr>
       </w:pPr>
-      <w:r>
-        <w:rPr>
-          <w:color w:val="000000"/>
-          <w:sz w:val="28"/>
-          <w:szCs w:val="28"/>
-        </w:rPr>
-        <w:t>Category — Product: 1 до багатьох (1:M) — одна категорія містить багато товарів.</w:t>
+      <w:proofErr w:type="spellStart"/>
+      <w:r>
+        <w:rPr>
+          <w:color w:val="000000"/>
+          <w:sz w:val="28"/>
+          <w:szCs w:val="28"/>
+        </w:rPr>
+        <w:t>Category</w:t>
+      </w:r>
+      <w:proofErr w:type="spellEnd"/>
+      <w:r>
+        <w:rPr>
+          <w:color w:val="000000"/>
+          <w:sz w:val="28"/>
+          <w:szCs w:val="28"/>
+        </w:rPr>
+        <w:t xml:space="preserve"> — </w:t>
+      </w:r>
+      <w:proofErr w:type="spellStart"/>
+      <w:r>
+        <w:rPr>
+          <w:color w:val="000000"/>
+          <w:sz w:val="28"/>
+          <w:szCs w:val="28"/>
+        </w:rPr>
+        <w:t>Product</w:t>
+      </w:r>
+      <w:proofErr w:type="spellEnd"/>
+      <w:r>
+        <w:rPr>
+          <w:color w:val="000000"/>
+          <w:sz w:val="28"/>
+          <w:szCs w:val="28"/>
+        </w:rPr>
+        <w:t>: 1 до багатьох (1:M) — одна категорія містить багато товарів.</w:t>
       </w:r>
     </w:p>
     <w:p>
@@ -1147,13 +1283,59 @@
           <w:szCs w:val="28"/>
         </w:rPr>
       </w:pPr>
-      <w:r>
-        <w:rPr>
-          <w:color w:val="000000"/>
-          <w:sz w:val="28"/>
-          <w:szCs w:val="28"/>
-        </w:rPr>
-        <w:t>Order — Product: багато до багатьох (M:N) — у замовленні може бути кілька товарів, і товар може перебувати в багатьох замовленнях (реалізується через проміжну таблицю OrderItem).</w:t>
+      <w:proofErr w:type="spellStart"/>
+      <w:r>
+        <w:rPr>
+          <w:color w:val="000000"/>
+          <w:sz w:val="28"/>
+          <w:szCs w:val="28"/>
+        </w:rPr>
+        <w:t>Order</w:t>
+      </w:r>
+      <w:proofErr w:type="spellEnd"/>
+      <w:r>
+        <w:rPr>
+          <w:color w:val="000000"/>
+          <w:sz w:val="28"/>
+          <w:szCs w:val="28"/>
+        </w:rPr>
+        <w:t xml:space="preserve"> — </w:t>
+      </w:r>
+      <w:proofErr w:type="spellStart"/>
+      <w:r>
+        <w:rPr>
+          <w:color w:val="000000"/>
+          <w:sz w:val="28"/>
+          <w:szCs w:val="28"/>
+        </w:rPr>
+        <w:t>Product</w:t>
+      </w:r>
+      <w:proofErr w:type="spellEnd"/>
+      <w:r>
+        <w:rPr>
+          <w:color w:val="000000"/>
+          <w:sz w:val="28"/>
+          <w:szCs w:val="28"/>
+        </w:rPr>
+        <w:t xml:space="preserve">: багато до багатьох (M:N) — у замовленні може бути кілька товарів, і товар може перебувати в багатьох замовленнях (реалізується через проміжну таблицю </w:t>
+      </w:r>
+      <w:proofErr w:type="spellStart"/>
+      <w:r>
+        <w:rPr>
+          <w:color w:val="000000"/>
+          <w:sz w:val="28"/>
+          <w:szCs w:val="28"/>
+        </w:rPr>
+        <w:t>OrderItem</w:t>
+      </w:r>
+      <w:proofErr w:type="spellEnd"/>
+      <w:r>
+        <w:rPr>
+          <w:color w:val="000000"/>
+          <w:sz w:val="28"/>
+          <w:szCs w:val="28"/>
+        </w:rPr>
+        <w:t>).</w:t>
       </w:r>
     </w:p>
     <w:p>
@@ -1172,13 +1354,41 @@
           <w:szCs w:val="28"/>
         </w:rPr>
       </w:pPr>
-      <w:r>
-        <w:rPr>
-          <w:color w:val="000000"/>
-          <w:sz w:val="28"/>
-          <w:szCs w:val="28"/>
-        </w:rPr>
-        <w:t>Order — Delivery: 1 до 1 (1:1) — кожне замовлення має одну прив'язану доставку.</w:t>
+      <w:proofErr w:type="spellStart"/>
+      <w:r>
+        <w:rPr>
+          <w:color w:val="000000"/>
+          <w:sz w:val="28"/>
+          <w:szCs w:val="28"/>
+        </w:rPr>
+        <w:t>Order</w:t>
+      </w:r>
+      <w:proofErr w:type="spellEnd"/>
+      <w:r>
+        <w:rPr>
+          <w:color w:val="000000"/>
+          <w:sz w:val="28"/>
+          <w:szCs w:val="28"/>
+        </w:rPr>
+        <w:t xml:space="preserve"> — </w:t>
+      </w:r>
+      <w:proofErr w:type="spellStart"/>
+      <w:r>
+        <w:rPr>
+          <w:color w:val="000000"/>
+          <w:sz w:val="28"/>
+          <w:szCs w:val="28"/>
+        </w:rPr>
+        <w:t>Delivery</w:t>
+      </w:r>
+      <w:proofErr w:type="spellEnd"/>
+      <w:r>
+        <w:rPr>
+          <w:color w:val="000000"/>
+          <w:sz w:val="28"/>
+          <w:szCs w:val="28"/>
+        </w:rPr>
+        <w:t>: 1 до 1 (1:1) — кожне замовлення має одну прив'язану доставку.</w:t>
       </w:r>
     </w:p>
     <w:p>
@@ -1219,7 +1429,61 @@
           <w:sz w:val="28"/>
           <w:szCs w:val="28"/>
         </w:rPr>
-        <w:t>[Client] (1) &lt;--- Робить ---&gt; (M) [Order] (1) &lt;--- Формує ---&gt; (1) [Delivery]</w:t>
+        <w:t>[</w:t>
+      </w:r>
+      <w:proofErr w:type="spellStart"/>
+      <w:r>
+        <w:rPr>
+          <w:color w:val="000000"/>
+          <w:sz w:val="28"/>
+          <w:szCs w:val="28"/>
+        </w:rPr>
+        <w:t>Client</w:t>
+      </w:r>
+      <w:proofErr w:type="spellEnd"/>
+      <w:r>
+        <w:rPr>
+          <w:color w:val="000000"/>
+          <w:sz w:val="28"/>
+          <w:szCs w:val="28"/>
+        </w:rPr>
+        <w:t>] (1) &lt;--- Робить ---&gt; (M) [</w:t>
+      </w:r>
+      <w:proofErr w:type="spellStart"/>
+      <w:r>
+        <w:rPr>
+          <w:color w:val="000000"/>
+          <w:sz w:val="28"/>
+          <w:szCs w:val="28"/>
+        </w:rPr>
+        <w:t>Order</w:t>
+      </w:r>
+      <w:proofErr w:type="spellEnd"/>
+      <w:r>
+        <w:rPr>
+          <w:color w:val="000000"/>
+          <w:sz w:val="28"/>
+          <w:szCs w:val="28"/>
+        </w:rPr>
+        <w:t>] (1) &lt;--- Формує ---&gt; (1) [</w:t>
+      </w:r>
+      <w:proofErr w:type="spellStart"/>
+      <w:r>
+        <w:rPr>
+          <w:color w:val="000000"/>
+          <w:sz w:val="28"/>
+          <w:szCs w:val="28"/>
+        </w:rPr>
+        <w:t>Delivery</w:t>
+      </w:r>
+      <w:proofErr w:type="spellEnd"/>
+      <w:r>
+        <w:rPr>
+          <w:color w:val="000000"/>
+          <w:sz w:val="28"/>
+          <w:szCs w:val="28"/>
+        </w:rPr>
+        <w:t>]</w:t>
       </w:r>
       <w:r>
         <w:rPr>
@@ -1246,7 +1510,25 @@
           <w:szCs w:val="28"/>
         </w:rPr>
         <w:br/>
-        <w:t xml:space="preserve">                           [OrderItem]</w:t>
+        <w:t xml:space="preserve">                           [</w:t>
+      </w:r>
+      <w:proofErr w:type="spellStart"/>
+      <w:r>
+        <w:rPr>
+          <w:color w:val="000000"/>
+          <w:sz w:val="28"/>
+          <w:szCs w:val="28"/>
+        </w:rPr>
+        <w:t>OrderItem</w:t>
+      </w:r>
+      <w:proofErr w:type="spellEnd"/>
+      <w:r>
+        <w:rPr>
+          <w:color w:val="000000"/>
+          <w:sz w:val="28"/>
+          <w:szCs w:val="28"/>
+        </w:rPr>
+        <w:t>]</w:t>
       </w:r>
       <w:r>
         <w:rPr>
@@ -1281,7 +1563,43 @@
           <w:szCs w:val="28"/>
         </w:rPr>
         <w:br/>
-        <w:t>[Category] (1) &lt;--- Містить ---&gt; (M) [Product]</w:t>
+        <w:t>[</w:t>
+      </w:r>
+      <w:proofErr w:type="spellStart"/>
+      <w:r>
+        <w:rPr>
+          <w:color w:val="000000"/>
+          <w:sz w:val="28"/>
+          <w:szCs w:val="28"/>
+        </w:rPr>
+        <w:t>Category</w:t>
+      </w:r>
+      <w:proofErr w:type="spellEnd"/>
+      <w:r>
+        <w:rPr>
+          <w:color w:val="000000"/>
+          <w:sz w:val="28"/>
+          <w:szCs w:val="28"/>
+        </w:rPr>
+        <w:t>] (1) &lt;--- Містить ---&gt; (M) [</w:t>
+      </w:r>
+      <w:proofErr w:type="spellStart"/>
+      <w:r>
+        <w:rPr>
+          <w:color w:val="000000"/>
+          <w:sz w:val="28"/>
+          <w:szCs w:val="28"/>
+        </w:rPr>
+        <w:t>Product</w:t>
+      </w:r>
+      <w:proofErr w:type="spellEnd"/>
+      <w:r>
+        <w:rPr>
+          <w:color w:val="000000"/>
+          <w:sz w:val="28"/>
+          <w:szCs w:val="28"/>
+        </w:rPr>
+        <w:t>]</w:t>
       </w:r>
     </w:p>
     <w:p>
@@ -2137,8 +2455,19 @@
           <w:sz w:val="28"/>
           <w:szCs w:val="28"/>
         </w:rPr>
-        <w:t>Таблиця 1.2 – Структура таблиці Client</w:t>
-      </w:r>
+        <w:t xml:space="preserve">Таблиця 1.2 – Структура таблиці </w:t>
+      </w:r>
+      <w:proofErr w:type="spellStart"/>
+      <w:r>
+        <w:rPr>
+          <w:rFonts w:ascii="Times New Roman" w:hAnsi="Times New Roman" w:cs="Times New Roman"/>
+          <w:color w:val="000000"/>
+          <w:sz w:val="28"/>
+          <w:szCs w:val="28"/>
+        </w:rPr>
+        <w:t>Client</w:t>
+      </w:r>
+      <w:proofErr w:type="spellEnd"/>
     </w:p>
     <w:tbl>
       <w:tblPr>
@@ -2410,6 +2739,7 @@
                 <w:szCs w:val="28"/>
               </w:rPr>
             </w:pPr>
+            <w:proofErr w:type="spellStart"/>
             <w:r>
               <w:rPr>
                 <w:color w:val="000000"/>
@@ -2418,6 +2748,7 @@
               </w:rPr>
               <w:t>id_client</w:t>
             </w:r>
+            <w:proofErr w:type="spellEnd"/>
           </w:p>
         </w:tc>
         <w:tc>
@@ -2556,6 +2887,7 @@
                 <w:szCs w:val="28"/>
               </w:rPr>
             </w:pPr>
+            <w:proofErr w:type="spellStart"/>
             <w:r>
               <w:rPr>
                 <w:color w:val="000000"/>
@@ -2564,6 +2896,7 @@
               </w:rPr>
               <w:t>prizv</w:t>
             </w:r>
+            <w:proofErr w:type="spellEnd"/>
           </w:p>
         </w:tc>
         <w:tc>
@@ -2702,6 +3035,7 @@
                 <w:szCs w:val="28"/>
               </w:rPr>
             </w:pPr>
+            <w:proofErr w:type="spellStart"/>
             <w:r>
               <w:rPr>
                 <w:color w:val="000000"/>
@@ -2710,6 +3044,7 @@
               </w:rPr>
               <w:t>imya</w:t>
             </w:r>
+            <w:proofErr w:type="spellEnd"/>
           </w:p>
         </w:tc>
         <w:tc>
@@ -2848,6 +3183,7 @@
                 <w:szCs w:val="28"/>
               </w:rPr>
             </w:pPr>
+            <w:proofErr w:type="spellStart"/>
             <w:r>
               <w:rPr>
                 <w:color w:val="000000"/>
@@ -2856,6 +3192,7 @@
               </w:rPr>
               <w:t>email</w:t>
             </w:r>
+            <w:proofErr w:type="spellEnd"/>
           </w:p>
         </w:tc>
         <w:tc>
@@ -2994,6 +3331,7 @@
                 <w:szCs w:val="28"/>
               </w:rPr>
             </w:pPr>
+            <w:proofErr w:type="spellStart"/>
             <w:r>
               <w:rPr>
                 <w:color w:val="000000"/>
@@ -3002,6 +3340,7 @@
               </w:rPr>
               <w:t>tel</w:t>
             </w:r>
+            <w:proofErr w:type="spellEnd"/>
           </w:p>
         </w:tc>
         <w:tc>
@@ -3140,6 +3479,7 @@
                 <w:szCs w:val="28"/>
               </w:rPr>
             </w:pPr>
+            <w:proofErr w:type="spellStart"/>
             <w:r>
               <w:rPr>
                 <w:color w:val="000000"/>
@@ -3148,6 +3488,7 @@
               </w:rPr>
               <w:t>adresa</w:t>
             </w:r>
+            <w:proofErr w:type="spellEnd"/>
           </w:p>
         </w:tc>
         <w:tc>
@@ -3330,13 +3671,23 @@
           <w:szCs w:val="28"/>
         </w:rPr>
       </w:pPr>
-      <w:r>
-        <w:rPr>
-          <w:color w:val="000000"/>
-          <w:sz w:val="28"/>
-          <w:szCs w:val="28"/>
-        </w:rPr>
-        <w:t>Patient (Пацієнт)</w:t>
+      <w:proofErr w:type="spellStart"/>
+      <w:r>
+        <w:rPr>
+          <w:color w:val="000000"/>
+          <w:sz w:val="28"/>
+          <w:szCs w:val="28"/>
+        </w:rPr>
+        <w:t>Patient</w:t>
+      </w:r>
+      <w:proofErr w:type="spellEnd"/>
+      <w:r>
+        <w:rPr>
+          <w:color w:val="000000"/>
+          <w:sz w:val="28"/>
+          <w:szCs w:val="28"/>
+        </w:rPr>
+        <w:t xml:space="preserve"> (Пацієнт)</w:t>
       </w:r>
     </w:p>
     <w:p>
@@ -3355,13 +3706,23 @@
           <w:szCs w:val="28"/>
         </w:rPr>
       </w:pPr>
-      <w:r>
-        <w:rPr>
-          <w:color w:val="000000"/>
-          <w:sz w:val="28"/>
-          <w:szCs w:val="28"/>
-        </w:rPr>
-        <w:t>Doctor (Лікар)</w:t>
+      <w:proofErr w:type="spellStart"/>
+      <w:r>
+        <w:rPr>
+          <w:color w:val="000000"/>
+          <w:sz w:val="28"/>
+          <w:szCs w:val="28"/>
+        </w:rPr>
+        <w:t>Doctor</w:t>
+      </w:r>
+      <w:proofErr w:type="spellEnd"/>
+      <w:r>
+        <w:rPr>
+          <w:color w:val="000000"/>
+          <w:sz w:val="28"/>
+          <w:szCs w:val="28"/>
+        </w:rPr>
+        <w:t xml:space="preserve"> (Лікар)</w:t>
       </w:r>
     </w:p>
     <w:p>
@@ -3380,13 +3741,23 @@
           <w:szCs w:val="28"/>
         </w:rPr>
       </w:pPr>
-      <w:r>
-        <w:rPr>
-          <w:color w:val="000000"/>
-          <w:sz w:val="28"/>
-          <w:szCs w:val="28"/>
-        </w:rPr>
-        <w:t>Specialty (Спеціальність)</w:t>
+      <w:proofErr w:type="spellStart"/>
+      <w:r>
+        <w:rPr>
+          <w:color w:val="000000"/>
+          <w:sz w:val="28"/>
+          <w:szCs w:val="28"/>
+        </w:rPr>
+        <w:t>Specialty</w:t>
+      </w:r>
+      <w:proofErr w:type="spellEnd"/>
+      <w:r>
+        <w:rPr>
+          <w:color w:val="000000"/>
+          <w:sz w:val="28"/>
+          <w:szCs w:val="28"/>
+        </w:rPr>
+        <w:t xml:space="preserve"> (Спеціальність)</w:t>
       </w:r>
     </w:p>
     <w:p>
@@ -3405,13 +3776,23 @@
           <w:szCs w:val="28"/>
         </w:rPr>
       </w:pPr>
-      <w:r>
-        <w:rPr>
-          <w:color w:val="000000"/>
-          <w:sz w:val="28"/>
-          <w:szCs w:val="28"/>
-        </w:rPr>
-        <w:t>Appointment (Запис на прийом)</w:t>
+      <w:proofErr w:type="spellStart"/>
+      <w:r>
+        <w:rPr>
+          <w:color w:val="000000"/>
+          <w:sz w:val="28"/>
+          <w:szCs w:val="28"/>
+        </w:rPr>
+        <w:t>Appointment</w:t>
+      </w:r>
+      <w:proofErr w:type="spellEnd"/>
+      <w:r>
+        <w:rPr>
+          <w:color w:val="000000"/>
+          <w:sz w:val="28"/>
+          <w:szCs w:val="28"/>
+        </w:rPr>
+        <w:t xml:space="preserve"> (Запис на прийом)</w:t>
       </w:r>
     </w:p>
     <w:p>
@@ -3430,13 +3811,23 @@
           <w:szCs w:val="28"/>
         </w:rPr>
       </w:pPr>
-      <w:r>
-        <w:rPr>
-          <w:color w:val="000000"/>
-          <w:sz w:val="28"/>
-          <w:szCs w:val="28"/>
-        </w:rPr>
-        <w:t>Diagnosis (Діагноз)</w:t>
+      <w:proofErr w:type="spellStart"/>
+      <w:r>
+        <w:rPr>
+          <w:color w:val="000000"/>
+          <w:sz w:val="28"/>
+          <w:szCs w:val="28"/>
+        </w:rPr>
+        <w:t>Diagnosis</w:t>
+      </w:r>
+      <w:proofErr w:type="spellEnd"/>
+      <w:r>
+        <w:rPr>
+          <w:color w:val="000000"/>
+          <w:sz w:val="28"/>
+          <w:szCs w:val="28"/>
+        </w:rPr>
+        <w:t xml:space="preserve"> (Діагноз)</w:t>
       </w:r>
     </w:p>
     <w:p>
@@ -3477,13 +3868,41 @@
           <w:szCs w:val="28"/>
         </w:rPr>
       </w:pPr>
-      <w:r>
-        <w:rPr>
-          <w:color w:val="000000"/>
-          <w:sz w:val="28"/>
-          <w:szCs w:val="28"/>
-        </w:rPr>
-        <w:t>Specialty — Doctor: 1 до багатьох (1:M) — одна спеціальність належить багатьом лікарям.</w:t>
+      <w:proofErr w:type="spellStart"/>
+      <w:r>
+        <w:rPr>
+          <w:color w:val="000000"/>
+          <w:sz w:val="28"/>
+          <w:szCs w:val="28"/>
+        </w:rPr>
+        <w:t>Specialty</w:t>
+      </w:r>
+      <w:proofErr w:type="spellEnd"/>
+      <w:r>
+        <w:rPr>
+          <w:color w:val="000000"/>
+          <w:sz w:val="28"/>
+          <w:szCs w:val="28"/>
+        </w:rPr>
+        <w:t xml:space="preserve"> — </w:t>
+      </w:r>
+      <w:proofErr w:type="spellStart"/>
+      <w:r>
+        <w:rPr>
+          <w:color w:val="000000"/>
+          <w:sz w:val="28"/>
+          <w:szCs w:val="28"/>
+        </w:rPr>
+        <w:t>Doctor</w:t>
+      </w:r>
+      <w:proofErr w:type="spellEnd"/>
+      <w:r>
+        <w:rPr>
+          <w:color w:val="000000"/>
+          <w:sz w:val="28"/>
+          <w:szCs w:val="28"/>
+        </w:rPr>
+        <w:t>: 1 до багатьох (1:M) — одна спеціальність належить багатьом лікарям.</w:t>
       </w:r>
     </w:p>
     <w:p>
@@ -3502,13 +3921,41 @@
           <w:szCs w:val="28"/>
         </w:rPr>
       </w:pPr>
-      <w:r>
-        <w:rPr>
-          <w:color w:val="000000"/>
-          <w:sz w:val="28"/>
-          <w:szCs w:val="28"/>
-        </w:rPr>
-        <w:t>Patient — Appointment: 1 до багатьох (1:M) — пацієнт має багато записів на прийом.</w:t>
+      <w:proofErr w:type="spellStart"/>
+      <w:r>
+        <w:rPr>
+          <w:color w:val="000000"/>
+          <w:sz w:val="28"/>
+          <w:szCs w:val="28"/>
+        </w:rPr>
+        <w:t>Patient</w:t>
+      </w:r>
+      <w:proofErr w:type="spellEnd"/>
+      <w:r>
+        <w:rPr>
+          <w:color w:val="000000"/>
+          <w:sz w:val="28"/>
+          <w:szCs w:val="28"/>
+        </w:rPr>
+        <w:t xml:space="preserve"> — </w:t>
+      </w:r>
+      <w:proofErr w:type="spellStart"/>
+      <w:r>
+        <w:rPr>
+          <w:color w:val="000000"/>
+          <w:sz w:val="28"/>
+          <w:szCs w:val="28"/>
+        </w:rPr>
+        <w:t>Appointment</w:t>
+      </w:r>
+      <w:proofErr w:type="spellEnd"/>
+      <w:r>
+        <w:rPr>
+          <w:color w:val="000000"/>
+          <w:sz w:val="28"/>
+          <w:szCs w:val="28"/>
+        </w:rPr>
+        <w:t>: 1 до багатьох (1:M) — пацієнт має багато записів на прийом.</w:t>
       </w:r>
     </w:p>
     <w:p>
@@ -3527,13 +3974,41 @@
           <w:szCs w:val="28"/>
         </w:rPr>
       </w:pPr>
-      <w:r>
-        <w:rPr>
-          <w:color w:val="000000"/>
-          <w:sz w:val="28"/>
-          <w:szCs w:val="28"/>
-        </w:rPr>
-        <w:t>Doctor — Appointment: 1 до багатьох (1:M) — лікар проводить багато прийомів.</w:t>
+      <w:proofErr w:type="spellStart"/>
+      <w:r>
+        <w:rPr>
+          <w:color w:val="000000"/>
+          <w:sz w:val="28"/>
+          <w:szCs w:val="28"/>
+        </w:rPr>
+        <w:t>Doctor</w:t>
+      </w:r>
+      <w:proofErr w:type="spellEnd"/>
+      <w:r>
+        <w:rPr>
+          <w:color w:val="000000"/>
+          <w:sz w:val="28"/>
+          <w:szCs w:val="28"/>
+        </w:rPr>
+        <w:t xml:space="preserve"> — </w:t>
+      </w:r>
+      <w:proofErr w:type="spellStart"/>
+      <w:r>
+        <w:rPr>
+          <w:color w:val="000000"/>
+          <w:sz w:val="28"/>
+          <w:szCs w:val="28"/>
+        </w:rPr>
+        <w:t>Appointment</w:t>
+      </w:r>
+      <w:proofErr w:type="spellEnd"/>
+      <w:r>
+        <w:rPr>
+          <w:color w:val="000000"/>
+          <w:sz w:val="28"/>
+          <w:szCs w:val="28"/>
+        </w:rPr>
+        <w:t>: 1 до багатьох (1:M) — лікар проводить багато прийомів.</w:t>
       </w:r>
     </w:p>
     <w:p>
@@ -3552,13 +4027,41 @@
           <w:szCs w:val="28"/>
         </w:rPr>
       </w:pPr>
-      <w:r>
-        <w:rPr>
-          <w:color w:val="000000"/>
-          <w:sz w:val="28"/>
-          <w:szCs w:val="28"/>
-        </w:rPr>
-        <w:t>Appointment — Diagnosis: 1 до 1 (1:1) — за результатом прийому ставиться один підсумковий діагноз.</w:t>
+      <w:proofErr w:type="spellStart"/>
+      <w:r>
+        <w:rPr>
+          <w:color w:val="000000"/>
+          <w:sz w:val="28"/>
+          <w:szCs w:val="28"/>
+        </w:rPr>
+        <w:t>Appointment</w:t>
+      </w:r>
+      <w:proofErr w:type="spellEnd"/>
+      <w:r>
+        <w:rPr>
+          <w:color w:val="000000"/>
+          <w:sz w:val="28"/>
+          <w:szCs w:val="28"/>
+        </w:rPr>
+        <w:t xml:space="preserve"> — </w:t>
+      </w:r>
+      <w:proofErr w:type="spellStart"/>
+      <w:r>
+        <w:rPr>
+          <w:color w:val="000000"/>
+          <w:sz w:val="28"/>
+          <w:szCs w:val="28"/>
+        </w:rPr>
+        <w:t>Diagnosis</w:t>
+      </w:r>
+      <w:proofErr w:type="spellEnd"/>
+      <w:r>
+        <w:rPr>
+          <w:color w:val="000000"/>
+          <w:sz w:val="28"/>
+          <w:szCs w:val="28"/>
+        </w:rPr>
+        <w:t>: 1 до 1 (1:1) — за результатом прийому ставиться один підсумковий діагноз.</w:t>
       </w:r>
     </w:p>
     <w:p>
@@ -3599,7 +4102,43 @@
           <w:sz w:val="28"/>
           <w:szCs w:val="28"/>
         </w:rPr>
-        <w:t>[Specialty] (1) &lt;--- Має ---&gt; (M) [Doctor] (1)</w:t>
+        <w:t>[</w:t>
+      </w:r>
+      <w:proofErr w:type="spellStart"/>
+      <w:r>
+        <w:rPr>
+          <w:color w:val="000000"/>
+          <w:sz w:val="28"/>
+          <w:szCs w:val="28"/>
+        </w:rPr>
+        <w:t>Specialty</w:t>
+      </w:r>
+      <w:proofErr w:type="spellEnd"/>
+      <w:r>
+        <w:rPr>
+          <w:color w:val="000000"/>
+          <w:sz w:val="28"/>
+          <w:szCs w:val="28"/>
+        </w:rPr>
+        <w:t>] (1) &lt;--- Має ---&gt; (M) [</w:t>
+      </w:r>
+      <w:proofErr w:type="spellStart"/>
+      <w:r>
+        <w:rPr>
+          <w:color w:val="000000"/>
+          <w:sz w:val="28"/>
+          <w:szCs w:val="28"/>
+        </w:rPr>
+        <w:t>Doctor</w:t>
+      </w:r>
+      <w:proofErr w:type="spellEnd"/>
+      <w:r>
+        <w:rPr>
+          <w:color w:val="000000"/>
+          <w:sz w:val="28"/>
+          <w:szCs w:val="28"/>
+        </w:rPr>
+        <w:t>] (1)</w:t>
       </w:r>
       <w:r>
         <w:rPr>
@@ -3617,7 +4156,61 @@
           <w:szCs w:val="28"/>
         </w:rPr>
         <w:br/>
-        <w:t>[Patient] (1) &lt;--- Записується ---&gt; (M) [Appointment] (1) &lt;--- Встановлює ---&gt; (1) [Diagnosis]</w:t>
+        <w:t>[</w:t>
+      </w:r>
+      <w:proofErr w:type="spellStart"/>
+      <w:r>
+        <w:rPr>
+          <w:color w:val="000000"/>
+          <w:sz w:val="28"/>
+          <w:szCs w:val="28"/>
+        </w:rPr>
+        <w:t>Patient</w:t>
+      </w:r>
+      <w:proofErr w:type="spellEnd"/>
+      <w:r>
+        <w:rPr>
+          <w:color w:val="000000"/>
+          <w:sz w:val="28"/>
+          <w:szCs w:val="28"/>
+        </w:rPr>
+        <w:t>] (1) &lt;--- Записується ---&gt; (M) [</w:t>
+      </w:r>
+      <w:proofErr w:type="spellStart"/>
+      <w:r>
+        <w:rPr>
+          <w:color w:val="000000"/>
+          <w:sz w:val="28"/>
+          <w:szCs w:val="28"/>
+        </w:rPr>
+        <w:t>Appointment</w:t>
+      </w:r>
+      <w:proofErr w:type="spellEnd"/>
+      <w:r>
+        <w:rPr>
+          <w:color w:val="000000"/>
+          <w:sz w:val="28"/>
+          <w:szCs w:val="28"/>
+        </w:rPr>
+        <w:t>] (1) &lt;--- Встановлює ---&gt; (1) [</w:t>
+      </w:r>
+      <w:proofErr w:type="spellStart"/>
+      <w:r>
+        <w:rPr>
+          <w:color w:val="000000"/>
+          <w:sz w:val="28"/>
+          <w:szCs w:val="28"/>
+        </w:rPr>
+        <w:t>Diagnosis</w:t>
+      </w:r>
+      <w:proofErr w:type="spellEnd"/>
+      <w:r>
+        <w:rPr>
+          <w:color w:val="000000"/>
+          <w:sz w:val="28"/>
+          <w:szCs w:val="28"/>
+        </w:rPr>
+        <w:t>]</w:t>
       </w:r>
     </w:p>
     <w:p>
@@ -4522,8 +5115,19 @@
           <w:sz w:val="28"/>
           <w:szCs w:val="28"/>
         </w:rPr>
-        <w:t>.2 – Структура таблиці Patient</w:t>
-      </w:r>
+        <w:t xml:space="preserve">.2 – Структура таблиці </w:t>
+      </w:r>
+      <w:proofErr w:type="spellStart"/>
+      <w:r>
+        <w:rPr>
+          <w:rFonts w:ascii="Times New Roman" w:hAnsi="Times New Roman" w:cs="Times New Roman"/>
+          <w:color w:val="000000"/>
+          <w:sz w:val="28"/>
+          <w:szCs w:val="28"/>
+        </w:rPr>
+        <w:t>Patient</w:t>
+      </w:r>
+      <w:proofErr w:type="spellEnd"/>
     </w:p>
     <w:tbl>
       <w:tblPr>
@@ -4796,6 +5400,7 @@
                 <w:szCs w:val="28"/>
               </w:rPr>
             </w:pPr>
+            <w:proofErr w:type="spellStart"/>
             <w:r>
               <w:rPr>
                 <w:color w:val="000000"/>
@@ -4804,6 +5409,7 @@
               </w:rPr>
               <w:t>id_patient</w:t>
             </w:r>
+            <w:proofErr w:type="spellEnd"/>
           </w:p>
         </w:tc>
         <w:tc>
@@ -4942,6 +5548,7 @@
                 <w:szCs w:val="28"/>
               </w:rPr>
             </w:pPr>
+            <w:proofErr w:type="spellStart"/>
             <w:r>
               <w:rPr>
                 <w:color w:val="000000"/>
@@ -4950,6 +5557,7 @@
               </w:rPr>
               <w:t>med_card_num</w:t>
             </w:r>
+            <w:proofErr w:type="spellEnd"/>
           </w:p>
         </w:tc>
         <w:tc>
@@ -5088,6 +5696,7 @@
                 <w:szCs w:val="28"/>
               </w:rPr>
             </w:pPr>
+            <w:proofErr w:type="spellStart"/>
             <w:r>
               <w:rPr>
                 <w:color w:val="000000"/>
@@ -5096,6 +5705,7 @@
               </w:rPr>
               <w:t>prizv</w:t>
             </w:r>
+            <w:proofErr w:type="spellEnd"/>
           </w:p>
         </w:tc>
         <w:tc>
@@ -5234,6 +5844,7 @@
                 <w:szCs w:val="28"/>
               </w:rPr>
             </w:pPr>
+            <w:proofErr w:type="spellStart"/>
             <w:r>
               <w:rPr>
                 <w:color w:val="000000"/>
@@ -5242,6 +5853,7 @@
               </w:rPr>
               <w:t>imya</w:t>
             </w:r>
+            <w:proofErr w:type="spellEnd"/>
           </w:p>
         </w:tc>
         <w:tc>
@@ -5380,6 +5992,7 @@
                 <w:szCs w:val="28"/>
               </w:rPr>
             </w:pPr>
+            <w:proofErr w:type="spellStart"/>
             <w:r>
               <w:rPr>
                 <w:color w:val="000000"/>
@@ -5388,6 +6001,7 @@
               </w:rPr>
               <w:t>data_nar</w:t>
             </w:r>
+            <w:proofErr w:type="spellEnd"/>
           </w:p>
         </w:tc>
         <w:tc>
@@ -5526,6 +6140,7 @@
                 <w:szCs w:val="28"/>
               </w:rPr>
             </w:pPr>
+            <w:proofErr w:type="spellStart"/>
             <w:r>
               <w:rPr>
                 <w:color w:val="000000"/>
@@ -5534,6 +6149,7 @@
               </w:rPr>
               <w:t>tel</w:t>
             </w:r>
+            <w:proofErr w:type="spellEnd"/>
           </w:p>
         </w:tc>
         <w:tc>
@@ -5715,13 +6331,23 @@
           <w:szCs w:val="28"/>
         </w:rPr>
       </w:pPr>
-      <w:r>
-        <w:rPr>
-          <w:color w:val="000000"/>
-          <w:sz w:val="28"/>
-          <w:szCs w:val="28"/>
-        </w:rPr>
-        <w:t>Guest (Гість)</w:t>
+      <w:proofErr w:type="spellStart"/>
+      <w:r>
+        <w:rPr>
+          <w:color w:val="000000"/>
+          <w:sz w:val="28"/>
+          <w:szCs w:val="28"/>
+        </w:rPr>
+        <w:t>Guest</w:t>
+      </w:r>
+      <w:proofErr w:type="spellEnd"/>
+      <w:r>
+        <w:rPr>
+          <w:color w:val="000000"/>
+          <w:sz w:val="28"/>
+          <w:szCs w:val="28"/>
+        </w:rPr>
+        <w:t xml:space="preserve"> (Гість)</w:t>
       </w:r>
     </w:p>
     <w:p>
@@ -5740,13 +6366,23 @@
           <w:szCs w:val="28"/>
         </w:rPr>
       </w:pPr>
-      <w:r>
-        <w:rPr>
-          <w:color w:val="000000"/>
-          <w:sz w:val="28"/>
-          <w:szCs w:val="28"/>
-        </w:rPr>
-        <w:t>Room (Номер)</w:t>
+      <w:proofErr w:type="spellStart"/>
+      <w:r>
+        <w:rPr>
+          <w:color w:val="000000"/>
+          <w:sz w:val="28"/>
+          <w:szCs w:val="28"/>
+        </w:rPr>
+        <w:t>Room</w:t>
+      </w:r>
+      <w:proofErr w:type="spellEnd"/>
+      <w:r>
+        <w:rPr>
+          <w:color w:val="000000"/>
+          <w:sz w:val="28"/>
+          <w:szCs w:val="28"/>
+        </w:rPr>
+        <w:t xml:space="preserve"> (Номер)</w:t>
       </w:r>
     </w:p>
     <w:p>
@@ -5765,13 +6401,23 @@
           <w:szCs w:val="28"/>
         </w:rPr>
       </w:pPr>
-      <w:r>
-        <w:rPr>
-          <w:color w:val="000000"/>
-          <w:sz w:val="28"/>
-          <w:szCs w:val="28"/>
-        </w:rPr>
-        <w:t>RoomCategory (Категорія номера)</w:t>
+      <w:proofErr w:type="spellStart"/>
+      <w:r>
+        <w:rPr>
+          <w:color w:val="000000"/>
+          <w:sz w:val="28"/>
+          <w:szCs w:val="28"/>
+        </w:rPr>
+        <w:t>RoomCategory</w:t>
+      </w:r>
+      <w:proofErr w:type="spellEnd"/>
+      <w:r>
+        <w:rPr>
+          <w:color w:val="000000"/>
+          <w:sz w:val="28"/>
+          <w:szCs w:val="28"/>
+        </w:rPr>
+        <w:t xml:space="preserve"> (Категорія номера)</w:t>
       </w:r>
     </w:p>
     <w:p>
@@ -5790,13 +6436,23 @@
           <w:szCs w:val="28"/>
         </w:rPr>
       </w:pPr>
-      <w:r>
-        <w:rPr>
-          <w:color w:val="000000"/>
-          <w:sz w:val="28"/>
-          <w:szCs w:val="28"/>
-        </w:rPr>
-        <w:t>Booking (Бронювання)</w:t>
+      <w:proofErr w:type="spellStart"/>
+      <w:r>
+        <w:rPr>
+          <w:color w:val="000000"/>
+          <w:sz w:val="28"/>
+          <w:szCs w:val="28"/>
+        </w:rPr>
+        <w:t>Booking</w:t>
+      </w:r>
+      <w:proofErr w:type="spellEnd"/>
+      <w:r>
+        <w:rPr>
+          <w:color w:val="000000"/>
+          <w:sz w:val="28"/>
+          <w:szCs w:val="28"/>
+        </w:rPr>
+        <w:t xml:space="preserve"> (Бронювання)</w:t>
       </w:r>
     </w:p>
     <w:p>
@@ -5815,13 +6471,23 @@
           <w:szCs w:val="28"/>
         </w:rPr>
       </w:pPr>
-      <w:r>
-        <w:rPr>
-          <w:color w:val="000000"/>
-          <w:sz w:val="28"/>
-          <w:szCs w:val="28"/>
-        </w:rPr>
-        <w:t>Service (Додаткова послуга)</w:t>
+      <w:proofErr w:type="spellStart"/>
+      <w:r>
+        <w:rPr>
+          <w:color w:val="000000"/>
+          <w:sz w:val="28"/>
+          <w:szCs w:val="28"/>
+        </w:rPr>
+        <w:t>Service</w:t>
+      </w:r>
+      <w:proofErr w:type="spellEnd"/>
+      <w:r>
+        <w:rPr>
+          <w:color w:val="000000"/>
+          <w:sz w:val="28"/>
+          <w:szCs w:val="28"/>
+        </w:rPr>
+        <w:t xml:space="preserve"> (Додаткова послуга)</w:t>
       </w:r>
     </w:p>
     <w:p>
@@ -5863,13 +6529,41 @@
           <w:szCs w:val="28"/>
         </w:rPr>
       </w:pPr>
-      <w:r>
-        <w:rPr>
-          <w:color w:val="000000"/>
-          <w:sz w:val="28"/>
-          <w:szCs w:val="28"/>
-        </w:rPr>
-        <w:t>RoomCategory — Room: 1 до багатьох (1:M) — категорія містить кілька номерів.</w:t>
+      <w:proofErr w:type="spellStart"/>
+      <w:r>
+        <w:rPr>
+          <w:color w:val="000000"/>
+          <w:sz w:val="28"/>
+          <w:szCs w:val="28"/>
+        </w:rPr>
+        <w:t>RoomCategory</w:t>
+      </w:r>
+      <w:proofErr w:type="spellEnd"/>
+      <w:r>
+        <w:rPr>
+          <w:color w:val="000000"/>
+          <w:sz w:val="28"/>
+          <w:szCs w:val="28"/>
+        </w:rPr>
+        <w:t xml:space="preserve"> — </w:t>
+      </w:r>
+      <w:proofErr w:type="spellStart"/>
+      <w:r>
+        <w:rPr>
+          <w:color w:val="000000"/>
+          <w:sz w:val="28"/>
+          <w:szCs w:val="28"/>
+        </w:rPr>
+        <w:t>Room</w:t>
+      </w:r>
+      <w:proofErr w:type="spellEnd"/>
+      <w:r>
+        <w:rPr>
+          <w:color w:val="000000"/>
+          <w:sz w:val="28"/>
+          <w:szCs w:val="28"/>
+        </w:rPr>
+        <w:t>: 1 до багатьох (1:M) — категорія містить кілька номерів.</w:t>
       </w:r>
     </w:p>
     <w:p>
@@ -5888,13 +6582,59 @@
           <w:szCs w:val="28"/>
         </w:rPr>
       </w:pPr>
-      <w:r>
-        <w:rPr>
-          <w:color w:val="000000"/>
-          <w:sz w:val="28"/>
-          <w:szCs w:val="28"/>
-        </w:rPr>
-        <w:t>Guest — Booking: 1 до багатьох (1:M) — гість робить одне або кілька бронювань.</w:t>
+      <w:proofErr w:type="spellStart"/>
+      <w:r>
+        <w:rPr>
+          <w:color w:val="000000"/>
+          <w:sz w:val="28"/>
+          <w:szCs w:val="28"/>
+        </w:rPr>
+        <w:t>Guest</w:t>
+      </w:r>
+      <w:proofErr w:type="spellEnd"/>
+      <w:r>
+        <w:rPr>
+          <w:color w:val="000000"/>
+          <w:sz w:val="28"/>
+          <w:szCs w:val="28"/>
+        </w:rPr>
+        <w:t xml:space="preserve"> — </w:t>
+      </w:r>
+      <w:proofErr w:type="spellStart"/>
+      <w:r>
+        <w:rPr>
+          <w:color w:val="000000"/>
+          <w:sz w:val="28"/>
+          <w:szCs w:val="28"/>
+        </w:rPr>
+        <w:t>Booking</w:t>
+      </w:r>
+      <w:proofErr w:type="spellEnd"/>
+      <w:r>
+        <w:rPr>
+          <w:color w:val="000000"/>
+          <w:sz w:val="28"/>
+          <w:szCs w:val="28"/>
+        </w:rPr>
+        <w:t xml:space="preserve">: 1 до багатьох (1:M) — гість робить одне або кілька </w:t>
+      </w:r>
+      <w:proofErr w:type="spellStart"/>
+      <w:r>
+        <w:rPr>
+          <w:color w:val="000000"/>
+          <w:sz w:val="28"/>
+          <w:szCs w:val="28"/>
+        </w:rPr>
+        <w:t>бронювань</w:t>
+      </w:r>
+      <w:proofErr w:type="spellEnd"/>
+      <w:r>
+        <w:rPr>
+          <w:color w:val="000000"/>
+          <w:sz w:val="28"/>
+          <w:szCs w:val="28"/>
+        </w:rPr>
+        <w:t>.</w:t>
       </w:r>
     </w:p>
     <w:p>
@@ -5913,13 +6653,41 @@
           <w:szCs w:val="28"/>
         </w:rPr>
       </w:pPr>
-      <w:r>
-        <w:rPr>
-          <w:color w:val="000000"/>
-          <w:sz w:val="28"/>
-          <w:szCs w:val="28"/>
-        </w:rPr>
-        <w:t>Room — Booking: 1 до багатьох (1:M) — номер бронюється на різні дати.</w:t>
+      <w:proofErr w:type="spellStart"/>
+      <w:r>
+        <w:rPr>
+          <w:color w:val="000000"/>
+          <w:sz w:val="28"/>
+          <w:szCs w:val="28"/>
+        </w:rPr>
+        <w:t>Room</w:t>
+      </w:r>
+      <w:proofErr w:type="spellEnd"/>
+      <w:r>
+        <w:rPr>
+          <w:color w:val="000000"/>
+          <w:sz w:val="28"/>
+          <w:szCs w:val="28"/>
+        </w:rPr>
+        <w:t xml:space="preserve"> — </w:t>
+      </w:r>
+      <w:proofErr w:type="spellStart"/>
+      <w:r>
+        <w:rPr>
+          <w:color w:val="000000"/>
+          <w:sz w:val="28"/>
+          <w:szCs w:val="28"/>
+        </w:rPr>
+        <w:t>Booking</w:t>
+      </w:r>
+      <w:proofErr w:type="spellEnd"/>
+      <w:r>
+        <w:rPr>
+          <w:color w:val="000000"/>
+          <w:sz w:val="28"/>
+          <w:szCs w:val="28"/>
+        </w:rPr>
+        <w:t>: 1 до багатьох (1:M) — номер бронюється на різні дати.</w:t>
       </w:r>
     </w:p>
     <w:p>
@@ -5938,13 +6706,59 @@
           <w:szCs w:val="28"/>
         </w:rPr>
       </w:pPr>
-      <w:r>
-        <w:rPr>
-          <w:color w:val="000000"/>
-          <w:sz w:val="28"/>
-          <w:szCs w:val="28"/>
-        </w:rPr>
-        <w:t>Booking — Service: багато до багатьох (M:N) — під час бронювання замовляють кілька послуг (реалізується через BookingService).</w:t>
+      <w:proofErr w:type="spellStart"/>
+      <w:r>
+        <w:rPr>
+          <w:color w:val="000000"/>
+          <w:sz w:val="28"/>
+          <w:szCs w:val="28"/>
+        </w:rPr>
+        <w:t>Booking</w:t>
+      </w:r>
+      <w:proofErr w:type="spellEnd"/>
+      <w:r>
+        <w:rPr>
+          <w:color w:val="000000"/>
+          <w:sz w:val="28"/>
+          <w:szCs w:val="28"/>
+        </w:rPr>
+        <w:t xml:space="preserve"> — </w:t>
+      </w:r>
+      <w:proofErr w:type="spellStart"/>
+      <w:r>
+        <w:rPr>
+          <w:color w:val="000000"/>
+          <w:sz w:val="28"/>
+          <w:szCs w:val="28"/>
+        </w:rPr>
+        <w:t>Service</w:t>
+      </w:r>
+      <w:proofErr w:type="spellEnd"/>
+      <w:r>
+        <w:rPr>
+          <w:color w:val="000000"/>
+          <w:sz w:val="28"/>
+          <w:szCs w:val="28"/>
+        </w:rPr>
+        <w:t xml:space="preserve">: багато до багатьох (M:N) — під час бронювання замовляють кілька послуг (реалізується через </w:t>
+      </w:r>
+      <w:proofErr w:type="spellStart"/>
+      <w:r>
+        <w:rPr>
+          <w:color w:val="000000"/>
+          <w:sz w:val="28"/>
+          <w:szCs w:val="28"/>
+        </w:rPr>
+        <w:t>BookingService</w:t>
+      </w:r>
+      <w:proofErr w:type="spellEnd"/>
+      <w:r>
+        <w:rPr>
+          <w:color w:val="000000"/>
+          <w:sz w:val="28"/>
+          <w:szCs w:val="28"/>
+        </w:rPr>
+        <w:t>).</w:t>
       </w:r>
     </w:p>
     <w:p>
@@ -5985,7 +6799,43 @@
           <w:sz w:val="28"/>
           <w:szCs w:val="28"/>
         </w:rPr>
-        <w:t>[RoomCategory] (1) &lt;--- Класифікує ---&gt; (M) [Room] (1)</w:t>
+        <w:t>[</w:t>
+      </w:r>
+      <w:proofErr w:type="spellStart"/>
+      <w:r>
+        <w:rPr>
+          <w:color w:val="000000"/>
+          <w:sz w:val="28"/>
+          <w:szCs w:val="28"/>
+        </w:rPr>
+        <w:t>RoomCategory</w:t>
+      </w:r>
+      <w:proofErr w:type="spellEnd"/>
+      <w:r>
+        <w:rPr>
+          <w:color w:val="000000"/>
+          <w:sz w:val="28"/>
+          <w:szCs w:val="28"/>
+        </w:rPr>
+        <w:t>] (1) &lt;--- Класифікує ---&gt; (M) [</w:t>
+      </w:r>
+      <w:proofErr w:type="spellStart"/>
+      <w:r>
+        <w:rPr>
+          <w:color w:val="000000"/>
+          <w:sz w:val="28"/>
+          <w:szCs w:val="28"/>
+        </w:rPr>
+        <w:t>Room</w:t>
+      </w:r>
+      <w:proofErr w:type="spellEnd"/>
+      <w:r>
+        <w:rPr>
+          <w:color w:val="000000"/>
+          <w:sz w:val="28"/>
+          <w:szCs w:val="28"/>
+        </w:rPr>
+        <w:t>] (1)</w:t>
       </w:r>
       <w:r>
         <w:rPr>
@@ -6003,7 +6853,61 @@
           <w:szCs w:val="28"/>
         </w:rPr>
         <w:br/>
-        <w:t>[Guest] (1) &lt;--- Здійснює ---&gt; (M) [Booking] (M) &lt;--- Замовляє ---&gt; (N) [Service]</w:t>
+        <w:t>[</w:t>
+      </w:r>
+      <w:proofErr w:type="spellStart"/>
+      <w:r>
+        <w:rPr>
+          <w:color w:val="000000"/>
+          <w:sz w:val="28"/>
+          <w:szCs w:val="28"/>
+        </w:rPr>
+        <w:t>Guest</w:t>
+      </w:r>
+      <w:proofErr w:type="spellEnd"/>
+      <w:r>
+        <w:rPr>
+          <w:color w:val="000000"/>
+          <w:sz w:val="28"/>
+          <w:szCs w:val="28"/>
+        </w:rPr>
+        <w:t>] (1) &lt;--- Здійснює ---&gt; (M) [</w:t>
+      </w:r>
+      <w:proofErr w:type="spellStart"/>
+      <w:r>
+        <w:rPr>
+          <w:color w:val="000000"/>
+          <w:sz w:val="28"/>
+          <w:szCs w:val="28"/>
+        </w:rPr>
+        <w:t>Booking</w:t>
+      </w:r>
+      <w:proofErr w:type="spellEnd"/>
+      <w:r>
+        <w:rPr>
+          <w:color w:val="000000"/>
+          <w:sz w:val="28"/>
+          <w:szCs w:val="28"/>
+        </w:rPr>
+        <w:t>] (M) &lt;--- Замовляє ---&gt; (N) [</w:t>
+      </w:r>
+      <w:proofErr w:type="spellStart"/>
+      <w:r>
+        <w:rPr>
+          <w:color w:val="000000"/>
+          <w:sz w:val="28"/>
+          <w:szCs w:val="28"/>
+        </w:rPr>
+        <w:t>Service</w:t>
+      </w:r>
+      <w:proofErr w:type="spellEnd"/>
+      <w:r>
+        <w:rPr>
+          <w:color w:val="000000"/>
+          <w:sz w:val="28"/>
+          <w:szCs w:val="28"/>
+        </w:rPr>
+        <w:t>]</w:t>
       </w:r>
     </w:p>
     <w:p>
@@ -6798,8 +7702,19 @@
           <w:sz w:val="28"/>
           <w:szCs w:val="28"/>
         </w:rPr>
-        <w:t>.2 – Структура таблиці Guest</w:t>
-      </w:r>
+        <w:t xml:space="preserve">.2 – Структура таблиці </w:t>
+      </w:r>
+      <w:proofErr w:type="spellStart"/>
+      <w:r>
+        <w:rPr>
+          <w:rFonts w:ascii="Times New Roman" w:hAnsi="Times New Roman" w:cs="Times New Roman"/>
+          <w:color w:val="000000"/>
+          <w:sz w:val="28"/>
+          <w:szCs w:val="28"/>
+        </w:rPr>
+        <w:t>Guest</w:t>
+      </w:r>
+      <w:proofErr w:type="spellEnd"/>
     </w:p>
     <w:tbl>
       <w:tblPr>
@@ -7071,6 +7986,7 @@
                 <w:szCs w:val="28"/>
               </w:rPr>
             </w:pPr>
+            <w:proofErr w:type="spellStart"/>
             <w:r>
               <w:rPr>
                 <w:color w:val="000000"/>
@@ -7079,6 +7995,7 @@
               </w:rPr>
               <w:t>id_guest</w:t>
             </w:r>
+            <w:proofErr w:type="spellEnd"/>
           </w:p>
         </w:tc>
         <w:tc>
@@ -7217,6 +8134,7 @@
                 <w:szCs w:val="28"/>
               </w:rPr>
             </w:pPr>
+            <w:proofErr w:type="spellStart"/>
             <w:r>
               <w:rPr>
                 <w:color w:val="000000"/>
@@ -7225,6 +8143,7 @@
               </w:rPr>
               <w:t>passport_num</w:t>
             </w:r>
+            <w:proofErr w:type="spellEnd"/>
           </w:p>
         </w:tc>
         <w:tc>
@@ -7364,6 +8283,7 @@
                 <w:szCs w:val="28"/>
               </w:rPr>
             </w:pPr>
+            <w:proofErr w:type="spellStart"/>
             <w:r>
               <w:rPr>
                 <w:color w:val="000000"/>
@@ -7372,6 +8292,7 @@
               </w:rPr>
               <w:t>prizv</w:t>
             </w:r>
+            <w:proofErr w:type="spellEnd"/>
           </w:p>
         </w:tc>
         <w:tc>
@@ -7510,6 +8431,7 @@
                 <w:szCs w:val="28"/>
               </w:rPr>
             </w:pPr>
+            <w:proofErr w:type="spellStart"/>
             <w:r>
               <w:rPr>
                 <w:color w:val="000000"/>
@@ -7518,6 +8440,7 @@
               </w:rPr>
               <w:t>imya</w:t>
             </w:r>
+            <w:proofErr w:type="spellEnd"/>
           </w:p>
         </w:tc>
         <w:tc>
@@ -7656,6 +8579,7 @@
                 <w:szCs w:val="28"/>
               </w:rPr>
             </w:pPr>
+            <w:proofErr w:type="spellStart"/>
             <w:r>
               <w:rPr>
                 <w:color w:val="000000"/>
@@ -7664,6 +8588,7 @@
               </w:rPr>
               <w:t>tel</w:t>
             </w:r>
+            <w:proofErr w:type="spellEnd"/>
           </w:p>
         </w:tc>
         <w:tc>
@@ -7799,13 +8724,23 @@
           <w:szCs w:val="28"/>
         </w:rPr>
       </w:pPr>
-      <w:r>
-        <w:rPr>
-          <w:color w:val="000000"/>
-          <w:sz w:val="28"/>
-          <w:szCs w:val="28"/>
-        </w:rPr>
-        <w:t>Бібліотекарям потрібен зручний пошук у каталозі книг, відстеження авторів та видавництв, фіксація видачі примірників читачам та контроль термінів повернення.</w:t>
+      <w:proofErr w:type="spellStart"/>
+      <w:r>
+        <w:rPr>
+          <w:color w:val="000000"/>
+          <w:sz w:val="28"/>
+          <w:szCs w:val="28"/>
+        </w:rPr>
+        <w:t>Бібліотекарям</w:t>
+      </w:r>
+      <w:proofErr w:type="spellEnd"/>
+      <w:r>
+        <w:rPr>
+          <w:color w:val="000000"/>
+          <w:sz w:val="28"/>
+          <w:szCs w:val="28"/>
+        </w:rPr>
+        <w:t xml:space="preserve"> потрібен зручний пошук у каталозі книг, відстеження авторів та видавництв, фіксація видачі примірників читачам та контроль термінів повернення.</w:t>
       </w:r>
     </w:p>
     <w:p>
@@ -7845,13 +8780,23 @@
           <w:szCs w:val="28"/>
         </w:rPr>
       </w:pPr>
-      <w:r>
-        <w:rPr>
-          <w:color w:val="000000"/>
-          <w:sz w:val="28"/>
-          <w:szCs w:val="28"/>
-        </w:rPr>
-        <w:t>Reader (Читач)</w:t>
+      <w:proofErr w:type="spellStart"/>
+      <w:r>
+        <w:rPr>
+          <w:color w:val="000000"/>
+          <w:sz w:val="28"/>
+          <w:szCs w:val="28"/>
+        </w:rPr>
+        <w:t>Reader</w:t>
+      </w:r>
+      <w:proofErr w:type="spellEnd"/>
+      <w:r>
+        <w:rPr>
+          <w:color w:val="000000"/>
+          <w:sz w:val="28"/>
+          <w:szCs w:val="28"/>
+        </w:rPr>
+        <w:t xml:space="preserve"> (Читач)</w:t>
       </w:r>
     </w:p>
     <w:p>
@@ -7870,13 +8815,23 @@
           <w:szCs w:val="28"/>
         </w:rPr>
       </w:pPr>
-      <w:r>
-        <w:rPr>
-          <w:color w:val="000000"/>
-          <w:sz w:val="28"/>
-          <w:szCs w:val="28"/>
-        </w:rPr>
-        <w:t>Book (Книга)</w:t>
+      <w:proofErr w:type="spellStart"/>
+      <w:r>
+        <w:rPr>
+          <w:color w:val="000000"/>
+          <w:sz w:val="28"/>
+          <w:szCs w:val="28"/>
+        </w:rPr>
+        <w:t>Book</w:t>
+      </w:r>
+      <w:proofErr w:type="spellEnd"/>
+      <w:r>
+        <w:rPr>
+          <w:color w:val="000000"/>
+          <w:sz w:val="28"/>
+          <w:szCs w:val="28"/>
+        </w:rPr>
+        <w:t xml:space="preserve"> (Книга)</w:t>
       </w:r>
     </w:p>
     <w:p>
@@ -7895,13 +8850,23 @@
           <w:szCs w:val="28"/>
         </w:rPr>
       </w:pPr>
-      <w:r>
-        <w:rPr>
-          <w:color w:val="000000"/>
-          <w:sz w:val="28"/>
-          <w:szCs w:val="28"/>
-        </w:rPr>
-        <w:t>Author (Автор)</w:t>
+      <w:proofErr w:type="spellStart"/>
+      <w:r>
+        <w:rPr>
+          <w:color w:val="000000"/>
+          <w:sz w:val="28"/>
+          <w:szCs w:val="28"/>
+        </w:rPr>
+        <w:t>Author</w:t>
+      </w:r>
+      <w:proofErr w:type="spellEnd"/>
+      <w:r>
+        <w:rPr>
+          <w:color w:val="000000"/>
+          <w:sz w:val="28"/>
+          <w:szCs w:val="28"/>
+        </w:rPr>
+        <w:t xml:space="preserve"> (Автор)</w:t>
       </w:r>
     </w:p>
     <w:p>
@@ -7945,13 +8910,23 @@
           <w:szCs w:val="28"/>
         </w:rPr>
       </w:pPr>
-      <w:r>
-        <w:rPr>
-          <w:color w:val="000000"/>
-          <w:sz w:val="28"/>
-          <w:szCs w:val="28"/>
-        </w:rPr>
-        <w:t>Loan (Видача книги)</w:t>
+      <w:proofErr w:type="spellStart"/>
+      <w:r>
+        <w:rPr>
+          <w:color w:val="000000"/>
+          <w:sz w:val="28"/>
+          <w:szCs w:val="28"/>
+        </w:rPr>
+        <w:t>Loan</w:t>
+      </w:r>
+      <w:proofErr w:type="spellEnd"/>
+      <w:r>
+        <w:rPr>
+          <w:color w:val="000000"/>
+          <w:sz w:val="28"/>
+          <w:szCs w:val="28"/>
+        </w:rPr>
+        <w:t xml:space="preserve"> (Видача книги)</w:t>
       </w:r>
     </w:p>
     <w:p>
@@ -7998,7 +8973,25 @@
           <w:sz w:val="28"/>
           <w:szCs w:val="28"/>
         </w:rPr>
-        <w:t>Publisher — Book: 1 до багатьох (1:M) — видавництво видає серію книг.</w:t>
+        <w:t xml:space="preserve">Publisher — </w:t>
+      </w:r>
+      <w:proofErr w:type="spellStart"/>
+      <w:r>
+        <w:rPr>
+          <w:color w:val="000000"/>
+          <w:sz w:val="28"/>
+          <w:szCs w:val="28"/>
+        </w:rPr>
+        <w:t>Book</w:t>
+      </w:r>
+      <w:proofErr w:type="spellEnd"/>
+      <w:r>
+        <w:rPr>
+          <w:color w:val="000000"/>
+          <w:sz w:val="28"/>
+          <w:szCs w:val="28"/>
+        </w:rPr>
+        <w:t>: 1 до багатьох (1:M) — видавництво видає серію книг.</w:t>
       </w:r>
     </w:p>
     <w:p>
@@ -8017,13 +9010,41 @@
           <w:szCs w:val="28"/>
         </w:rPr>
       </w:pPr>
-      <w:r>
-        <w:rPr>
-          <w:color w:val="000000"/>
-          <w:sz w:val="28"/>
-          <w:szCs w:val="28"/>
-        </w:rPr>
-        <w:t>Author — Book: багато до багатьох (M:N) — у книги може бути кілька авторів, автор пише багато книг.</w:t>
+      <w:proofErr w:type="spellStart"/>
+      <w:r>
+        <w:rPr>
+          <w:color w:val="000000"/>
+          <w:sz w:val="28"/>
+          <w:szCs w:val="28"/>
+        </w:rPr>
+        <w:t>Author</w:t>
+      </w:r>
+      <w:proofErr w:type="spellEnd"/>
+      <w:r>
+        <w:rPr>
+          <w:color w:val="000000"/>
+          <w:sz w:val="28"/>
+          <w:szCs w:val="28"/>
+        </w:rPr>
+        <w:t xml:space="preserve"> — </w:t>
+      </w:r>
+      <w:proofErr w:type="spellStart"/>
+      <w:r>
+        <w:rPr>
+          <w:color w:val="000000"/>
+          <w:sz w:val="28"/>
+          <w:szCs w:val="28"/>
+        </w:rPr>
+        <w:t>Book</w:t>
+      </w:r>
+      <w:proofErr w:type="spellEnd"/>
+      <w:r>
+        <w:rPr>
+          <w:color w:val="000000"/>
+          <w:sz w:val="28"/>
+          <w:szCs w:val="28"/>
+        </w:rPr>
+        <w:t>: багато до багатьох (M:N) — у книги може бути кілька авторів, автор пише багато книг.</w:t>
       </w:r>
     </w:p>
     <w:p>
@@ -8042,13 +9063,41 @@
           <w:szCs w:val="28"/>
         </w:rPr>
       </w:pPr>
-      <w:r>
-        <w:rPr>
-          <w:color w:val="000000"/>
-          <w:sz w:val="28"/>
-          <w:szCs w:val="28"/>
-        </w:rPr>
-        <w:t>Reader — Loan: 1 до багатьох (1:M) — читач бере книги багаторазово.</w:t>
+      <w:proofErr w:type="spellStart"/>
+      <w:r>
+        <w:rPr>
+          <w:color w:val="000000"/>
+          <w:sz w:val="28"/>
+          <w:szCs w:val="28"/>
+        </w:rPr>
+        <w:t>Reader</w:t>
+      </w:r>
+      <w:proofErr w:type="spellEnd"/>
+      <w:r>
+        <w:rPr>
+          <w:color w:val="000000"/>
+          <w:sz w:val="28"/>
+          <w:szCs w:val="28"/>
+        </w:rPr>
+        <w:t xml:space="preserve"> — </w:t>
+      </w:r>
+      <w:proofErr w:type="spellStart"/>
+      <w:r>
+        <w:rPr>
+          <w:color w:val="000000"/>
+          <w:sz w:val="28"/>
+          <w:szCs w:val="28"/>
+        </w:rPr>
+        <w:t>Loan</w:t>
+      </w:r>
+      <w:proofErr w:type="spellEnd"/>
+      <w:r>
+        <w:rPr>
+          <w:color w:val="000000"/>
+          <w:sz w:val="28"/>
+          <w:szCs w:val="28"/>
+        </w:rPr>
+        <w:t>: 1 до багатьох (1:M) — читач бере книги багаторазово.</w:t>
       </w:r>
     </w:p>
     <w:p>
@@ -8067,13 +9116,41 @@
           <w:szCs w:val="28"/>
         </w:rPr>
       </w:pPr>
-      <w:r>
-        <w:rPr>
-          <w:color w:val="000000"/>
-          <w:sz w:val="28"/>
-          <w:szCs w:val="28"/>
-        </w:rPr>
-        <w:t>Book — Loan: 1 до багатьох (1:M) — примірник книги видається у різний час.</w:t>
+      <w:proofErr w:type="spellStart"/>
+      <w:r>
+        <w:rPr>
+          <w:color w:val="000000"/>
+          <w:sz w:val="28"/>
+          <w:szCs w:val="28"/>
+        </w:rPr>
+        <w:t>Book</w:t>
+      </w:r>
+      <w:proofErr w:type="spellEnd"/>
+      <w:r>
+        <w:rPr>
+          <w:color w:val="000000"/>
+          <w:sz w:val="28"/>
+          <w:szCs w:val="28"/>
+        </w:rPr>
+        <w:t xml:space="preserve"> — </w:t>
+      </w:r>
+      <w:proofErr w:type="spellStart"/>
+      <w:r>
+        <w:rPr>
+          <w:color w:val="000000"/>
+          <w:sz w:val="28"/>
+          <w:szCs w:val="28"/>
+        </w:rPr>
+        <w:t>Loan</w:t>
+      </w:r>
+      <w:proofErr w:type="spellEnd"/>
+      <w:r>
+        <w:rPr>
+          <w:color w:val="000000"/>
+          <w:sz w:val="28"/>
+          <w:szCs w:val="28"/>
+        </w:rPr>
+        <w:t>: 1 до багатьох (1:M) — примірник книги видається у різний час.</w:t>
       </w:r>
     </w:p>
     <w:p>
@@ -8114,7 +9191,43 @@
           <w:sz w:val="28"/>
           <w:szCs w:val="28"/>
         </w:rPr>
-        <w:t>[Publisher] (1) &lt;--- Видає ---&gt; (M) [Book] (M) &lt;--- Написав ---&gt; (N) [Author]</w:t>
+        <w:t>[Publisher] (1) &lt;--- Видає ---&gt; (M) [</w:t>
+      </w:r>
+      <w:proofErr w:type="spellStart"/>
+      <w:r>
+        <w:rPr>
+          <w:color w:val="000000"/>
+          <w:sz w:val="28"/>
+          <w:szCs w:val="28"/>
+        </w:rPr>
+        <w:t>Book</w:t>
+      </w:r>
+      <w:proofErr w:type="spellEnd"/>
+      <w:r>
+        <w:rPr>
+          <w:color w:val="000000"/>
+          <w:sz w:val="28"/>
+          <w:szCs w:val="28"/>
+        </w:rPr>
+        <w:t>] (M) &lt;--- Написав ---&gt; (N) [</w:t>
+      </w:r>
+      <w:proofErr w:type="spellStart"/>
+      <w:r>
+        <w:rPr>
+          <w:color w:val="000000"/>
+          <w:sz w:val="28"/>
+          <w:szCs w:val="28"/>
+        </w:rPr>
+        <w:t>Author</w:t>
+      </w:r>
+      <w:proofErr w:type="spellEnd"/>
+      <w:r>
+        <w:rPr>
+          <w:color w:val="000000"/>
+          <w:sz w:val="28"/>
+          <w:szCs w:val="28"/>
+        </w:rPr>
+        <w:t>]</w:t>
       </w:r>
       <w:r>
         <w:rPr>
@@ -8132,7 +9245,43 @@
           <w:szCs w:val="28"/>
         </w:rPr>
         <w:br/>
-        <w:t>[Reader] (1) &lt;--- Отримує ---&gt; (M) [Loan]</w:t>
+        <w:t>[</w:t>
+      </w:r>
+      <w:proofErr w:type="spellStart"/>
+      <w:r>
+        <w:rPr>
+          <w:color w:val="000000"/>
+          <w:sz w:val="28"/>
+          <w:szCs w:val="28"/>
+        </w:rPr>
+        <w:t>Reader</w:t>
+      </w:r>
+      <w:proofErr w:type="spellEnd"/>
+      <w:r>
+        <w:rPr>
+          <w:color w:val="000000"/>
+          <w:sz w:val="28"/>
+          <w:szCs w:val="28"/>
+        </w:rPr>
+        <w:t>] (1) &lt;--- Отримує ---&gt; (M) [</w:t>
+      </w:r>
+      <w:proofErr w:type="spellStart"/>
+      <w:r>
+        <w:rPr>
+          <w:color w:val="000000"/>
+          <w:sz w:val="28"/>
+          <w:szCs w:val="28"/>
+        </w:rPr>
+        <w:t>Loan</w:t>
+      </w:r>
+      <w:proofErr w:type="spellEnd"/>
+      <w:r>
+        <w:rPr>
+          <w:color w:val="000000"/>
+          <w:sz w:val="28"/>
+          <w:szCs w:val="28"/>
+        </w:rPr>
+        <w:t>]</w:t>
       </w:r>
     </w:p>
     <w:p>
@@ -9028,8 +10177,19 @@
           <w:sz w:val="28"/>
           <w:szCs w:val="28"/>
         </w:rPr>
-        <w:t>.2 – Структура таблиці Reader</w:t>
-      </w:r>
+        <w:t xml:space="preserve">.2 – Структура таблиці </w:t>
+      </w:r>
+      <w:proofErr w:type="spellStart"/>
+      <w:r>
+        <w:rPr>
+          <w:rFonts w:ascii="Times New Roman" w:hAnsi="Times New Roman" w:cs="Times New Roman"/>
+          <w:color w:val="000000"/>
+          <w:sz w:val="28"/>
+          <w:szCs w:val="28"/>
+        </w:rPr>
+        <w:t>Reader</w:t>
+      </w:r>
+      <w:proofErr w:type="spellEnd"/>
     </w:p>
     <w:tbl>
       <w:tblPr>
@@ -9301,6 +10461,7 @@
                 <w:szCs w:val="28"/>
               </w:rPr>
             </w:pPr>
+            <w:proofErr w:type="spellStart"/>
             <w:r>
               <w:rPr>
                 <w:color w:val="000000"/>
@@ -9309,6 +10470,7 @@
               </w:rPr>
               <w:t>id_reader</w:t>
             </w:r>
+            <w:proofErr w:type="spellEnd"/>
           </w:p>
         </w:tc>
         <w:tc>
@@ -9447,6 +10609,7 @@
                 <w:szCs w:val="28"/>
               </w:rPr>
             </w:pPr>
+            <w:proofErr w:type="spellStart"/>
             <w:r>
               <w:rPr>
                 <w:color w:val="000000"/>
@@ -9455,6 +10618,7 @@
               </w:rPr>
               <w:t>ticket_num</w:t>
             </w:r>
+            <w:proofErr w:type="spellEnd"/>
           </w:p>
         </w:tc>
         <w:tc>
@@ -9593,6 +10757,7 @@
                 <w:szCs w:val="28"/>
               </w:rPr>
             </w:pPr>
+            <w:proofErr w:type="spellStart"/>
             <w:r>
               <w:rPr>
                 <w:color w:val="000000"/>
@@ -9601,6 +10766,7 @@
               </w:rPr>
               <w:t>prizv</w:t>
             </w:r>
+            <w:proofErr w:type="spellEnd"/>
           </w:p>
         </w:tc>
         <w:tc>
@@ -9739,6 +10905,7 @@
                 <w:szCs w:val="28"/>
               </w:rPr>
             </w:pPr>
+            <w:proofErr w:type="spellStart"/>
             <w:r>
               <w:rPr>
                 <w:color w:val="000000"/>
@@ -9747,6 +10914,7 @@
               </w:rPr>
               <w:t>imya</w:t>
             </w:r>
+            <w:proofErr w:type="spellEnd"/>
           </w:p>
         </w:tc>
         <w:tc>
@@ -9885,6 +11053,7 @@
                 <w:szCs w:val="28"/>
               </w:rPr>
             </w:pPr>
+            <w:proofErr w:type="spellStart"/>
             <w:r>
               <w:rPr>
                 <w:color w:val="000000"/>
@@ -9893,6 +11062,7 @@
               </w:rPr>
               <w:t>adresa</w:t>
             </w:r>
+            <w:proofErr w:type="spellEnd"/>
           </w:p>
         </w:tc>
         <w:tc>
@@ -10031,6 +11201,7 @@
                 <w:szCs w:val="28"/>
               </w:rPr>
             </w:pPr>
+            <w:proofErr w:type="spellStart"/>
             <w:r>
               <w:rPr>
                 <w:color w:val="000000"/>
@@ -10039,6 +11210,7 @@
               </w:rPr>
               <w:t>tel</w:t>
             </w:r>
+            <w:proofErr w:type="spellEnd"/>
           </w:p>
         </w:tc>
         <w:tc>
@@ -10221,13 +11393,23 @@
           <w:szCs w:val="28"/>
         </w:rPr>
       </w:pPr>
-      <w:r>
-        <w:rPr>
-          <w:color w:val="000000"/>
-          <w:sz w:val="28"/>
-          <w:szCs w:val="28"/>
-        </w:rPr>
-        <w:t>Client (Клієнт)</w:t>
+      <w:proofErr w:type="spellStart"/>
+      <w:r>
+        <w:rPr>
+          <w:color w:val="000000"/>
+          <w:sz w:val="28"/>
+          <w:szCs w:val="28"/>
+        </w:rPr>
+        <w:t>Client</w:t>
+      </w:r>
+      <w:proofErr w:type="spellEnd"/>
+      <w:r>
+        <w:rPr>
+          <w:color w:val="000000"/>
+          <w:sz w:val="28"/>
+          <w:szCs w:val="28"/>
+        </w:rPr>
+        <w:t xml:space="preserve"> (Клієнт)</w:t>
       </w:r>
     </w:p>
     <w:p>
@@ -10246,13 +11428,23 @@
           <w:szCs w:val="28"/>
         </w:rPr>
       </w:pPr>
-      <w:r>
-        <w:rPr>
-          <w:color w:val="000000"/>
-          <w:sz w:val="28"/>
-          <w:szCs w:val="28"/>
-        </w:rPr>
-        <w:t>Car (Автомобіль)</w:t>
+      <w:proofErr w:type="spellStart"/>
+      <w:r>
+        <w:rPr>
+          <w:color w:val="000000"/>
+          <w:sz w:val="28"/>
+          <w:szCs w:val="28"/>
+        </w:rPr>
+        <w:t>Car</w:t>
+      </w:r>
+      <w:proofErr w:type="spellEnd"/>
+      <w:r>
+        <w:rPr>
+          <w:color w:val="000000"/>
+          <w:sz w:val="28"/>
+          <w:szCs w:val="28"/>
+        </w:rPr>
+        <w:t xml:space="preserve"> (Автомобіль)</w:t>
       </w:r>
     </w:p>
     <w:p>
@@ -10271,13 +11463,23 @@
           <w:szCs w:val="28"/>
         </w:rPr>
       </w:pPr>
-      <w:r>
-        <w:rPr>
-          <w:color w:val="000000"/>
-          <w:sz w:val="28"/>
-          <w:szCs w:val="28"/>
-        </w:rPr>
-        <w:t>Mechanic (Майстер)</w:t>
+      <w:proofErr w:type="spellStart"/>
+      <w:r>
+        <w:rPr>
+          <w:color w:val="000000"/>
+          <w:sz w:val="28"/>
+          <w:szCs w:val="28"/>
+        </w:rPr>
+        <w:t>Mechanic</w:t>
+      </w:r>
+      <w:proofErr w:type="spellEnd"/>
+      <w:r>
+        <w:rPr>
+          <w:color w:val="000000"/>
+          <w:sz w:val="28"/>
+          <w:szCs w:val="28"/>
+        </w:rPr>
+        <w:t xml:space="preserve"> (Майстер)</w:t>
       </w:r>
     </w:p>
     <w:p>
@@ -10296,13 +11498,23 @@
           <w:szCs w:val="28"/>
         </w:rPr>
       </w:pPr>
-      <w:r>
-        <w:rPr>
-          <w:color w:val="000000"/>
-          <w:sz w:val="28"/>
-          <w:szCs w:val="28"/>
-        </w:rPr>
-        <w:t>ServiceOrder (Заявка на ремонт)</w:t>
+      <w:proofErr w:type="spellStart"/>
+      <w:r>
+        <w:rPr>
+          <w:color w:val="000000"/>
+          <w:sz w:val="28"/>
+          <w:szCs w:val="28"/>
+        </w:rPr>
+        <w:t>ServiceOrder</w:t>
+      </w:r>
+      <w:proofErr w:type="spellEnd"/>
+      <w:r>
+        <w:rPr>
+          <w:color w:val="000000"/>
+          <w:sz w:val="28"/>
+          <w:szCs w:val="28"/>
+        </w:rPr>
+        <w:t xml:space="preserve"> (Заявка на ремонт)</w:t>
       </w:r>
     </w:p>
     <w:p>
@@ -10321,13 +11533,23 @@
           <w:szCs w:val="28"/>
         </w:rPr>
       </w:pPr>
-      <w:r>
-        <w:rPr>
-          <w:color w:val="000000"/>
-          <w:sz w:val="28"/>
-          <w:szCs w:val="28"/>
-        </w:rPr>
-        <w:t>SparePart (Запчастина)</w:t>
+      <w:proofErr w:type="spellStart"/>
+      <w:r>
+        <w:rPr>
+          <w:color w:val="000000"/>
+          <w:sz w:val="28"/>
+          <w:szCs w:val="28"/>
+        </w:rPr>
+        <w:t>SparePart</w:t>
+      </w:r>
+      <w:proofErr w:type="spellEnd"/>
+      <w:r>
+        <w:rPr>
+          <w:color w:val="000000"/>
+          <w:sz w:val="28"/>
+          <w:szCs w:val="28"/>
+        </w:rPr>
+        <w:t xml:space="preserve"> (Запчастина)</w:t>
       </w:r>
     </w:p>
     <w:p>
@@ -10368,13 +11590,41 @@
           <w:szCs w:val="28"/>
         </w:rPr>
       </w:pPr>
-      <w:r>
-        <w:rPr>
-          <w:color w:val="000000"/>
-          <w:sz w:val="28"/>
-          <w:szCs w:val="28"/>
-        </w:rPr>
-        <w:t>Client — Car: 1 до багатьох (1:M) — власнику може належати кілька авто.</w:t>
+      <w:proofErr w:type="spellStart"/>
+      <w:r>
+        <w:rPr>
+          <w:color w:val="000000"/>
+          <w:sz w:val="28"/>
+          <w:szCs w:val="28"/>
+        </w:rPr>
+        <w:t>Client</w:t>
+      </w:r>
+      <w:proofErr w:type="spellEnd"/>
+      <w:r>
+        <w:rPr>
+          <w:color w:val="000000"/>
+          <w:sz w:val="28"/>
+          <w:szCs w:val="28"/>
+        </w:rPr>
+        <w:t xml:space="preserve"> — </w:t>
+      </w:r>
+      <w:proofErr w:type="spellStart"/>
+      <w:r>
+        <w:rPr>
+          <w:color w:val="000000"/>
+          <w:sz w:val="28"/>
+          <w:szCs w:val="28"/>
+        </w:rPr>
+        <w:t>Car</w:t>
+      </w:r>
+      <w:proofErr w:type="spellEnd"/>
+      <w:r>
+        <w:rPr>
+          <w:color w:val="000000"/>
+          <w:sz w:val="28"/>
+          <w:szCs w:val="28"/>
+        </w:rPr>
+        <w:t>: 1 до багатьох (1:M) — власнику може належати кілька авто.</w:t>
       </w:r>
     </w:p>
     <w:p>
@@ -10393,13 +11643,41 @@
           <w:szCs w:val="28"/>
         </w:rPr>
       </w:pPr>
-      <w:r>
-        <w:rPr>
-          <w:color w:val="000000"/>
-          <w:sz w:val="28"/>
-          <w:szCs w:val="28"/>
-        </w:rPr>
-        <w:t>Car — ServiceOrder: 1 до багатьох (1:M) — автомобіль ремонтується неодноразово.</w:t>
+      <w:proofErr w:type="spellStart"/>
+      <w:r>
+        <w:rPr>
+          <w:color w:val="000000"/>
+          <w:sz w:val="28"/>
+          <w:szCs w:val="28"/>
+        </w:rPr>
+        <w:t>Car</w:t>
+      </w:r>
+      <w:proofErr w:type="spellEnd"/>
+      <w:r>
+        <w:rPr>
+          <w:color w:val="000000"/>
+          <w:sz w:val="28"/>
+          <w:szCs w:val="28"/>
+        </w:rPr>
+        <w:t xml:space="preserve"> — </w:t>
+      </w:r>
+      <w:proofErr w:type="spellStart"/>
+      <w:r>
+        <w:rPr>
+          <w:color w:val="000000"/>
+          <w:sz w:val="28"/>
+          <w:szCs w:val="28"/>
+        </w:rPr>
+        <w:t>ServiceOrder</w:t>
+      </w:r>
+      <w:proofErr w:type="spellEnd"/>
+      <w:r>
+        <w:rPr>
+          <w:color w:val="000000"/>
+          <w:sz w:val="28"/>
+          <w:szCs w:val="28"/>
+        </w:rPr>
+        <w:t>: 1 до багатьох (1:M) — автомобіль ремонтується неодноразово.</w:t>
       </w:r>
     </w:p>
     <w:p>
@@ -10418,13 +11696,41 @@
           <w:szCs w:val="28"/>
         </w:rPr>
       </w:pPr>
-      <w:r>
-        <w:rPr>
-          <w:color w:val="000000"/>
-          <w:sz w:val="28"/>
-          <w:szCs w:val="28"/>
-        </w:rPr>
-        <w:t>Mechanic — ServiceOrder: 1 до багатьох (1:M) — майстер виконує багато замовлень.</w:t>
+      <w:proofErr w:type="spellStart"/>
+      <w:r>
+        <w:rPr>
+          <w:color w:val="000000"/>
+          <w:sz w:val="28"/>
+          <w:szCs w:val="28"/>
+        </w:rPr>
+        <w:t>Mechanic</w:t>
+      </w:r>
+      <w:proofErr w:type="spellEnd"/>
+      <w:r>
+        <w:rPr>
+          <w:color w:val="000000"/>
+          <w:sz w:val="28"/>
+          <w:szCs w:val="28"/>
+        </w:rPr>
+        <w:t xml:space="preserve"> — </w:t>
+      </w:r>
+      <w:proofErr w:type="spellStart"/>
+      <w:r>
+        <w:rPr>
+          <w:color w:val="000000"/>
+          <w:sz w:val="28"/>
+          <w:szCs w:val="28"/>
+        </w:rPr>
+        <w:t>ServiceOrder</w:t>
+      </w:r>
+      <w:proofErr w:type="spellEnd"/>
+      <w:r>
+        <w:rPr>
+          <w:color w:val="000000"/>
+          <w:sz w:val="28"/>
+          <w:szCs w:val="28"/>
+        </w:rPr>
+        <w:t>: 1 до багатьох (1:M) — майстер виконує багато замовлень.</w:t>
       </w:r>
     </w:p>
     <w:p>
@@ -10443,13 +11749,59 @@
           <w:szCs w:val="28"/>
         </w:rPr>
       </w:pPr>
-      <w:r>
-        <w:rPr>
-          <w:color w:val="000000"/>
-          <w:sz w:val="28"/>
-          <w:szCs w:val="28"/>
-        </w:rPr>
-        <w:t>ServiceOrder — SparePart: багато до багатьох (M:N) — при ремонті використовується кілька запчастин (через OrderPart).</w:t>
+      <w:proofErr w:type="spellStart"/>
+      <w:r>
+        <w:rPr>
+          <w:color w:val="000000"/>
+          <w:sz w:val="28"/>
+          <w:szCs w:val="28"/>
+        </w:rPr>
+        <w:t>ServiceOrder</w:t>
+      </w:r>
+      <w:proofErr w:type="spellEnd"/>
+      <w:r>
+        <w:rPr>
+          <w:color w:val="000000"/>
+          <w:sz w:val="28"/>
+          <w:szCs w:val="28"/>
+        </w:rPr>
+        <w:t xml:space="preserve"> — </w:t>
+      </w:r>
+      <w:proofErr w:type="spellStart"/>
+      <w:r>
+        <w:rPr>
+          <w:color w:val="000000"/>
+          <w:sz w:val="28"/>
+          <w:szCs w:val="28"/>
+        </w:rPr>
+        <w:t>SparePart</w:t>
+      </w:r>
+      <w:proofErr w:type="spellEnd"/>
+      <w:r>
+        <w:rPr>
+          <w:color w:val="000000"/>
+          <w:sz w:val="28"/>
+          <w:szCs w:val="28"/>
+        </w:rPr>
+        <w:t xml:space="preserve">: багато до багатьох (M:N) — при ремонті використовується кілька запчастин (через </w:t>
+      </w:r>
+      <w:proofErr w:type="spellStart"/>
+      <w:r>
+        <w:rPr>
+          <w:color w:val="000000"/>
+          <w:sz w:val="28"/>
+          <w:szCs w:val="28"/>
+        </w:rPr>
+        <w:t>OrderPart</w:t>
+      </w:r>
+      <w:proofErr w:type="spellEnd"/>
+      <w:r>
+        <w:rPr>
+          <w:color w:val="000000"/>
+          <w:sz w:val="28"/>
+          <w:szCs w:val="28"/>
+        </w:rPr>
+        <w:t>).</w:t>
       </w:r>
     </w:p>
     <w:p>
@@ -10490,7 +11842,43 @@
           <w:sz w:val="28"/>
           <w:szCs w:val="28"/>
         </w:rPr>
-        <w:t>[Client] (1) &lt;--- Володіє ---&gt; (M) [Car] (1)</w:t>
+        <w:t>[</w:t>
+      </w:r>
+      <w:proofErr w:type="spellStart"/>
+      <w:r>
+        <w:rPr>
+          <w:color w:val="000000"/>
+          <w:sz w:val="28"/>
+          <w:szCs w:val="28"/>
+        </w:rPr>
+        <w:t>Client</w:t>
+      </w:r>
+      <w:proofErr w:type="spellEnd"/>
+      <w:r>
+        <w:rPr>
+          <w:color w:val="000000"/>
+          <w:sz w:val="28"/>
+          <w:szCs w:val="28"/>
+        </w:rPr>
+        <w:t>] (1) &lt;--- Володіє ---&gt; (M) [</w:t>
+      </w:r>
+      <w:proofErr w:type="spellStart"/>
+      <w:r>
+        <w:rPr>
+          <w:color w:val="000000"/>
+          <w:sz w:val="28"/>
+          <w:szCs w:val="28"/>
+        </w:rPr>
+        <w:t>Car</w:t>
+      </w:r>
+      <w:proofErr w:type="spellEnd"/>
+      <w:r>
+        <w:rPr>
+          <w:color w:val="000000"/>
+          <w:sz w:val="28"/>
+          <w:szCs w:val="28"/>
+        </w:rPr>
+        <w:t>] (1)</w:t>
       </w:r>
       <w:r>
         <w:rPr>
@@ -10508,7 +11896,61 @@
           <w:szCs w:val="28"/>
         </w:rPr>
         <w:br/>
-        <w:t>[Mechanic] (1) &lt;--- Виконує ---&gt; (M) [ServiceOrder] (M) &lt;--- Використовує ---&gt; (N) [SparePart]</w:t>
+        <w:t>[</w:t>
+      </w:r>
+      <w:proofErr w:type="spellStart"/>
+      <w:r>
+        <w:rPr>
+          <w:color w:val="000000"/>
+          <w:sz w:val="28"/>
+          <w:szCs w:val="28"/>
+        </w:rPr>
+        <w:t>Mechanic</w:t>
+      </w:r>
+      <w:proofErr w:type="spellEnd"/>
+      <w:r>
+        <w:rPr>
+          <w:color w:val="000000"/>
+          <w:sz w:val="28"/>
+          <w:szCs w:val="28"/>
+        </w:rPr>
+        <w:t>] (1) &lt;--- Виконує ---&gt; (M) [</w:t>
+      </w:r>
+      <w:proofErr w:type="spellStart"/>
+      <w:r>
+        <w:rPr>
+          <w:color w:val="000000"/>
+          <w:sz w:val="28"/>
+          <w:szCs w:val="28"/>
+        </w:rPr>
+        <w:t>ServiceOrder</w:t>
+      </w:r>
+      <w:proofErr w:type="spellEnd"/>
+      <w:r>
+        <w:rPr>
+          <w:color w:val="000000"/>
+          <w:sz w:val="28"/>
+          <w:szCs w:val="28"/>
+        </w:rPr>
+        <w:t>] (M) &lt;--- Використовує ---&gt; (N) [</w:t>
+      </w:r>
+      <w:proofErr w:type="spellStart"/>
+      <w:r>
+        <w:rPr>
+          <w:color w:val="000000"/>
+          <w:sz w:val="28"/>
+          <w:szCs w:val="28"/>
+        </w:rPr>
+        <w:t>SparePart</w:t>
+      </w:r>
+      <w:proofErr w:type="spellEnd"/>
+      <w:r>
+        <w:rPr>
+          <w:color w:val="000000"/>
+          <w:sz w:val="28"/>
+          <w:szCs w:val="28"/>
+        </w:rPr>
+        <w:t>]</w:t>
       </w:r>
     </w:p>
     <w:p>
@@ -11183,13 +12625,23 @@
                 <w:szCs w:val="28"/>
               </w:rPr>
             </w:pPr>
-            <w:r>
-              <w:rPr>
-                <w:color w:val="000000"/>
-                <w:sz w:val="28"/>
-                <w:szCs w:val="28"/>
-              </w:rPr>
-              <w:t>Держ. номер</w:t>
+            <w:proofErr w:type="spellStart"/>
+            <w:r>
+              <w:rPr>
+                <w:color w:val="000000"/>
+                <w:sz w:val="28"/>
+                <w:szCs w:val="28"/>
+              </w:rPr>
+              <w:t>Держ</w:t>
+            </w:r>
+            <w:proofErr w:type="spellEnd"/>
+            <w:r>
+              <w:rPr>
+                <w:color w:val="000000"/>
+                <w:sz w:val="28"/>
+                <w:szCs w:val="28"/>
+              </w:rPr>
+              <w:t>. номер</w:t>
             </w:r>
           </w:p>
         </w:tc>
@@ -11414,8 +12866,19 @@
           <w:sz w:val="28"/>
           <w:szCs w:val="28"/>
         </w:rPr>
-        <w:t>.2 – Структура таблиці Car</w:t>
-      </w:r>
+        <w:t xml:space="preserve">.2 – Структура таблиці </w:t>
+      </w:r>
+      <w:proofErr w:type="spellStart"/>
+      <w:r>
+        <w:rPr>
+          <w:rFonts w:ascii="Times New Roman" w:hAnsi="Times New Roman" w:cs="Times New Roman"/>
+          <w:color w:val="000000"/>
+          <w:sz w:val="28"/>
+          <w:szCs w:val="28"/>
+        </w:rPr>
+        <w:t>Car</w:t>
+      </w:r>
+      <w:proofErr w:type="spellEnd"/>
     </w:p>
     <w:tbl>
       <w:tblPr>
@@ -11687,6 +13150,7 @@
                 <w:szCs w:val="28"/>
               </w:rPr>
             </w:pPr>
+            <w:proofErr w:type="spellStart"/>
             <w:r>
               <w:rPr>
                 <w:color w:val="000000"/>
@@ -11695,6 +13159,7 @@
               </w:rPr>
               <w:t>id_car</w:t>
             </w:r>
+            <w:proofErr w:type="spellEnd"/>
           </w:p>
         </w:tc>
         <w:tc>
@@ -11833,6 +13298,7 @@
                 <w:szCs w:val="28"/>
               </w:rPr>
             </w:pPr>
+            <w:proofErr w:type="spellStart"/>
             <w:r>
               <w:rPr>
                 <w:color w:val="000000"/>
@@ -11841,6 +13307,7 @@
               </w:rPr>
               <w:t>vin_code</w:t>
             </w:r>
+            <w:proofErr w:type="spellEnd"/>
           </w:p>
         </w:tc>
         <w:tc>
@@ -11979,6 +13446,7 @@
                 <w:szCs w:val="28"/>
               </w:rPr>
             </w:pPr>
+            <w:proofErr w:type="spellStart"/>
             <w:r>
               <w:rPr>
                 <w:color w:val="000000"/>
@@ -11987,6 +13455,7 @@
               </w:rPr>
               <w:t>make</w:t>
             </w:r>
+            <w:proofErr w:type="spellEnd"/>
           </w:p>
         </w:tc>
         <w:tc>
@@ -12125,6 +13594,7 @@
                 <w:szCs w:val="28"/>
               </w:rPr>
             </w:pPr>
+            <w:proofErr w:type="spellStart"/>
             <w:r>
               <w:rPr>
                 <w:color w:val="000000"/>
@@ -12133,6 +13603,7 @@
               </w:rPr>
               <w:t>model</w:t>
             </w:r>
+            <w:proofErr w:type="spellEnd"/>
           </w:p>
         </w:tc>
         <w:tc>
@@ -12271,6 +13742,7 @@
                 <w:szCs w:val="28"/>
               </w:rPr>
             </w:pPr>
+            <w:proofErr w:type="spellStart"/>
             <w:r>
               <w:rPr>
                 <w:color w:val="000000"/>
@@ -12279,6 +13751,7 @@
               </w:rPr>
               <w:t>reg_num</w:t>
             </w:r>
+            <w:proofErr w:type="spellEnd"/>
           </w:p>
         </w:tc>
         <w:tc>
@@ -12417,6 +13890,7 @@
                 <w:szCs w:val="28"/>
               </w:rPr>
             </w:pPr>
+            <w:proofErr w:type="spellStart"/>
             <w:r>
               <w:rPr>
                 <w:color w:val="000000"/>
@@ -12425,6 +13899,7 @@
               </w:rPr>
               <w:t>id_client</w:t>
             </w:r>
+            <w:proofErr w:type="spellEnd"/>
           </w:p>
         </w:tc>
         <w:tc>
@@ -12495,7 +13970,43 @@
                 <w:sz w:val="28"/>
                 <w:szCs w:val="28"/>
               </w:rPr>
-              <w:t>Зв'язок із власником (Foreign Key)</w:t>
+              <w:t>Зв'язок із власником (</w:t>
+            </w:r>
+            <w:proofErr w:type="spellStart"/>
+            <w:r>
+              <w:rPr>
+                <w:color w:val="000000"/>
+                <w:sz w:val="28"/>
+                <w:szCs w:val="28"/>
+              </w:rPr>
+              <w:t>Foreign</w:t>
+            </w:r>
+            <w:proofErr w:type="spellEnd"/>
+            <w:r>
+              <w:rPr>
+                <w:color w:val="000000"/>
+                <w:sz w:val="28"/>
+                <w:szCs w:val="28"/>
+              </w:rPr>
+              <w:t xml:space="preserve"> </w:t>
+            </w:r>
+            <w:proofErr w:type="spellStart"/>
+            <w:r>
+              <w:rPr>
+                <w:color w:val="000000"/>
+                <w:sz w:val="28"/>
+                <w:szCs w:val="28"/>
+              </w:rPr>
+              <w:t>Key</w:t>
+            </w:r>
+            <w:proofErr w:type="spellEnd"/>
+            <w:r>
+              <w:rPr>
+                <w:color w:val="000000"/>
+                <w:sz w:val="28"/>
+                <w:szCs w:val="28"/>
+              </w:rPr>
+              <w:t>)</w:t>
             </w:r>
           </w:p>
         </w:tc>
@@ -12593,13 +14104,23 @@
           <w:lang w:val="en-GB"/>
         </w:rPr>
       </w:pPr>
+      <w:proofErr w:type="spellStart"/>
       <w:r>
         <w:rPr>
           <w:b/>
           <w:bCs/>
           <w:lang w:val="en-GB"/>
         </w:rPr>
-        <w:t>Контрольні питання та відповіді</w:t>
+        <w:t>Контрольні</w:t>
+      </w:r>
+      <w:proofErr w:type="spellEnd"/>
+      <w:r>
+        <w:rPr>
+          <w:b/>
+          <w:bCs/>
+          <w:lang w:val="en-GB"/>
+        </w:rPr>
+        <w:t xml:space="preserve"> питання </w:t>
       </w:r>
     </w:p>
     <w:p>
@@ -12616,7 +14137,79 @@
           <w:bCs/>
           <w:lang w:val="en-GB"/>
         </w:rPr>
-        <w:t>1. Перерахуйте основні етапи проєктування БД.</w:t>
+        <w:t xml:space="preserve">1. </w:t>
+      </w:r>
+      <w:proofErr w:type="spellStart"/>
+      <w:r>
+        <w:rPr>
+          <w:b/>
+          <w:bCs/>
+          <w:lang w:val="en-GB"/>
+        </w:rPr>
+        <w:t>Перерахуйте</w:t>
+      </w:r>
+      <w:proofErr w:type="spellEnd"/>
+      <w:r>
+        <w:rPr>
+          <w:b/>
+          <w:bCs/>
+          <w:lang w:val="en-GB"/>
+        </w:rPr>
+        <w:t xml:space="preserve"> </w:t>
+      </w:r>
+      <w:proofErr w:type="spellStart"/>
+      <w:r>
+        <w:rPr>
+          <w:b/>
+          <w:bCs/>
+          <w:lang w:val="en-GB"/>
+        </w:rPr>
+        <w:t>основні</w:t>
+      </w:r>
+      <w:proofErr w:type="spellEnd"/>
+      <w:r>
+        <w:rPr>
+          <w:b/>
+          <w:bCs/>
+          <w:lang w:val="en-GB"/>
+        </w:rPr>
+        <w:t xml:space="preserve"> </w:t>
+      </w:r>
+      <w:proofErr w:type="spellStart"/>
+      <w:r>
+        <w:rPr>
+          <w:b/>
+          <w:bCs/>
+          <w:lang w:val="en-GB"/>
+        </w:rPr>
+        <w:t>етапи</w:t>
+      </w:r>
+      <w:proofErr w:type="spellEnd"/>
+      <w:r>
+        <w:rPr>
+          <w:b/>
+          <w:bCs/>
+          <w:lang w:val="en-GB"/>
+        </w:rPr>
+        <w:t xml:space="preserve"> </w:t>
+      </w:r>
+      <w:proofErr w:type="spellStart"/>
+      <w:r>
+        <w:rPr>
+          <w:b/>
+          <w:bCs/>
+          <w:lang w:val="en-GB"/>
+        </w:rPr>
+        <w:t>проєктування</w:t>
+      </w:r>
+      <w:proofErr w:type="spellEnd"/>
+      <w:r>
+        <w:rPr>
+          <w:b/>
+          <w:bCs/>
+          <w:lang w:val="en-GB"/>
+        </w:rPr>
+        <w:t xml:space="preserve"> БД.</w:t>
       </w:r>
     </w:p>
     <w:p>
@@ -12630,19 +14223,181 @@
           <w:lang w:val="en-GB"/>
         </w:rPr>
       </w:pPr>
+      <w:proofErr w:type="spellStart"/>
       <w:r>
         <w:rPr>
           <w:b/>
           <w:bCs/>
           <w:lang w:val="en-GB"/>
         </w:rPr>
-        <w:t>Аналіз вимог (системний аналіз)</w:t>
-      </w:r>
-      <w:r>
-        <w:rPr>
-          <w:lang w:val="en-GB"/>
-        </w:rPr>
-        <w:t xml:space="preserve"> — збір інформації про те, які дані та для чого потрібно зберігати. </w:t>
+        <w:t>Аналіз</w:t>
+      </w:r>
+      <w:proofErr w:type="spellEnd"/>
+      <w:r>
+        <w:rPr>
+          <w:b/>
+          <w:bCs/>
+          <w:lang w:val="en-GB"/>
+        </w:rPr>
+        <w:t xml:space="preserve"> </w:t>
+      </w:r>
+      <w:proofErr w:type="spellStart"/>
+      <w:r>
+        <w:rPr>
+          <w:b/>
+          <w:bCs/>
+          <w:lang w:val="en-GB"/>
+        </w:rPr>
+        <w:t>вимог</w:t>
+      </w:r>
+      <w:proofErr w:type="spellEnd"/>
+      <w:r>
+        <w:rPr>
+          <w:b/>
+          <w:bCs/>
+          <w:lang w:val="en-GB"/>
+        </w:rPr>
+        <w:t xml:space="preserve"> (</w:t>
+      </w:r>
+      <w:proofErr w:type="spellStart"/>
+      <w:r>
+        <w:rPr>
+          <w:b/>
+          <w:bCs/>
+          <w:lang w:val="en-GB"/>
+        </w:rPr>
+        <w:t>системний</w:t>
+      </w:r>
+      <w:proofErr w:type="spellEnd"/>
+      <w:r>
+        <w:rPr>
+          <w:b/>
+          <w:bCs/>
+          <w:lang w:val="en-GB"/>
+        </w:rPr>
+        <w:t xml:space="preserve"> </w:t>
+      </w:r>
+      <w:proofErr w:type="spellStart"/>
+      <w:r>
+        <w:rPr>
+          <w:b/>
+          <w:bCs/>
+          <w:lang w:val="en-GB"/>
+        </w:rPr>
+        <w:t>аналіз</w:t>
+      </w:r>
+      <w:proofErr w:type="spellEnd"/>
+      <w:r>
+        <w:rPr>
+          <w:b/>
+          <w:bCs/>
+          <w:lang w:val="en-GB"/>
+        </w:rPr>
+        <w:t>)</w:t>
+      </w:r>
+      <w:r>
+        <w:rPr>
+          <w:lang w:val="en-GB"/>
+        </w:rPr>
+        <w:t xml:space="preserve"> — </w:t>
+      </w:r>
+      <w:proofErr w:type="spellStart"/>
+      <w:r>
+        <w:rPr>
+          <w:lang w:val="en-GB"/>
+        </w:rPr>
+        <w:t>збір</w:t>
+      </w:r>
+      <w:proofErr w:type="spellEnd"/>
+      <w:r>
+        <w:rPr>
+          <w:lang w:val="en-GB"/>
+        </w:rPr>
+        <w:t xml:space="preserve"> інформації </w:t>
+      </w:r>
+      <w:proofErr w:type="spellStart"/>
+      <w:r>
+        <w:rPr>
+          <w:lang w:val="en-GB"/>
+        </w:rPr>
+        <w:t>про</w:t>
+      </w:r>
+      <w:proofErr w:type="spellEnd"/>
+      <w:r>
+        <w:rPr>
+          <w:lang w:val="en-GB"/>
+        </w:rPr>
+        <w:t xml:space="preserve"> </w:t>
+      </w:r>
+      <w:proofErr w:type="spellStart"/>
+      <w:r>
+        <w:rPr>
+          <w:lang w:val="en-GB"/>
+        </w:rPr>
+        <w:t>те</w:t>
+      </w:r>
+      <w:proofErr w:type="spellEnd"/>
+      <w:r>
+        <w:rPr>
+          <w:lang w:val="en-GB"/>
+        </w:rPr>
+        <w:t xml:space="preserve">, які </w:t>
+      </w:r>
+      <w:proofErr w:type="spellStart"/>
+      <w:r>
+        <w:rPr>
+          <w:lang w:val="en-GB"/>
+        </w:rPr>
+        <w:t>дані</w:t>
+      </w:r>
+      <w:proofErr w:type="spellEnd"/>
+      <w:r>
+        <w:rPr>
+          <w:lang w:val="en-GB"/>
+        </w:rPr>
+        <w:t xml:space="preserve"> </w:t>
+      </w:r>
+      <w:proofErr w:type="spellStart"/>
+      <w:r>
+        <w:rPr>
+          <w:lang w:val="en-GB"/>
+        </w:rPr>
+        <w:t>та</w:t>
+      </w:r>
+      <w:proofErr w:type="spellEnd"/>
+      <w:r>
+        <w:rPr>
+          <w:lang w:val="en-GB"/>
+        </w:rPr>
+        <w:t xml:space="preserve"> для </w:t>
+      </w:r>
+      <w:proofErr w:type="spellStart"/>
+      <w:r>
+        <w:rPr>
+          <w:lang w:val="en-GB"/>
+        </w:rPr>
+        <w:t>чого</w:t>
+      </w:r>
+      <w:proofErr w:type="spellEnd"/>
+      <w:r>
+        <w:rPr>
+          <w:lang w:val="en-GB"/>
+        </w:rPr>
+        <w:t xml:space="preserve"> потрібно </w:t>
+      </w:r>
+      <w:proofErr w:type="spellStart"/>
+      <w:r>
+        <w:rPr>
+          <w:lang w:val="en-GB"/>
+        </w:rPr>
+        <w:t>зберігати</w:t>
+      </w:r>
+      <w:proofErr w:type="spellEnd"/>
+      <w:r>
+        <w:rPr>
+          <w:lang w:val="en-GB"/>
+        </w:rPr>
+        <w:t xml:space="preserve">. </w:t>
       </w:r>
     </w:p>
     <w:p>
@@ -12656,19 +14411,193 @@
           <w:lang w:val="en-GB"/>
         </w:rPr>
       </w:pPr>
+      <w:proofErr w:type="spellStart"/>
       <w:r>
         <w:rPr>
           <w:b/>
           <w:bCs/>
           <w:lang w:val="en-GB"/>
         </w:rPr>
-        <w:t>Концептуальне проєктування</w:t>
-      </w:r>
-      <w:r>
-        <w:rPr>
-          <w:lang w:val="en-GB"/>
-        </w:rPr>
-        <w:t xml:space="preserve"> — створення високорівневої моделі даних (наприклад, ER-діаграми) без прив'язки до конкретної бази даних. </w:t>
+        <w:t>Концептуальне</w:t>
+      </w:r>
+      <w:proofErr w:type="spellEnd"/>
+      <w:r>
+        <w:rPr>
+          <w:b/>
+          <w:bCs/>
+          <w:lang w:val="en-GB"/>
+        </w:rPr>
+        <w:t xml:space="preserve"> </w:t>
+      </w:r>
+      <w:proofErr w:type="spellStart"/>
+      <w:r>
+        <w:rPr>
+          <w:b/>
+          <w:bCs/>
+          <w:lang w:val="en-GB"/>
+        </w:rPr>
+        <w:t>проєктування</w:t>
+      </w:r>
+      <w:proofErr w:type="spellEnd"/>
+      <w:r>
+        <w:rPr>
+          <w:lang w:val="en-GB"/>
+        </w:rPr>
+        <w:t xml:space="preserve"> — </w:t>
+      </w:r>
+      <w:proofErr w:type="spellStart"/>
+      <w:r>
+        <w:rPr>
+          <w:lang w:val="en-GB"/>
+        </w:rPr>
+        <w:t>створення</w:t>
+      </w:r>
+      <w:proofErr w:type="spellEnd"/>
+      <w:r>
+        <w:rPr>
+          <w:lang w:val="en-GB"/>
+        </w:rPr>
+        <w:t xml:space="preserve"> </w:t>
+      </w:r>
+      <w:proofErr w:type="spellStart"/>
+      <w:r>
+        <w:rPr>
+          <w:lang w:val="en-GB"/>
+        </w:rPr>
+        <w:t>високорівневої</w:t>
+      </w:r>
+      <w:proofErr w:type="spellEnd"/>
+      <w:r>
+        <w:rPr>
+          <w:lang w:val="en-GB"/>
+        </w:rPr>
+        <w:t xml:space="preserve"> </w:t>
+      </w:r>
+      <w:proofErr w:type="spellStart"/>
+      <w:r>
+        <w:rPr>
+          <w:lang w:val="en-GB"/>
+        </w:rPr>
+        <w:t>моделі</w:t>
+      </w:r>
+      <w:proofErr w:type="spellEnd"/>
+      <w:r>
+        <w:rPr>
+          <w:lang w:val="en-GB"/>
+        </w:rPr>
+        <w:t xml:space="preserve"> </w:t>
+      </w:r>
+      <w:proofErr w:type="spellStart"/>
+      <w:r>
+        <w:rPr>
+          <w:lang w:val="en-GB"/>
+        </w:rPr>
+        <w:t>даних</w:t>
+      </w:r>
+      <w:proofErr w:type="spellEnd"/>
+      <w:r>
+        <w:rPr>
+          <w:lang w:val="en-GB"/>
+        </w:rPr>
+        <w:t xml:space="preserve"> (наприклад, ER-</w:t>
+      </w:r>
+      <w:proofErr w:type="spellStart"/>
+      <w:r>
+        <w:rPr>
+          <w:lang w:val="en-GB"/>
+        </w:rPr>
+        <w:t>діаграми</w:t>
+      </w:r>
+      <w:proofErr w:type="spellEnd"/>
+      <w:r>
+        <w:rPr>
+          <w:lang w:val="en-GB"/>
+        </w:rPr>
+        <w:t xml:space="preserve">) </w:t>
+      </w:r>
+      <w:proofErr w:type="spellStart"/>
+      <w:r>
+        <w:rPr>
+          <w:lang w:val="en-GB"/>
+        </w:rPr>
+        <w:t>без</w:t>
+      </w:r>
+      <w:proofErr w:type="spellEnd"/>
+      <w:r>
+        <w:rPr>
+          <w:lang w:val="en-GB"/>
+        </w:rPr>
+        <w:t xml:space="preserve"> </w:t>
+      </w:r>
+      <w:proofErr w:type="spellStart"/>
+      <w:r>
+        <w:rPr>
+          <w:lang w:val="en-GB"/>
+        </w:rPr>
+        <w:t>прив'язки</w:t>
+      </w:r>
+      <w:proofErr w:type="spellEnd"/>
+      <w:r>
+        <w:rPr>
+          <w:lang w:val="en-GB"/>
+        </w:rPr>
+        <w:t xml:space="preserve"> </w:t>
+      </w:r>
+      <w:proofErr w:type="spellStart"/>
+      <w:r>
+        <w:rPr>
+          <w:lang w:val="en-GB"/>
+        </w:rPr>
+        <w:t>до</w:t>
+      </w:r>
+      <w:proofErr w:type="spellEnd"/>
+      <w:r>
+        <w:rPr>
+          <w:lang w:val="en-GB"/>
+        </w:rPr>
+        <w:t xml:space="preserve"> </w:t>
+      </w:r>
+      <w:proofErr w:type="spellStart"/>
+      <w:r>
+        <w:rPr>
+          <w:lang w:val="en-GB"/>
+        </w:rPr>
+        <w:t>конкретної</w:t>
+      </w:r>
+      <w:proofErr w:type="spellEnd"/>
+      <w:r>
+        <w:rPr>
+          <w:lang w:val="en-GB"/>
+        </w:rPr>
+        <w:t xml:space="preserve"> </w:t>
+      </w:r>
+      <w:proofErr w:type="spellStart"/>
+      <w:r>
+        <w:rPr>
+          <w:lang w:val="en-GB"/>
+        </w:rPr>
+        <w:t>бази</w:t>
+      </w:r>
+      <w:proofErr w:type="spellEnd"/>
+      <w:r>
+        <w:rPr>
+          <w:lang w:val="en-GB"/>
+        </w:rPr>
+        <w:t xml:space="preserve"> </w:t>
+      </w:r>
+      <w:proofErr w:type="spellStart"/>
+      <w:r>
+        <w:rPr>
+          <w:lang w:val="en-GB"/>
+        </w:rPr>
+        <w:t>даних</w:t>
+      </w:r>
+      <w:proofErr w:type="spellEnd"/>
+      <w:r>
+        <w:rPr>
+          <w:lang w:val="en-GB"/>
+        </w:rPr>
+        <w:t xml:space="preserve">. </w:t>
       </w:r>
     </w:p>
     <w:p>
@@ -12682,19 +14611,179 @@
           <w:lang w:val="en-GB"/>
         </w:rPr>
       </w:pPr>
+      <w:proofErr w:type="spellStart"/>
       <w:r>
         <w:rPr>
           <w:b/>
           <w:bCs/>
           <w:lang w:val="en-GB"/>
         </w:rPr>
-        <w:t>Логічне проєктування</w:t>
-      </w:r>
-      <w:r>
-        <w:rPr>
-          <w:lang w:val="en-GB"/>
-        </w:rPr>
-        <w:t xml:space="preserve"> — перетворення концептуальної моделі у структуру конкретної моделі даних (наприклад, у реляційні таблиці та ключі). </w:t>
+        <w:t>Логічне</w:t>
+      </w:r>
+      <w:proofErr w:type="spellEnd"/>
+      <w:r>
+        <w:rPr>
+          <w:b/>
+          <w:bCs/>
+          <w:lang w:val="en-GB"/>
+        </w:rPr>
+        <w:t xml:space="preserve"> </w:t>
+      </w:r>
+      <w:proofErr w:type="spellStart"/>
+      <w:r>
+        <w:rPr>
+          <w:b/>
+          <w:bCs/>
+          <w:lang w:val="en-GB"/>
+        </w:rPr>
+        <w:t>проєктування</w:t>
+      </w:r>
+      <w:proofErr w:type="spellEnd"/>
+      <w:r>
+        <w:rPr>
+          <w:lang w:val="en-GB"/>
+        </w:rPr>
+        <w:t xml:space="preserve"> — </w:t>
+      </w:r>
+      <w:proofErr w:type="spellStart"/>
+      <w:r>
+        <w:rPr>
+          <w:lang w:val="en-GB"/>
+        </w:rPr>
+        <w:t>перетворення</w:t>
+      </w:r>
+      <w:proofErr w:type="spellEnd"/>
+      <w:r>
+        <w:rPr>
+          <w:lang w:val="en-GB"/>
+        </w:rPr>
+        <w:t xml:space="preserve"> </w:t>
+      </w:r>
+      <w:proofErr w:type="spellStart"/>
+      <w:r>
+        <w:rPr>
+          <w:lang w:val="en-GB"/>
+        </w:rPr>
+        <w:t>концептуальної</w:t>
+      </w:r>
+      <w:proofErr w:type="spellEnd"/>
+      <w:r>
+        <w:rPr>
+          <w:lang w:val="en-GB"/>
+        </w:rPr>
+        <w:t xml:space="preserve"> </w:t>
+      </w:r>
+      <w:proofErr w:type="spellStart"/>
+      <w:r>
+        <w:rPr>
+          <w:lang w:val="en-GB"/>
+        </w:rPr>
+        <w:t>моделі</w:t>
+      </w:r>
+      <w:proofErr w:type="spellEnd"/>
+      <w:r>
+        <w:rPr>
+          <w:lang w:val="en-GB"/>
+        </w:rPr>
+        <w:t xml:space="preserve"> у </w:t>
+      </w:r>
+      <w:proofErr w:type="spellStart"/>
+      <w:r>
+        <w:rPr>
+          <w:lang w:val="en-GB"/>
+        </w:rPr>
+        <w:t>структуру</w:t>
+      </w:r>
+      <w:proofErr w:type="spellEnd"/>
+      <w:r>
+        <w:rPr>
+          <w:lang w:val="en-GB"/>
+        </w:rPr>
+        <w:t xml:space="preserve"> </w:t>
+      </w:r>
+      <w:proofErr w:type="spellStart"/>
+      <w:r>
+        <w:rPr>
+          <w:lang w:val="en-GB"/>
+        </w:rPr>
+        <w:t>конкретної</w:t>
+      </w:r>
+      <w:proofErr w:type="spellEnd"/>
+      <w:r>
+        <w:rPr>
+          <w:lang w:val="en-GB"/>
+        </w:rPr>
+        <w:t xml:space="preserve"> </w:t>
+      </w:r>
+      <w:proofErr w:type="spellStart"/>
+      <w:r>
+        <w:rPr>
+          <w:lang w:val="en-GB"/>
+        </w:rPr>
+        <w:t>моделі</w:t>
+      </w:r>
+      <w:proofErr w:type="spellEnd"/>
+      <w:r>
+        <w:rPr>
+          <w:lang w:val="en-GB"/>
+        </w:rPr>
+        <w:t xml:space="preserve"> </w:t>
+      </w:r>
+      <w:proofErr w:type="spellStart"/>
+      <w:r>
+        <w:rPr>
+          <w:lang w:val="en-GB"/>
+        </w:rPr>
+        <w:t>даних</w:t>
+      </w:r>
+      <w:proofErr w:type="spellEnd"/>
+      <w:r>
+        <w:rPr>
+          <w:lang w:val="en-GB"/>
+        </w:rPr>
+        <w:t xml:space="preserve"> (наприклад, у </w:t>
+      </w:r>
+      <w:proofErr w:type="spellStart"/>
+      <w:r>
+        <w:rPr>
+          <w:lang w:val="en-GB"/>
+        </w:rPr>
+        <w:t>реляційні</w:t>
+      </w:r>
+      <w:proofErr w:type="spellEnd"/>
+      <w:r>
+        <w:rPr>
+          <w:lang w:val="en-GB"/>
+        </w:rPr>
+        <w:t xml:space="preserve"> таблиці </w:t>
+      </w:r>
+      <w:proofErr w:type="spellStart"/>
+      <w:r>
+        <w:rPr>
+          <w:lang w:val="en-GB"/>
+        </w:rPr>
+        <w:t>та</w:t>
+      </w:r>
+      <w:proofErr w:type="spellEnd"/>
+      <w:r>
+        <w:rPr>
+          <w:lang w:val="en-GB"/>
+        </w:rPr>
+        <w:t xml:space="preserve"> </w:t>
+      </w:r>
+      <w:proofErr w:type="spellStart"/>
+      <w:r>
+        <w:rPr>
+          <w:lang w:val="en-GB"/>
+        </w:rPr>
+        <w:t>ключі</w:t>
+      </w:r>
+      <w:proofErr w:type="spellEnd"/>
+      <w:r>
+        <w:rPr>
+          <w:lang w:val="en-GB"/>
+        </w:rPr>
+        <w:t xml:space="preserve">). </w:t>
       </w:r>
     </w:p>
     <w:p>
@@ -12708,19 +14797,179 @@
           <w:lang w:val="en-GB"/>
         </w:rPr>
       </w:pPr>
+      <w:proofErr w:type="spellStart"/>
       <w:r>
         <w:rPr>
           <w:b/>
           <w:bCs/>
           <w:lang w:val="en-GB"/>
         </w:rPr>
-        <w:t>Фізичне проєктування</w:t>
-      </w:r>
-      <w:r>
-        <w:rPr>
-          <w:lang w:val="en-GB"/>
-        </w:rPr>
-        <w:t xml:space="preserve"> — налаштування збереження даних у конкретній СУБД (вибір типів даних, створення індексів, оптимізація). </w:t>
+        <w:t>Фізичне</w:t>
+      </w:r>
+      <w:proofErr w:type="spellEnd"/>
+      <w:r>
+        <w:rPr>
+          <w:b/>
+          <w:bCs/>
+          <w:lang w:val="en-GB"/>
+        </w:rPr>
+        <w:t xml:space="preserve"> </w:t>
+      </w:r>
+      <w:proofErr w:type="spellStart"/>
+      <w:r>
+        <w:rPr>
+          <w:b/>
+          <w:bCs/>
+          <w:lang w:val="en-GB"/>
+        </w:rPr>
+        <w:t>проєктування</w:t>
+      </w:r>
+      <w:proofErr w:type="spellEnd"/>
+      <w:r>
+        <w:rPr>
+          <w:lang w:val="en-GB"/>
+        </w:rPr>
+        <w:t xml:space="preserve"> — </w:t>
+      </w:r>
+      <w:proofErr w:type="spellStart"/>
+      <w:r>
+        <w:rPr>
+          <w:lang w:val="en-GB"/>
+        </w:rPr>
+        <w:t>налаштування</w:t>
+      </w:r>
+      <w:proofErr w:type="spellEnd"/>
+      <w:r>
+        <w:rPr>
+          <w:lang w:val="en-GB"/>
+        </w:rPr>
+        <w:t xml:space="preserve"> </w:t>
+      </w:r>
+      <w:proofErr w:type="spellStart"/>
+      <w:r>
+        <w:rPr>
+          <w:lang w:val="en-GB"/>
+        </w:rPr>
+        <w:t>збереження</w:t>
+      </w:r>
+      <w:proofErr w:type="spellEnd"/>
+      <w:r>
+        <w:rPr>
+          <w:lang w:val="en-GB"/>
+        </w:rPr>
+        <w:t xml:space="preserve"> </w:t>
+      </w:r>
+      <w:proofErr w:type="spellStart"/>
+      <w:r>
+        <w:rPr>
+          <w:lang w:val="en-GB"/>
+        </w:rPr>
+        <w:t>даних</w:t>
+      </w:r>
+      <w:proofErr w:type="spellEnd"/>
+      <w:r>
+        <w:rPr>
+          <w:lang w:val="en-GB"/>
+        </w:rPr>
+        <w:t xml:space="preserve"> у </w:t>
+      </w:r>
+      <w:proofErr w:type="spellStart"/>
+      <w:r>
+        <w:rPr>
+          <w:lang w:val="en-GB"/>
+        </w:rPr>
+        <w:t>конкретній</w:t>
+      </w:r>
+      <w:proofErr w:type="spellEnd"/>
+      <w:r>
+        <w:rPr>
+          <w:lang w:val="en-GB"/>
+        </w:rPr>
+        <w:t xml:space="preserve"> СУБД (</w:t>
+      </w:r>
+      <w:proofErr w:type="spellStart"/>
+      <w:r>
+        <w:rPr>
+          <w:lang w:val="en-GB"/>
+        </w:rPr>
+        <w:t>вибір</w:t>
+      </w:r>
+      <w:proofErr w:type="spellEnd"/>
+      <w:r>
+        <w:rPr>
+          <w:lang w:val="en-GB"/>
+        </w:rPr>
+        <w:t xml:space="preserve"> </w:t>
+      </w:r>
+      <w:proofErr w:type="spellStart"/>
+      <w:r>
+        <w:rPr>
+          <w:lang w:val="en-GB"/>
+        </w:rPr>
+        <w:t>типів</w:t>
+      </w:r>
+      <w:proofErr w:type="spellEnd"/>
+      <w:r>
+        <w:rPr>
+          <w:lang w:val="en-GB"/>
+        </w:rPr>
+        <w:t xml:space="preserve"> </w:t>
+      </w:r>
+      <w:proofErr w:type="spellStart"/>
+      <w:r>
+        <w:rPr>
+          <w:lang w:val="en-GB"/>
+        </w:rPr>
+        <w:t>даних</w:t>
+      </w:r>
+      <w:proofErr w:type="spellEnd"/>
+      <w:r>
+        <w:rPr>
+          <w:lang w:val="en-GB"/>
+        </w:rPr>
+        <w:t xml:space="preserve">, </w:t>
+      </w:r>
+      <w:proofErr w:type="spellStart"/>
+      <w:r>
+        <w:rPr>
+          <w:lang w:val="en-GB"/>
+        </w:rPr>
+        <w:t>створення</w:t>
+      </w:r>
+      <w:proofErr w:type="spellEnd"/>
+      <w:r>
+        <w:rPr>
+          <w:lang w:val="en-GB"/>
+        </w:rPr>
+        <w:t xml:space="preserve"> </w:t>
+      </w:r>
+      <w:proofErr w:type="spellStart"/>
+      <w:r>
+        <w:rPr>
+          <w:lang w:val="en-GB"/>
+        </w:rPr>
+        <w:t>індексів</w:t>
+      </w:r>
+      <w:proofErr w:type="spellEnd"/>
+      <w:r>
+        <w:rPr>
+          <w:lang w:val="en-GB"/>
+        </w:rPr>
+        <w:t xml:space="preserve">, </w:t>
+      </w:r>
+      <w:proofErr w:type="spellStart"/>
+      <w:r>
+        <w:rPr>
+          <w:lang w:val="en-GB"/>
+        </w:rPr>
+        <w:t>оптимізація</w:t>
+      </w:r>
+      <w:proofErr w:type="spellEnd"/>
+      <w:r>
+        <w:rPr>
+          <w:lang w:val="en-GB"/>
+        </w:rPr>
+        <w:t xml:space="preserve">). </w:t>
       </w:r>
     </w:p>
     <w:p>
@@ -12738,7 +14987,97 @@
           <w:lang w:val="en-GB"/>
         </w:rPr>
         <w:lastRenderedPageBreak/>
-        <w:t>2. Визначте співвідношення понять «сутність», «зв’язок».</w:t>
+        <w:t xml:space="preserve">2. </w:t>
+      </w:r>
+      <w:proofErr w:type="spellStart"/>
+      <w:r>
+        <w:rPr>
+          <w:b/>
+          <w:bCs/>
+          <w:lang w:val="en-GB"/>
+        </w:rPr>
+        <w:t>Визначте</w:t>
+      </w:r>
+      <w:proofErr w:type="spellEnd"/>
+      <w:r>
+        <w:rPr>
+          <w:b/>
+          <w:bCs/>
+          <w:lang w:val="en-GB"/>
+        </w:rPr>
+        <w:t xml:space="preserve"> </w:t>
+      </w:r>
+      <w:proofErr w:type="spellStart"/>
+      <w:r>
+        <w:rPr>
+          <w:b/>
+          <w:bCs/>
+          <w:lang w:val="en-GB"/>
+        </w:rPr>
+        <w:t>співвідношення</w:t>
+      </w:r>
+      <w:proofErr w:type="spellEnd"/>
+      <w:r>
+        <w:rPr>
+          <w:b/>
+          <w:bCs/>
+          <w:lang w:val="en-GB"/>
+        </w:rPr>
+        <w:t xml:space="preserve"> </w:t>
+      </w:r>
+      <w:proofErr w:type="spellStart"/>
+      <w:r>
+        <w:rPr>
+          <w:b/>
+          <w:bCs/>
+          <w:lang w:val="en-GB"/>
+        </w:rPr>
+        <w:t>понять</w:t>
+      </w:r>
+      <w:proofErr w:type="spellEnd"/>
+      <w:r>
+        <w:rPr>
+          <w:b/>
+          <w:bCs/>
+          <w:lang w:val="en-GB"/>
+        </w:rPr>
+        <w:t xml:space="preserve"> «</w:t>
+      </w:r>
+      <w:proofErr w:type="spellStart"/>
+      <w:r>
+        <w:rPr>
+          <w:b/>
+          <w:bCs/>
+          <w:lang w:val="en-GB"/>
+        </w:rPr>
+        <w:t>сутність</w:t>
+      </w:r>
+      <w:proofErr w:type="spellEnd"/>
+      <w:r>
+        <w:rPr>
+          <w:b/>
+          <w:bCs/>
+          <w:lang w:val="en-GB"/>
+        </w:rPr>
+        <w:t>», «</w:t>
+      </w:r>
+      <w:proofErr w:type="spellStart"/>
+      <w:r>
+        <w:rPr>
+          <w:b/>
+          <w:bCs/>
+          <w:lang w:val="en-GB"/>
+        </w:rPr>
+        <w:t>зв’язок</w:t>
+      </w:r>
+      <w:proofErr w:type="spellEnd"/>
+      <w:r>
+        <w:rPr>
+          <w:b/>
+          <w:bCs/>
+          <w:lang w:val="en-GB"/>
+        </w:rPr>
+        <w:t>».</w:t>
       </w:r>
     </w:p>
     <w:p>
@@ -12752,20 +15091,171 @@
           <w:lang w:val="en-GB"/>
         </w:rPr>
       </w:pPr>
+      <w:proofErr w:type="spellStart"/>
       <w:r>
         <w:rPr>
           <w:b/>
           <w:bCs/>
           <w:lang w:val="en-GB"/>
         </w:rPr>
-        <w:t>Сутність (Entity)</w:t>
-      </w:r>
-      <w:r>
-        <w:rPr>
-          <w:lang w:val="en-GB"/>
-        </w:rPr>
-        <w:t xml:space="preserve"> — це об’єкт реального світу або абстрактна концепція, про яку ми зберігаємо дані в базі (наприклад, </w:t>
-      </w:r>
+        <w:t>Сутність</w:t>
+      </w:r>
+      <w:proofErr w:type="spellEnd"/>
+      <w:r>
+        <w:rPr>
+          <w:b/>
+          <w:bCs/>
+          <w:lang w:val="en-GB"/>
+        </w:rPr>
+        <w:t xml:space="preserve"> (Entity)</w:t>
+      </w:r>
+      <w:r>
+        <w:rPr>
+          <w:lang w:val="en-GB"/>
+        </w:rPr>
+        <w:t xml:space="preserve"> — це </w:t>
+      </w:r>
+      <w:proofErr w:type="spellStart"/>
+      <w:r>
+        <w:rPr>
+          <w:lang w:val="en-GB"/>
+        </w:rPr>
+        <w:t>об’єкт</w:t>
+      </w:r>
+      <w:proofErr w:type="spellEnd"/>
+      <w:r>
+        <w:rPr>
+          <w:lang w:val="en-GB"/>
+        </w:rPr>
+        <w:t xml:space="preserve"> </w:t>
+      </w:r>
+      <w:proofErr w:type="spellStart"/>
+      <w:r>
+        <w:rPr>
+          <w:lang w:val="en-GB"/>
+        </w:rPr>
+        <w:t>реального</w:t>
+      </w:r>
+      <w:proofErr w:type="spellEnd"/>
+      <w:r>
+        <w:rPr>
+          <w:lang w:val="en-GB"/>
+        </w:rPr>
+        <w:t xml:space="preserve"> </w:t>
+      </w:r>
+      <w:proofErr w:type="spellStart"/>
+      <w:r>
+        <w:rPr>
+          <w:lang w:val="en-GB"/>
+        </w:rPr>
+        <w:t>світу</w:t>
+      </w:r>
+      <w:proofErr w:type="spellEnd"/>
+      <w:r>
+        <w:rPr>
+          <w:lang w:val="en-GB"/>
+        </w:rPr>
+        <w:t xml:space="preserve"> або </w:t>
+      </w:r>
+      <w:proofErr w:type="spellStart"/>
+      <w:r>
+        <w:rPr>
+          <w:lang w:val="en-GB"/>
+        </w:rPr>
+        <w:t>абстрактна</w:t>
+      </w:r>
+      <w:proofErr w:type="spellEnd"/>
+      <w:r>
+        <w:rPr>
+          <w:lang w:val="en-GB"/>
+        </w:rPr>
+        <w:t xml:space="preserve"> </w:t>
+      </w:r>
+      <w:proofErr w:type="spellStart"/>
+      <w:r>
+        <w:rPr>
+          <w:lang w:val="en-GB"/>
+        </w:rPr>
+        <w:t>концепція</w:t>
+      </w:r>
+      <w:proofErr w:type="spellEnd"/>
+      <w:r>
+        <w:rPr>
+          <w:lang w:val="en-GB"/>
+        </w:rPr>
+        <w:t xml:space="preserve">, </w:t>
+      </w:r>
+      <w:proofErr w:type="spellStart"/>
+      <w:r>
+        <w:rPr>
+          <w:lang w:val="en-GB"/>
+        </w:rPr>
+        <w:t>про</w:t>
+      </w:r>
+      <w:proofErr w:type="spellEnd"/>
+      <w:r>
+        <w:rPr>
+          <w:lang w:val="en-GB"/>
+        </w:rPr>
+        <w:t xml:space="preserve"> </w:t>
+      </w:r>
+      <w:proofErr w:type="spellStart"/>
+      <w:r>
+        <w:rPr>
+          <w:lang w:val="en-GB"/>
+        </w:rPr>
+        <w:t>яку</w:t>
+      </w:r>
+      <w:proofErr w:type="spellEnd"/>
+      <w:r>
+        <w:rPr>
+          <w:lang w:val="en-GB"/>
+        </w:rPr>
+        <w:t xml:space="preserve"> </w:t>
+      </w:r>
+      <w:proofErr w:type="spellStart"/>
+      <w:r>
+        <w:rPr>
+          <w:lang w:val="en-GB"/>
+        </w:rPr>
+        <w:t>ми</w:t>
+      </w:r>
+      <w:proofErr w:type="spellEnd"/>
+      <w:r>
+        <w:rPr>
+          <w:lang w:val="en-GB"/>
+        </w:rPr>
+        <w:t xml:space="preserve"> </w:t>
+      </w:r>
+      <w:proofErr w:type="spellStart"/>
+      <w:r>
+        <w:rPr>
+          <w:lang w:val="en-GB"/>
+        </w:rPr>
+        <w:t>зберігаємо</w:t>
+      </w:r>
+      <w:proofErr w:type="spellEnd"/>
+      <w:r>
+        <w:rPr>
+          <w:lang w:val="en-GB"/>
+        </w:rPr>
+        <w:t xml:space="preserve"> </w:t>
+      </w:r>
+      <w:proofErr w:type="spellStart"/>
+      <w:r>
+        <w:rPr>
+          <w:lang w:val="en-GB"/>
+        </w:rPr>
+        <w:t>дані</w:t>
+      </w:r>
+      <w:proofErr w:type="spellEnd"/>
+      <w:r>
+        <w:rPr>
+          <w:lang w:val="en-GB"/>
+        </w:rPr>
+        <w:t xml:space="preserve"> в базі (наприклад, </w:t>
+      </w:r>
+      <w:proofErr w:type="spellStart"/>
       <w:r>
         <w:rPr>
           <w:i/>
@@ -12774,12 +15264,14 @@
         </w:rPr>
         <w:t>Студент</w:t>
       </w:r>
+      <w:proofErr w:type="spellEnd"/>
       <w:r>
         <w:rPr>
           <w:lang w:val="en-GB"/>
         </w:rPr>
         <w:t xml:space="preserve">, </w:t>
       </w:r>
+      <w:proofErr w:type="spellStart"/>
       <w:r>
         <w:rPr>
           <w:i/>
@@ -12788,6 +15280,7 @@
         </w:rPr>
         <w:t>Товар</w:t>
       </w:r>
+      <w:proofErr w:type="spellEnd"/>
       <w:r>
         <w:rPr>
           <w:lang w:val="en-GB"/>
@@ -12806,20 +15299,115 @@
           <w:lang w:val="en-GB"/>
         </w:rPr>
       </w:pPr>
+      <w:proofErr w:type="spellStart"/>
       <w:r>
         <w:rPr>
           <w:b/>
           <w:bCs/>
           <w:lang w:val="en-GB"/>
         </w:rPr>
-        <w:t>Зв’язок (Relationship)</w:t>
-      </w:r>
-      <w:r>
-        <w:rPr>
-          <w:lang w:val="en-GB"/>
-        </w:rPr>
-        <w:t xml:space="preserve"> — це асоціація або логічне відношення між двома чи більше сутностями (наприклад, </w:t>
-      </w:r>
+        <w:t>Зв’язок</w:t>
+      </w:r>
+      <w:proofErr w:type="spellEnd"/>
+      <w:r>
+        <w:rPr>
+          <w:b/>
+          <w:bCs/>
+          <w:lang w:val="en-GB"/>
+        </w:rPr>
+        <w:t xml:space="preserve"> (Relationship)</w:t>
+      </w:r>
+      <w:r>
+        <w:rPr>
+          <w:lang w:val="en-GB"/>
+        </w:rPr>
+        <w:t xml:space="preserve"> — це </w:t>
+      </w:r>
+      <w:proofErr w:type="spellStart"/>
+      <w:r>
+        <w:rPr>
+          <w:lang w:val="en-GB"/>
+        </w:rPr>
+        <w:t>асоціація</w:t>
+      </w:r>
+      <w:proofErr w:type="spellEnd"/>
+      <w:r>
+        <w:rPr>
+          <w:lang w:val="en-GB"/>
+        </w:rPr>
+        <w:t xml:space="preserve"> або </w:t>
+      </w:r>
+      <w:proofErr w:type="spellStart"/>
+      <w:r>
+        <w:rPr>
+          <w:lang w:val="en-GB"/>
+        </w:rPr>
+        <w:t>логічне</w:t>
+      </w:r>
+      <w:proofErr w:type="spellEnd"/>
+      <w:r>
+        <w:rPr>
+          <w:lang w:val="en-GB"/>
+        </w:rPr>
+        <w:t xml:space="preserve"> </w:t>
+      </w:r>
+      <w:proofErr w:type="spellStart"/>
+      <w:r>
+        <w:rPr>
+          <w:lang w:val="en-GB"/>
+        </w:rPr>
+        <w:t>відношення</w:t>
+      </w:r>
+      <w:proofErr w:type="spellEnd"/>
+      <w:r>
+        <w:rPr>
+          <w:lang w:val="en-GB"/>
+        </w:rPr>
+        <w:t xml:space="preserve"> між </w:t>
+      </w:r>
+      <w:proofErr w:type="spellStart"/>
+      <w:r>
+        <w:rPr>
+          <w:lang w:val="en-GB"/>
+        </w:rPr>
+        <w:t>двома</w:t>
+      </w:r>
+      <w:proofErr w:type="spellEnd"/>
+      <w:r>
+        <w:rPr>
+          <w:lang w:val="en-GB"/>
+        </w:rPr>
+        <w:t xml:space="preserve"> чи </w:t>
+      </w:r>
+      <w:proofErr w:type="spellStart"/>
+      <w:r>
+        <w:rPr>
+          <w:lang w:val="en-GB"/>
+        </w:rPr>
+        <w:t>більше</w:t>
+      </w:r>
+      <w:proofErr w:type="spellEnd"/>
+      <w:r>
+        <w:rPr>
+          <w:lang w:val="en-GB"/>
+        </w:rPr>
+        <w:t xml:space="preserve"> </w:t>
+      </w:r>
+      <w:proofErr w:type="spellStart"/>
+      <w:r>
+        <w:rPr>
+          <w:lang w:val="en-GB"/>
+        </w:rPr>
+        <w:t>сутностями</w:t>
+      </w:r>
+      <w:proofErr w:type="spellEnd"/>
+      <w:r>
+        <w:rPr>
+          <w:lang w:val="en-GB"/>
+        </w:rPr>
+        <w:t xml:space="preserve"> (наприклад, </w:t>
+      </w:r>
+      <w:proofErr w:type="spellStart"/>
       <w:r>
         <w:rPr>
           <w:i/>
@@ -12828,12 +15416,14 @@
         </w:rPr>
         <w:t>Студент</w:t>
       </w:r>
+      <w:proofErr w:type="spellEnd"/>
       <w:r>
         <w:rPr>
           <w:lang w:val="en-GB"/>
         </w:rPr>
         <w:t xml:space="preserve"> </w:t>
       </w:r>
+      <w:proofErr w:type="spellStart"/>
       <w:r>
         <w:rPr>
           <w:b/>
@@ -12842,12 +15432,14 @@
         </w:rPr>
         <w:t>вивчає</w:t>
       </w:r>
+      <w:proofErr w:type="spellEnd"/>
       <w:r>
         <w:rPr>
           <w:lang w:val="en-GB"/>
         </w:rPr>
         <w:t xml:space="preserve"> </w:t>
       </w:r>
+      <w:proofErr w:type="spellStart"/>
       <w:r>
         <w:rPr>
           <w:i/>
@@ -12856,6 +15448,7 @@
         </w:rPr>
         <w:t>Дисципліну</w:t>
       </w:r>
+      <w:proofErr w:type="spellEnd"/>
       <w:r>
         <w:rPr>
           <w:lang w:val="en-GB"/>
@@ -12874,19 +15467,183 @@
           <w:lang w:val="en-GB"/>
         </w:rPr>
       </w:pPr>
+      <w:proofErr w:type="spellStart"/>
       <w:r>
         <w:rPr>
           <w:b/>
           <w:bCs/>
           <w:lang w:val="en-GB"/>
         </w:rPr>
-        <w:t>Співвідношення:</w:t>
-      </w:r>
-      <w:r>
-        <w:rPr>
-          <w:lang w:val="en-GB"/>
-        </w:rPr>
-        <w:t xml:space="preserve"> Зв’язок об'єднує сутності між собою та показує, як вони взаємодіють у предметній галузі. </w:t>
+        <w:t>Співвідношення</w:t>
+      </w:r>
+      <w:proofErr w:type="spellEnd"/>
+      <w:r>
+        <w:rPr>
+          <w:b/>
+          <w:bCs/>
+          <w:lang w:val="en-GB"/>
+        </w:rPr>
+        <w:t>:</w:t>
+      </w:r>
+      <w:r>
+        <w:rPr>
+          <w:lang w:val="en-GB"/>
+        </w:rPr>
+        <w:t xml:space="preserve"> </w:t>
+      </w:r>
+      <w:proofErr w:type="spellStart"/>
+      <w:r>
+        <w:rPr>
+          <w:lang w:val="en-GB"/>
+        </w:rPr>
+        <w:t>Зв’язок</w:t>
+      </w:r>
+      <w:proofErr w:type="spellEnd"/>
+      <w:r>
+        <w:rPr>
+          <w:lang w:val="en-GB"/>
+        </w:rPr>
+        <w:t xml:space="preserve"> </w:t>
+      </w:r>
+      <w:proofErr w:type="spellStart"/>
+      <w:r>
+        <w:rPr>
+          <w:lang w:val="en-GB"/>
+        </w:rPr>
+        <w:t>об'єднує</w:t>
+      </w:r>
+      <w:proofErr w:type="spellEnd"/>
+      <w:r>
+        <w:rPr>
+          <w:lang w:val="en-GB"/>
+        </w:rPr>
+        <w:t xml:space="preserve"> </w:t>
+      </w:r>
+      <w:proofErr w:type="spellStart"/>
+      <w:r>
+        <w:rPr>
+          <w:lang w:val="en-GB"/>
+        </w:rPr>
+        <w:t>сутності</w:t>
+      </w:r>
+      <w:proofErr w:type="spellEnd"/>
+      <w:r>
+        <w:rPr>
+          <w:lang w:val="en-GB"/>
+        </w:rPr>
+        <w:t xml:space="preserve"> між </w:t>
+      </w:r>
+      <w:proofErr w:type="spellStart"/>
+      <w:r>
+        <w:rPr>
+          <w:lang w:val="en-GB"/>
+        </w:rPr>
+        <w:t>собою</w:t>
+      </w:r>
+      <w:proofErr w:type="spellEnd"/>
+      <w:r>
+        <w:rPr>
+          <w:lang w:val="en-GB"/>
+        </w:rPr>
+        <w:t xml:space="preserve"> </w:t>
+      </w:r>
+      <w:proofErr w:type="spellStart"/>
+      <w:r>
+        <w:rPr>
+          <w:lang w:val="en-GB"/>
+        </w:rPr>
+        <w:t>та</w:t>
+      </w:r>
+      <w:proofErr w:type="spellEnd"/>
+      <w:r>
+        <w:rPr>
+          <w:lang w:val="en-GB"/>
+        </w:rPr>
+        <w:t xml:space="preserve"> </w:t>
+      </w:r>
+      <w:proofErr w:type="spellStart"/>
+      <w:r>
+        <w:rPr>
+          <w:lang w:val="en-GB"/>
+        </w:rPr>
+        <w:t>показує</w:t>
+      </w:r>
+      <w:proofErr w:type="spellEnd"/>
+      <w:r>
+        <w:rPr>
+          <w:lang w:val="en-GB"/>
+        </w:rPr>
+        <w:t xml:space="preserve">, </w:t>
+      </w:r>
+      <w:proofErr w:type="spellStart"/>
+      <w:r>
+        <w:rPr>
+          <w:lang w:val="en-GB"/>
+        </w:rPr>
+        <w:t>як</w:t>
+      </w:r>
+      <w:proofErr w:type="spellEnd"/>
+      <w:r>
+        <w:rPr>
+          <w:lang w:val="en-GB"/>
+        </w:rPr>
+        <w:t xml:space="preserve"> </w:t>
+      </w:r>
+      <w:proofErr w:type="spellStart"/>
+      <w:r>
+        <w:rPr>
+          <w:lang w:val="en-GB"/>
+        </w:rPr>
+        <w:t>вони</w:t>
+      </w:r>
+      <w:proofErr w:type="spellEnd"/>
+      <w:r>
+        <w:rPr>
+          <w:lang w:val="en-GB"/>
+        </w:rPr>
+        <w:t xml:space="preserve"> </w:t>
+      </w:r>
+      <w:proofErr w:type="spellStart"/>
+      <w:r>
+        <w:rPr>
+          <w:lang w:val="en-GB"/>
+        </w:rPr>
+        <w:t>взаємодіють</w:t>
+      </w:r>
+      <w:proofErr w:type="spellEnd"/>
+      <w:r>
+        <w:rPr>
+          <w:lang w:val="en-GB"/>
+        </w:rPr>
+        <w:t xml:space="preserve"> у </w:t>
+      </w:r>
+      <w:proofErr w:type="spellStart"/>
+      <w:r>
+        <w:rPr>
+          <w:lang w:val="en-GB"/>
+        </w:rPr>
+        <w:t>предметній</w:t>
+      </w:r>
+      <w:proofErr w:type="spellEnd"/>
+      <w:r>
+        <w:rPr>
+          <w:lang w:val="en-GB"/>
+        </w:rPr>
+        <w:t xml:space="preserve"> </w:t>
+      </w:r>
+      <w:proofErr w:type="spellStart"/>
+      <w:r>
+        <w:rPr>
+          <w:lang w:val="en-GB"/>
+        </w:rPr>
+        <w:t>галузі</w:t>
+      </w:r>
+      <w:proofErr w:type="spellEnd"/>
+      <w:r>
+        <w:rPr>
+          <w:lang w:val="en-GB"/>
+        </w:rPr>
+        <w:t xml:space="preserve">. </w:t>
       </w:r>
     </w:p>
     <w:p>
@@ -12900,7 +15657,115 @@
           <w:bCs/>
           <w:lang w:val="en-GB"/>
         </w:rPr>
-        <w:t>3. У чому полягає концептуальне проєктування для конкретної предметної галузі?</w:t>
+        <w:t xml:space="preserve">3. У чому </w:t>
+      </w:r>
+      <w:proofErr w:type="spellStart"/>
+      <w:r>
+        <w:rPr>
+          <w:b/>
+          <w:bCs/>
+          <w:lang w:val="en-GB"/>
+        </w:rPr>
+        <w:t>полягає</w:t>
+      </w:r>
+      <w:proofErr w:type="spellEnd"/>
+      <w:r>
+        <w:rPr>
+          <w:b/>
+          <w:bCs/>
+          <w:lang w:val="en-GB"/>
+        </w:rPr>
+        <w:t xml:space="preserve"> </w:t>
+      </w:r>
+      <w:proofErr w:type="spellStart"/>
+      <w:r>
+        <w:rPr>
+          <w:b/>
+          <w:bCs/>
+          <w:lang w:val="en-GB"/>
+        </w:rPr>
+        <w:t>концептуальне</w:t>
+      </w:r>
+      <w:proofErr w:type="spellEnd"/>
+      <w:r>
+        <w:rPr>
+          <w:b/>
+          <w:bCs/>
+          <w:lang w:val="en-GB"/>
+        </w:rPr>
+        <w:t xml:space="preserve"> </w:t>
+      </w:r>
+      <w:proofErr w:type="spellStart"/>
+      <w:r>
+        <w:rPr>
+          <w:b/>
+          <w:bCs/>
+          <w:lang w:val="en-GB"/>
+        </w:rPr>
+        <w:t>проєктування</w:t>
+      </w:r>
+      <w:proofErr w:type="spellEnd"/>
+      <w:r>
+        <w:rPr>
+          <w:b/>
+          <w:bCs/>
+          <w:lang w:val="en-GB"/>
+        </w:rPr>
+        <w:t xml:space="preserve"> для </w:t>
+      </w:r>
+      <w:proofErr w:type="spellStart"/>
+      <w:r>
+        <w:rPr>
+          <w:b/>
+          <w:bCs/>
+          <w:lang w:val="en-GB"/>
+        </w:rPr>
+        <w:t>конкретної</w:t>
+      </w:r>
+      <w:proofErr w:type="spellEnd"/>
+      <w:r>
+        <w:rPr>
+          <w:b/>
+          <w:bCs/>
+          <w:lang w:val="en-GB"/>
+        </w:rPr>
+        <w:t xml:space="preserve"> </w:t>
+      </w:r>
+      <w:proofErr w:type="spellStart"/>
+      <w:r>
+        <w:rPr>
+          <w:b/>
+          <w:bCs/>
+          <w:lang w:val="en-GB"/>
+        </w:rPr>
+        <w:t>предметної</w:t>
+      </w:r>
+      <w:proofErr w:type="spellEnd"/>
+      <w:r>
+        <w:rPr>
+          <w:b/>
+          <w:bCs/>
+          <w:lang w:val="en-GB"/>
+        </w:rPr>
+        <w:t xml:space="preserve"> </w:t>
+      </w:r>
+      <w:proofErr w:type="spellStart"/>
+      <w:r>
+        <w:rPr>
+          <w:b/>
+          <w:bCs/>
+          <w:lang w:val="en-GB"/>
+        </w:rPr>
+        <w:t>галузі</w:t>
+      </w:r>
+      <w:proofErr w:type="spellEnd"/>
+      <w:r>
+        <w:rPr>
+          <w:b/>
+          <w:bCs/>
+          <w:lang w:val="en-GB"/>
+        </w:rPr>
+        <w:t>?</w:t>
       </w:r>
       <w:r>
         <w:rPr>
@@ -12917,11 +15782,411 @@
           <w:lang w:val="en-GB"/>
         </w:rPr>
       </w:pPr>
-      <w:r>
-        <w:rPr>
-          <w:lang w:val="en-GB"/>
-        </w:rPr>
-        <w:t xml:space="preserve">Концептуальне проєктування полягає у створенні загальної схеми даних, яка описує головні об'єкти (сутності), їхні властивості (атрибути) та зв'язки між ними. Воно відображає логіку бізнесу або предметної галузі й не залежить від технічних деталей чи вибору конкретної програми/СУБД. </w:t>
+      <w:proofErr w:type="spellStart"/>
+      <w:r>
+        <w:rPr>
+          <w:lang w:val="en-GB"/>
+        </w:rPr>
+        <w:t>Концептуальне</w:t>
+      </w:r>
+      <w:proofErr w:type="spellEnd"/>
+      <w:r>
+        <w:rPr>
+          <w:lang w:val="en-GB"/>
+        </w:rPr>
+        <w:t xml:space="preserve"> </w:t>
+      </w:r>
+      <w:proofErr w:type="spellStart"/>
+      <w:r>
+        <w:rPr>
+          <w:lang w:val="en-GB"/>
+        </w:rPr>
+        <w:t>проєктування</w:t>
+      </w:r>
+      <w:proofErr w:type="spellEnd"/>
+      <w:r>
+        <w:rPr>
+          <w:lang w:val="en-GB"/>
+        </w:rPr>
+        <w:t xml:space="preserve"> </w:t>
+      </w:r>
+      <w:proofErr w:type="spellStart"/>
+      <w:r>
+        <w:rPr>
+          <w:lang w:val="en-GB"/>
+        </w:rPr>
+        <w:t>полягає</w:t>
+      </w:r>
+      <w:proofErr w:type="spellEnd"/>
+      <w:r>
+        <w:rPr>
+          <w:lang w:val="en-GB"/>
+        </w:rPr>
+        <w:t xml:space="preserve"> у </w:t>
+      </w:r>
+      <w:proofErr w:type="spellStart"/>
+      <w:r>
+        <w:rPr>
+          <w:lang w:val="en-GB"/>
+        </w:rPr>
+        <w:t>створенні</w:t>
+      </w:r>
+      <w:proofErr w:type="spellEnd"/>
+      <w:r>
+        <w:rPr>
+          <w:lang w:val="en-GB"/>
+        </w:rPr>
+        <w:t xml:space="preserve"> </w:t>
+      </w:r>
+      <w:proofErr w:type="spellStart"/>
+      <w:r>
+        <w:rPr>
+          <w:lang w:val="en-GB"/>
+        </w:rPr>
+        <w:t>загальної</w:t>
+      </w:r>
+      <w:proofErr w:type="spellEnd"/>
+      <w:r>
+        <w:rPr>
+          <w:lang w:val="en-GB"/>
+        </w:rPr>
+        <w:t xml:space="preserve"> </w:t>
+      </w:r>
+      <w:proofErr w:type="spellStart"/>
+      <w:r>
+        <w:rPr>
+          <w:lang w:val="en-GB"/>
+        </w:rPr>
+        <w:t>схеми</w:t>
+      </w:r>
+      <w:proofErr w:type="spellEnd"/>
+      <w:r>
+        <w:rPr>
+          <w:lang w:val="en-GB"/>
+        </w:rPr>
+        <w:t xml:space="preserve"> </w:t>
+      </w:r>
+      <w:proofErr w:type="spellStart"/>
+      <w:r>
+        <w:rPr>
+          <w:lang w:val="en-GB"/>
+        </w:rPr>
+        <w:t>даних</w:t>
+      </w:r>
+      <w:proofErr w:type="spellEnd"/>
+      <w:r>
+        <w:rPr>
+          <w:lang w:val="en-GB"/>
+        </w:rPr>
+        <w:t xml:space="preserve">, </w:t>
+      </w:r>
+      <w:proofErr w:type="spellStart"/>
+      <w:r>
+        <w:rPr>
+          <w:lang w:val="en-GB"/>
+        </w:rPr>
+        <w:t>яка</w:t>
+      </w:r>
+      <w:proofErr w:type="spellEnd"/>
+      <w:r>
+        <w:rPr>
+          <w:lang w:val="en-GB"/>
+        </w:rPr>
+        <w:t xml:space="preserve"> </w:t>
+      </w:r>
+      <w:proofErr w:type="spellStart"/>
+      <w:r>
+        <w:rPr>
+          <w:lang w:val="en-GB"/>
+        </w:rPr>
+        <w:t>описує</w:t>
+      </w:r>
+      <w:proofErr w:type="spellEnd"/>
+      <w:r>
+        <w:rPr>
+          <w:lang w:val="en-GB"/>
+        </w:rPr>
+        <w:t xml:space="preserve"> </w:t>
+      </w:r>
+      <w:proofErr w:type="spellStart"/>
+      <w:r>
+        <w:rPr>
+          <w:lang w:val="en-GB"/>
+        </w:rPr>
+        <w:t>головні</w:t>
+      </w:r>
+      <w:proofErr w:type="spellEnd"/>
+      <w:r>
+        <w:rPr>
+          <w:lang w:val="en-GB"/>
+        </w:rPr>
+        <w:t xml:space="preserve"> </w:t>
+      </w:r>
+      <w:proofErr w:type="spellStart"/>
+      <w:r>
+        <w:rPr>
+          <w:lang w:val="en-GB"/>
+        </w:rPr>
+        <w:t>об'єкти</w:t>
+      </w:r>
+      <w:proofErr w:type="spellEnd"/>
+      <w:r>
+        <w:rPr>
+          <w:lang w:val="en-GB"/>
+        </w:rPr>
+        <w:t xml:space="preserve"> (</w:t>
+      </w:r>
+      <w:proofErr w:type="spellStart"/>
+      <w:r>
+        <w:rPr>
+          <w:lang w:val="en-GB"/>
+        </w:rPr>
+        <w:t>сутності</w:t>
+      </w:r>
+      <w:proofErr w:type="spellEnd"/>
+      <w:r>
+        <w:rPr>
+          <w:lang w:val="en-GB"/>
+        </w:rPr>
+        <w:t xml:space="preserve">), </w:t>
+      </w:r>
+      <w:proofErr w:type="spellStart"/>
+      <w:r>
+        <w:rPr>
+          <w:lang w:val="en-GB"/>
+        </w:rPr>
+        <w:t>їхні</w:t>
+      </w:r>
+      <w:proofErr w:type="spellEnd"/>
+      <w:r>
+        <w:rPr>
+          <w:lang w:val="en-GB"/>
+        </w:rPr>
+        <w:t xml:space="preserve"> </w:t>
+      </w:r>
+      <w:proofErr w:type="spellStart"/>
+      <w:r>
+        <w:rPr>
+          <w:lang w:val="en-GB"/>
+        </w:rPr>
+        <w:t>властивості</w:t>
+      </w:r>
+      <w:proofErr w:type="spellEnd"/>
+      <w:r>
+        <w:rPr>
+          <w:lang w:val="en-GB"/>
+        </w:rPr>
+        <w:t xml:space="preserve"> (</w:t>
+      </w:r>
+      <w:proofErr w:type="spellStart"/>
+      <w:r>
+        <w:rPr>
+          <w:lang w:val="en-GB"/>
+        </w:rPr>
+        <w:t>атрибути</w:t>
+      </w:r>
+      <w:proofErr w:type="spellEnd"/>
+      <w:r>
+        <w:rPr>
+          <w:lang w:val="en-GB"/>
+        </w:rPr>
+        <w:t xml:space="preserve">) </w:t>
+      </w:r>
+      <w:proofErr w:type="spellStart"/>
+      <w:r>
+        <w:rPr>
+          <w:lang w:val="en-GB"/>
+        </w:rPr>
+        <w:t>та</w:t>
+      </w:r>
+      <w:proofErr w:type="spellEnd"/>
+      <w:r>
+        <w:rPr>
+          <w:lang w:val="en-GB"/>
+        </w:rPr>
+        <w:t xml:space="preserve"> </w:t>
+      </w:r>
+      <w:proofErr w:type="spellStart"/>
+      <w:r>
+        <w:rPr>
+          <w:lang w:val="en-GB"/>
+        </w:rPr>
+        <w:t>зв'язки</w:t>
+      </w:r>
+      <w:proofErr w:type="spellEnd"/>
+      <w:r>
+        <w:rPr>
+          <w:lang w:val="en-GB"/>
+        </w:rPr>
+        <w:t xml:space="preserve"> між </w:t>
+      </w:r>
+      <w:proofErr w:type="spellStart"/>
+      <w:r>
+        <w:rPr>
+          <w:lang w:val="en-GB"/>
+        </w:rPr>
+        <w:t>ними</w:t>
+      </w:r>
+      <w:proofErr w:type="spellEnd"/>
+      <w:r>
+        <w:rPr>
+          <w:lang w:val="en-GB"/>
+        </w:rPr>
+        <w:t xml:space="preserve">. </w:t>
+      </w:r>
+      <w:proofErr w:type="spellStart"/>
+      <w:r>
+        <w:rPr>
+          <w:lang w:val="en-GB"/>
+        </w:rPr>
+        <w:t>Воно</w:t>
+      </w:r>
+      <w:proofErr w:type="spellEnd"/>
+      <w:r>
+        <w:rPr>
+          <w:lang w:val="en-GB"/>
+        </w:rPr>
+        <w:t xml:space="preserve"> </w:t>
+      </w:r>
+      <w:proofErr w:type="spellStart"/>
+      <w:r>
+        <w:rPr>
+          <w:lang w:val="en-GB"/>
+        </w:rPr>
+        <w:t>відображає</w:t>
+      </w:r>
+      <w:proofErr w:type="spellEnd"/>
+      <w:r>
+        <w:rPr>
+          <w:lang w:val="en-GB"/>
+        </w:rPr>
+        <w:t xml:space="preserve"> </w:t>
+      </w:r>
+      <w:proofErr w:type="spellStart"/>
+      <w:r>
+        <w:rPr>
+          <w:lang w:val="en-GB"/>
+        </w:rPr>
+        <w:t>логіку</w:t>
+      </w:r>
+      <w:proofErr w:type="spellEnd"/>
+      <w:r>
+        <w:rPr>
+          <w:lang w:val="en-GB"/>
+        </w:rPr>
+        <w:t xml:space="preserve"> бізнесу або </w:t>
+      </w:r>
+      <w:proofErr w:type="spellStart"/>
+      <w:r>
+        <w:rPr>
+          <w:lang w:val="en-GB"/>
+        </w:rPr>
+        <w:t>предметної</w:t>
+      </w:r>
+      <w:proofErr w:type="spellEnd"/>
+      <w:r>
+        <w:rPr>
+          <w:lang w:val="en-GB"/>
+        </w:rPr>
+        <w:t xml:space="preserve"> </w:t>
+      </w:r>
+      <w:proofErr w:type="spellStart"/>
+      <w:r>
+        <w:rPr>
+          <w:lang w:val="en-GB"/>
+        </w:rPr>
+        <w:t>галузі</w:t>
+      </w:r>
+      <w:proofErr w:type="spellEnd"/>
+      <w:r>
+        <w:rPr>
+          <w:lang w:val="en-GB"/>
+        </w:rPr>
+        <w:t xml:space="preserve"> й </w:t>
+      </w:r>
+      <w:proofErr w:type="spellStart"/>
+      <w:r>
+        <w:rPr>
+          <w:lang w:val="en-GB"/>
+        </w:rPr>
+        <w:t>не</w:t>
+      </w:r>
+      <w:proofErr w:type="spellEnd"/>
+      <w:r>
+        <w:rPr>
+          <w:lang w:val="en-GB"/>
+        </w:rPr>
+        <w:t xml:space="preserve"> залежить від </w:t>
+      </w:r>
+      <w:proofErr w:type="spellStart"/>
+      <w:r>
+        <w:rPr>
+          <w:lang w:val="en-GB"/>
+        </w:rPr>
+        <w:t>технічних</w:t>
+      </w:r>
+      <w:proofErr w:type="spellEnd"/>
+      <w:r>
+        <w:rPr>
+          <w:lang w:val="en-GB"/>
+        </w:rPr>
+        <w:t xml:space="preserve"> </w:t>
+      </w:r>
+      <w:proofErr w:type="spellStart"/>
+      <w:r>
+        <w:rPr>
+          <w:lang w:val="en-GB"/>
+        </w:rPr>
+        <w:t>деталей</w:t>
+      </w:r>
+      <w:proofErr w:type="spellEnd"/>
+      <w:r>
+        <w:rPr>
+          <w:lang w:val="en-GB"/>
+        </w:rPr>
+        <w:t xml:space="preserve"> чи </w:t>
+      </w:r>
+      <w:proofErr w:type="spellStart"/>
+      <w:r>
+        <w:rPr>
+          <w:lang w:val="en-GB"/>
+        </w:rPr>
+        <w:t>вибору</w:t>
+      </w:r>
+      <w:proofErr w:type="spellEnd"/>
+      <w:r>
+        <w:rPr>
+          <w:lang w:val="en-GB"/>
+        </w:rPr>
+        <w:t xml:space="preserve"> </w:t>
+      </w:r>
+      <w:proofErr w:type="spellStart"/>
+      <w:r>
+        <w:rPr>
+          <w:lang w:val="en-GB"/>
+        </w:rPr>
+        <w:t>конкретної</w:t>
+      </w:r>
+      <w:proofErr w:type="spellEnd"/>
+      <w:r>
+        <w:rPr>
+          <w:lang w:val="en-GB"/>
+        </w:rPr>
+        <w:t xml:space="preserve"> </w:t>
+      </w:r>
+      <w:proofErr w:type="spellStart"/>
+      <w:r>
+        <w:rPr>
+          <w:lang w:val="en-GB"/>
+        </w:rPr>
+        <w:t>програми</w:t>
+      </w:r>
+      <w:proofErr w:type="spellEnd"/>
+      <w:r>
+        <w:rPr>
+          <w:lang w:val="en-GB"/>
+        </w:rPr>
+        <w:t xml:space="preserve">/СУБД. </w:t>
       </w:r>
     </w:p>
     <w:p>
@@ -12938,7 +16203,115 @@
           <w:bCs/>
           <w:lang w:val="en-GB"/>
         </w:rPr>
-        <w:t>4. Назвіть типи зв’язків та наведіть приклади.</w:t>
+        <w:t xml:space="preserve">4. </w:t>
+      </w:r>
+      <w:proofErr w:type="spellStart"/>
+      <w:r>
+        <w:rPr>
+          <w:b/>
+          <w:bCs/>
+          <w:lang w:val="en-GB"/>
+        </w:rPr>
+        <w:t>Назвіть</w:t>
+      </w:r>
+      <w:proofErr w:type="spellEnd"/>
+      <w:r>
+        <w:rPr>
+          <w:b/>
+          <w:bCs/>
+          <w:lang w:val="en-GB"/>
+        </w:rPr>
+        <w:t xml:space="preserve"> </w:t>
+      </w:r>
+      <w:proofErr w:type="spellStart"/>
+      <w:r>
+        <w:rPr>
+          <w:b/>
+          <w:bCs/>
+          <w:lang w:val="en-GB"/>
+        </w:rPr>
+        <w:t>типи</w:t>
+      </w:r>
+      <w:proofErr w:type="spellEnd"/>
+      <w:r>
+        <w:rPr>
+          <w:b/>
+          <w:bCs/>
+          <w:lang w:val="en-GB"/>
+        </w:rPr>
+        <w:t xml:space="preserve"> </w:t>
+      </w:r>
+      <w:proofErr w:type="spellStart"/>
+      <w:r>
+        <w:rPr>
+          <w:b/>
+          <w:bCs/>
+          <w:lang w:val="en-GB"/>
+        </w:rPr>
+        <w:t>зв’язків</w:t>
+      </w:r>
+      <w:proofErr w:type="spellEnd"/>
+      <w:r>
+        <w:rPr>
+          <w:b/>
+          <w:bCs/>
+          <w:lang w:val="en-GB"/>
+        </w:rPr>
+        <w:t xml:space="preserve"> </w:t>
+      </w:r>
+      <w:proofErr w:type="spellStart"/>
+      <w:r>
+        <w:rPr>
+          <w:b/>
+          <w:bCs/>
+          <w:lang w:val="en-GB"/>
+        </w:rPr>
+        <w:t>та</w:t>
+      </w:r>
+      <w:proofErr w:type="spellEnd"/>
+      <w:r>
+        <w:rPr>
+          <w:b/>
+          <w:bCs/>
+          <w:lang w:val="en-GB"/>
+        </w:rPr>
+        <w:t xml:space="preserve"> </w:t>
+      </w:r>
+      <w:proofErr w:type="spellStart"/>
+      <w:r>
+        <w:rPr>
+          <w:b/>
+          <w:bCs/>
+          <w:lang w:val="en-GB"/>
+        </w:rPr>
+        <w:t>наведіть</w:t>
+      </w:r>
+      <w:proofErr w:type="spellEnd"/>
+      <w:r>
+        <w:rPr>
+          <w:b/>
+          <w:bCs/>
+          <w:lang w:val="en-GB"/>
+        </w:rPr>
+        <w:t xml:space="preserve"> </w:t>
+      </w:r>
+      <w:proofErr w:type="spellStart"/>
+      <w:r>
+        <w:rPr>
+          <w:b/>
+          <w:bCs/>
+          <w:lang w:val="en-GB"/>
+        </w:rPr>
+        <w:t>приклади</w:t>
+      </w:r>
+      <w:proofErr w:type="spellEnd"/>
+      <w:r>
+        <w:rPr>
+          <w:b/>
+          <w:bCs/>
+          <w:lang w:val="en-GB"/>
+        </w:rPr>
+        <w:t>.</w:t>
       </w:r>
     </w:p>
     <w:p>
@@ -12952,19 +16325,113 @@
           <w:lang w:val="en-GB"/>
         </w:rPr>
       </w:pPr>
+      <w:proofErr w:type="spellStart"/>
       <w:r>
         <w:rPr>
           <w:b/>
           <w:bCs/>
           <w:lang w:val="en-GB"/>
         </w:rPr>
-        <w:t>Один-до-одного (1:1):</w:t>
-      </w:r>
-      <w:r>
-        <w:rPr>
-          <w:lang w:val="en-GB"/>
-        </w:rPr>
-        <w:t xml:space="preserve"> Одному запису відповідає лише один запис в іншій таблиці.</w:t>
+        <w:t>Один-до-одного</w:t>
+      </w:r>
+      <w:proofErr w:type="spellEnd"/>
+      <w:r>
+        <w:rPr>
+          <w:b/>
+          <w:bCs/>
+          <w:lang w:val="en-GB"/>
+        </w:rPr>
+        <w:t xml:space="preserve"> (1:1):</w:t>
+      </w:r>
+      <w:r>
+        <w:rPr>
+          <w:lang w:val="en-GB"/>
+        </w:rPr>
+        <w:t xml:space="preserve"> </w:t>
+      </w:r>
+      <w:proofErr w:type="spellStart"/>
+      <w:r>
+        <w:rPr>
+          <w:lang w:val="en-GB"/>
+        </w:rPr>
+        <w:t>Одному</w:t>
+      </w:r>
+      <w:proofErr w:type="spellEnd"/>
+      <w:r>
+        <w:rPr>
+          <w:lang w:val="en-GB"/>
+        </w:rPr>
+        <w:t xml:space="preserve"> </w:t>
+      </w:r>
+      <w:proofErr w:type="spellStart"/>
+      <w:r>
+        <w:rPr>
+          <w:lang w:val="en-GB"/>
+        </w:rPr>
+        <w:t>запису</w:t>
+      </w:r>
+      <w:proofErr w:type="spellEnd"/>
+      <w:r>
+        <w:rPr>
+          <w:lang w:val="en-GB"/>
+        </w:rPr>
+        <w:t xml:space="preserve"> </w:t>
+      </w:r>
+      <w:proofErr w:type="spellStart"/>
+      <w:r>
+        <w:rPr>
+          <w:lang w:val="en-GB"/>
+        </w:rPr>
+        <w:t>відповідає</w:t>
+      </w:r>
+      <w:proofErr w:type="spellEnd"/>
+      <w:r>
+        <w:rPr>
+          <w:lang w:val="en-GB"/>
+        </w:rPr>
+        <w:t xml:space="preserve"> лише </w:t>
+      </w:r>
+      <w:proofErr w:type="spellStart"/>
+      <w:r>
+        <w:rPr>
+          <w:lang w:val="en-GB"/>
+        </w:rPr>
+        <w:t>один</w:t>
+      </w:r>
+      <w:proofErr w:type="spellEnd"/>
+      <w:r>
+        <w:rPr>
+          <w:lang w:val="en-GB"/>
+        </w:rPr>
+        <w:t xml:space="preserve"> </w:t>
+      </w:r>
+      <w:proofErr w:type="spellStart"/>
+      <w:r>
+        <w:rPr>
+          <w:lang w:val="en-GB"/>
+        </w:rPr>
+        <w:t>запис</w:t>
+      </w:r>
+      <w:proofErr w:type="spellEnd"/>
+      <w:r>
+        <w:rPr>
+          <w:lang w:val="en-GB"/>
+        </w:rPr>
+        <w:t xml:space="preserve"> в </w:t>
+      </w:r>
+      <w:proofErr w:type="spellStart"/>
+      <w:r>
+        <w:rPr>
+          <w:lang w:val="en-GB"/>
+        </w:rPr>
+        <w:t>іншій</w:t>
+      </w:r>
+      <w:proofErr w:type="spellEnd"/>
+      <w:r>
+        <w:rPr>
+          <w:lang w:val="en-GB"/>
+        </w:rPr>
+        <w:t xml:space="preserve"> таблиці.</w:t>
       </w:r>
     </w:p>
     <w:p>
@@ -12978,42 +16445,112 @@
           <w:lang w:val="en-GB"/>
         </w:rPr>
       </w:pPr>
+      <w:proofErr w:type="spellStart"/>
       <w:r>
         <w:rPr>
           <w:i/>
           <w:iCs/>
           <w:lang w:val="en-GB"/>
         </w:rPr>
-        <w:t>Приклад:</w:t>
-      </w:r>
-      <w:r>
-        <w:rPr>
-          <w:lang w:val="en-GB"/>
-        </w:rPr>
-        <w:t xml:space="preserve"> Один </w:t>
-      </w:r>
+        <w:t>Приклад</w:t>
+      </w:r>
+      <w:proofErr w:type="spellEnd"/>
       <w:r>
         <w:rPr>
           <w:i/>
           <w:iCs/>
           <w:lang w:val="en-GB"/>
         </w:rPr>
-        <w:t>Паспорт</w:t>
-      </w:r>
-      <w:r>
-        <w:rPr>
-          <w:lang w:val="en-GB"/>
-        </w:rPr>
-        <w:t xml:space="preserve"> належить тільки одній </w:t>
-      </w:r>
+        <w:t>:</w:t>
+      </w:r>
+      <w:r>
+        <w:rPr>
+          <w:lang w:val="en-GB"/>
+        </w:rPr>
+        <w:t xml:space="preserve"> </w:t>
+      </w:r>
+      <w:proofErr w:type="spellStart"/>
+      <w:r>
+        <w:rPr>
+          <w:lang w:val="en-GB"/>
+        </w:rPr>
+        <w:t>Один</w:t>
+      </w:r>
+      <w:proofErr w:type="spellEnd"/>
+      <w:r>
+        <w:rPr>
+          <w:lang w:val="en-GB"/>
+        </w:rPr>
+        <w:t xml:space="preserve"> </w:t>
+      </w:r>
+      <w:proofErr w:type="spellStart"/>
       <w:r>
         <w:rPr>
           <w:i/>
           <w:iCs/>
           <w:lang w:val="en-GB"/>
         </w:rPr>
+        <w:t>Паспорт</w:t>
+      </w:r>
+      <w:proofErr w:type="spellEnd"/>
+      <w:r>
+        <w:rPr>
+          <w:lang w:val="en-GB"/>
+        </w:rPr>
+        <w:t xml:space="preserve"> </w:t>
+      </w:r>
+      <w:proofErr w:type="spellStart"/>
+      <w:r>
+        <w:rPr>
+          <w:lang w:val="en-GB"/>
+        </w:rPr>
+        <w:t>належить</w:t>
+      </w:r>
+      <w:proofErr w:type="spellEnd"/>
+      <w:r>
+        <w:rPr>
+          <w:lang w:val="en-GB"/>
+        </w:rPr>
+        <w:t xml:space="preserve"> </w:t>
+      </w:r>
+      <w:proofErr w:type="spellStart"/>
+      <w:r>
+        <w:rPr>
+          <w:lang w:val="en-GB"/>
+        </w:rPr>
+        <w:t>тільки</w:t>
+      </w:r>
+      <w:proofErr w:type="spellEnd"/>
+      <w:r>
+        <w:rPr>
+          <w:lang w:val="en-GB"/>
+        </w:rPr>
+        <w:t xml:space="preserve"> </w:t>
+      </w:r>
+      <w:proofErr w:type="spellStart"/>
+      <w:r>
+        <w:rPr>
+          <w:lang w:val="en-GB"/>
+        </w:rPr>
+        <w:t>одній</w:t>
+      </w:r>
+      <w:proofErr w:type="spellEnd"/>
+      <w:r>
+        <w:rPr>
+          <w:lang w:val="en-GB"/>
+        </w:rPr>
+        <w:t xml:space="preserve"> </w:t>
+      </w:r>
+      <w:proofErr w:type="spellStart"/>
+      <w:r>
+        <w:rPr>
+          <w:i/>
+          <w:iCs/>
+          <w:lang w:val="en-GB"/>
+        </w:rPr>
         <w:t>Людині</w:t>
       </w:r>
+      <w:proofErr w:type="spellEnd"/>
       <w:r>
         <w:rPr>
           <w:lang w:val="en-GB"/>
@@ -13032,19 +16569,141 @@
           <w:lang w:val="en-GB"/>
         </w:rPr>
       </w:pPr>
+      <w:proofErr w:type="spellStart"/>
       <w:r>
         <w:rPr>
           <w:b/>
           <w:bCs/>
           <w:lang w:val="en-GB"/>
         </w:rPr>
-        <w:t>Один-до-багатьох (1:M):</w:t>
-      </w:r>
-      <w:r>
-        <w:rPr>
-          <w:lang w:val="en-GB"/>
-        </w:rPr>
-        <w:t xml:space="preserve"> Один запис у першій таблиці може бути пов'язаний із багатьма записами в другій.</w:t>
+        <w:t>Один-до-багатьох</w:t>
+      </w:r>
+      <w:proofErr w:type="spellEnd"/>
+      <w:r>
+        <w:rPr>
+          <w:b/>
+          <w:bCs/>
+          <w:lang w:val="en-GB"/>
+        </w:rPr>
+        <w:t xml:space="preserve"> (1:M):</w:t>
+      </w:r>
+      <w:r>
+        <w:rPr>
+          <w:lang w:val="en-GB"/>
+        </w:rPr>
+        <w:t xml:space="preserve"> </w:t>
+      </w:r>
+      <w:proofErr w:type="spellStart"/>
+      <w:r>
+        <w:rPr>
+          <w:lang w:val="en-GB"/>
+        </w:rPr>
+        <w:t>Один</w:t>
+      </w:r>
+      <w:proofErr w:type="spellEnd"/>
+      <w:r>
+        <w:rPr>
+          <w:lang w:val="en-GB"/>
+        </w:rPr>
+        <w:t xml:space="preserve"> </w:t>
+      </w:r>
+      <w:proofErr w:type="spellStart"/>
+      <w:r>
+        <w:rPr>
+          <w:lang w:val="en-GB"/>
+        </w:rPr>
+        <w:t>запис</w:t>
+      </w:r>
+      <w:proofErr w:type="spellEnd"/>
+      <w:r>
+        <w:rPr>
+          <w:lang w:val="en-GB"/>
+        </w:rPr>
+        <w:t xml:space="preserve"> у </w:t>
+      </w:r>
+      <w:proofErr w:type="spellStart"/>
+      <w:r>
+        <w:rPr>
+          <w:lang w:val="en-GB"/>
+        </w:rPr>
+        <w:t>першій</w:t>
+      </w:r>
+      <w:proofErr w:type="spellEnd"/>
+      <w:r>
+        <w:rPr>
+          <w:lang w:val="en-GB"/>
+        </w:rPr>
+        <w:t xml:space="preserve"> таблиці може </w:t>
+      </w:r>
+      <w:proofErr w:type="spellStart"/>
+      <w:r>
+        <w:rPr>
+          <w:lang w:val="en-GB"/>
+        </w:rPr>
+        <w:t>бути</w:t>
+      </w:r>
+      <w:proofErr w:type="spellEnd"/>
+      <w:r>
+        <w:rPr>
+          <w:lang w:val="en-GB"/>
+        </w:rPr>
+        <w:t xml:space="preserve"> </w:t>
+      </w:r>
+      <w:proofErr w:type="spellStart"/>
+      <w:r>
+        <w:rPr>
+          <w:lang w:val="en-GB"/>
+        </w:rPr>
+        <w:t>пов'язаний</w:t>
+      </w:r>
+      <w:proofErr w:type="spellEnd"/>
+      <w:r>
+        <w:rPr>
+          <w:lang w:val="en-GB"/>
+        </w:rPr>
+        <w:t xml:space="preserve"> із </w:t>
+      </w:r>
+      <w:proofErr w:type="spellStart"/>
+      <w:r>
+        <w:rPr>
+          <w:lang w:val="en-GB"/>
+        </w:rPr>
+        <w:t>багатьма</w:t>
+      </w:r>
+      <w:proofErr w:type="spellEnd"/>
+      <w:r>
+        <w:rPr>
+          <w:lang w:val="en-GB"/>
+        </w:rPr>
+        <w:t xml:space="preserve"> </w:t>
+      </w:r>
+      <w:proofErr w:type="spellStart"/>
+      <w:r>
+        <w:rPr>
+          <w:lang w:val="en-GB"/>
+        </w:rPr>
+        <w:t>записами</w:t>
+      </w:r>
+      <w:proofErr w:type="spellEnd"/>
+      <w:r>
+        <w:rPr>
+          <w:lang w:val="en-GB"/>
+        </w:rPr>
+        <w:t xml:space="preserve"> в </w:t>
+      </w:r>
+      <w:proofErr w:type="spellStart"/>
+      <w:r>
+        <w:rPr>
+          <w:lang w:val="en-GB"/>
+        </w:rPr>
+        <w:t>другій</w:t>
+      </w:r>
+      <w:proofErr w:type="spellEnd"/>
+      <w:r>
+        <w:rPr>
+          <w:lang w:val="en-GB"/>
+        </w:rPr>
+        <w:t>.</w:t>
       </w:r>
     </w:p>
     <w:p>
@@ -13058,42 +16717,84 @@
           <w:lang w:val="en-GB"/>
         </w:rPr>
       </w:pPr>
+      <w:proofErr w:type="spellStart"/>
       <w:r>
         <w:rPr>
           <w:i/>
           <w:iCs/>
           <w:lang w:val="en-GB"/>
         </w:rPr>
-        <w:t>Приклад:</w:t>
-      </w:r>
-      <w:r>
-        <w:rPr>
-          <w:lang w:val="en-GB"/>
-        </w:rPr>
-        <w:t xml:space="preserve"> Один </w:t>
-      </w:r>
+        <w:t>Приклад</w:t>
+      </w:r>
+      <w:proofErr w:type="spellEnd"/>
       <w:r>
         <w:rPr>
           <w:i/>
           <w:iCs/>
           <w:lang w:val="en-GB"/>
         </w:rPr>
-        <w:t>Група</w:t>
-      </w:r>
-      <w:r>
-        <w:rPr>
-          <w:lang w:val="en-GB"/>
-        </w:rPr>
-        <w:t xml:space="preserve"> має багатьох </w:t>
-      </w:r>
+        <w:t>:</w:t>
+      </w:r>
+      <w:r>
+        <w:rPr>
+          <w:lang w:val="en-GB"/>
+        </w:rPr>
+        <w:t xml:space="preserve"> </w:t>
+      </w:r>
+      <w:proofErr w:type="spellStart"/>
+      <w:r>
+        <w:rPr>
+          <w:lang w:val="en-GB"/>
+        </w:rPr>
+        <w:t>Один</w:t>
+      </w:r>
+      <w:proofErr w:type="spellEnd"/>
+      <w:r>
+        <w:rPr>
+          <w:lang w:val="en-GB"/>
+        </w:rPr>
+        <w:t xml:space="preserve"> </w:t>
+      </w:r>
+      <w:proofErr w:type="spellStart"/>
       <w:r>
         <w:rPr>
           <w:i/>
           <w:iCs/>
           <w:lang w:val="en-GB"/>
         </w:rPr>
+        <w:t>Група</w:t>
+      </w:r>
+      <w:proofErr w:type="spellEnd"/>
+      <w:r>
+        <w:rPr>
+          <w:lang w:val="en-GB"/>
+        </w:rPr>
+        <w:t xml:space="preserve"> має </w:t>
+      </w:r>
+      <w:proofErr w:type="spellStart"/>
+      <w:r>
+        <w:rPr>
+          <w:lang w:val="en-GB"/>
+        </w:rPr>
+        <w:t>багатьох</w:t>
+      </w:r>
+      <w:proofErr w:type="spellEnd"/>
+      <w:r>
+        <w:rPr>
+          <w:lang w:val="en-GB"/>
+        </w:rPr>
+        <w:t xml:space="preserve"> </w:t>
+      </w:r>
+      <w:proofErr w:type="spellStart"/>
+      <w:r>
+        <w:rPr>
+          <w:i/>
+          <w:iCs/>
+          <w:lang w:val="en-GB"/>
+        </w:rPr>
         <w:t>Студентів</w:t>
       </w:r>
+      <w:proofErr w:type="spellEnd"/>
       <w:r>
         <w:rPr>
           <w:lang w:val="en-GB"/>
@@ -13118,13 +16819,147 @@
           <w:bCs/>
           <w:lang w:val="en-GB"/>
         </w:rPr>
-        <w:t>Багато-до-багатьох (M:N):</w:t>
-      </w:r>
-      <w:r>
-        <w:rPr>
-          <w:lang w:val="en-GB"/>
-        </w:rPr>
-        <w:t xml:space="preserve"> Багато записів з першої таблиці можуть відповідати багатьом записам із другої.</w:t>
+        <w:t>Багато-</w:t>
+      </w:r>
+      <w:proofErr w:type="spellStart"/>
+      <w:r>
+        <w:rPr>
+          <w:b/>
+          <w:bCs/>
+          <w:lang w:val="en-GB"/>
+        </w:rPr>
+        <w:t>до</w:t>
+      </w:r>
+      <w:proofErr w:type="spellEnd"/>
+      <w:r>
+        <w:rPr>
+          <w:b/>
+          <w:bCs/>
+          <w:lang w:val="en-GB"/>
+        </w:rPr>
+        <w:t>-</w:t>
+      </w:r>
+      <w:proofErr w:type="spellStart"/>
+      <w:r>
+        <w:rPr>
+          <w:b/>
+          <w:bCs/>
+          <w:lang w:val="en-GB"/>
+        </w:rPr>
+        <w:t>багатьох</w:t>
+      </w:r>
+      <w:proofErr w:type="spellEnd"/>
+      <w:r>
+        <w:rPr>
+          <w:b/>
+          <w:bCs/>
+          <w:lang w:val="en-GB"/>
+        </w:rPr>
+        <w:t xml:space="preserve"> (M:N):</w:t>
+      </w:r>
+      <w:r>
+        <w:rPr>
+          <w:lang w:val="en-GB"/>
+        </w:rPr>
+        <w:t xml:space="preserve"> Багато </w:t>
+      </w:r>
+      <w:proofErr w:type="spellStart"/>
+      <w:r>
+        <w:rPr>
+          <w:lang w:val="en-GB"/>
+        </w:rPr>
+        <w:t>записів</w:t>
+      </w:r>
+      <w:proofErr w:type="spellEnd"/>
+      <w:r>
+        <w:rPr>
+          <w:lang w:val="en-GB"/>
+        </w:rPr>
+        <w:t xml:space="preserve"> з </w:t>
+      </w:r>
+      <w:proofErr w:type="spellStart"/>
+      <w:r>
+        <w:rPr>
+          <w:lang w:val="en-GB"/>
+        </w:rPr>
+        <w:t>першої</w:t>
+      </w:r>
+      <w:proofErr w:type="spellEnd"/>
+      <w:r>
+        <w:rPr>
+          <w:lang w:val="en-GB"/>
+        </w:rPr>
+        <w:t xml:space="preserve"> таблиці </w:t>
+      </w:r>
+      <w:proofErr w:type="spellStart"/>
+      <w:r>
+        <w:rPr>
+          <w:lang w:val="en-GB"/>
+        </w:rPr>
+        <w:t>можуть</w:t>
+      </w:r>
+      <w:proofErr w:type="spellEnd"/>
+      <w:r>
+        <w:rPr>
+          <w:lang w:val="en-GB"/>
+        </w:rPr>
+        <w:t xml:space="preserve"> </w:t>
+      </w:r>
+      <w:proofErr w:type="spellStart"/>
+      <w:r>
+        <w:rPr>
+          <w:lang w:val="en-GB"/>
+        </w:rPr>
+        <w:t>відповідати</w:t>
+      </w:r>
+      <w:proofErr w:type="spellEnd"/>
+      <w:r>
+        <w:rPr>
+          <w:lang w:val="en-GB"/>
+        </w:rPr>
+        <w:t xml:space="preserve"> </w:t>
+      </w:r>
+      <w:proofErr w:type="spellStart"/>
+      <w:r>
+        <w:rPr>
+          <w:lang w:val="en-GB"/>
+        </w:rPr>
+        <w:t>багатьом</w:t>
+      </w:r>
+      <w:proofErr w:type="spellEnd"/>
+      <w:r>
+        <w:rPr>
+          <w:lang w:val="en-GB"/>
+        </w:rPr>
+        <w:t xml:space="preserve"> </w:t>
+      </w:r>
+      <w:proofErr w:type="spellStart"/>
+      <w:r>
+        <w:rPr>
+          <w:lang w:val="en-GB"/>
+        </w:rPr>
+        <w:t>записам</w:t>
+      </w:r>
+      <w:proofErr w:type="spellEnd"/>
+      <w:r>
+        <w:rPr>
+          <w:lang w:val="en-GB"/>
+        </w:rPr>
+        <w:t xml:space="preserve"> із </w:t>
+      </w:r>
+      <w:proofErr w:type="spellStart"/>
+      <w:r>
+        <w:rPr>
+          <w:lang w:val="en-GB"/>
+        </w:rPr>
+        <w:t>другої</w:t>
+      </w:r>
+      <w:proofErr w:type="spellEnd"/>
+      <w:r>
+        <w:rPr>
+          <w:lang w:val="en-GB"/>
+        </w:rPr>
+        <w:t>.</w:t>
       </w:r>
     </w:p>
     <w:p>
@@ -13138,70 +16973,144 @@
           <w:lang w:val="en-GB"/>
         </w:rPr>
       </w:pPr>
+      <w:proofErr w:type="spellStart"/>
       <w:r>
         <w:rPr>
           <w:i/>
           <w:iCs/>
           <w:lang w:val="en-GB"/>
         </w:rPr>
-        <w:t>Приклад:</w:t>
-      </w:r>
-      <w:r>
-        <w:rPr>
-          <w:lang w:val="en-GB"/>
-        </w:rPr>
-        <w:t xml:space="preserve"> Один </w:t>
-      </w:r>
+        <w:t>Приклад</w:t>
+      </w:r>
+      <w:proofErr w:type="spellEnd"/>
       <w:r>
         <w:rPr>
           <w:i/>
           <w:iCs/>
           <w:lang w:val="en-GB"/>
         </w:rPr>
-        <w:t>Студент</w:t>
-      </w:r>
-      <w:r>
-        <w:rPr>
-          <w:lang w:val="en-GB"/>
-        </w:rPr>
-        <w:t xml:space="preserve"> відвідує багато </w:t>
-      </w:r>
+        <w:t>:</w:t>
+      </w:r>
+      <w:r>
+        <w:rPr>
+          <w:lang w:val="en-GB"/>
+        </w:rPr>
+        <w:t xml:space="preserve"> </w:t>
+      </w:r>
+      <w:proofErr w:type="spellStart"/>
+      <w:r>
+        <w:rPr>
+          <w:lang w:val="en-GB"/>
+        </w:rPr>
+        <w:t>Один</w:t>
+      </w:r>
+      <w:proofErr w:type="spellEnd"/>
+      <w:r>
+        <w:rPr>
+          <w:lang w:val="en-GB"/>
+        </w:rPr>
+        <w:t xml:space="preserve"> </w:t>
+      </w:r>
+      <w:proofErr w:type="spellStart"/>
       <w:r>
         <w:rPr>
           <w:i/>
           <w:iCs/>
           <w:lang w:val="en-GB"/>
         </w:rPr>
-        <w:t>Курсів</w:t>
-      </w:r>
-      <w:r>
-        <w:rPr>
-          <w:lang w:val="en-GB"/>
-        </w:rPr>
-        <w:t xml:space="preserve">, і на кожному </w:t>
-      </w:r>
+        <w:t>Студент</w:t>
+      </w:r>
+      <w:proofErr w:type="spellEnd"/>
+      <w:r>
+        <w:rPr>
+          <w:lang w:val="en-GB"/>
+        </w:rPr>
+        <w:t xml:space="preserve"> </w:t>
+      </w:r>
+      <w:proofErr w:type="spellStart"/>
+      <w:r>
+        <w:rPr>
+          <w:lang w:val="en-GB"/>
+        </w:rPr>
+        <w:t>відвідує</w:t>
+      </w:r>
+      <w:proofErr w:type="spellEnd"/>
+      <w:r>
+        <w:rPr>
+          <w:lang w:val="en-GB"/>
+        </w:rPr>
+        <w:t xml:space="preserve"> багато </w:t>
+      </w:r>
+      <w:proofErr w:type="spellStart"/>
       <w:r>
         <w:rPr>
           <w:i/>
           <w:iCs/>
           <w:lang w:val="en-GB"/>
         </w:rPr>
-        <w:t>Курсі</w:t>
-      </w:r>
-      <w:r>
-        <w:rPr>
-          <w:lang w:val="en-GB"/>
-        </w:rPr>
-        <w:t xml:space="preserve"> навчається багато </w:t>
-      </w:r>
+        <w:t>Курсів</w:t>
+      </w:r>
+      <w:proofErr w:type="spellEnd"/>
+      <w:r>
+        <w:rPr>
+          <w:lang w:val="en-GB"/>
+        </w:rPr>
+        <w:t xml:space="preserve">, і на </w:t>
+      </w:r>
+      <w:proofErr w:type="spellStart"/>
+      <w:r>
+        <w:rPr>
+          <w:lang w:val="en-GB"/>
+        </w:rPr>
+        <w:t>кожному</w:t>
+      </w:r>
+      <w:proofErr w:type="spellEnd"/>
+      <w:r>
+        <w:rPr>
+          <w:lang w:val="en-GB"/>
+        </w:rPr>
+        <w:t xml:space="preserve"> </w:t>
+      </w:r>
+      <w:proofErr w:type="spellStart"/>
       <w:r>
         <w:rPr>
           <w:i/>
           <w:iCs/>
           <w:lang w:val="en-GB"/>
         </w:rPr>
+        <w:t>Курсі</w:t>
+      </w:r>
+      <w:proofErr w:type="spellEnd"/>
+      <w:r>
+        <w:rPr>
+          <w:lang w:val="en-GB"/>
+        </w:rPr>
+        <w:t xml:space="preserve"> </w:t>
+      </w:r>
+      <w:proofErr w:type="spellStart"/>
+      <w:r>
+        <w:rPr>
+          <w:lang w:val="en-GB"/>
+        </w:rPr>
+        <w:t>навчається</w:t>
+      </w:r>
+      <w:proofErr w:type="spellEnd"/>
+      <w:r>
+        <w:rPr>
+          <w:lang w:val="en-GB"/>
+        </w:rPr>
+        <w:t xml:space="preserve"> багато </w:t>
+      </w:r>
+      <w:proofErr w:type="spellStart"/>
+      <w:r>
+        <w:rPr>
+          <w:i/>
+          <w:iCs/>
+          <w:lang w:val="en-GB"/>
+        </w:rPr>
         <w:t>Студентів</w:t>
       </w:r>
+      <w:proofErr w:type="spellEnd"/>
       <w:r>
         <w:rPr>
           <w:lang w:val="en-GB"/>
@@ -13223,7 +17132,115 @@
           <w:bCs/>
           <w:lang w:val="en-GB"/>
         </w:rPr>
-        <w:t>5. Назвіть основні елементи ER-діаграм в нотації Чена.</w:t>
+        <w:t xml:space="preserve">5. </w:t>
+      </w:r>
+      <w:proofErr w:type="spellStart"/>
+      <w:r>
+        <w:rPr>
+          <w:b/>
+          <w:bCs/>
+          <w:lang w:val="en-GB"/>
+        </w:rPr>
+        <w:t>Назвіть</w:t>
+      </w:r>
+      <w:proofErr w:type="spellEnd"/>
+      <w:r>
+        <w:rPr>
+          <w:b/>
+          <w:bCs/>
+          <w:lang w:val="en-GB"/>
+        </w:rPr>
+        <w:t xml:space="preserve"> </w:t>
+      </w:r>
+      <w:proofErr w:type="spellStart"/>
+      <w:r>
+        <w:rPr>
+          <w:b/>
+          <w:bCs/>
+          <w:lang w:val="en-GB"/>
+        </w:rPr>
+        <w:t>основні</w:t>
+      </w:r>
+      <w:proofErr w:type="spellEnd"/>
+      <w:r>
+        <w:rPr>
+          <w:b/>
+          <w:bCs/>
+          <w:lang w:val="en-GB"/>
+        </w:rPr>
+        <w:t xml:space="preserve"> </w:t>
+      </w:r>
+      <w:proofErr w:type="spellStart"/>
+      <w:r>
+        <w:rPr>
+          <w:b/>
+          <w:bCs/>
+          <w:lang w:val="en-GB"/>
+        </w:rPr>
+        <w:t>елементи</w:t>
+      </w:r>
+      <w:proofErr w:type="spellEnd"/>
+      <w:r>
+        <w:rPr>
+          <w:b/>
+          <w:bCs/>
+          <w:lang w:val="en-GB"/>
+        </w:rPr>
+        <w:t xml:space="preserve"> ER-</w:t>
+      </w:r>
+      <w:proofErr w:type="spellStart"/>
+      <w:r>
+        <w:rPr>
+          <w:b/>
+          <w:bCs/>
+          <w:lang w:val="en-GB"/>
+        </w:rPr>
+        <w:t>діаграм</w:t>
+      </w:r>
+      <w:proofErr w:type="spellEnd"/>
+      <w:r>
+        <w:rPr>
+          <w:b/>
+          <w:bCs/>
+          <w:lang w:val="en-GB"/>
+        </w:rPr>
+        <w:t xml:space="preserve"> в </w:t>
+      </w:r>
+      <w:proofErr w:type="spellStart"/>
+      <w:r>
+        <w:rPr>
+          <w:b/>
+          <w:bCs/>
+          <w:lang w:val="en-GB"/>
+        </w:rPr>
+        <w:t>нотації</w:t>
+      </w:r>
+      <w:proofErr w:type="spellEnd"/>
+      <w:r>
+        <w:rPr>
+          <w:b/>
+          <w:bCs/>
+          <w:lang w:val="en-GB"/>
+        </w:rPr>
+        <w:t xml:space="preserve"> </w:t>
+      </w:r>
+      <w:proofErr w:type="spellStart"/>
+      <w:r>
+        <w:rPr>
+          <w:b/>
+          <w:bCs/>
+          <w:lang w:val="en-GB"/>
+        </w:rPr>
+        <w:t>Чена</w:t>
+      </w:r>
+      <w:proofErr w:type="spellEnd"/>
+      <w:r>
+        <w:rPr>
+          <w:b/>
+          <w:bCs/>
+          <w:lang w:val="en-GB"/>
+        </w:rPr>
+        <w:t>.</w:t>
       </w:r>
     </w:p>
     <w:p>
@@ -13237,6 +17254,7 @@
           <w:lang w:val="en-GB"/>
         </w:rPr>
       </w:pPr>
+      <w:proofErr w:type="spellStart"/>
       <w:r>
         <w:rPr>
           <w:b/>
@@ -13245,11 +17263,40 @@
         </w:rPr>
         <w:t>Прямокутник</w:t>
       </w:r>
-      <w:r>
-        <w:rPr>
-          <w:lang w:val="en-GB"/>
-        </w:rPr>
-        <w:t xml:space="preserve"> — позначає сутність. </w:t>
+      <w:proofErr w:type="spellEnd"/>
+      <w:r>
+        <w:rPr>
+          <w:lang w:val="en-GB"/>
+        </w:rPr>
+        <w:t xml:space="preserve"> — </w:t>
+      </w:r>
+      <w:proofErr w:type="spellStart"/>
+      <w:r>
+        <w:rPr>
+          <w:lang w:val="en-GB"/>
+        </w:rPr>
+        <w:t>позначає</w:t>
+      </w:r>
+      <w:proofErr w:type="spellEnd"/>
+      <w:r>
+        <w:rPr>
+          <w:lang w:val="en-GB"/>
+        </w:rPr>
+        <w:t xml:space="preserve"> </w:t>
+      </w:r>
+      <w:proofErr w:type="spellStart"/>
+      <w:r>
+        <w:rPr>
+          <w:lang w:val="en-GB"/>
+        </w:rPr>
+        <w:t>сутність</w:t>
+      </w:r>
+      <w:proofErr w:type="spellEnd"/>
+      <w:r>
+        <w:rPr>
+          <w:lang w:val="en-GB"/>
+        </w:rPr>
+        <w:t xml:space="preserve">. </w:t>
       </w:r>
     </w:p>
     <w:p>
@@ -13263,19 +17310,103 @@
           <w:lang w:val="en-GB"/>
         </w:rPr>
       </w:pPr>
+      <w:proofErr w:type="spellStart"/>
       <w:r>
         <w:rPr>
           <w:b/>
           <w:bCs/>
           <w:lang w:val="en-GB"/>
         </w:rPr>
-        <w:t>Еліпс (овал)</w:t>
-      </w:r>
-      <w:r>
-        <w:rPr>
-          <w:lang w:val="en-GB"/>
-        </w:rPr>
-        <w:t xml:space="preserve"> — позначає атрибут (властивість сутності). </w:t>
+        <w:t>Еліпс</w:t>
+      </w:r>
+      <w:proofErr w:type="spellEnd"/>
+      <w:r>
+        <w:rPr>
+          <w:b/>
+          <w:bCs/>
+          <w:lang w:val="en-GB"/>
+        </w:rPr>
+        <w:t xml:space="preserve"> (</w:t>
+      </w:r>
+      <w:proofErr w:type="spellStart"/>
+      <w:r>
+        <w:rPr>
+          <w:b/>
+          <w:bCs/>
+          <w:lang w:val="en-GB"/>
+        </w:rPr>
+        <w:t>овал</w:t>
+      </w:r>
+      <w:proofErr w:type="spellEnd"/>
+      <w:r>
+        <w:rPr>
+          <w:b/>
+          <w:bCs/>
+          <w:lang w:val="en-GB"/>
+        </w:rPr>
+        <w:t>)</w:t>
+      </w:r>
+      <w:r>
+        <w:rPr>
+          <w:lang w:val="en-GB"/>
+        </w:rPr>
+        <w:t xml:space="preserve"> — </w:t>
+      </w:r>
+      <w:proofErr w:type="spellStart"/>
+      <w:r>
+        <w:rPr>
+          <w:lang w:val="en-GB"/>
+        </w:rPr>
+        <w:t>позначає</w:t>
+      </w:r>
+      <w:proofErr w:type="spellEnd"/>
+      <w:r>
+        <w:rPr>
+          <w:lang w:val="en-GB"/>
+        </w:rPr>
+        <w:t xml:space="preserve"> </w:t>
+      </w:r>
+      <w:proofErr w:type="spellStart"/>
+      <w:r>
+        <w:rPr>
+          <w:lang w:val="en-GB"/>
+        </w:rPr>
+        <w:t>атрибут</w:t>
+      </w:r>
+      <w:proofErr w:type="spellEnd"/>
+      <w:r>
+        <w:rPr>
+          <w:lang w:val="en-GB"/>
+        </w:rPr>
+        <w:t xml:space="preserve"> (</w:t>
+      </w:r>
+      <w:proofErr w:type="spellStart"/>
+      <w:r>
+        <w:rPr>
+          <w:lang w:val="en-GB"/>
+        </w:rPr>
+        <w:t>властивість</w:t>
+      </w:r>
+      <w:proofErr w:type="spellEnd"/>
+      <w:r>
+        <w:rPr>
+          <w:lang w:val="en-GB"/>
+        </w:rPr>
+        <w:t xml:space="preserve"> </w:t>
+      </w:r>
+      <w:proofErr w:type="spellStart"/>
+      <w:r>
+        <w:rPr>
+          <w:lang w:val="en-GB"/>
+        </w:rPr>
+        <w:t>сутності</w:t>
+      </w:r>
+      <w:proofErr w:type="spellEnd"/>
+      <w:r>
+        <w:rPr>
+          <w:lang w:val="en-GB"/>
+        </w:rPr>
+        <w:t xml:space="preserve">). </w:t>
       </w:r>
     </w:p>
     <w:p>
@@ -13289,6 +17420,7 @@
           <w:lang w:val="en-GB"/>
         </w:rPr>
       </w:pPr>
+      <w:proofErr w:type="spellStart"/>
       <w:r>
         <w:rPr>
           <w:b/>
@@ -13297,11 +17429,54 @@
         </w:rPr>
         <w:t>Ромб</w:t>
       </w:r>
-      <w:r>
-        <w:rPr>
-          <w:lang w:val="en-GB"/>
-        </w:rPr>
-        <w:t xml:space="preserve"> — позначає зв'язок між сутностями. </w:t>
+      <w:proofErr w:type="spellEnd"/>
+      <w:r>
+        <w:rPr>
+          <w:lang w:val="en-GB"/>
+        </w:rPr>
+        <w:t xml:space="preserve"> — </w:t>
+      </w:r>
+      <w:proofErr w:type="spellStart"/>
+      <w:r>
+        <w:rPr>
+          <w:lang w:val="en-GB"/>
+        </w:rPr>
+        <w:t>позначає</w:t>
+      </w:r>
+      <w:proofErr w:type="spellEnd"/>
+      <w:r>
+        <w:rPr>
+          <w:lang w:val="en-GB"/>
+        </w:rPr>
+        <w:t xml:space="preserve"> </w:t>
+      </w:r>
+      <w:proofErr w:type="spellStart"/>
+      <w:r>
+        <w:rPr>
+          <w:lang w:val="en-GB"/>
+        </w:rPr>
+        <w:t>зв'язок</w:t>
+      </w:r>
+      <w:proofErr w:type="spellEnd"/>
+      <w:r>
+        <w:rPr>
+          <w:lang w:val="en-GB"/>
+        </w:rPr>
+        <w:t xml:space="preserve"> між </w:t>
+      </w:r>
+      <w:proofErr w:type="spellStart"/>
+      <w:r>
+        <w:rPr>
+          <w:lang w:val="en-GB"/>
+        </w:rPr>
+        <w:t>сутностями</w:t>
+      </w:r>
+      <w:proofErr w:type="spellEnd"/>
+      <w:r>
+        <w:rPr>
+          <w:lang w:val="en-GB"/>
+        </w:rPr>
+        <w:t xml:space="preserve">. </w:t>
       </w:r>
     </w:p>
     <w:p>
@@ -13321,13 +17496,129 @@
           <w:bCs/>
           <w:lang w:val="en-GB"/>
         </w:rPr>
-        <w:t>Лінії (з підписами 1, M, N)</w:t>
-      </w:r>
-      <w:r>
-        <w:rPr>
-          <w:lang w:val="en-GB"/>
-        </w:rPr>
-        <w:t xml:space="preserve"> — з'єднують елементи та вказують тип і кардинальність зв'язку. </w:t>
+        <w:t xml:space="preserve">Лінії (з </w:t>
+      </w:r>
+      <w:proofErr w:type="spellStart"/>
+      <w:r>
+        <w:rPr>
+          <w:b/>
+          <w:bCs/>
+          <w:lang w:val="en-GB"/>
+        </w:rPr>
+        <w:t>підписами</w:t>
+      </w:r>
+      <w:proofErr w:type="spellEnd"/>
+      <w:r>
+        <w:rPr>
+          <w:b/>
+          <w:bCs/>
+          <w:lang w:val="en-GB"/>
+        </w:rPr>
+        <w:t xml:space="preserve"> 1, M, N)</w:t>
+      </w:r>
+      <w:r>
+        <w:rPr>
+          <w:lang w:val="en-GB"/>
+        </w:rPr>
+        <w:t xml:space="preserve"> — </w:t>
+      </w:r>
+      <w:proofErr w:type="spellStart"/>
+      <w:r>
+        <w:rPr>
+          <w:lang w:val="en-GB"/>
+        </w:rPr>
+        <w:t>з'єднують</w:t>
+      </w:r>
+      <w:proofErr w:type="spellEnd"/>
+      <w:r>
+        <w:rPr>
+          <w:lang w:val="en-GB"/>
+        </w:rPr>
+        <w:t xml:space="preserve"> </w:t>
+      </w:r>
+      <w:proofErr w:type="spellStart"/>
+      <w:r>
+        <w:rPr>
+          <w:lang w:val="en-GB"/>
+        </w:rPr>
+        <w:t>елементи</w:t>
+      </w:r>
+      <w:proofErr w:type="spellEnd"/>
+      <w:r>
+        <w:rPr>
+          <w:lang w:val="en-GB"/>
+        </w:rPr>
+        <w:t xml:space="preserve"> </w:t>
+      </w:r>
+      <w:proofErr w:type="spellStart"/>
+      <w:r>
+        <w:rPr>
+          <w:lang w:val="en-GB"/>
+        </w:rPr>
+        <w:t>та</w:t>
+      </w:r>
+      <w:proofErr w:type="spellEnd"/>
+      <w:r>
+        <w:rPr>
+          <w:lang w:val="en-GB"/>
+        </w:rPr>
+        <w:t xml:space="preserve"> </w:t>
+      </w:r>
+      <w:proofErr w:type="spellStart"/>
+      <w:r>
+        <w:rPr>
+          <w:lang w:val="en-GB"/>
+        </w:rPr>
+        <w:t>вказують</w:t>
+      </w:r>
+      <w:proofErr w:type="spellEnd"/>
+      <w:r>
+        <w:rPr>
+          <w:lang w:val="en-GB"/>
+        </w:rPr>
+        <w:t xml:space="preserve"> </w:t>
+      </w:r>
+      <w:proofErr w:type="spellStart"/>
+      <w:r>
+        <w:rPr>
+          <w:lang w:val="en-GB"/>
+        </w:rPr>
+        <w:t>тип</w:t>
+      </w:r>
+      <w:proofErr w:type="spellEnd"/>
+      <w:r>
+        <w:rPr>
+          <w:lang w:val="en-GB"/>
+        </w:rPr>
+        <w:t xml:space="preserve"> і </w:t>
+      </w:r>
+      <w:proofErr w:type="spellStart"/>
+      <w:r>
+        <w:rPr>
+          <w:lang w:val="en-GB"/>
+        </w:rPr>
+        <w:t>кардинальність</w:t>
+      </w:r>
+      <w:proofErr w:type="spellEnd"/>
+      <w:r>
+        <w:rPr>
+          <w:lang w:val="en-GB"/>
+        </w:rPr>
+        <w:t xml:space="preserve"> </w:t>
+      </w:r>
+      <w:proofErr w:type="spellStart"/>
+      <w:r>
+        <w:rPr>
+          <w:lang w:val="en-GB"/>
+        </w:rPr>
+        <w:t>зв'язку</w:t>
+      </w:r>
+      <w:proofErr w:type="spellEnd"/>
+      <w:r>
+        <w:rPr>
+          <w:lang w:val="en-GB"/>
+        </w:rPr>
+        <w:t xml:space="preserve">. </w:t>
       </w:r>
     </w:p>
     <w:p>
@@ -13345,7 +17636,151 @@
           <w:lang w:val="en-GB"/>
         </w:rPr>
         <w:lastRenderedPageBreak/>
-        <w:t>6. Назвіть основні елементи ER-діаграм в нотації Мартіна («вороняча лапка»).</w:t>
+        <w:t xml:space="preserve">6. </w:t>
+      </w:r>
+      <w:proofErr w:type="spellStart"/>
+      <w:r>
+        <w:rPr>
+          <w:b/>
+          <w:bCs/>
+          <w:lang w:val="en-GB"/>
+        </w:rPr>
+        <w:t>Назвіть</w:t>
+      </w:r>
+      <w:proofErr w:type="spellEnd"/>
+      <w:r>
+        <w:rPr>
+          <w:b/>
+          <w:bCs/>
+          <w:lang w:val="en-GB"/>
+        </w:rPr>
+        <w:t xml:space="preserve"> </w:t>
+      </w:r>
+      <w:proofErr w:type="spellStart"/>
+      <w:r>
+        <w:rPr>
+          <w:b/>
+          <w:bCs/>
+          <w:lang w:val="en-GB"/>
+        </w:rPr>
+        <w:t>основні</w:t>
+      </w:r>
+      <w:proofErr w:type="spellEnd"/>
+      <w:r>
+        <w:rPr>
+          <w:b/>
+          <w:bCs/>
+          <w:lang w:val="en-GB"/>
+        </w:rPr>
+        <w:t xml:space="preserve"> </w:t>
+      </w:r>
+      <w:proofErr w:type="spellStart"/>
+      <w:r>
+        <w:rPr>
+          <w:b/>
+          <w:bCs/>
+          <w:lang w:val="en-GB"/>
+        </w:rPr>
+        <w:t>елементи</w:t>
+      </w:r>
+      <w:proofErr w:type="spellEnd"/>
+      <w:r>
+        <w:rPr>
+          <w:b/>
+          <w:bCs/>
+          <w:lang w:val="en-GB"/>
+        </w:rPr>
+        <w:t xml:space="preserve"> ER-</w:t>
+      </w:r>
+      <w:proofErr w:type="spellStart"/>
+      <w:r>
+        <w:rPr>
+          <w:b/>
+          <w:bCs/>
+          <w:lang w:val="en-GB"/>
+        </w:rPr>
+        <w:t>діаграм</w:t>
+      </w:r>
+      <w:proofErr w:type="spellEnd"/>
+      <w:r>
+        <w:rPr>
+          <w:b/>
+          <w:bCs/>
+          <w:lang w:val="en-GB"/>
+        </w:rPr>
+        <w:t xml:space="preserve"> в </w:t>
+      </w:r>
+      <w:proofErr w:type="spellStart"/>
+      <w:r>
+        <w:rPr>
+          <w:b/>
+          <w:bCs/>
+          <w:lang w:val="en-GB"/>
+        </w:rPr>
+        <w:t>нотації</w:t>
+      </w:r>
+      <w:proofErr w:type="spellEnd"/>
+      <w:r>
+        <w:rPr>
+          <w:b/>
+          <w:bCs/>
+          <w:lang w:val="en-GB"/>
+        </w:rPr>
+        <w:t xml:space="preserve"> </w:t>
+      </w:r>
+      <w:proofErr w:type="spellStart"/>
+      <w:r>
+        <w:rPr>
+          <w:b/>
+          <w:bCs/>
+          <w:lang w:val="en-GB"/>
+        </w:rPr>
+        <w:t>Мартіна</w:t>
+      </w:r>
+      <w:proofErr w:type="spellEnd"/>
+      <w:r>
+        <w:rPr>
+          <w:b/>
+          <w:bCs/>
+          <w:lang w:val="en-GB"/>
+        </w:rPr>
+        <w:t xml:space="preserve"> («</w:t>
+      </w:r>
+      <w:proofErr w:type="spellStart"/>
+      <w:r>
+        <w:rPr>
+          <w:b/>
+          <w:bCs/>
+          <w:lang w:val="en-GB"/>
+        </w:rPr>
+        <w:t>вороняча</w:t>
+      </w:r>
+      <w:proofErr w:type="spellEnd"/>
+      <w:r>
+        <w:rPr>
+          <w:b/>
+          <w:bCs/>
+          <w:lang w:val="en-GB"/>
+        </w:rPr>
+        <w:t xml:space="preserve"> </w:t>
+      </w:r>
+      <w:proofErr w:type="spellStart"/>
+      <w:r>
+        <w:rPr>
+          <w:b/>
+          <w:bCs/>
+          <w:lang w:val="en-GB"/>
+        </w:rPr>
+        <w:t>лапка</w:t>
+      </w:r>
+      <w:proofErr w:type="spellEnd"/>
+      <w:r>
+        <w:rPr>
+          <w:b/>
+          <w:bCs/>
+          <w:lang w:val="en-GB"/>
+        </w:rPr>
+        <w:t>»).</w:t>
       </w:r>
     </w:p>
     <w:p>
@@ -13359,19 +17794,155 @@
           <w:lang w:val="en-GB"/>
         </w:rPr>
       </w:pPr>
+      <w:proofErr w:type="spellStart"/>
       <w:r>
         <w:rPr>
           <w:b/>
           <w:bCs/>
           <w:lang w:val="en-GB"/>
         </w:rPr>
-        <w:t>Прямокутники з розділами</w:t>
-      </w:r>
-      <w:r>
-        <w:rPr>
-          <w:lang w:val="en-GB"/>
-        </w:rPr>
-        <w:t xml:space="preserve"> — позначають сутності (усі атрибути та первинні ключі записуються всередині прямокутника). </w:t>
+        <w:t>Прямокутники</w:t>
+      </w:r>
+      <w:proofErr w:type="spellEnd"/>
+      <w:r>
+        <w:rPr>
+          <w:b/>
+          <w:bCs/>
+          <w:lang w:val="en-GB"/>
+        </w:rPr>
+        <w:t xml:space="preserve"> з розділами</w:t>
+      </w:r>
+      <w:r>
+        <w:rPr>
+          <w:lang w:val="en-GB"/>
+        </w:rPr>
+        <w:t xml:space="preserve"> — </w:t>
+      </w:r>
+      <w:proofErr w:type="spellStart"/>
+      <w:r>
+        <w:rPr>
+          <w:lang w:val="en-GB"/>
+        </w:rPr>
+        <w:t>позначають</w:t>
+      </w:r>
+      <w:proofErr w:type="spellEnd"/>
+      <w:r>
+        <w:rPr>
+          <w:lang w:val="en-GB"/>
+        </w:rPr>
+        <w:t xml:space="preserve"> </w:t>
+      </w:r>
+      <w:proofErr w:type="spellStart"/>
+      <w:r>
+        <w:rPr>
+          <w:lang w:val="en-GB"/>
+        </w:rPr>
+        <w:t>сутності</w:t>
+      </w:r>
+      <w:proofErr w:type="spellEnd"/>
+      <w:r>
+        <w:rPr>
+          <w:lang w:val="en-GB"/>
+        </w:rPr>
+        <w:t xml:space="preserve"> (</w:t>
+      </w:r>
+      <w:proofErr w:type="spellStart"/>
+      <w:r>
+        <w:rPr>
+          <w:lang w:val="en-GB"/>
+        </w:rPr>
+        <w:t>усі</w:t>
+      </w:r>
+      <w:proofErr w:type="spellEnd"/>
+      <w:r>
+        <w:rPr>
+          <w:lang w:val="en-GB"/>
+        </w:rPr>
+        <w:t xml:space="preserve"> </w:t>
+      </w:r>
+      <w:proofErr w:type="spellStart"/>
+      <w:r>
+        <w:rPr>
+          <w:lang w:val="en-GB"/>
+        </w:rPr>
+        <w:t>атрибути</w:t>
+      </w:r>
+      <w:proofErr w:type="spellEnd"/>
+      <w:r>
+        <w:rPr>
+          <w:lang w:val="en-GB"/>
+        </w:rPr>
+        <w:t xml:space="preserve"> </w:t>
+      </w:r>
+      <w:proofErr w:type="spellStart"/>
+      <w:r>
+        <w:rPr>
+          <w:lang w:val="en-GB"/>
+        </w:rPr>
+        <w:t>та</w:t>
+      </w:r>
+      <w:proofErr w:type="spellEnd"/>
+      <w:r>
+        <w:rPr>
+          <w:lang w:val="en-GB"/>
+        </w:rPr>
+        <w:t xml:space="preserve"> </w:t>
+      </w:r>
+      <w:proofErr w:type="spellStart"/>
+      <w:r>
+        <w:rPr>
+          <w:lang w:val="en-GB"/>
+        </w:rPr>
+        <w:t>первинні</w:t>
+      </w:r>
+      <w:proofErr w:type="spellEnd"/>
+      <w:r>
+        <w:rPr>
+          <w:lang w:val="en-GB"/>
+        </w:rPr>
+        <w:t xml:space="preserve"> </w:t>
+      </w:r>
+      <w:proofErr w:type="spellStart"/>
+      <w:r>
+        <w:rPr>
+          <w:lang w:val="en-GB"/>
+        </w:rPr>
+        <w:t>ключі</w:t>
+      </w:r>
+      <w:proofErr w:type="spellEnd"/>
+      <w:r>
+        <w:rPr>
+          <w:lang w:val="en-GB"/>
+        </w:rPr>
+        <w:t xml:space="preserve"> </w:t>
+      </w:r>
+      <w:proofErr w:type="spellStart"/>
+      <w:r>
+        <w:rPr>
+          <w:lang w:val="en-GB"/>
+        </w:rPr>
+        <w:t>записуються</w:t>
+      </w:r>
+      <w:proofErr w:type="spellEnd"/>
+      <w:r>
+        <w:rPr>
+          <w:lang w:val="en-GB"/>
+        </w:rPr>
+        <w:t xml:space="preserve"> всередині </w:t>
+      </w:r>
+      <w:proofErr w:type="spellStart"/>
+      <w:r>
+        <w:rPr>
+          <w:lang w:val="en-GB"/>
+        </w:rPr>
+        <w:t>прямокутника</w:t>
+      </w:r>
+      <w:proofErr w:type="spellEnd"/>
+      <w:r>
+        <w:rPr>
+          <w:lang w:val="en-GB"/>
+        </w:rPr>
+        <w:t xml:space="preserve">). </w:t>
       </w:r>
     </w:p>
     <w:p>
@@ -13385,19 +17956,71 @@
           <w:lang w:val="en-GB"/>
         </w:rPr>
       </w:pPr>
+      <w:proofErr w:type="spellStart"/>
       <w:r>
         <w:rPr>
           <w:b/>
           <w:bCs/>
           <w:lang w:val="en-GB"/>
         </w:rPr>
-        <w:t>З’єднувальні лінії</w:t>
-      </w:r>
-      <w:r>
-        <w:rPr>
-          <w:lang w:val="en-GB"/>
-        </w:rPr>
-        <w:t xml:space="preserve"> — позначають зв'язки між сутностями. </w:t>
+        <w:t>З’єднувальні</w:t>
+      </w:r>
+      <w:proofErr w:type="spellEnd"/>
+      <w:r>
+        <w:rPr>
+          <w:b/>
+          <w:bCs/>
+          <w:lang w:val="en-GB"/>
+        </w:rPr>
+        <w:t xml:space="preserve"> лінії</w:t>
+      </w:r>
+      <w:r>
+        <w:rPr>
+          <w:lang w:val="en-GB"/>
+        </w:rPr>
+        <w:t xml:space="preserve"> — </w:t>
+      </w:r>
+      <w:proofErr w:type="spellStart"/>
+      <w:r>
+        <w:rPr>
+          <w:lang w:val="en-GB"/>
+        </w:rPr>
+        <w:t>позначають</w:t>
+      </w:r>
+      <w:proofErr w:type="spellEnd"/>
+      <w:r>
+        <w:rPr>
+          <w:lang w:val="en-GB"/>
+        </w:rPr>
+        <w:t xml:space="preserve"> </w:t>
+      </w:r>
+      <w:proofErr w:type="spellStart"/>
+      <w:r>
+        <w:rPr>
+          <w:lang w:val="en-GB"/>
+        </w:rPr>
+        <w:t>зв'язки</w:t>
+      </w:r>
+      <w:proofErr w:type="spellEnd"/>
+      <w:r>
+        <w:rPr>
+          <w:lang w:val="en-GB"/>
+        </w:rPr>
+        <w:t xml:space="preserve"> між </w:t>
+      </w:r>
+      <w:proofErr w:type="spellStart"/>
+      <w:r>
+        <w:rPr>
+          <w:lang w:val="en-GB"/>
+        </w:rPr>
+        <w:t>сутностями</w:t>
+      </w:r>
+      <w:proofErr w:type="spellEnd"/>
+      <w:r>
+        <w:rPr>
+          <w:lang w:val="en-GB"/>
+        </w:rPr>
+        <w:t xml:space="preserve">. </w:t>
       </w:r>
     </w:p>
     <w:p>
@@ -13411,13 +18034,95 @@
           <w:lang w:val="en-GB"/>
         </w:rPr>
       </w:pPr>
+      <w:proofErr w:type="spellStart"/>
       <w:r>
         <w:rPr>
           <w:b/>
           <w:bCs/>
           <w:lang w:val="en-GB"/>
         </w:rPr>
-        <w:t>Спеціальні значки на кінцях ліній (графічні позначення):</w:t>
+        <w:t>Спеціальні</w:t>
+      </w:r>
+      <w:proofErr w:type="spellEnd"/>
+      <w:r>
+        <w:rPr>
+          <w:b/>
+          <w:bCs/>
+          <w:lang w:val="en-GB"/>
+        </w:rPr>
+        <w:t xml:space="preserve"> </w:t>
+      </w:r>
+      <w:proofErr w:type="spellStart"/>
+      <w:r>
+        <w:rPr>
+          <w:b/>
+          <w:bCs/>
+          <w:lang w:val="en-GB"/>
+        </w:rPr>
+        <w:t>значки</w:t>
+      </w:r>
+      <w:proofErr w:type="spellEnd"/>
+      <w:r>
+        <w:rPr>
+          <w:b/>
+          <w:bCs/>
+          <w:lang w:val="en-GB"/>
+        </w:rPr>
+        <w:t xml:space="preserve"> на </w:t>
+      </w:r>
+      <w:proofErr w:type="spellStart"/>
+      <w:r>
+        <w:rPr>
+          <w:b/>
+          <w:bCs/>
+          <w:lang w:val="en-GB"/>
+        </w:rPr>
+        <w:t>кінцях</w:t>
+      </w:r>
+      <w:proofErr w:type="spellEnd"/>
+      <w:r>
+        <w:rPr>
+          <w:b/>
+          <w:bCs/>
+          <w:lang w:val="en-GB"/>
+        </w:rPr>
+        <w:t xml:space="preserve"> </w:t>
+      </w:r>
+      <w:proofErr w:type="spellStart"/>
+      <w:r>
+        <w:rPr>
+          <w:b/>
+          <w:bCs/>
+          <w:lang w:val="en-GB"/>
+        </w:rPr>
+        <w:t>ліній</w:t>
+      </w:r>
+      <w:proofErr w:type="spellEnd"/>
+      <w:r>
+        <w:rPr>
+          <w:b/>
+          <w:bCs/>
+          <w:lang w:val="en-GB"/>
+        </w:rPr>
+        <w:t xml:space="preserve"> (графічні </w:t>
+      </w:r>
+      <w:proofErr w:type="spellStart"/>
+      <w:r>
+        <w:rPr>
+          <w:b/>
+          <w:bCs/>
+          <w:lang w:val="en-GB"/>
+        </w:rPr>
+        <w:t>позначення</w:t>
+      </w:r>
+      <w:proofErr w:type="spellEnd"/>
+      <w:r>
+        <w:rPr>
+          <w:b/>
+          <w:bCs/>
+          <w:lang w:val="en-GB"/>
+        </w:rPr>
+        <w:t>):</w:t>
       </w:r>
     </w:p>
     <w:p>
@@ -13437,7 +18142,61 @@
           <w:bCs/>
           <w:lang w:val="en-GB"/>
         </w:rPr>
-        <w:t>«Вороняча лапка» (тризуб)</w:t>
+        <w:t>«</w:t>
+      </w:r>
+      <w:proofErr w:type="spellStart"/>
+      <w:r>
+        <w:rPr>
+          <w:b/>
+          <w:bCs/>
+          <w:lang w:val="en-GB"/>
+        </w:rPr>
+        <w:t>Вороняча</w:t>
+      </w:r>
+      <w:proofErr w:type="spellEnd"/>
+      <w:r>
+        <w:rPr>
+          <w:b/>
+          <w:bCs/>
+          <w:lang w:val="en-GB"/>
+        </w:rPr>
+        <w:t xml:space="preserve"> </w:t>
+      </w:r>
+      <w:proofErr w:type="spellStart"/>
+      <w:r>
+        <w:rPr>
+          <w:b/>
+          <w:bCs/>
+          <w:lang w:val="en-GB"/>
+        </w:rPr>
+        <w:t>лапка</w:t>
+      </w:r>
+      <w:proofErr w:type="spellEnd"/>
+      <w:r>
+        <w:rPr>
+          <w:b/>
+          <w:bCs/>
+          <w:lang w:val="en-GB"/>
+        </w:rPr>
+        <w:t>» (</w:t>
+      </w:r>
+      <w:proofErr w:type="spellStart"/>
+      <w:r>
+        <w:rPr>
+          <w:b/>
+          <w:bCs/>
+          <w:lang w:val="en-GB"/>
+        </w:rPr>
+        <w:t>тризуб</w:t>
+      </w:r>
+      <w:proofErr w:type="spellEnd"/>
+      <w:r>
+        <w:rPr>
+          <w:b/>
+          <w:bCs/>
+          <w:lang w:val="en-GB"/>
+        </w:rPr>
+        <w:t>)</w:t>
       </w:r>
       <w:r>
         <w:rPr>
@@ -13457,19 +18216,75 @@
           <w:lang w:val="en-GB"/>
         </w:rPr>
       </w:pPr>
+      <w:proofErr w:type="spellStart"/>
       <w:r>
         <w:rPr>
           <w:b/>
           <w:bCs/>
           <w:lang w:val="en-GB"/>
         </w:rPr>
-        <w:t xml:space="preserve">Одинарна риска </w:t>
-      </w:r>
-      <w:r>
-        <w:rPr>
-          <w:lang w:val="en-GB"/>
-        </w:rPr>
-        <w:t xml:space="preserve"> — означає «один» або «обов’язково один». </w:t>
+        <w:t>Одинарна</w:t>
+      </w:r>
+      <w:proofErr w:type="spellEnd"/>
+      <w:r>
+        <w:rPr>
+          <w:b/>
+          <w:bCs/>
+          <w:lang w:val="en-GB"/>
+        </w:rPr>
+        <w:t xml:space="preserve"> </w:t>
+      </w:r>
+      <w:proofErr w:type="spellStart"/>
+      <w:r>
+        <w:rPr>
+          <w:b/>
+          <w:bCs/>
+          <w:lang w:val="en-GB"/>
+        </w:rPr>
+        <w:t>риска</w:t>
+      </w:r>
+      <w:proofErr w:type="spellEnd"/>
+      <w:r>
+        <w:rPr>
+          <w:b/>
+          <w:bCs/>
+          <w:lang w:val="en-GB"/>
+        </w:rPr>
+        <w:t xml:space="preserve"> </w:t>
+      </w:r>
+      <w:r>
+        <w:rPr>
+          <w:lang w:val="en-GB"/>
+        </w:rPr>
+        <w:t xml:space="preserve"> — означає «</w:t>
+      </w:r>
+      <w:proofErr w:type="spellStart"/>
+      <w:r>
+        <w:rPr>
+          <w:lang w:val="en-GB"/>
+        </w:rPr>
+        <w:t>один</w:t>
+      </w:r>
+      <w:proofErr w:type="spellEnd"/>
+      <w:r>
+        <w:rPr>
+          <w:lang w:val="en-GB"/>
+        </w:rPr>
+        <w:t xml:space="preserve">» або «обов’язково </w:t>
+      </w:r>
+      <w:proofErr w:type="spellStart"/>
+      <w:r>
+        <w:rPr>
+          <w:lang w:val="en-GB"/>
+        </w:rPr>
+        <w:t>один</w:t>
+      </w:r>
+      <w:proofErr w:type="spellEnd"/>
+      <w:r>
+        <w:rPr>
+          <w:lang w:val="en-GB"/>
+        </w:rPr>
+        <w:t xml:space="preserve">». </w:t>
       </w:r>
     </w:p>
     <w:p>
@@ -13495,7 +18310,63 @@
         <w:rPr>
           <w:lang w:val="en-GB"/>
         </w:rPr>
-        <w:t xml:space="preserve"> — означає «нуль» або «необов’язково» (опціональний зв'язок). </w:t>
+        <w:t xml:space="preserve"> — означає «</w:t>
+      </w:r>
+      <w:proofErr w:type="spellStart"/>
+      <w:r>
+        <w:rPr>
+          <w:lang w:val="en-GB"/>
+        </w:rPr>
+        <w:t>нуль</w:t>
+      </w:r>
+      <w:proofErr w:type="spellEnd"/>
+      <w:r>
+        <w:rPr>
+          <w:lang w:val="en-GB"/>
+        </w:rPr>
+        <w:t>» або «</w:t>
+      </w:r>
+      <w:proofErr w:type="spellStart"/>
+      <w:r>
+        <w:rPr>
+          <w:lang w:val="en-GB"/>
+        </w:rPr>
+        <w:t>необов’язково</w:t>
+      </w:r>
+      <w:proofErr w:type="spellEnd"/>
+      <w:r>
+        <w:rPr>
+          <w:lang w:val="en-GB"/>
+        </w:rPr>
+        <w:t>» (</w:t>
+      </w:r>
+      <w:proofErr w:type="spellStart"/>
+      <w:r>
+        <w:rPr>
+          <w:lang w:val="en-GB"/>
+        </w:rPr>
+        <w:t>опціональний</w:t>
+      </w:r>
+      <w:proofErr w:type="spellEnd"/>
+      <w:r>
+        <w:rPr>
+          <w:lang w:val="en-GB"/>
+        </w:rPr>
+        <w:t xml:space="preserve"> </w:t>
+      </w:r>
+      <w:proofErr w:type="spellStart"/>
+      <w:r>
+        <w:rPr>
+          <w:lang w:val="en-GB"/>
+        </w:rPr>
+        <w:t>зв'язок</w:t>
+      </w:r>
+      <w:proofErr w:type="spellEnd"/>
+      <w:r>
+        <w:rPr>
+          <w:lang w:val="en-GB"/>
+        </w:rPr>
+        <w:t xml:space="preserve">). </w:t>
       </w:r>
     </w:p>
     <w:p>
@@ -13517,7 +18388,7 @@
 </file>
 
 <file path=word/numbering.xml><?xml version="1.0" encoding="utf-8"?>
-<w:numbering xmlns:wpc="http://schemas.microsoft.com/office/word/2010/wordprocessingCanvas" xmlns:cx="http://schemas.microsoft.com/office/drawing/2014/chartex" xmlns:cx1="http://schemas.microsoft.com/office/drawing/2015/9/8/chartex" xmlns:cx2="http://schemas.microsoft.com/office/drawing/2015/10/21/chartex" xmlns:cx3="http://schemas.microsoft.com/office/drawing/2016/5/9/chartex" xmlns:cx4="http://schemas.microsoft.com/office/drawing/2016/5/10/chartex" xmlns:cx5="http://schemas.microsoft.com/office/drawing/2016/5/11/chartex" xmlns:cx6="http://schemas.microsoft.com/office/drawing/2016/5/12/chartex" xmlns:cx7="http://schemas.microsoft.com/office/drawing/2016/5/13/chartex" xmlns:cx8="http://schemas.microsoft.com/office/drawing/2016/5/14/chartex" xmlns:mc="http://schemas.openxmlformats.org/markup-compatibility/2006" xmlns:aink="http://schemas.microsoft.com/office/drawing/2016/ink" xmlns:am3d="http://schemas.microsoft.com/office/drawing/2017/model3d" xmlns:o="urn:schemas-microsoft-com:office:office" xmlns:oel="http://schemas.microsoft.com/office/2019/extlst" xmlns:r="http://schemas.openxmlformats.org/officeDocument/2006/relationships" xmlns:m="http://schemas.openxmlformats.org/officeDocument/2006/math" xmlns:v="urn:schemas-microsoft-com:vml" xmlns:wp14="http://schemas.microsoft.com/office/word/2010/wordprocessingDrawing" xmlns:wp="http://schemas.openxmlformats.org/drawingml/2006/wordprocessingDrawing" xmlns:w10="urn:schemas-microsoft-com:office:word" xmlns:w="http://schemas.openxmlformats.org/wordprocessingml/2006/main" xmlns:w14="http://schemas.microsoft.com/office/word/2010/wordml" xmlns:w15="http://schemas.microsoft.com/office/word/2012/wordml" xmlns:w16cex="http://schemas.microsoft.com/office/word/2018/wordml/cex" xmlns:w16cid="http://schemas.microsoft.com/office/word/2016/wordml/cid" xmlns:w16="http://schemas.microsoft.com/office/word/2018/wordml" xmlns:w16sdtdh="http://schemas.microsoft.com/office/word/2020/wordml/sdtdatahash" xmlns:w16se="http://schemas.microsoft.com/office/word/2015/wordml/symex" xmlns:wpg="http://schemas.microsoft.com/office/word/2010/wordprocessingGroup" xmlns:wpi="http://schemas.microsoft.com/office/word/2010/wordprocessingInk" xmlns:wne="http://schemas.microsoft.com/office/word/2006/wordml" xmlns:wps="http://schemas.microsoft.com/office/word/2010/wordprocessingShape" mc:Ignorable="w14 w15 w16se w16cid w16 w16cex w16sdtdh wp14">
+<w:numbering xmlns:wpc="http://schemas.microsoft.com/office/word/2010/wordprocessingCanvas" xmlns:cx="http://schemas.microsoft.com/office/drawing/2014/chartex" xmlns:cx1="http://schemas.microsoft.com/office/drawing/2015/9/8/chartex" xmlns:cx2="http://schemas.microsoft.com/office/drawing/2015/10/21/chartex" xmlns:cx3="http://schemas.microsoft.com/office/drawing/2016/5/9/chartex" xmlns:cx4="http://schemas.microsoft.com/office/drawing/2016/5/10/chartex" xmlns:cx5="http://schemas.microsoft.com/office/drawing/2016/5/11/chartex" xmlns:cx6="http://schemas.microsoft.com/office/drawing/2016/5/12/chartex" xmlns:cx7="http://schemas.microsoft.com/office/drawing/2016/5/13/chartex" xmlns:cx8="http://schemas.microsoft.com/office/drawing/2016/5/14/chartex" xmlns:mc="http://schemas.openxmlformats.org/markup-compatibility/2006" xmlns:aink="http://schemas.microsoft.com/office/drawing/2016/ink" xmlns:am3d="http://schemas.microsoft.com/office/drawing/2017/model3d" xmlns:o="urn:schemas-microsoft-com:office:office" xmlns:r="http://schemas.openxmlformats.org/officeDocument/2006/relationships" xmlns:m="http://schemas.openxmlformats.org/officeDocument/2006/math" xmlns:v="urn:schemas-microsoft-com:vml" xmlns:wp14="http://schemas.microsoft.com/office/word/2010/wordprocessingDrawing" xmlns:wp="http://schemas.openxmlformats.org/drawingml/2006/wordprocessingDrawing" xmlns:w10="urn:schemas-microsoft-com:office:word" xmlns:w="http://schemas.openxmlformats.org/wordprocessingml/2006/main" xmlns:w14="http://schemas.microsoft.com/office/word/2010/wordml" xmlns:w15="http://schemas.microsoft.com/office/word/2012/wordml" xmlns:w16cex="http://schemas.microsoft.com/office/word/2018/wordml/cex" xmlns:w16cid="http://schemas.microsoft.com/office/word/2016/wordml/cid" xmlns:w16="http://schemas.microsoft.com/office/word/2018/wordml" xmlns:w16sdtdh="http://schemas.microsoft.com/office/word/2020/wordml/sdtdatahash" xmlns:w16se="http://schemas.microsoft.com/office/word/2015/wordml/symex" xmlns:wpg="http://schemas.microsoft.com/office/word/2010/wordprocessingGroup" xmlns:wpi="http://schemas.microsoft.com/office/word/2010/wordprocessingInk" xmlns:wne="http://schemas.microsoft.com/office/word/2006/wordml" xmlns:wps="http://schemas.microsoft.com/office/word/2010/wordprocessingShape" mc:Ignorable="w14 w15 w16se w16cid w16 w16cex w16sdtdh wp14">
   <w:abstractNum w:abstractNumId="0" w15:restartNumberingAfterBreak="0">
     <w:nsid w:val="06713CA9"/>
     <w:multiLevelType w:val="hybridMultilevel"/>
@@ -18783,130 +23654,130 @@
       </w:rPr>
     </w:lvl>
   </w:abstractNum>
-  <w:num w:numId="1" w16cid:durableId="893275191">
+  <w:num w:numId="1">
     <w:abstractNumId w:val="28"/>
   </w:num>
-  <w:num w:numId="2" w16cid:durableId="218170629">
+  <w:num w:numId="2">
     <w:abstractNumId w:val="13"/>
   </w:num>
-  <w:num w:numId="3" w16cid:durableId="1690840017">
+  <w:num w:numId="3">
     <w:abstractNumId w:val="40"/>
   </w:num>
-  <w:num w:numId="4" w16cid:durableId="1672947444">
+  <w:num w:numId="4">
     <w:abstractNumId w:val="24"/>
   </w:num>
-  <w:num w:numId="5" w16cid:durableId="621233581">
+  <w:num w:numId="5">
     <w:abstractNumId w:val="34"/>
   </w:num>
-  <w:num w:numId="6" w16cid:durableId="1922253902">
+  <w:num w:numId="6">
     <w:abstractNumId w:val="0"/>
   </w:num>
-  <w:num w:numId="7" w16cid:durableId="598757166">
+  <w:num w:numId="7">
     <w:abstractNumId w:val="26"/>
   </w:num>
-  <w:num w:numId="8" w16cid:durableId="22636807">
+  <w:num w:numId="8">
     <w:abstractNumId w:val="12"/>
   </w:num>
-  <w:num w:numId="9" w16cid:durableId="1422487161">
+  <w:num w:numId="9">
     <w:abstractNumId w:val="15"/>
   </w:num>
-  <w:num w:numId="10" w16cid:durableId="2082289871">
+  <w:num w:numId="10">
     <w:abstractNumId w:val="4"/>
   </w:num>
-  <w:num w:numId="11" w16cid:durableId="308478679">
+  <w:num w:numId="11">
     <w:abstractNumId w:val="14"/>
   </w:num>
-  <w:num w:numId="12" w16cid:durableId="709259070">
+  <w:num w:numId="12">
     <w:abstractNumId w:val="10"/>
   </w:num>
-  <w:num w:numId="13" w16cid:durableId="1594974153">
+  <w:num w:numId="13">
     <w:abstractNumId w:val="27"/>
   </w:num>
-  <w:num w:numId="14" w16cid:durableId="1349210422">
+  <w:num w:numId="14">
     <w:abstractNumId w:val="16"/>
   </w:num>
-  <w:num w:numId="15" w16cid:durableId="1146631369">
+  <w:num w:numId="15">
     <w:abstractNumId w:val="11"/>
   </w:num>
-  <w:num w:numId="16" w16cid:durableId="198468328">
+  <w:num w:numId="16">
     <w:abstractNumId w:val="23"/>
   </w:num>
-  <w:num w:numId="17" w16cid:durableId="1758941360">
+  <w:num w:numId="17">
     <w:abstractNumId w:val="25"/>
   </w:num>
-  <w:num w:numId="18" w16cid:durableId="1326126742">
+  <w:num w:numId="18">
     <w:abstractNumId w:val="35"/>
   </w:num>
-  <w:num w:numId="19" w16cid:durableId="134375355">
+  <w:num w:numId="19">
     <w:abstractNumId w:val="7"/>
   </w:num>
-  <w:num w:numId="20" w16cid:durableId="2053920669">
+  <w:num w:numId="20">
     <w:abstractNumId w:val="33"/>
   </w:num>
-  <w:num w:numId="21" w16cid:durableId="746070413">
+  <w:num w:numId="21">
     <w:abstractNumId w:val="37"/>
   </w:num>
-  <w:num w:numId="22" w16cid:durableId="1997024735">
+  <w:num w:numId="22">
     <w:abstractNumId w:val="3"/>
   </w:num>
-  <w:num w:numId="23" w16cid:durableId="52579554">
+  <w:num w:numId="23">
     <w:abstractNumId w:val="18"/>
   </w:num>
-  <w:num w:numId="24" w16cid:durableId="741215724">
+  <w:num w:numId="24">
     <w:abstractNumId w:val="39"/>
   </w:num>
-  <w:num w:numId="25" w16cid:durableId="29033925">
+  <w:num w:numId="25">
     <w:abstractNumId w:val="38"/>
   </w:num>
-  <w:num w:numId="26" w16cid:durableId="983630980">
+  <w:num w:numId="26">
     <w:abstractNumId w:val="30"/>
   </w:num>
-  <w:num w:numId="27" w16cid:durableId="2069759484">
+  <w:num w:numId="27">
     <w:abstractNumId w:val="21"/>
   </w:num>
-  <w:num w:numId="28" w16cid:durableId="485705424">
+  <w:num w:numId="28">
     <w:abstractNumId w:val="1"/>
   </w:num>
-  <w:num w:numId="29" w16cid:durableId="736514532">
+  <w:num w:numId="29">
     <w:abstractNumId w:val="6"/>
   </w:num>
-  <w:num w:numId="30" w16cid:durableId="1595747813">
+  <w:num w:numId="30">
     <w:abstractNumId w:val="8"/>
   </w:num>
-  <w:num w:numId="31" w16cid:durableId="2013294881">
+  <w:num w:numId="31">
     <w:abstractNumId w:val="32"/>
   </w:num>
-  <w:num w:numId="32" w16cid:durableId="87967427">
+  <w:num w:numId="32">
     <w:abstractNumId w:val="31"/>
   </w:num>
-  <w:num w:numId="33" w16cid:durableId="941842059">
+  <w:num w:numId="33">
     <w:abstractNumId w:val="29"/>
   </w:num>
-  <w:num w:numId="34" w16cid:durableId="53821844">
+  <w:num w:numId="34">
     <w:abstractNumId w:val="17"/>
   </w:num>
-  <w:num w:numId="35" w16cid:durableId="137694531">
+  <w:num w:numId="35">
     <w:abstractNumId w:val="2"/>
   </w:num>
-  <w:num w:numId="36" w16cid:durableId="2099475338">
+  <w:num w:numId="36">
     <w:abstractNumId w:val="20"/>
   </w:num>
-  <w:num w:numId="37" w16cid:durableId="1072121866">
+  <w:num w:numId="37">
     <w:abstractNumId w:val="5"/>
   </w:num>
-  <w:num w:numId="38" w16cid:durableId="282159056">
+  <w:num w:numId="38">
     <w:abstractNumId w:val="19"/>
   </w:num>
-  <w:num w:numId="39" w16cid:durableId="775559629">
+  <w:num w:numId="39">
     <w:abstractNumId w:val="22"/>
   </w:num>
-  <w:num w:numId="40" w16cid:durableId="1292445457">
+  <w:num w:numId="40">
     <w:abstractNumId w:val="41"/>
   </w:num>
-  <w:num w:numId="41" w16cid:durableId="1575242947">
+  <w:num w:numId="41">
     <w:abstractNumId w:val="36"/>
   </w:num>
-  <w:num w:numId="42" w16cid:durableId="1855729353">
+  <w:num w:numId="42">
     <w:abstractNumId w:val="9"/>
   </w:num>
 </w:numbering>
@@ -19389,6 +24260,7 @@
   <w:style w:type="character" w:default="1" w:styleId="a0">
     <w:name w:val="Default Paragraph Font"/>
     <w:uiPriority w:val="1"/>
+    <w:semiHidden/>
     <w:unhideWhenUsed/>
   </w:style>
   <w:style w:type="table" w:default="1" w:styleId="a1">
